--- a/zht/docx/25.content.docx
+++ b/zht/docx/25.content.docx
@@ -28,22 +28,6 @@
       </w:r>
     </w:p>
     <w:p>
-      <w:pPr>
-        <w:pStyle w:val="Heading2"/>
-      </w:pPr>
-      <w:r>
-        <w:rPr>
-          <w:lang w:val="zh_TW" w:bidi="zh_TW"/>
-        </w:rPr>
-        <w:t>License Information</w:t>
-      </w:r>
-      <w:r>
-        <w:rPr>
-          <w:lang w:val="zh_TW" w:bidi="zh_TW"/>
-        </w:rPr>
-      </w:r>
-    </w:p>
-    <w:p>
       <w:pPr/>
       <w:r>
         <w:rPr>
@@ -55,19 +39,21 @@
           <w:b/>
           <w:lang w:val="zh_TW" w:bidi="zh_TW"/>
         </w:rPr>
-        <w:t>研讀筆記 (Tyndale)</w:t>
-      </w:r>
-      <w:r>
-        <w:rPr>
-          <w:lang w:val="zh_TW" w:bidi="zh_TW"/>
-        </w:rPr>
-        <w:t xml:space="preserve"> (Chinese (Traditional)) is based on</w:t>
-      </w:r>
-      <w:r>
-        <w:rPr>
-          <w:lang w:val="zh_TW" w:bidi="zh_TW"/>
-        </w:rPr>
-        <w:t xml:space="preserve">: </w:t>
+        <w:t>Aquifer Open Study Notes</w:t>
+      </w:r>
+    </w:p>
+    <w:p>
+      <w:pPr/>
+      <w:r>
+        <w:rPr>
+          <w:lang w:val="zh_TW" w:bidi="zh_TW"/>
+        </w:rPr>
+      </w:r>
+      <w:r>
+        <w:rPr>
+          <w:lang w:val="zh_TW" w:bidi="zh_TW"/>
+        </w:rPr>
+        <w:t xml:space="preserve">This work is an adaptation of </w:t>
       </w:r>
       <w:r>
         <w:rPr>
@@ -79,62 +65,33 @@
         <w:rPr>
           <w:lang w:val="zh_TW" w:bidi="zh_TW"/>
         </w:rPr>
-        <w:t xml:space="preserve">, </w:t>
-      </w:r>
-      <w:hyperlink r:id="rId13">
-        <w:r>
-          <w:rPr>
-            <w:lang w:val="zh_TW" w:bidi="zh_TW"/>
-          </w:rPr>
-          <w:rPr>
-            <w:color w:val="0000EE"/>
-            <w:u w:val="single"/>
-          </w:rPr>
-          <w:t>Tyndale House Publishers</w:t>
-        </w:r>
-      </w:hyperlink>
-      <w:r>
-        <w:rPr>
-          <w:lang w:val="zh_TW" w:bidi="zh_TW"/>
-        </w:rPr>
-        <w:t xml:space="preserve">, 2019, which is licensed under a </w:t>
-      </w:r>
-      <w:hyperlink r:id="rId14">
-        <w:r>
-          <w:rPr>
-            <w:lang w:val="zh_TW" w:bidi="zh_TW"/>
-          </w:rPr>
-          <w:rPr>
-            <w:color w:val="0000EE"/>
-            <w:u w:val="single"/>
-          </w:rPr>
-          <w:t>CC BY-SA 4.0 license</w:t>
-        </w:r>
-      </w:hyperlink>
-      <w:r>
-        <w:rPr>
-          <w:lang w:val="zh_TW" w:bidi="zh_TW"/>
-        </w:rPr>
-        <w:t>.</w:t>
-      </w:r>
-      <w:r>
-        <w:rPr>
-          <w:lang w:val="zh_TW" w:bidi="zh_TW"/>
-        </w:rPr>
-      </w:r>
-    </w:p>
-    <w:p>
-      <w:pPr/>
-      <w:r>
-        <w:rPr>
-          <w:lang w:val="zh_TW" w:bidi="zh_TW"/>
-        </w:rPr>
-      </w:r>
-      <w:r>
-        <w:rPr>
-          <w:lang w:val="zh_TW" w:bidi="zh_TW"/>
-        </w:rPr>
-        <w:t>This PDF version is provided under the same license.</w:t>
+        <w:t xml:space="preserve"> © 2023 Tyndale House Publishers, licensed under the CC BY-SA 4.0 license. The adaptation, </w:t>
+      </w:r>
+      <w:r>
+        <w:rPr>
+          <w:lang w:val="zh_TW" w:bidi="zh_TW"/>
+        </w:rPr>
+        <w:t>Aquifer Open Study Notes</w:t>
+      </w:r>
+      <w:r>
+        <w:rPr>
+          <w:lang w:val="zh_TW" w:bidi="zh_TW"/>
+        </w:rPr>
+        <w:t>, was created by Mission Mutual and is also licensed under CC BY-SA 4.0.</w:t>
+      </w:r>
+    </w:p>
+    <w:p>
+      <w:pPr/>
+      <w:r>
+        <w:rPr>
+          <w:lang w:val="zh_TW" w:bidi="zh_TW"/>
+        </w:rPr>
+      </w:r>
+      <w:r>
+        <w:rPr>
+          <w:lang w:val="zh_TW" w:bidi="zh_TW"/>
+        </w:rPr>
+        <w:t>This resource has been adapted into multiple languages, including English, Tok Pisin, Arabic (عربي), French (Français), Hindi (हिंदी), Indonesian (Bahasa Indonesia), Portuguese (Português), Russian (Русский), Spanish (Español), Swahili (Kiswahili), and Simplified Chinese (简体中文).</w:t>
       </w:r>
       <w:r>
         <w:rPr>
@@ -344,7 +301,7 @@
         </w:rPr>
         <w:t>一切所親愛的是指那些掌管生育的神祇——巴力和亞舍拉，多數猶大人都崇拜它們。她的朋友是指她的軍事盟友，尤其是指埃及，但其不是巴比倫的對手（</w:t>
       </w:r>
-      <w:hyperlink r:id="rId15">
+      <w:hyperlink r:id="rId13">
         <w:r>
           <w:rPr>
             <w:lang w:val="zh_TW" w:bidi="zh_TW"/>
@@ -408,7 +365,7 @@
           <w:lang w:val="zh_TW" w:bidi="zh_TW"/>
         </w:rPr>
       </w:r>
-      <w:hyperlink r:id="rId16">
+      <w:hyperlink r:id="rId14">
         <w:r>
           <w:rPr>
             <w:lang w:val="zh_TW" w:bidi="zh_TW"/>
@@ -444,6 +401,42 @@
         </w:rPr>
         <w:t>被擄走（和合本譯為：因遭遇苦難……就遷到外邦）：這事發生了四次：公元前605年（</w:t>
       </w:r>
+      <w:hyperlink r:id="rId15">
+        <w:r>
+          <w:rPr>
+            <w:lang w:val="zh_TW" w:bidi="zh_TW"/>
+          </w:rPr>
+          <w:rPr>
+            <w:color w:val="0000EE"/>
+            <w:u w:val="single"/>
+          </w:rPr>
+          <w:t>但1:3–4</w:t>
+        </w:r>
+      </w:hyperlink>
+      <w:r>
+        <w:rPr>
+          <w:lang w:val="zh_TW" w:bidi="zh_TW"/>
+        </w:rPr>
+        <w:t>）；公元前597年（</w:t>
+      </w:r>
+      <w:hyperlink r:id="rId16">
+        <w:r>
+          <w:rPr>
+            <w:lang w:val="zh_TW" w:bidi="zh_TW"/>
+          </w:rPr>
+          <w:rPr>
+            <w:color w:val="0000EE"/>
+            <w:u w:val="single"/>
+          </w:rPr>
+          <w:t>王下24:12–16</w:t>
+        </w:r>
+      </w:hyperlink>
+      <w:r>
+        <w:rPr>
+          <w:lang w:val="zh_TW" w:bidi="zh_TW"/>
+        </w:rPr>
+        <w:t>；</w:t>
+      </w:r>
       <w:hyperlink r:id="rId17">
         <w:r>
           <w:rPr>
@@ -453,14 +446,14 @@
             <w:color w:val="0000EE"/>
             <w:u w:val="single"/>
           </w:rPr>
-          <w:t>但1:3–4</w:t>
-        </w:r>
-      </w:hyperlink>
-      <w:r>
-        <w:rPr>
-          <w:lang w:val="zh_TW" w:bidi="zh_TW"/>
-        </w:rPr>
-        <w:t>）；公元前597年（</w:t>
+          <w:t>耶52:28</w:t>
+        </w:r>
+      </w:hyperlink>
+      <w:r>
+        <w:rPr>
+          <w:lang w:val="zh_TW" w:bidi="zh_TW"/>
+        </w:rPr>
+        <w:t>；</w:t>
       </w:r>
       <w:hyperlink r:id="rId18">
         <w:r>
@@ -471,7 +464,43 @@
             <w:color w:val="0000EE"/>
             <w:u w:val="single"/>
           </w:rPr>
-          <w:t>王下24:12–16</w:t>
+          <w:t>結1:2–3</w:t>
+        </w:r>
+      </w:hyperlink>
+      <w:r>
+        <w:rPr>
+          <w:lang w:val="zh_TW" w:bidi="zh_TW"/>
+        </w:rPr>
+        <w:t>）；公元前586年（</w:t>
+      </w:r>
+      <w:hyperlink r:id="rId19">
+        <w:r>
+          <w:rPr>
+            <w:lang w:val="zh_TW" w:bidi="zh_TW"/>
+          </w:rPr>
+          <w:rPr>
+            <w:color w:val="0000EE"/>
+            <w:u w:val="single"/>
+          </w:rPr>
+          <w:t>王下25:5–7</w:t>
+        </w:r>
+      </w:hyperlink>
+      <w:r>
+        <w:rPr>
+          <w:lang w:val="zh_TW" w:bidi="zh_TW"/>
+        </w:rPr>
+        <w:t>、</w:t>
+      </w:r>
+      <w:hyperlink r:id="rId20">
+        <w:r>
+          <w:rPr>
+            <w:lang w:val="zh_TW" w:bidi="zh_TW"/>
+          </w:rPr>
+          <w:rPr>
+            <w:color w:val="0000EE"/>
+            <w:u w:val="single"/>
+          </w:rPr>
+          <w:t>18–21</w:t>
         </w:r>
       </w:hyperlink>
       <w:r>
@@ -480,42 +509,6 @@
         </w:rPr>
         <w:t>；</w:t>
       </w:r>
-      <w:hyperlink r:id="rId19">
-        <w:r>
-          <w:rPr>
-            <w:lang w:val="zh_TW" w:bidi="zh_TW"/>
-          </w:rPr>
-          <w:rPr>
-            <w:color w:val="0000EE"/>
-            <w:u w:val="single"/>
-          </w:rPr>
-          <w:t>耶52:28</w:t>
-        </w:r>
-      </w:hyperlink>
-      <w:r>
-        <w:rPr>
-          <w:lang w:val="zh_TW" w:bidi="zh_TW"/>
-        </w:rPr>
-        <w:t>；</w:t>
-      </w:r>
-      <w:hyperlink r:id="rId20">
-        <w:r>
-          <w:rPr>
-            <w:lang w:val="zh_TW" w:bidi="zh_TW"/>
-          </w:rPr>
-          <w:rPr>
-            <w:color w:val="0000EE"/>
-            <w:u w:val="single"/>
-          </w:rPr>
-          <w:t>結1:2–3</w:t>
-        </w:r>
-      </w:hyperlink>
-      <w:r>
-        <w:rPr>
-          <w:lang w:val="zh_TW" w:bidi="zh_TW"/>
-        </w:rPr>
-        <w:t>）；公元前586年（</w:t>
-      </w:r>
       <w:hyperlink r:id="rId21">
         <w:r>
           <w:rPr>
@@ -525,14 +518,14 @@
             <w:color w:val="0000EE"/>
             <w:u w:val="single"/>
           </w:rPr>
-          <w:t>王下25:5–7</w:t>
-        </w:r>
-      </w:hyperlink>
-      <w:r>
-        <w:rPr>
-          <w:lang w:val="zh_TW" w:bidi="zh_TW"/>
-        </w:rPr>
-        <w:t>、</w:t>
+          <w:t>耶39:5–10</w:t>
+        </w:r>
+      </w:hyperlink>
+      <w:r>
+        <w:rPr>
+          <w:lang w:val="zh_TW" w:bidi="zh_TW"/>
+        </w:rPr>
+        <w:t>，</w:t>
       </w:r>
       <w:hyperlink r:id="rId22">
         <w:r>
@@ -543,52 +536,16 @@
             <w:color w:val="0000EE"/>
             <w:u w:val="single"/>
           </w:rPr>
-          <w:t>18–21</w:t>
-        </w:r>
-      </w:hyperlink>
-      <w:r>
-        <w:rPr>
-          <w:lang w:val="zh_TW" w:bidi="zh_TW"/>
-        </w:rPr>
-        <w:t>；</w:t>
+          <w:t>52:29</w:t>
+        </w:r>
+      </w:hyperlink>
+      <w:r>
+        <w:rPr>
+          <w:lang w:val="zh_TW" w:bidi="zh_TW"/>
+        </w:rPr>
+        <w:t>）；以及公元前581年（</w:t>
       </w:r>
       <w:hyperlink r:id="rId23">
-        <w:r>
-          <w:rPr>
-            <w:lang w:val="zh_TW" w:bidi="zh_TW"/>
-          </w:rPr>
-          <w:rPr>
-            <w:color w:val="0000EE"/>
-            <w:u w:val="single"/>
-          </w:rPr>
-          <w:t>耶39:5–10</w:t>
-        </w:r>
-      </w:hyperlink>
-      <w:r>
-        <w:rPr>
-          <w:lang w:val="zh_TW" w:bidi="zh_TW"/>
-        </w:rPr>
-        <w:t>，</w:t>
-      </w:r>
-      <w:hyperlink r:id="rId24">
-        <w:r>
-          <w:rPr>
-            <w:lang w:val="zh_TW" w:bidi="zh_TW"/>
-          </w:rPr>
-          <w:rPr>
-            <w:color w:val="0000EE"/>
-            <w:u w:val="single"/>
-          </w:rPr>
-          <w:t>52:29</w:t>
-        </w:r>
-      </w:hyperlink>
-      <w:r>
-        <w:rPr>
-          <w:lang w:val="zh_TW" w:bidi="zh_TW"/>
-        </w:rPr>
-        <w:t>）；以及公元前581年（</w:t>
-      </w:r>
-      <w:hyperlink r:id="rId25">
         <w:r>
           <w:rPr>
             <w:lang w:val="zh_TW" w:bidi="zh_TW"/>
@@ -671,7 +628,7 @@
         </w:rPr>
         <w:t>）：在詩篇和先知書中，錫安代表耶路撒冷城。在耶利米哀歌中，錫安是這座城詩意的名字，即便它如今在一片廢墟中。</w:t>
       </w:r>
-      <w:hyperlink r:id="rId26">
+      <w:hyperlink r:id="rId24">
         <w:r>
           <w:rPr>
             <w:lang w:val="zh_TW" w:bidi="zh_TW"/>
@@ -689,7 +646,7 @@
         </w:rPr>
         <w:t>談到了天上的錫安山（另見</w:t>
       </w:r>
-      <w:hyperlink r:id="rId27">
+      <w:hyperlink r:id="rId25">
         <w:r>
           <w:rPr>
             <w:lang w:val="zh_TW" w:bidi="zh_TW"/>
@@ -791,6 +748,42 @@
         </w:rPr>
         <w:t>她許多的罪過：巴比倫入侵之前，猶大的罪行被紀錄在</w:t>
       </w:r>
+      <w:hyperlink r:id="rId26">
+        <w:r>
+          <w:rPr>
+            <w:lang w:val="zh_TW" w:bidi="zh_TW"/>
+          </w:rPr>
+          <w:rPr>
+            <w:color w:val="0000EE"/>
+            <w:u w:val="single"/>
+          </w:rPr>
+          <w:t>列王紀下二十一章1至9節</w:t>
+        </w:r>
+      </w:hyperlink>
+      <w:r>
+        <w:rPr>
+          <w:lang w:val="zh_TW" w:bidi="zh_TW"/>
+        </w:rPr>
+        <w:t>、</w:t>
+      </w:r>
+      <w:hyperlink r:id="rId27">
+        <w:r>
+          <w:rPr>
+            <w:lang w:val="zh_TW" w:bidi="zh_TW"/>
+          </w:rPr>
+          <w:rPr>
+            <w:color w:val="0000EE"/>
+            <w:u w:val="single"/>
+          </w:rPr>
+          <w:t>16節</w:t>
+        </w:r>
+      </w:hyperlink>
+      <w:r>
+        <w:rPr>
+          <w:lang w:val="zh_TW" w:bidi="zh_TW"/>
+        </w:rPr>
+        <w:t>，</w:t>
+      </w:r>
       <w:hyperlink r:id="rId28">
         <w:r>
           <w:rPr>
@@ -800,7 +793,25 @@
             <w:color w:val="0000EE"/>
             <w:u w:val="single"/>
           </w:rPr>
-          <w:t>列王紀下二十一章1至9節</w:t>
+          <w:t>二十四章3至4節</w:t>
+        </w:r>
+      </w:hyperlink>
+      <w:r>
+        <w:rPr>
+          <w:lang w:val="zh_TW" w:bidi="zh_TW"/>
+        </w:rPr>
+        <w:t>（參</w:t>
+      </w:r>
+      <w:hyperlink r:id="rId29">
+        <w:r>
+          <w:rPr>
+            <w:lang w:val="zh_TW" w:bidi="zh_TW"/>
+          </w:rPr>
+          <w:rPr>
+            <w:color w:val="0000EE"/>
+            <w:u w:val="single"/>
+          </w:rPr>
+          <w:t>代下33:1–10</w:t>
         </w:r>
       </w:hyperlink>
       <w:r>
@@ -809,16 +820,136 @@
         </w:rPr>
         <w:t>、</w:t>
       </w:r>
-      <w:hyperlink r:id="rId29">
-        <w:r>
-          <w:rPr>
-            <w:lang w:val="zh_TW" w:bidi="zh_TW"/>
-          </w:rPr>
-          <w:rPr>
-            <w:color w:val="0000EE"/>
-            <w:u w:val="single"/>
-          </w:rPr>
-          <w:t>16節</w:t>
+      <w:hyperlink r:id="rId30">
+        <w:r>
+          <w:rPr>
+            <w:lang w:val="zh_TW" w:bidi="zh_TW"/>
+          </w:rPr>
+          <w:rPr>
+            <w:color w:val="0000EE"/>
+            <w:u w:val="single"/>
+          </w:rPr>
+          <w:t>22–23</w:t>
+        </w:r>
+      </w:hyperlink>
+      <w:r>
+        <w:rPr>
+          <w:lang w:val="zh_TW" w:bidi="zh_TW"/>
+        </w:rPr>
+        <w:t>和</w:t>
+      </w:r>
+      <w:hyperlink r:id="rId31">
+        <w:r>
+          <w:rPr>
+            <w:lang w:val="zh_TW" w:bidi="zh_TW"/>
+          </w:rPr>
+          <w:rPr>
+            <w:color w:val="0000EE"/>
+            <w:u w:val="single"/>
+          </w:rPr>
+          <w:t>代下36:11–16</w:t>
+        </w:r>
+      </w:hyperlink>
+      <w:r>
+        <w:rPr>
+          <w:lang w:val="zh_TW" w:bidi="zh_TW"/>
+        </w:rPr>
+        <w:t>）。同樣地，亞述摧毀以色列之前，其罪行紀錄可在</w:t>
+      </w:r>
+      <w:hyperlink r:id="rId32">
+        <w:r>
+          <w:rPr>
+            <w:lang w:val="zh_TW" w:bidi="zh_TW"/>
+          </w:rPr>
+          <w:rPr>
+            <w:color w:val="0000EE"/>
+            <w:u w:val="single"/>
+          </w:rPr>
+          <w:t>列王紀下十七章14至23節</w:t>
+        </w:r>
+      </w:hyperlink>
+      <w:r>
+        <w:rPr>
+          <w:lang w:val="zh_TW" w:bidi="zh_TW"/>
+        </w:rPr>
+        <w:t>中被找到。</w:t>
+      </w:r>
+      <w:r>
+        <w:rPr>
+          <w:lang w:val="zh_TW" w:bidi="zh_TW"/>
+        </w:rPr>
+      </w:r>
+      <w:r>
+        <w:rPr>
+          <w:lang w:val="zh_TW" w:bidi="zh_TW"/>
+        </w:rPr>
+      </w:r>
+    </w:p>
+    <w:p>
+      <w:pPr/>
+      <w:r>
+        <w:rPr>
+          <w:lang w:val="zh_TW" w:bidi="zh_TW"/>
+        </w:rPr>
+      </w:r>
+    </w:p>
+    <w:p>
+      <w:pPr>
+        <w:pStyle w:val="Heading2"/>
+      </w:pPr>
+      <w:r>
+        <w:rPr>
+          <w:lang w:val="zh_TW" w:bidi="zh_TW"/>
+        </w:rPr>
+        <w:t>耶利米哀歌 1:7</w:t>
+      </w:r>
+      <w:r>
+        <w:rPr>
+          <w:lang w:val="zh_TW" w:bidi="zh_TW"/>
+        </w:rPr>
+      </w:r>
+    </w:p>
+    <w:p>
+      <w:pPr/>
+      <w:r>
+        <w:rPr>
+          <w:lang w:val="zh_TW" w:bidi="zh_TW"/>
+        </w:rPr>
+      </w:r>
+      <w:r>
+        <w:rPr>
+          <w:lang w:val="zh_TW" w:bidi="zh_TW"/>
+        </w:rPr>
+        <w:t>因她跌倒嗤笑（和合本譯為：因她的荒涼嗤笑）：另見</w:t>
+      </w:r>
+      <w:hyperlink r:id="rId33">
+        <w:r>
+          <w:rPr>
+            <w:lang w:val="zh_TW" w:bidi="zh_TW"/>
+          </w:rPr>
+          <w:rPr>
+            <w:color w:val="0000EE"/>
+            <w:u w:val="single"/>
+          </w:rPr>
+          <w:t>耶利米書二十四章9節</w:t>
+        </w:r>
+      </w:hyperlink>
+      <w:r>
+        <w:rPr>
+          <w:lang w:val="zh_TW" w:bidi="zh_TW"/>
+        </w:rPr>
+        <w:t>；</w:t>
+      </w:r>
+      <w:hyperlink r:id="rId34">
+        <w:r>
+          <w:rPr>
+            <w:lang w:val="zh_TW" w:bidi="zh_TW"/>
+          </w:rPr>
+          <w:rPr>
+            <w:color w:val="0000EE"/>
+            <w:u w:val="single"/>
+          </w:rPr>
+          <w:t>以西結書二十二章5節</w:t>
         </w:r>
       </w:hyperlink>
       <w:r>
@@ -827,95 +958,23 @@
         </w:rPr>
         <w:t>，</w:t>
       </w:r>
-      <w:hyperlink r:id="rId30">
-        <w:r>
-          <w:rPr>
-            <w:lang w:val="zh_TW" w:bidi="zh_TW"/>
-          </w:rPr>
-          <w:rPr>
-            <w:color w:val="0000EE"/>
-            <w:u w:val="single"/>
-          </w:rPr>
-          <w:t>二十四章3至4節</w:t>
-        </w:r>
-      </w:hyperlink>
-      <w:r>
-        <w:rPr>
-          <w:lang w:val="zh_TW" w:bidi="zh_TW"/>
-        </w:rPr>
-        <w:t>（參</w:t>
-      </w:r>
-      <w:hyperlink r:id="rId31">
-        <w:r>
-          <w:rPr>
-            <w:lang w:val="zh_TW" w:bidi="zh_TW"/>
-          </w:rPr>
-          <w:rPr>
-            <w:color w:val="0000EE"/>
-            <w:u w:val="single"/>
-          </w:rPr>
-          <w:t>代下33:1–10</w:t>
-        </w:r>
-      </w:hyperlink>
-      <w:r>
-        <w:rPr>
-          <w:lang w:val="zh_TW" w:bidi="zh_TW"/>
-        </w:rPr>
-        <w:t>、</w:t>
-      </w:r>
-      <w:hyperlink r:id="rId32">
-        <w:r>
-          <w:rPr>
-            <w:lang w:val="zh_TW" w:bidi="zh_TW"/>
-          </w:rPr>
-          <w:rPr>
-            <w:color w:val="0000EE"/>
-            <w:u w:val="single"/>
-          </w:rPr>
-          <w:t>22–23</w:t>
-        </w:r>
-      </w:hyperlink>
-      <w:r>
-        <w:rPr>
-          <w:lang w:val="zh_TW" w:bidi="zh_TW"/>
-        </w:rPr>
-        <w:t>和</w:t>
-      </w:r>
-      <w:hyperlink r:id="rId33">
-        <w:r>
-          <w:rPr>
-            <w:lang w:val="zh_TW" w:bidi="zh_TW"/>
-          </w:rPr>
-          <w:rPr>
-            <w:color w:val="0000EE"/>
-            <w:u w:val="single"/>
-          </w:rPr>
-          <w:t>代下36:11–16</w:t>
-        </w:r>
-      </w:hyperlink>
-      <w:r>
-        <w:rPr>
-          <w:lang w:val="zh_TW" w:bidi="zh_TW"/>
-        </w:rPr>
-        <w:t>）。同樣地，亞述摧毀以色列之前，其罪行紀錄可在</w:t>
-      </w:r>
-      <w:hyperlink r:id="rId34">
-        <w:r>
-          <w:rPr>
-            <w:lang w:val="zh_TW" w:bidi="zh_TW"/>
-          </w:rPr>
-          <w:rPr>
-            <w:color w:val="0000EE"/>
-            <w:u w:val="single"/>
-          </w:rPr>
-          <w:t>列王紀下十七章14至23節</w:t>
-        </w:r>
-      </w:hyperlink>
-      <w:r>
-        <w:rPr>
-          <w:lang w:val="zh_TW" w:bidi="zh_TW"/>
-        </w:rPr>
-        <w:t>中被找到。</w:t>
+      <w:hyperlink r:id="rId35">
+        <w:r>
+          <w:rPr>
+            <w:lang w:val="zh_TW" w:bidi="zh_TW"/>
+          </w:rPr>
+          <w:rPr>
+            <w:color w:val="0000EE"/>
+            <w:u w:val="single"/>
+          </w:rPr>
+          <w:t>三十六章4節</w:t>
+        </w:r>
+      </w:hyperlink>
+      <w:r>
+        <w:rPr>
+          <w:lang w:val="zh_TW" w:bidi="zh_TW"/>
+        </w:rPr>
+        <w:t>。</w:t>
       </w:r>
       <w:r>
         <w:rPr>
@@ -944,37 +1003,85 @@
         <w:rPr>
           <w:lang w:val="zh_TW" w:bidi="zh_TW"/>
         </w:rPr>
-        <w:t>耶利米哀歌 1:7</w:t>
-      </w:r>
-      <w:r>
-        <w:rPr>
-          <w:lang w:val="zh_TW" w:bidi="zh_TW"/>
-        </w:rPr>
-      </w:r>
-    </w:p>
-    <w:p>
-      <w:pPr/>
-      <w:r>
-        <w:rPr>
-          <w:lang w:val="zh_TW" w:bidi="zh_TW"/>
-        </w:rPr>
-      </w:r>
-      <w:r>
-        <w:rPr>
-          <w:lang w:val="zh_TW" w:bidi="zh_TW"/>
-        </w:rPr>
-        <w:t>因她跌倒嗤笑（和合本譯為：因她的荒涼嗤笑）：另見</w:t>
-      </w:r>
-      <w:hyperlink r:id="rId35">
-        <w:r>
-          <w:rPr>
-            <w:lang w:val="zh_TW" w:bidi="zh_TW"/>
-          </w:rPr>
-          <w:rPr>
-            <w:color w:val="0000EE"/>
-            <w:u w:val="single"/>
-          </w:rPr>
-          <w:t>耶利米書二十四章9節</w:t>
+        <w:t>耶利米哀歌 1:8–9</w:t>
+      </w:r>
+      <w:r>
+        <w:rPr>
+          <w:lang w:val="zh_TW" w:bidi="zh_TW"/>
+        </w:rPr>
+      </w:r>
+    </w:p>
+    <w:p>
+      <w:pPr/>
+      <w:r>
+        <w:rPr>
+          <w:lang w:val="zh_TW" w:bidi="zh_TW"/>
+        </w:rPr>
+      </w:r>
+      <w:r>
+        <w:rPr>
+          <w:lang w:val="zh_TW" w:bidi="zh_TW"/>
+        </w:rPr>
+        <w:t>耶路撒冷失去了人們所珍視的一切物質及屬靈財富。</w:t>
+      </w:r>
+      <w:r>
+        <w:rPr>
+          <w:lang w:val="zh_TW" w:bidi="zh_TW"/>
+        </w:rPr>
+      </w:r>
+      <w:r>
+        <w:rPr>
+          <w:lang w:val="zh_TW" w:bidi="zh_TW"/>
+        </w:rPr>
+      </w:r>
+    </w:p>
+    <w:p>
+      <w:pPr/>
+      <w:r>
+        <w:rPr>
+          <w:lang w:val="zh_TW" w:bidi="zh_TW"/>
+        </w:rPr>
+      </w:r>
+    </w:p>
+    <w:p>
+      <w:pPr>
+        <w:pStyle w:val="Heading2"/>
+      </w:pPr>
+      <w:r>
+        <w:rPr>
+          <w:lang w:val="zh_TW" w:bidi="zh_TW"/>
+        </w:rPr>
+        <w:t>耶利米哀歌 1:10</w:t>
+      </w:r>
+      <w:r>
+        <w:rPr>
+          <w:lang w:val="zh_TW" w:bidi="zh_TW"/>
+        </w:rPr>
+      </w:r>
+    </w:p>
+    <w:p>
+      <w:pPr/>
+      <w:r>
+        <w:rPr>
+          <w:lang w:val="zh_TW" w:bidi="zh_TW"/>
+        </w:rPr>
+      </w:r>
+      <w:r>
+        <w:rPr>
+          <w:lang w:val="zh_TW" w:bidi="zh_TW"/>
+        </w:rPr>
+        <w:t>有關這些事的歷史記載，見</w:t>
+      </w:r>
+      <w:hyperlink r:id="rId36">
+        <w:r>
+          <w:rPr>
+            <w:lang w:val="zh_TW" w:bidi="zh_TW"/>
+          </w:rPr>
+          <w:rPr>
+            <w:color w:val="0000EE"/>
+            <w:u w:val="single"/>
+          </w:rPr>
+          <w:t>列王紀下二十五章8至17節</w:t>
         </w:r>
       </w:hyperlink>
       <w:r>
@@ -983,24 +1090,6 @@
         </w:rPr>
         <w:t>；</w:t>
       </w:r>
-      <w:hyperlink r:id="rId36">
-        <w:r>
-          <w:rPr>
-            <w:lang w:val="zh_TW" w:bidi="zh_TW"/>
-          </w:rPr>
-          <w:rPr>
-            <w:color w:val="0000EE"/>
-            <w:u w:val="single"/>
-          </w:rPr>
-          <w:t>以西結書二十二章5節</w:t>
-        </w:r>
-      </w:hyperlink>
-      <w:r>
-        <w:rPr>
-          <w:lang w:val="zh_TW" w:bidi="zh_TW"/>
-        </w:rPr>
-        <w:t>，</w:t>
-      </w:r>
       <w:hyperlink r:id="rId37">
         <w:r>
           <w:rPr>
@@ -1010,148 +1099,16 @@
             <w:color w:val="0000EE"/>
             <w:u w:val="single"/>
           </w:rPr>
-          <w:t>三十六章4節</w:t>
-        </w:r>
-      </w:hyperlink>
-      <w:r>
-        <w:rPr>
-          <w:lang w:val="zh_TW" w:bidi="zh_TW"/>
-        </w:rPr>
-        <w:t>。</w:t>
-      </w:r>
-      <w:r>
-        <w:rPr>
-          <w:lang w:val="zh_TW" w:bidi="zh_TW"/>
-        </w:rPr>
-      </w:r>
-      <w:r>
-        <w:rPr>
-          <w:lang w:val="zh_TW" w:bidi="zh_TW"/>
-        </w:rPr>
-      </w:r>
-    </w:p>
-    <w:p>
-      <w:pPr/>
-      <w:r>
-        <w:rPr>
-          <w:lang w:val="zh_TW" w:bidi="zh_TW"/>
-        </w:rPr>
-      </w:r>
-    </w:p>
-    <w:p>
-      <w:pPr>
-        <w:pStyle w:val="Heading2"/>
-      </w:pPr>
-      <w:r>
-        <w:rPr>
-          <w:lang w:val="zh_TW" w:bidi="zh_TW"/>
-        </w:rPr>
-        <w:t>耶利米哀歌 1:8–9</w:t>
-      </w:r>
-      <w:r>
-        <w:rPr>
-          <w:lang w:val="zh_TW" w:bidi="zh_TW"/>
-        </w:rPr>
-      </w:r>
-    </w:p>
-    <w:p>
-      <w:pPr/>
-      <w:r>
-        <w:rPr>
-          <w:lang w:val="zh_TW" w:bidi="zh_TW"/>
-        </w:rPr>
-      </w:r>
-      <w:r>
-        <w:rPr>
-          <w:lang w:val="zh_TW" w:bidi="zh_TW"/>
-        </w:rPr>
-        <w:t>耶路撒冷失去了人們所珍視的一切物質及屬靈財富。</w:t>
-      </w:r>
-      <w:r>
-        <w:rPr>
-          <w:lang w:val="zh_TW" w:bidi="zh_TW"/>
-        </w:rPr>
-      </w:r>
-      <w:r>
-        <w:rPr>
-          <w:lang w:val="zh_TW" w:bidi="zh_TW"/>
-        </w:rPr>
-      </w:r>
-    </w:p>
-    <w:p>
-      <w:pPr/>
-      <w:r>
-        <w:rPr>
-          <w:lang w:val="zh_TW" w:bidi="zh_TW"/>
-        </w:rPr>
-      </w:r>
-    </w:p>
-    <w:p>
-      <w:pPr>
-        <w:pStyle w:val="Heading2"/>
-      </w:pPr>
-      <w:r>
-        <w:rPr>
-          <w:lang w:val="zh_TW" w:bidi="zh_TW"/>
-        </w:rPr>
-        <w:t>耶利米哀歌 1:10</w:t>
-      </w:r>
-      <w:r>
-        <w:rPr>
-          <w:lang w:val="zh_TW" w:bidi="zh_TW"/>
-        </w:rPr>
-      </w:r>
-    </w:p>
-    <w:p>
-      <w:pPr/>
-      <w:r>
-        <w:rPr>
-          <w:lang w:val="zh_TW" w:bidi="zh_TW"/>
-        </w:rPr>
-      </w:r>
-      <w:r>
-        <w:rPr>
-          <w:lang w:val="zh_TW" w:bidi="zh_TW"/>
-        </w:rPr>
-        <w:t>有關這些事的歷史記載，見</w:t>
+          <w:t>歷代志下三十六章13至21</w:t>
+        </w:r>
+      </w:hyperlink>
+      <w:r>
+        <w:rPr>
+          <w:lang w:val="zh_TW" w:bidi="zh_TW"/>
+        </w:rPr>
+        <w:t>；</w:t>
       </w:r>
       <w:hyperlink r:id="rId38">
-        <w:r>
-          <w:rPr>
-            <w:lang w:val="zh_TW" w:bidi="zh_TW"/>
-          </w:rPr>
-          <w:rPr>
-            <w:color w:val="0000EE"/>
-            <w:u w:val="single"/>
-          </w:rPr>
-          <w:t>列王紀下二十五章8至17節</w:t>
-        </w:r>
-      </w:hyperlink>
-      <w:r>
-        <w:rPr>
-          <w:lang w:val="zh_TW" w:bidi="zh_TW"/>
-        </w:rPr>
-        <w:t>；</w:t>
-      </w:r>
-      <w:hyperlink r:id="rId39">
-        <w:r>
-          <w:rPr>
-            <w:lang w:val="zh_TW" w:bidi="zh_TW"/>
-          </w:rPr>
-          <w:rPr>
-            <w:color w:val="0000EE"/>
-            <w:u w:val="single"/>
-          </w:rPr>
-          <w:t>歷代志下三十六章13至21</w:t>
-        </w:r>
-      </w:hyperlink>
-      <w:r>
-        <w:rPr>
-          <w:lang w:val="zh_TW" w:bidi="zh_TW"/>
-        </w:rPr>
-        <w:t>；</w:t>
-      </w:r>
-      <w:hyperlink r:id="rId40">
         <w:r>
           <w:rPr>
             <w:lang w:val="zh_TW" w:bidi="zh_TW"/>
@@ -1335,43 +1292,43 @@
         </w:rPr>
         <w:t>像在酒醡中一樣：這種常見的榨葡萄汁的過程在</w:t>
       </w:r>
+      <w:hyperlink r:id="rId39">
+        <w:r>
+          <w:rPr>
+            <w:lang w:val="zh_TW" w:bidi="zh_TW"/>
+          </w:rPr>
+          <w:rPr>
+            <w:color w:val="0000EE"/>
+            <w:u w:val="single"/>
+          </w:rPr>
+          <w:t>以賽亞書六十三章3節</w:t>
+        </w:r>
+      </w:hyperlink>
+      <w:r>
+        <w:rPr>
+          <w:lang w:val="zh_TW" w:bidi="zh_TW"/>
+        </w:rPr>
+        <w:t>中是用來生動地顯示刑罰之恐怖。在</w:t>
+      </w:r>
+      <w:hyperlink r:id="rId40">
+        <w:r>
+          <w:rPr>
+            <w:lang w:val="zh_TW" w:bidi="zh_TW"/>
+          </w:rPr>
+          <w:rPr>
+            <w:color w:val="0000EE"/>
+            <w:u w:val="single"/>
+          </w:rPr>
+          <w:t>啟示錄十四章18至20節</w:t>
+        </w:r>
+      </w:hyperlink>
+      <w:r>
+        <w:rPr>
+          <w:lang w:val="zh_TW" w:bidi="zh_TW"/>
+        </w:rPr>
+        <w:t>，</w:t>
+      </w:r>
       <w:hyperlink r:id="rId41">
-        <w:r>
-          <w:rPr>
-            <w:lang w:val="zh_TW" w:bidi="zh_TW"/>
-          </w:rPr>
-          <w:rPr>
-            <w:color w:val="0000EE"/>
-            <w:u w:val="single"/>
-          </w:rPr>
-          <w:t>以賽亞書六十三章3節</w:t>
-        </w:r>
-      </w:hyperlink>
-      <w:r>
-        <w:rPr>
-          <w:lang w:val="zh_TW" w:bidi="zh_TW"/>
-        </w:rPr>
-        <w:t>中是用來生動地顯示刑罰之恐怖。在</w:t>
-      </w:r>
-      <w:hyperlink r:id="rId42">
-        <w:r>
-          <w:rPr>
-            <w:lang w:val="zh_TW" w:bidi="zh_TW"/>
-          </w:rPr>
-          <w:rPr>
-            <w:color w:val="0000EE"/>
-            <w:u w:val="single"/>
-          </w:rPr>
-          <w:t>啟示錄十四章18至20節</w:t>
-        </w:r>
-      </w:hyperlink>
-      <w:r>
-        <w:rPr>
-          <w:lang w:val="zh_TW" w:bidi="zh_TW"/>
-        </w:rPr>
-        <w:t>，</w:t>
-      </w:r>
-      <w:hyperlink r:id="rId43">
         <w:r>
           <w:rPr>
             <w:lang w:val="zh_TW" w:bidi="zh_TW"/>
@@ -1441,7 +1398,7 @@
         </w:rPr>
         <w:t>我懇求我的盟友（和合本譯為：我招呼我所親愛的）：埃及很在意猶大，因為猶大控制著通往北方的唯一一條好路。然而，當巴比倫攻擊耶路撒冷時，埃及卻背棄了猶大（</w:t>
       </w:r>
-      <w:hyperlink r:id="rId15">
+      <w:hyperlink r:id="rId13">
         <w:r>
           <w:rPr>
             <w:lang w:val="zh_TW" w:bidi="zh_TW"/>
@@ -1477,6 +1434,90 @@
         </w:rPr>
         <w:t>當巴勒斯坦的秋季和春季雨水稀少時，無雨的夏季就可能會毀壞農作物並導致糧食短缺。在城遭長期圍困的情況下，糧食供應也會消耗殆盡（公元前588年1月–586年7月），許多人因飢荒而死（</w:t>
       </w:r>
+      <w:hyperlink r:id="rId42">
+        <w:r>
+          <w:rPr>
+            <w:lang w:val="zh_TW" w:bidi="zh_TW"/>
+          </w:rPr>
+          <w:rPr>
+            <w:color w:val="0000EE"/>
+            <w:u w:val="single"/>
+          </w:rPr>
+          <w:t>王下25:2–3</w:t>
+        </w:r>
+      </w:hyperlink>
+      <w:r>
+        <w:rPr>
+          <w:lang w:val="zh_TW" w:bidi="zh_TW"/>
+        </w:rPr>
+        <w:t>；參</w:t>
+      </w:r>
+      <w:hyperlink r:id="rId43">
+        <w:r>
+          <w:rPr>
+            <w:lang w:val="zh_TW" w:bidi="zh_TW"/>
+          </w:rPr>
+          <w:rPr>
+            <w:color w:val="0000EE"/>
+            <w:u w:val="single"/>
+          </w:rPr>
+          <w:t>耶37:21</w:t>
+        </w:r>
+      </w:hyperlink>
+      <w:r>
+        <w:rPr>
+          <w:lang w:val="zh_TW" w:bidi="zh_TW"/>
+        </w:rPr>
+        <w:t>）。</w:t>
+      </w:r>
+      <w:r>
+        <w:rPr>
+          <w:lang w:val="zh_TW" w:bidi="zh_TW"/>
+        </w:rPr>
+      </w:r>
+      <w:r>
+        <w:rPr>
+          <w:lang w:val="zh_TW" w:bidi="zh_TW"/>
+        </w:rPr>
+      </w:r>
+    </w:p>
+    <w:p>
+      <w:pPr/>
+      <w:r>
+        <w:rPr>
+          <w:lang w:val="zh_TW" w:bidi="zh_TW"/>
+        </w:rPr>
+      </w:r>
+    </w:p>
+    <w:p>
+      <w:pPr>
+        <w:pStyle w:val="Heading2"/>
+      </w:pPr>
+      <w:r>
+        <w:rPr>
+          <w:lang w:val="zh_TW" w:bidi="zh_TW"/>
+        </w:rPr>
+        <w:t>耶利米哀歌 1:20</w:t>
+      </w:r>
+      <w:r>
+        <w:rPr>
+          <w:lang w:val="zh_TW" w:bidi="zh_TW"/>
+        </w:rPr>
+      </w:r>
+    </w:p>
+    <w:p>
+      <w:pPr/>
+      <w:r>
+        <w:rPr>
+          <w:lang w:val="zh_TW" w:bidi="zh_TW"/>
+        </w:rPr>
+      </w:r>
+      <w:r>
+        <w:rPr>
+          <w:lang w:val="zh_TW" w:bidi="zh_TW"/>
+        </w:rPr>
+        <w:t>猶大的領袖和百姓悖逆（</w:t>
+      </w:r>
       <w:hyperlink r:id="rId44">
         <w:r>
           <w:rPr>
@@ -1486,14 +1527,14 @@
             <w:color w:val="0000EE"/>
             <w:u w:val="single"/>
           </w:rPr>
-          <w:t>王下25:2–3</w:t>
-        </w:r>
-      </w:hyperlink>
-      <w:r>
-        <w:rPr>
-          <w:lang w:val="zh_TW" w:bidi="zh_TW"/>
-        </w:rPr>
-        <w:t>；參</w:t>
+          <w:t>耶2:17</w:t>
+        </w:r>
+      </w:hyperlink>
+      <w:r>
+        <w:rPr>
+          <w:lang w:val="zh_TW" w:bidi="zh_TW"/>
+        </w:rPr>
+        <w:t>，</w:t>
       </w:r>
       <w:hyperlink r:id="rId45">
         <w:r>
@@ -1504,7 +1545,79 @@
             <w:color w:val="0000EE"/>
             <w:u w:val="single"/>
           </w:rPr>
-          <w:t>耶37:21</w:t>
+          <w:t>5:6</w:t>
+        </w:r>
+      </w:hyperlink>
+      <w:r>
+        <w:rPr>
+          <w:lang w:val="zh_TW" w:bidi="zh_TW"/>
+        </w:rPr>
+        <w:t>、</w:t>
+      </w:r>
+      <w:hyperlink r:id="rId46">
+        <w:r>
+          <w:rPr>
+            <w:lang w:val="zh_TW" w:bidi="zh_TW"/>
+          </w:rPr>
+          <w:rPr>
+            <w:color w:val="0000EE"/>
+            <w:u w:val="single"/>
+          </w:rPr>
+          <w:t>23</w:t>
+        </w:r>
+      </w:hyperlink>
+      <w:r>
+        <w:rPr>
+          <w:lang w:val="zh_TW" w:bidi="zh_TW"/>
+        </w:rPr>
+        <w:t>），因他們拒絕了唯一的真神以及祂的誡命，並且背叛了神所派遣的入侵者（</w:t>
+      </w:r>
+      <w:hyperlink r:id="rId47">
+        <w:r>
+          <w:rPr>
+            <w:lang w:val="zh_TW" w:bidi="zh_TW"/>
+          </w:rPr>
+          <w:rPr>
+            <w:color w:val="0000EE"/>
+            <w:u w:val="single"/>
+          </w:rPr>
+          <w:t>王下24:1</w:t>
+        </w:r>
+      </w:hyperlink>
+      <w:r>
+        <w:rPr>
+          <w:lang w:val="zh_TW" w:bidi="zh_TW"/>
+        </w:rPr>
+        <w:t>、</w:t>
+      </w:r>
+      <w:hyperlink r:id="rId48">
+        <w:r>
+          <w:rPr>
+            <w:lang w:val="zh_TW" w:bidi="zh_TW"/>
+          </w:rPr>
+          <w:rPr>
+            <w:color w:val="0000EE"/>
+            <w:u w:val="single"/>
+          </w:rPr>
+          <w:t>20</w:t>
+        </w:r>
+      </w:hyperlink>
+      <w:r>
+        <w:rPr>
+          <w:lang w:val="zh_TW" w:bidi="zh_TW"/>
+        </w:rPr>
+        <w:t>；</w:t>
+      </w:r>
+      <w:hyperlink r:id="rId49">
+        <w:r>
+          <w:rPr>
+            <w:lang w:val="zh_TW" w:bidi="zh_TW"/>
+          </w:rPr>
+          <w:rPr>
+            <w:color w:val="0000EE"/>
+            <w:u w:val="single"/>
+          </w:rPr>
+          <w:t>代下36:13</w:t>
         </w:r>
       </w:hyperlink>
       <w:r>
@@ -1540,55 +1653,37 @@
         <w:rPr>
           <w:lang w:val="zh_TW" w:bidi="zh_TW"/>
         </w:rPr>
-        <w:t>耶利米哀歌 1:20</w:t>
-      </w:r>
-      <w:r>
-        <w:rPr>
-          <w:lang w:val="zh_TW" w:bidi="zh_TW"/>
-        </w:rPr>
-      </w:r>
-    </w:p>
-    <w:p>
-      <w:pPr/>
-      <w:r>
-        <w:rPr>
-          <w:lang w:val="zh_TW" w:bidi="zh_TW"/>
-        </w:rPr>
-      </w:r>
-      <w:r>
-        <w:rPr>
-          <w:lang w:val="zh_TW" w:bidi="zh_TW"/>
-        </w:rPr>
-        <w:t>猶大的領袖和百姓悖逆（</w:t>
-      </w:r>
-      <w:hyperlink r:id="rId46">
-        <w:r>
-          <w:rPr>
-            <w:lang w:val="zh_TW" w:bidi="zh_TW"/>
-          </w:rPr>
-          <w:rPr>
-            <w:color w:val="0000EE"/>
-            <w:u w:val="single"/>
-          </w:rPr>
-          <w:t>耶2:17</w:t>
-        </w:r>
-      </w:hyperlink>
-      <w:r>
-        <w:rPr>
-          <w:lang w:val="zh_TW" w:bidi="zh_TW"/>
-        </w:rPr>
-        <w:t>，</w:t>
-      </w:r>
-      <w:hyperlink r:id="rId47">
-        <w:r>
-          <w:rPr>
-            <w:lang w:val="zh_TW" w:bidi="zh_TW"/>
-          </w:rPr>
-          <w:rPr>
-            <w:color w:val="0000EE"/>
-            <w:u w:val="single"/>
-          </w:rPr>
-          <w:t>5:6</w:t>
+        <w:t>耶利米哀歌 1:21</w:t>
+      </w:r>
+      <w:r>
+        <w:rPr>
+          <w:lang w:val="zh_TW" w:bidi="zh_TW"/>
+        </w:rPr>
+      </w:r>
+    </w:p>
+    <w:p>
+      <w:pPr/>
+      <w:r>
+        <w:rPr>
+          <w:lang w:val="zh_TW" w:bidi="zh_TW"/>
+        </w:rPr>
+      </w:r>
+      <w:r>
+        <w:rPr>
+          <w:lang w:val="zh_TW" w:bidi="zh_TW"/>
+        </w:rPr>
+        <w:t>你所應許的那日（和合本譯為：你報告的日子）：詩人相信神會設立一個日子，到那日，所有人——壓迫者和受迫害者——都能得到公正的審判，他因此感到振奮（見</w:t>
+      </w:r>
+      <w:hyperlink r:id="rId50">
+        <w:r>
+          <w:rPr>
+            <w:lang w:val="zh_TW" w:bidi="zh_TW"/>
+          </w:rPr>
+          <w:rPr>
+            <w:color w:val="0000EE"/>
+            <w:u w:val="single"/>
+          </w:rPr>
+          <w:t>賽13:6</w:t>
         </w:r>
       </w:hyperlink>
       <w:r>
@@ -1597,34 +1692,34 @@
         </w:rPr>
         <w:t>、</w:t>
       </w:r>
-      <w:hyperlink r:id="rId48">
-        <w:r>
-          <w:rPr>
-            <w:lang w:val="zh_TW" w:bidi="zh_TW"/>
-          </w:rPr>
-          <w:rPr>
-            <w:color w:val="0000EE"/>
-            <w:u w:val="single"/>
-          </w:rPr>
-          <w:t>23</w:t>
-        </w:r>
-      </w:hyperlink>
-      <w:r>
-        <w:rPr>
-          <w:lang w:val="zh_TW" w:bidi="zh_TW"/>
-        </w:rPr>
-        <w:t>），因他們拒絕了唯一的真神以及祂的誡命，並且背叛了神所派遣的入侵者（</w:t>
-      </w:r>
-      <w:hyperlink r:id="rId49">
-        <w:r>
-          <w:rPr>
-            <w:lang w:val="zh_TW" w:bidi="zh_TW"/>
-          </w:rPr>
-          <w:rPr>
-            <w:color w:val="0000EE"/>
-            <w:u w:val="single"/>
-          </w:rPr>
-          <w:t>王下24:1</w:t>
+      <w:hyperlink r:id="rId51">
+        <w:r>
+          <w:rPr>
+            <w:lang w:val="zh_TW" w:bidi="zh_TW"/>
+          </w:rPr>
+          <w:rPr>
+            <w:color w:val="0000EE"/>
+            <w:u w:val="single"/>
+          </w:rPr>
+          <w:t>9</w:t>
+        </w:r>
+      </w:hyperlink>
+      <w:r>
+        <w:rPr>
+          <w:lang w:val="zh_TW" w:bidi="zh_TW"/>
+        </w:rPr>
+        <w:t>；</w:t>
+      </w:r>
+      <w:hyperlink r:id="rId52">
+        <w:r>
+          <w:rPr>
+            <w:lang w:val="zh_TW" w:bidi="zh_TW"/>
+          </w:rPr>
+          <w:rPr>
+            <w:color w:val="0000EE"/>
+            <w:u w:val="single"/>
+          </w:rPr>
+          <w:t>耶46:10–12</w:t>
         </w:r>
       </w:hyperlink>
       <w:r>
@@ -1633,16 +1728,16 @@
         </w:rPr>
         <w:t>、</w:t>
       </w:r>
-      <w:hyperlink r:id="rId50">
-        <w:r>
-          <w:rPr>
-            <w:lang w:val="zh_TW" w:bidi="zh_TW"/>
-          </w:rPr>
-          <w:rPr>
-            <w:color w:val="0000EE"/>
-            <w:u w:val="single"/>
-          </w:rPr>
-          <w:t>20</w:t>
+      <w:hyperlink r:id="rId53">
+        <w:r>
+          <w:rPr>
+            <w:lang w:val="zh_TW" w:bidi="zh_TW"/>
+          </w:rPr>
+          <w:rPr>
+            <w:color w:val="0000EE"/>
+            <w:u w:val="single"/>
+          </w:rPr>
+          <w:t>27–28</w:t>
         </w:r>
       </w:hyperlink>
       <w:r>
@@ -1651,100 +1746,16 @@
         </w:rPr>
         <w:t>；</w:t>
       </w:r>
-      <w:hyperlink r:id="rId51">
-        <w:r>
-          <w:rPr>
-            <w:lang w:val="zh_TW" w:bidi="zh_TW"/>
-          </w:rPr>
-          <w:rPr>
-            <w:color w:val="0000EE"/>
-            <w:u w:val="single"/>
-          </w:rPr>
-          <w:t>代下36:13</w:t>
-        </w:r>
-      </w:hyperlink>
-      <w:r>
-        <w:rPr>
-          <w:lang w:val="zh_TW" w:bidi="zh_TW"/>
-        </w:rPr>
-        <w:t>）。</w:t>
-      </w:r>
-      <w:r>
-        <w:rPr>
-          <w:lang w:val="zh_TW" w:bidi="zh_TW"/>
-        </w:rPr>
-      </w:r>
-      <w:r>
-        <w:rPr>
-          <w:lang w:val="zh_TW" w:bidi="zh_TW"/>
-        </w:rPr>
-      </w:r>
-    </w:p>
-    <w:p>
-      <w:pPr/>
-      <w:r>
-        <w:rPr>
-          <w:lang w:val="zh_TW" w:bidi="zh_TW"/>
-        </w:rPr>
-      </w:r>
-    </w:p>
-    <w:p>
-      <w:pPr>
-        <w:pStyle w:val="Heading2"/>
-      </w:pPr>
-      <w:r>
-        <w:rPr>
-          <w:lang w:val="zh_TW" w:bidi="zh_TW"/>
-        </w:rPr>
-        <w:t>耶利米哀歌 1:21</w:t>
-      </w:r>
-      <w:r>
-        <w:rPr>
-          <w:lang w:val="zh_TW" w:bidi="zh_TW"/>
-        </w:rPr>
-      </w:r>
-    </w:p>
-    <w:p>
-      <w:pPr/>
-      <w:r>
-        <w:rPr>
-          <w:lang w:val="zh_TW" w:bidi="zh_TW"/>
-        </w:rPr>
-      </w:r>
-      <w:r>
-        <w:rPr>
-          <w:lang w:val="zh_TW" w:bidi="zh_TW"/>
-        </w:rPr>
-        <w:t>你所應許的那日（和合本譯為：你報告的日子）：詩人相信神會設立一個日子，到那日，所有人——壓迫者和受迫害者——都能得到公正的審判，他因此感到振奮（見</w:t>
-      </w:r>
-      <w:hyperlink r:id="rId52">
-        <w:r>
-          <w:rPr>
-            <w:lang w:val="zh_TW" w:bidi="zh_TW"/>
-          </w:rPr>
-          <w:rPr>
-            <w:color w:val="0000EE"/>
-            <w:u w:val="single"/>
-          </w:rPr>
-          <w:t>賽13:6</w:t>
-        </w:r>
-      </w:hyperlink>
-      <w:r>
-        <w:rPr>
-          <w:lang w:val="zh_TW" w:bidi="zh_TW"/>
-        </w:rPr>
-        <w:t>、</w:t>
-      </w:r>
-      <w:hyperlink r:id="rId53">
-        <w:r>
-          <w:rPr>
-            <w:lang w:val="zh_TW" w:bidi="zh_TW"/>
-          </w:rPr>
-          <w:rPr>
-            <w:color w:val="0000EE"/>
-            <w:u w:val="single"/>
-          </w:rPr>
-          <w:t>9</w:t>
+      <w:hyperlink r:id="rId54">
+        <w:r>
+          <w:rPr>
+            <w:lang w:val="zh_TW" w:bidi="zh_TW"/>
+          </w:rPr>
+          <w:rPr>
+            <w:color w:val="0000EE"/>
+            <w:u w:val="single"/>
+          </w:rPr>
+          <w:t>摩5:18–20</w:t>
         </w:r>
       </w:hyperlink>
       <w:r>
@@ -1753,24 +1764,6 @@
         </w:rPr>
         <w:t>；</w:t>
       </w:r>
-      <w:hyperlink r:id="rId54">
-        <w:r>
-          <w:rPr>
-            <w:lang w:val="zh_TW" w:bidi="zh_TW"/>
-          </w:rPr>
-          <w:rPr>
-            <w:color w:val="0000EE"/>
-            <w:u w:val="single"/>
-          </w:rPr>
-          <w:t>耶46:10–12</w:t>
-        </w:r>
-      </w:hyperlink>
-      <w:r>
-        <w:rPr>
-          <w:lang w:val="zh_TW" w:bidi="zh_TW"/>
-        </w:rPr>
-        <w:t>、</w:t>
-      </w:r>
       <w:hyperlink r:id="rId55">
         <w:r>
           <w:rPr>
@@ -1780,7 +1773,7 @@
             <w:color w:val="0000EE"/>
             <w:u w:val="single"/>
           </w:rPr>
-          <w:t>27–28</w:t>
+          <w:t>俄1:15</w:t>
         </w:r>
       </w:hyperlink>
       <w:r>
@@ -1798,7 +1791,7 @@
             <w:color w:val="0000EE"/>
             <w:u w:val="single"/>
           </w:rPr>
-          <w:t>摩5:18–20</w:t>
+          <w:t>前帖前5:2–3</w:t>
         </w:r>
       </w:hyperlink>
       <w:r>
@@ -1808,42 +1801,6 @@
         <w:t>；</w:t>
       </w:r>
       <w:hyperlink r:id="rId57">
-        <w:r>
-          <w:rPr>
-            <w:lang w:val="zh_TW" w:bidi="zh_TW"/>
-          </w:rPr>
-          <w:rPr>
-            <w:color w:val="0000EE"/>
-            <w:u w:val="single"/>
-          </w:rPr>
-          <w:t>俄1:15</w:t>
-        </w:r>
-      </w:hyperlink>
-      <w:r>
-        <w:rPr>
-          <w:lang w:val="zh_TW" w:bidi="zh_TW"/>
-        </w:rPr>
-        <w:t>；</w:t>
-      </w:r>
-      <w:hyperlink r:id="rId58">
-        <w:r>
-          <w:rPr>
-            <w:lang w:val="zh_TW" w:bidi="zh_TW"/>
-          </w:rPr>
-          <w:rPr>
-            <w:color w:val="0000EE"/>
-            <w:u w:val="single"/>
-          </w:rPr>
-          <w:t>前帖前5:2–3</w:t>
-        </w:r>
-      </w:hyperlink>
-      <w:r>
-        <w:rPr>
-          <w:lang w:val="zh_TW" w:bidi="zh_TW"/>
-        </w:rPr>
-        <w:t>；</w:t>
-      </w:r>
-      <w:hyperlink r:id="rId59">
         <w:r>
           <w:rPr>
             <w:lang w:val="zh_TW" w:bidi="zh_TW"/>
@@ -1944,6 +1901,42 @@
         </w:rPr>
         <w:t>）：參</w:t>
       </w:r>
+      <w:hyperlink r:id="rId58">
+        <w:r>
+          <w:rPr>
+            <w:lang w:val="zh_TW" w:bidi="zh_TW"/>
+          </w:rPr>
+          <w:rPr>
+            <w:color w:val="0000EE"/>
+            <w:u w:val="single"/>
+          </w:rPr>
+          <w:t>歷代志上二十八章2節</w:t>
+        </w:r>
+      </w:hyperlink>
+      <w:r>
+        <w:rPr>
+          <w:lang w:val="zh_TW" w:bidi="zh_TW"/>
+        </w:rPr>
+        <w:t>；</w:t>
+      </w:r>
+      <w:hyperlink r:id="rId59">
+        <w:r>
+          <w:rPr>
+            <w:lang w:val="zh_TW" w:bidi="zh_TW"/>
+          </w:rPr>
+          <w:rPr>
+            <w:color w:val="0000EE"/>
+            <w:u w:val="single"/>
+          </w:rPr>
+          <w:t>詩篇九十九篇5節</w:t>
+        </w:r>
+      </w:hyperlink>
+      <w:r>
+        <w:rPr>
+          <w:lang w:val="zh_TW" w:bidi="zh_TW"/>
+        </w:rPr>
+        <w:t>，</w:t>
+      </w:r>
       <w:hyperlink r:id="rId60">
         <w:r>
           <w:rPr>
@@ -1953,7 +1946,121 @@
             <w:color w:val="0000EE"/>
             <w:u w:val="single"/>
           </w:rPr>
-          <w:t>歷代志上二十八章2節</w:t>
+          <w:t>一三二篇7節</w:t>
+        </w:r>
+      </w:hyperlink>
+      <w:r>
+        <w:rPr>
+          <w:lang w:val="zh_TW" w:bidi="zh_TW"/>
+        </w:rPr>
+        <w:t>。</w:t>
+      </w:r>
+      <w:r>
+        <w:rPr>
+          <w:lang w:val="zh_TW" w:bidi="zh_TW"/>
+        </w:rPr>
+      </w:r>
+      <w:r>
+        <w:rPr>
+          <w:lang w:val="zh_TW" w:bidi="zh_TW"/>
+        </w:rPr>
+      </w:r>
+    </w:p>
+    <w:p>
+      <w:pPr/>
+      <w:r>
+        <w:rPr>
+          <w:lang w:val="zh_TW" w:bidi="zh_TW"/>
+        </w:rPr>
+      </w:r>
+    </w:p>
+    <w:p>
+      <w:pPr>
+        <w:pStyle w:val="Heading2"/>
+      </w:pPr>
+      <w:r>
+        <w:rPr>
+          <w:lang w:val="zh_TW" w:bidi="zh_TW"/>
+        </w:rPr>
+        <w:t>耶利米哀歌 2:1–22</w:t>
+      </w:r>
+      <w:r>
+        <w:rPr>
+          <w:lang w:val="zh_TW" w:bidi="zh_TW"/>
+        </w:rPr>
+      </w:r>
+    </w:p>
+    <w:p>
+      <w:pPr/>
+      <w:r>
+        <w:rPr>
+          <w:lang w:val="zh_TW" w:bidi="zh_TW"/>
+        </w:rPr>
+      </w:r>
+      <w:r>
+        <w:rPr>
+          <w:lang w:val="zh_TW" w:bidi="zh_TW"/>
+        </w:rPr>
+        <w:t>本章生動地描繪了耶和華是耶路撒冷的毀滅者。</w:t>
+      </w:r>
+      <w:r>
+        <w:rPr>
+          <w:lang w:val="zh_TW" w:bidi="zh_TW"/>
+        </w:rPr>
+      </w:r>
+      <w:r>
+        <w:rPr>
+          <w:lang w:val="zh_TW" w:bidi="zh_TW"/>
+        </w:rPr>
+      </w:r>
+    </w:p>
+    <w:p>
+      <w:pPr/>
+      <w:r>
+        <w:rPr>
+          <w:lang w:val="zh_TW" w:bidi="zh_TW"/>
+        </w:rPr>
+      </w:r>
+    </w:p>
+    <w:p>
+      <w:pPr>
+        <w:pStyle w:val="Heading2"/>
+      </w:pPr>
+      <w:r>
+        <w:rPr>
+          <w:lang w:val="zh_TW" w:bidi="zh_TW"/>
+        </w:rPr>
+        <w:t>耶利米哀歌 2:3–4</w:t>
+      </w:r>
+      <w:r>
+        <w:rPr>
+          <w:lang w:val="zh_TW" w:bidi="zh_TW"/>
+        </w:rPr>
+      </w:r>
+    </w:p>
+    <w:p>
+      <w:pPr/>
+      <w:r>
+        <w:rPr>
+          <w:lang w:val="zh_TW" w:bidi="zh_TW"/>
+        </w:rPr>
+      </w:r>
+      <w:r>
+        <w:rPr>
+          <w:lang w:val="zh_TW" w:bidi="zh_TW"/>
+        </w:rPr>
+        <w:t>張弓：過去，耶和華曾是以色列大能的戰士（見</w:t>
+      </w:r>
+      <w:hyperlink r:id="rId61">
+        <w:r>
+          <w:rPr>
+            <w:lang w:val="zh_TW" w:bidi="zh_TW"/>
+          </w:rPr>
+          <w:rPr>
+            <w:color w:val="0000EE"/>
+            <w:u w:val="single"/>
+          </w:rPr>
+          <w:t>出14:13–15:21</w:t>
         </w:r>
       </w:hyperlink>
       <w:r>
@@ -1962,16 +2069,220 @@
         </w:rPr>
         <w:t>；</w:t>
       </w:r>
-      <w:hyperlink r:id="rId61">
-        <w:r>
-          <w:rPr>
-            <w:lang w:val="zh_TW" w:bidi="zh_TW"/>
-          </w:rPr>
-          <w:rPr>
-            <w:color w:val="0000EE"/>
-            <w:u w:val="single"/>
-          </w:rPr>
-          <w:t>詩篇九十九篇5節</w:t>
+      <w:hyperlink r:id="rId62">
+        <w:r>
+          <w:rPr>
+            <w:lang w:val="zh_TW" w:bidi="zh_TW"/>
+          </w:rPr>
+          <w:rPr>
+            <w:color w:val="0000EE"/>
+            <w:u w:val="single"/>
+          </w:rPr>
+          <w:t>書23:9–11</w:t>
+        </w:r>
+      </w:hyperlink>
+      <w:r>
+        <w:rPr>
+          <w:lang w:val="zh_TW" w:bidi="zh_TW"/>
+        </w:rPr>
+        <w:t>；</w:t>
+      </w:r>
+      <w:hyperlink r:id="rId63">
+        <w:r>
+          <w:rPr>
+            <w:lang w:val="zh_TW" w:bidi="zh_TW"/>
+          </w:rPr>
+          <w:rPr>
+            <w:color w:val="0000EE"/>
+            <w:u w:val="single"/>
+          </w:rPr>
+          <w:t>士7章</w:t>
+        </w:r>
+      </w:hyperlink>
+      <w:r>
+        <w:rPr>
+          <w:lang w:val="zh_TW" w:bidi="zh_TW"/>
+        </w:rPr>
+        <w:t>；</w:t>
+      </w:r>
+      <w:hyperlink r:id="rId64">
+        <w:r>
+          <w:rPr>
+            <w:lang w:val="zh_TW" w:bidi="zh_TW"/>
+          </w:rPr>
+          <w:rPr>
+            <w:color w:val="0000EE"/>
+            <w:u w:val="single"/>
+          </w:rPr>
+          <w:t>王下19:32–35</w:t>
+        </w:r>
+      </w:hyperlink>
+      <w:r>
+        <w:rPr>
+          <w:lang w:val="zh_TW" w:bidi="zh_TW"/>
+        </w:rPr>
+        <w:t>）；現在祂向耶路撒冷發動戰爭（見</w:t>
+      </w:r>
+      <w:hyperlink r:id="rId65">
+        <w:r>
+          <w:rPr>
+            <w:lang w:val="zh_TW" w:bidi="zh_TW"/>
+          </w:rPr>
+          <w:rPr>
+            <w:color w:val="0000EE"/>
+            <w:u w:val="single"/>
+          </w:rPr>
+          <w:t>賽63:10</w:t>
+        </w:r>
+      </w:hyperlink>
+      <w:r>
+        <w:rPr>
+          <w:lang w:val="zh_TW" w:bidi="zh_TW"/>
+        </w:rPr>
+        <w:t>；</w:t>
+      </w:r>
+      <w:hyperlink r:id="rId66">
+        <w:r>
+          <w:rPr>
+            <w:lang w:val="zh_TW" w:bidi="zh_TW"/>
+          </w:rPr>
+          <w:rPr>
+            <w:color w:val="0000EE"/>
+            <w:u w:val="single"/>
+          </w:rPr>
+          <w:t>結24:25</w:t>
+        </w:r>
+      </w:hyperlink>
+      <w:r>
+        <w:rPr>
+          <w:lang w:val="zh_TW" w:bidi="zh_TW"/>
+        </w:rPr>
+        <w:t>）。</w:t>
+      </w:r>
+      <w:r>
+        <w:rPr>
+          <w:lang w:val="zh_TW" w:bidi="zh_TW"/>
+        </w:rPr>
+      </w:r>
+      <w:r>
+        <w:rPr>
+          <w:lang w:val="zh_TW" w:bidi="zh_TW"/>
+        </w:rPr>
+      </w:r>
+    </w:p>
+    <w:p>
+      <w:pPr/>
+      <w:r>
+        <w:rPr>
+          <w:lang w:val="zh_TW" w:bidi="zh_TW"/>
+        </w:rPr>
+      </w:r>
+    </w:p>
+    <w:p>
+      <w:pPr>
+        <w:pStyle w:val="Heading2"/>
+      </w:pPr>
+      <w:r>
+        <w:rPr>
+          <w:lang w:val="zh_TW" w:bidi="zh_TW"/>
+        </w:rPr>
+        <w:t>耶利米哀歌 2:6</w:t>
+      </w:r>
+      <w:r>
+        <w:rPr>
+          <w:lang w:val="zh_TW" w:bidi="zh_TW"/>
+        </w:rPr>
+      </w:r>
+    </w:p>
+    <w:p>
+      <w:pPr/>
+      <w:r>
+        <w:rPr>
+          <w:lang w:val="zh_TW" w:bidi="zh_TW"/>
+        </w:rPr>
+      </w:r>
+      <w:r>
+        <w:rPr>
+          <w:lang w:val="zh_TW" w:bidi="zh_TW"/>
+        </w:rPr>
+        <w:t>園中的窩棚是一個臨時的搭建物，收割者搭建它以供遮蔭。神曾應許要永遠照看祂的聖殿（</w:t>
+      </w:r>
+      <w:hyperlink r:id="rId67">
+        <w:r>
+          <w:rPr>
+            <w:lang w:val="zh_TW" w:bidi="zh_TW"/>
+          </w:rPr>
+          <w:rPr>
+            <w:color w:val="0000EE"/>
+            <w:u w:val="single"/>
+          </w:rPr>
+          <w:t>王上9:3</w:t>
+        </w:r>
+      </w:hyperlink>
+      <w:r>
+        <w:rPr>
+          <w:lang w:val="zh_TW" w:bidi="zh_TW"/>
+        </w:rPr>
+        <w:t>），但現在似乎祂已經離棄了它。</w:t>
+      </w:r>
+      <w:r>
+        <w:rPr>
+          <w:lang w:val="zh_TW" w:bidi="zh_TW"/>
+        </w:rPr>
+      </w:r>
+      <w:r>
+        <w:rPr>
+          <w:lang w:val="zh_TW" w:bidi="zh_TW"/>
+        </w:rPr>
+      </w:r>
+    </w:p>
+    <w:p>
+      <w:pPr/>
+      <w:r>
+        <w:rPr>
+          <w:lang w:val="zh_TW" w:bidi="zh_TW"/>
+        </w:rPr>
+      </w:r>
+    </w:p>
+    <w:p>
+      <w:pPr>
+        <w:pStyle w:val="Heading2"/>
+      </w:pPr>
+      <w:r>
+        <w:rPr>
+          <w:lang w:val="zh_TW" w:bidi="zh_TW"/>
+        </w:rPr>
+        <w:t>耶利米哀歌 2:7</w:t>
+      </w:r>
+      <w:r>
+        <w:rPr>
+          <w:lang w:val="zh_TW" w:bidi="zh_TW"/>
+        </w:rPr>
+      </w:r>
+    </w:p>
+    <w:p>
+      <w:pPr/>
+      <w:r>
+        <w:rPr>
+          <w:lang w:val="zh_TW" w:bidi="zh_TW"/>
+        </w:rPr>
+      </w:r>
+      <w:r>
+        <w:rPr>
+          <w:lang w:val="zh_TW" w:bidi="zh_TW"/>
+        </w:rPr>
+        <w:t>聖殿被毀是因祭司和百姓在其牆垣內所犯之罪，玷污了其聖潔（參</w:t>
+      </w:r>
+      <w:hyperlink r:id="rId68">
+        <w:r>
+          <w:rPr>
+            <w:lang w:val="zh_TW" w:bidi="zh_TW"/>
+          </w:rPr>
+          <w:rPr>
+            <w:color w:val="0000EE"/>
+            <w:u w:val="single"/>
+          </w:rPr>
+          <w:t>耶7:3–15</w:t>
         </w:r>
       </w:hyperlink>
       <w:r>
@@ -1980,23 +2291,59 @@
         </w:rPr>
         <w:t>，</w:t>
       </w:r>
-      <w:hyperlink r:id="rId62">
-        <w:r>
-          <w:rPr>
-            <w:lang w:val="zh_TW" w:bidi="zh_TW"/>
-          </w:rPr>
-          <w:rPr>
-            <w:color w:val="0000EE"/>
-            <w:u w:val="single"/>
-          </w:rPr>
-          <w:t>一三二篇7節</w:t>
-        </w:r>
-      </w:hyperlink>
-      <w:r>
-        <w:rPr>
-          <w:lang w:val="zh_TW" w:bidi="zh_TW"/>
-        </w:rPr>
-        <w:t>。</w:t>
+      <w:hyperlink r:id="rId69">
+        <w:r>
+          <w:rPr>
+            <w:lang w:val="zh_TW" w:bidi="zh_TW"/>
+          </w:rPr>
+          <w:rPr>
+            <w:color w:val="0000EE"/>
+            <w:u w:val="single"/>
+          </w:rPr>
+          <w:t>26:3–6</w:t>
+        </w:r>
+      </w:hyperlink>
+      <w:r>
+        <w:rPr>
+          <w:lang w:val="zh_TW" w:bidi="zh_TW"/>
+        </w:rPr>
+        <w:t>、</w:t>
+      </w:r>
+      <w:hyperlink r:id="rId70">
+        <w:r>
+          <w:rPr>
+            <w:lang w:val="zh_TW" w:bidi="zh_TW"/>
+          </w:rPr>
+          <w:rPr>
+            <w:color w:val="0000EE"/>
+            <w:u w:val="single"/>
+          </w:rPr>
+          <w:t>12–13</w:t>
+        </w:r>
+      </w:hyperlink>
+      <w:r>
+        <w:rPr>
+          <w:lang w:val="zh_TW" w:bidi="zh_TW"/>
+        </w:rPr>
+        <w:t>；</w:t>
+      </w:r>
+      <w:hyperlink r:id="rId71">
+        <w:r>
+          <w:rPr>
+            <w:lang w:val="zh_TW" w:bidi="zh_TW"/>
+          </w:rPr>
+          <w:rPr>
+            <w:color w:val="0000EE"/>
+            <w:u w:val="single"/>
+          </w:rPr>
+          <w:t>結24:21</w:t>
+        </w:r>
+      </w:hyperlink>
+      <w:r>
+        <w:rPr>
+          <w:lang w:val="zh_TW" w:bidi="zh_TW"/>
+        </w:rPr>
+        <w:t>）。</w:t>
       </w:r>
       <w:r>
         <w:rPr>
@@ -2025,26 +2372,26 @@
         <w:rPr>
           <w:lang w:val="zh_TW" w:bidi="zh_TW"/>
         </w:rPr>
-        <w:t>耶利米哀歌 2:1–22</w:t>
-      </w:r>
-      <w:r>
-        <w:rPr>
-          <w:lang w:val="zh_TW" w:bidi="zh_TW"/>
-        </w:rPr>
-      </w:r>
-    </w:p>
-    <w:p>
-      <w:pPr/>
-      <w:r>
-        <w:rPr>
-          <w:lang w:val="zh_TW" w:bidi="zh_TW"/>
-        </w:rPr>
-      </w:r>
-      <w:r>
-        <w:rPr>
-          <w:lang w:val="zh_TW" w:bidi="zh_TW"/>
-        </w:rPr>
-        <w:t>本章生動地描繪了耶和華是耶路撒冷的毀滅者。</w:t>
+        <w:t>耶利米哀歌 2:8</w:t>
+      </w:r>
+      <w:r>
+        <w:rPr>
+          <w:lang w:val="zh_TW" w:bidi="zh_TW"/>
+        </w:rPr>
+      </w:r>
+    </w:p>
+    <w:p>
+      <w:pPr/>
+      <w:r>
+        <w:rPr>
+          <w:lang w:val="zh_TW" w:bidi="zh_TW"/>
+        </w:rPr>
+      </w:r>
+      <w:r>
+        <w:rPr>
+          <w:lang w:val="zh_TW" w:bidi="zh_TW"/>
+        </w:rPr>
+        <w:t>外郭是堆砌在城四圍的石牆或土堆，好在敵軍進攻時用於護衛城。</w:t>
       </w:r>
       <w:r>
         <w:rPr>
@@ -2073,37 +2420,37 @@
         <w:rPr>
           <w:lang w:val="zh_TW" w:bidi="zh_TW"/>
         </w:rPr>
-        <w:t>耶利米哀歌 2:3–4</w:t>
-      </w:r>
-      <w:r>
-        <w:rPr>
-          <w:lang w:val="zh_TW" w:bidi="zh_TW"/>
-        </w:rPr>
-      </w:r>
-    </w:p>
-    <w:p>
-      <w:pPr/>
-      <w:r>
-        <w:rPr>
-          <w:lang w:val="zh_TW" w:bidi="zh_TW"/>
-        </w:rPr>
-      </w:r>
-      <w:r>
-        <w:rPr>
-          <w:lang w:val="zh_TW" w:bidi="zh_TW"/>
-        </w:rPr>
-        <w:t>張弓：過去，耶和華曾是以色列大能的戰士（見</w:t>
-      </w:r>
-      <w:hyperlink r:id="rId63">
-        <w:r>
-          <w:rPr>
-            <w:lang w:val="zh_TW" w:bidi="zh_TW"/>
-          </w:rPr>
-          <w:rPr>
-            <w:color w:val="0000EE"/>
-            <w:u w:val="single"/>
-          </w:rPr>
-          <w:t>出14:13–15:21</w:t>
+        <w:t>耶利米哀歌 2:9</w:t>
+      </w:r>
+      <w:r>
+        <w:rPr>
+          <w:lang w:val="zh_TW" w:bidi="zh_TW"/>
+        </w:rPr>
+      </w:r>
+    </w:p>
+    <w:p>
+      <w:pPr/>
+      <w:r>
+        <w:rPr>
+          <w:lang w:val="zh_TW" w:bidi="zh_TW"/>
+        </w:rPr>
+      </w:r>
+      <w:r>
+        <w:rPr>
+          <w:lang w:val="zh_TW" w:bidi="zh_TW"/>
+        </w:rPr>
+        <w:t>不得見……異象：但以理和以西結是耶和華的先知，他們生活在遠離猶大地的被擄者中時曾得見異象（</w:t>
+      </w:r>
+      <w:hyperlink r:id="rId72">
+        <w:r>
+          <w:rPr>
+            <w:lang w:val="zh_TW" w:bidi="zh_TW"/>
+          </w:rPr>
+          <w:rPr>
+            <w:color w:val="0000EE"/>
+            <w:u w:val="single"/>
+          </w:rPr>
+          <w:t>結1:1</w:t>
         </w:r>
       </w:hyperlink>
       <w:r>
@@ -2112,397 +2459,7 @@
         </w:rPr>
         <w:t>；</w:t>
       </w:r>
-      <w:hyperlink r:id="rId64">
-        <w:r>
-          <w:rPr>
-            <w:lang w:val="zh_TW" w:bidi="zh_TW"/>
-          </w:rPr>
-          <w:rPr>
-            <w:color w:val="0000EE"/>
-            <w:u w:val="single"/>
-          </w:rPr>
-          <w:t>書23:9–11</w:t>
-        </w:r>
-      </w:hyperlink>
-      <w:r>
-        <w:rPr>
-          <w:lang w:val="zh_TW" w:bidi="zh_TW"/>
-        </w:rPr>
-        <w:t>；</w:t>
-      </w:r>
-      <w:hyperlink r:id="rId65">
-        <w:r>
-          <w:rPr>
-            <w:lang w:val="zh_TW" w:bidi="zh_TW"/>
-          </w:rPr>
-          <w:rPr>
-            <w:color w:val="0000EE"/>
-            <w:u w:val="single"/>
-          </w:rPr>
-          <w:t>士7章</w:t>
-        </w:r>
-      </w:hyperlink>
-      <w:r>
-        <w:rPr>
-          <w:lang w:val="zh_TW" w:bidi="zh_TW"/>
-        </w:rPr>
-        <w:t>；</w:t>
-      </w:r>
-      <w:hyperlink r:id="rId66">
-        <w:r>
-          <w:rPr>
-            <w:lang w:val="zh_TW" w:bidi="zh_TW"/>
-          </w:rPr>
-          <w:rPr>
-            <w:color w:val="0000EE"/>
-            <w:u w:val="single"/>
-          </w:rPr>
-          <w:t>王下19:32–35</w:t>
-        </w:r>
-      </w:hyperlink>
-      <w:r>
-        <w:rPr>
-          <w:lang w:val="zh_TW" w:bidi="zh_TW"/>
-        </w:rPr>
-        <w:t>）；現在祂向耶路撒冷發動戰爭（見</w:t>
-      </w:r>
-      <w:hyperlink r:id="rId67">
-        <w:r>
-          <w:rPr>
-            <w:lang w:val="zh_TW" w:bidi="zh_TW"/>
-          </w:rPr>
-          <w:rPr>
-            <w:color w:val="0000EE"/>
-            <w:u w:val="single"/>
-          </w:rPr>
-          <w:t>賽63:10</w:t>
-        </w:r>
-      </w:hyperlink>
-      <w:r>
-        <w:rPr>
-          <w:lang w:val="zh_TW" w:bidi="zh_TW"/>
-        </w:rPr>
-        <w:t>；</w:t>
-      </w:r>
-      <w:hyperlink r:id="rId68">
-        <w:r>
-          <w:rPr>
-            <w:lang w:val="zh_TW" w:bidi="zh_TW"/>
-          </w:rPr>
-          <w:rPr>
-            <w:color w:val="0000EE"/>
-            <w:u w:val="single"/>
-          </w:rPr>
-          <w:t>結24:25</w:t>
-        </w:r>
-      </w:hyperlink>
-      <w:r>
-        <w:rPr>
-          <w:lang w:val="zh_TW" w:bidi="zh_TW"/>
-        </w:rPr>
-        <w:t>）。</w:t>
-      </w:r>
-      <w:r>
-        <w:rPr>
-          <w:lang w:val="zh_TW" w:bidi="zh_TW"/>
-        </w:rPr>
-      </w:r>
-      <w:r>
-        <w:rPr>
-          <w:lang w:val="zh_TW" w:bidi="zh_TW"/>
-        </w:rPr>
-      </w:r>
-    </w:p>
-    <w:p>
-      <w:pPr/>
-      <w:r>
-        <w:rPr>
-          <w:lang w:val="zh_TW" w:bidi="zh_TW"/>
-        </w:rPr>
-      </w:r>
-    </w:p>
-    <w:p>
-      <w:pPr>
-        <w:pStyle w:val="Heading2"/>
-      </w:pPr>
-      <w:r>
-        <w:rPr>
-          <w:lang w:val="zh_TW" w:bidi="zh_TW"/>
-        </w:rPr>
-        <w:t>耶利米哀歌 2:6</w:t>
-      </w:r>
-      <w:r>
-        <w:rPr>
-          <w:lang w:val="zh_TW" w:bidi="zh_TW"/>
-        </w:rPr>
-      </w:r>
-    </w:p>
-    <w:p>
-      <w:pPr/>
-      <w:r>
-        <w:rPr>
-          <w:lang w:val="zh_TW" w:bidi="zh_TW"/>
-        </w:rPr>
-      </w:r>
-      <w:r>
-        <w:rPr>
-          <w:lang w:val="zh_TW" w:bidi="zh_TW"/>
-        </w:rPr>
-        <w:t>園中的窩棚是一個臨時的搭建物，收割者搭建它以供遮蔭。神曾應許要永遠照看祂的聖殿（</w:t>
-      </w:r>
-      <w:hyperlink r:id="rId69">
-        <w:r>
-          <w:rPr>
-            <w:lang w:val="zh_TW" w:bidi="zh_TW"/>
-          </w:rPr>
-          <w:rPr>
-            <w:color w:val="0000EE"/>
-            <w:u w:val="single"/>
-          </w:rPr>
-          <w:t>王上9:3</w:t>
-        </w:r>
-      </w:hyperlink>
-      <w:r>
-        <w:rPr>
-          <w:lang w:val="zh_TW" w:bidi="zh_TW"/>
-        </w:rPr>
-        <w:t>），但現在似乎祂已經離棄了它。</w:t>
-      </w:r>
-      <w:r>
-        <w:rPr>
-          <w:lang w:val="zh_TW" w:bidi="zh_TW"/>
-        </w:rPr>
-      </w:r>
-      <w:r>
-        <w:rPr>
-          <w:lang w:val="zh_TW" w:bidi="zh_TW"/>
-        </w:rPr>
-      </w:r>
-    </w:p>
-    <w:p>
-      <w:pPr/>
-      <w:r>
-        <w:rPr>
-          <w:lang w:val="zh_TW" w:bidi="zh_TW"/>
-        </w:rPr>
-      </w:r>
-    </w:p>
-    <w:p>
-      <w:pPr>
-        <w:pStyle w:val="Heading2"/>
-      </w:pPr>
-      <w:r>
-        <w:rPr>
-          <w:lang w:val="zh_TW" w:bidi="zh_TW"/>
-        </w:rPr>
-        <w:t>耶利米哀歌 2:7</w:t>
-      </w:r>
-      <w:r>
-        <w:rPr>
-          <w:lang w:val="zh_TW" w:bidi="zh_TW"/>
-        </w:rPr>
-      </w:r>
-    </w:p>
-    <w:p>
-      <w:pPr/>
-      <w:r>
-        <w:rPr>
-          <w:lang w:val="zh_TW" w:bidi="zh_TW"/>
-        </w:rPr>
-      </w:r>
-      <w:r>
-        <w:rPr>
-          <w:lang w:val="zh_TW" w:bidi="zh_TW"/>
-        </w:rPr>
-        <w:t>聖殿被毀是因祭司和百姓在其牆垣內所犯之罪，玷污了其聖潔（參</w:t>
-      </w:r>
-      <w:hyperlink r:id="rId70">
-        <w:r>
-          <w:rPr>
-            <w:lang w:val="zh_TW" w:bidi="zh_TW"/>
-          </w:rPr>
-          <w:rPr>
-            <w:color w:val="0000EE"/>
-            <w:u w:val="single"/>
-          </w:rPr>
-          <w:t>耶7:3–15</w:t>
-        </w:r>
-      </w:hyperlink>
-      <w:r>
-        <w:rPr>
-          <w:lang w:val="zh_TW" w:bidi="zh_TW"/>
-        </w:rPr>
-        <w:t>，</w:t>
-      </w:r>
-      <w:hyperlink r:id="rId71">
-        <w:r>
-          <w:rPr>
-            <w:lang w:val="zh_TW" w:bidi="zh_TW"/>
-          </w:rPr>
-          <w:rPr>
-            <w:color w:val="0000EE"/>
-            <w:u w:val="single"/>
-          </w:rPr>
-          <w:t>26:3–6</w:t>
-        </w:r>
-      </w:hyperlink>
-      <w:r>
-        <w:rPr>
-          <w:lang w:val="zh_TW" w:bidi="zh_TW"/>
-        </w:rPr>
-        <w:t>、</w:t>
-      </w:r>
-      <w:hyperlink r:id="rId72">
-        <w:r>
-          <w:rPr>
-            <w:lang w:val="zh_TW" w:bidi="zh_TW"/>
-          </w:rPr>
-          <w:rPr>
-            <w:color w:val="0000EE"/>
-            <w:u w:val="single"/>
-          </w:rPr>
-          <w:t>12–13</w:t>
-        </w:r>
-      </w:hyperlink>
-      <w:r>
-        <w:rPr>
-          <w:lang w:val="zh_TW" w:bidi="zh_TW"/>
-        </w:rPr>
-        <w:t>；</w:t>
-      </w:r>
       <w:hyperlink r:id="rId73">
-        <w:r>
-          <w:rPr>
-            <w:lang w:val="zh_TW" w:bidi="zh_TW"/>
-          </w:rPr>
-          <w:rPr>
-            <w:color w:val="0000EE"/>
-            <w:u w:val="single"/>
-          </w:rPr>
-          <w:t>結24:21</w:t>
-        </w:r>
-      </w:hyperlink>
-      <w:r>
-        <w:rPr>
-          <w:lang w:val="zh_TW" w:bidi="zh_TW"/>
-        </w:rPr>
-        <w:t>）。</w:t>
-      </w:r>
-      <w:r>
-        <w:rPr>
-          <w:lang w:val="zh_TW" w:bidi="zh_TW"/>
-        </w:rPr>
-      </w:r>
-      <w:r>
-        <w:rPr>
-          <w:lang w:val="zh_TW" w:bidi="zh_TW"/>
-        </w:rPr>
-      </w:r>
-    </w:p>
-    <w:p>
-      <w:pPr/>
-      <w:r>
-        <w:rPr>
-          <w:lang w:val="zh_TW" w:bidi="zh_TW"/>
-        </w:rPr>
-      </w:r>
-    </w:p>
-    <w:p>
-      <w:pPr>
-        <w:pStyle w:val="Heading2"/>
-      </w:pPr>
-      <w:r>
-        <w:rPr>
-          <w:lang w:val="zh_TW" w:bidi="zh_TW"/>
-        </w:rPr>
-        <w:t>耶利米哀歌 2:8</w:t>
-      </w:r>
-      <w:r>
-        <w:rPr>
-          <w:lang w:val="zh_TW" w:bidi="zh_TW"/>
-        </w:rPr>
-      </w:r>
-    </w:p>
-    <w:p>
-      <w:pPr/>
-      <w:r>
-        <w:rPr>
-          <w:lang w:val="zh_TW" w:bidi="zh_TW"/>
-        </w:rPr>
-      </w:r>
-      <w:r>
-        <w:rPr>
-          <w:lang w:val="zh_TW" w:bidi="zh_TW"/>
-        </w:rPr>
-        <w:t>外郭是堆砌在城四圍的石牆或土堆，好在敵軍進攻時用於護衛城。</w:t>
-      </w:r>
-      <w:r>
-        <w:rPr>
-          <w:lang w:val="zh_TW" w:bidi="zh_TW"/>
-        </w:rPr>
-      </w:r>
-      <w:r>
-        <w:rPr>
-          <w:lang w:val="zh_TW" w:bidi="zh_TW"/>
-        </w:rPr>
-      </w:r>
-    </w:p>
-    <w:p>
-      <w:pPr/>
-      <w:r>
-        <w:rPr>
-          <w:lang w:val="zh_TW" w:bidi="zh_TW"/>
-        </w:rPr>
-      </w:r>
-    </w:p>
-    <w:p>
-      <w:pPr>
-        <w:pStyle w:val="Heading2"/>
-      </w:pPr>
-      <w:r>
-        <w:rPr>
-          <w:lang w:val="zh_TW" w:bidi="zh_TW"/>
-        </w:rPr>
-        <w:t>耶利米哀歌 2:9</w:t>
-      </w:r>
-      <w:r>
-        <w:rPr>
-          <w:lang w:val="zh_TW" w:bidi="zh_TW"/>
-        </w:rPr>
-      </w:r>
-    </w:p>
-    <w:p>
-      <w:pPr/>
-      <w:r>
-        <w:rPr>
-          <w:lang w:val="zh_TW" w:bidi="zh_TW"/>
-        </w:rPr>
-      </w:r>
-      <w:r>
-        <w:rPr>
-          <w:lang w:val="zh_TW" w:bidi="zh_TW"/>
-        </w:rPr>
-        <w:t>不得見……異象：但以理和以西結是耶和華的先知，他們生活在遠離猶大地的被擄者中時曾得見異象（</w:t>
-      </w:r>
-      <w:hyperlink r:id="rId74">
-        <w:r>
-          <w:rPr>
-            <w:lang w:val="zh_TW" w:bidi="zh_TW"/>
-          </w:rPr>
-          <w:rPr>
-            <w:color w:val="0000EE"/>
-            <w:u w:val="single"/>
-          </w:rPr>
-          <w:t>結1:1</w:t>
-        </w:r>
-      </w:hyperlink>
-      <w:r>
-        <w:rPr>
-          <w:lang w:val="zh_TW" w:bidi="zh_TW"/>
-        </w:rPr>
-        <w:t>；</w:t>
-      </w:r>
-      <w:hyperlink r:id="rId75">
         <w:r>
           <w:rPr>
             <w:lang w:val="zh_TW" w:bidi="zh_TW"/>
@@ -2663,6 +2620,138 @@
         </w:rPr>
         <w:t>者（</w:t>
       </w:r>
+      <w:hyperlink r:id="rId74">
+        <w:r>
+          <w:rPr>
+            <w:lang w:val="zh_TW" w:bidi="zh_TW"/>
+          </w:rPr>
+          <w:rPr>
+            <w:color w:val="0000EE"/>
+            <w:u w:val="single"/>
+          </w:rPr>
+          <w:t>耶6:13–14</w:t>
+        </w:r>
+      </w:hyperlink>
+      <w:r>
+        <w:rPr>
+          <w:lang w:val="zh_TW" w:bidi="zh_TW"/>
+        </w:rPr>
+        <w:t>）。</w:t>
+      </w:r>
+      <w:r>
+        <w:rPr>
+          <w:lang w:val="zh_TW" w:bidi="zh_TW"/>
+        </w:rPr>
+      </w:r>
+      <w:r>
+        <w:rPr>
+          <w:lang w:val="zh_TW" w:bidi="zh_TW"/>
+        </w:rPr>
+      </w:r>
+    </w:p>
+    <w:p>
+      <w:pPr/>
+      <w:r>
+        <w:rPr>
+          <w:lang w:val="zh_TW" w:bidi="zh_TW"/>
+        </w:rPr>
+      </w:r>
+    </w:p>
+    <w:p>
+      <w:pPr>
+        <w:pStyle w:val="Heading2"/>
+      </w:pPr>
+      <w:r>
+        <w:rPr>
+          <w:lang w:val="zh_TW" w:bidi="zh_TW"/>
+        </w:rPr>
+        <w:t>耶利米哀歌 2:16</w:t>
+      </w:r>
+      <w:r>
+        <w:rPr>
+          <w:lang w:val="zh_TW" w:bidi="zh_TW"/>
+        </w:rPr>
+      </w:r>
+    </w:p>
+    <w:p>
+      <w:pPr/>
+      <w:r>
+        <w:rPr>
+          <w:lang w:val="zh_TW" w:bidi="zh_TW"/>
+        </w:rPr>
+      </w:r>
+      <w:r>
+        <w:rPr>
+          <w:lang w:val="zh_TW" w:bidi="zh_TW"/>
+        </w:rPr>
+        <w:t>他們的仇敵對耶路撒冷所遭遇的落敗感到高興。</w:t>
+      </w:r>
+      <w:r>
+        <w:rPr>
+          <w:lang w:val="zh_TW" w:bidi="zh_TW"/>
+        </w:rPr>
+      </w:r>
+      <w:r>
+        <w:rPr>
+          <w:lang w:val="zh_TW" w:bidi="zh_TW"/>
+        </w:rPr>
+      </w:r>
+    </w:p>
+    <w:p>
+      <w:pPr/>
+      <w:r>
+        <w:rPr>
+          <w:lang w:val="zh_TW" w:bidi="zh_TW"/>
+        </w:rPr>
+      </w:r>
+    </w:p>
+    <w:p>
+      <w:pPr>
+        <w:pStyle w:val="Heading2"/>
+      </w:pPr>
+      <w:r>
+        <w:rPr>
+          <w:lang w:val="zh_TW" w:bidi="zh_TW"/>
+        </w:rPr>
+        <w:t>耶利米哀歌 2:17</w:t>
+      </w:r>
+      <w:r>
+        <w:rPr>
+          <w:lang w:val="zh_TW" w:bidi="zh_TW"/>
+        </w:rPr>
+      </w:r>
+    </w:p>
+    <w:p>
+      <w:pPr/>
+      <w:r>
+        <w:rPr>
+          <w:lang w:val="zh_TW" w:bidi="zh_TW"/>
+        </w:rPr>
+      </w:r>
+      <w:r>
+        <w:rPr>
+          <w:lang w:val="zh_TW" w:bidi="zh_TW"/>
+        </w:rPr>
+        <w:t>他所定的……他古時所命定的：神的祝福應許永遠取決於以色列是否遵行律法（</w:t>
+      </w:r>
+      <w:hyperlink r:id="rId75">
+        <w:r>
+          <w:rPr>
+            <w:lang w:val="zh_TW" w:bidi="zh_TW"/>
+          </w:rPr>
+          <w:rPr>
+            <w:color w:val="0000EE"/>
+            <w:u w:val="single"/>
+          </w:rPr>
+          <w:t>申8章</w:t>
+        </w:r>
+      </w:hyperlink>
+      <w:r>
+        <w:rPr>
+          <w:lang w:val="zh_TW" w:bidi="zh_TW"/>
+        </w:rPr>
+        <w:t>）。如果他們不遵行，祂曾命定要毀滅他們（</w:t>
+      </w:r>
       <w:hyperlink r:id="rId76">
         <w:r>
           <w:rPr>
@@ -2672,7 +2761,7 @@
             <w:color w:val="0000EE"/>
             <w:u w:val="single"/>
           </w:rPr>
-          <w:t>耶6:13–14</w:t>
+          <w:t>利26章</w:t>
         </w:r>
       </w:hyperlink>
       <w:r>
@@ -2708,26 +2797,26 @@
         <w:rPr>
           <w:lang w:val="zh_TW" w:bidi="zh_TW"/>
         </w:rPr>
-        <w:t>耶利米哀歌 2:16</w:t>
-      </w:r>
-      <w:r>
-        <w:rPr>
-          <w:lang w:val="zh_TW" w:bidi="zh_TW"/>
-        </w:rPr>
-      </w:r>
-    </w:p>
-    <w:p>
-      <w:pPr/>
-      <w:r>
-        <w:rPr>
-          <w:lang w:val="zh_TW" w:bidi="zh_TW"/>
-        </w:rPr>
-      </w:r>
-      <w:r>
-        <w:rPr>
-          <w:lang w:val="zh_TW" w:bidi="zh_TW"/>
-        </w:rPr>
-        <w:t>他們的仇敵對耶路撒冷所遭遇的落敗感到高興。</w:t>
+        <w:t>耶利米哀歌 2:18–19</w:t>
+      </w:r>
+      <w:r>
+        <w:rPr>
+          <w:lang w:val="zh_TW" w:bidi="zh_TW"/>
+        </w:rPr>
+      </w:r>
+    </w:p>
+    <w:p>
+      <w:pPr/>
+      <w:r>
+        <w:rPr>
+          <w:lang w:val="zh_TW" w:bidi="zh_TW"/>
+        </w:rPr>
+      </w:r>
+      <w:r>
+        <w:rPr>
+          <w:lang w:val="zh_TW" w:bidi="zh_TW"/>
+        </w:rPr>
+        <w:t>面對神的審判之毀滅，悔改和禱告才是正確的回應。</w:t>
       </w:r>
       <w:r>
         <w:rPr>
@@ -2756,26 +2845,38 @@
         <w:rPr>
           <w:lang w:val="zh_TW" w:bidi="zh_TW"/>
         </w:rPr>
-        <w:t>耶利米哀歌 2:17</w:t>
-      </w:r>
-      <w:r>
-        <w:rPr>
-          <w:lang w:val="zh_TW" w:bidi="zh_TW"/>
-        </w:rPr>
-      </w:r>
-    </w:p>
-    <w:p>
-      <w:pPr/>
-      <w:r>
-        <w:rPr>
-          <w:lang w:val="zh_TW" w:bidi="zh_TW"/>
-        </w:rPr>
-      </w:r>
-      <w:r>
-        <w:rPr>
-          <w:lang w:val="zh_TW" w:bidi="zh_TW"/>
-        </w:rPr>
-        <w:t>他所定的……他古時所命定的：神的祝福應許永遠取決於以色列是否遵行律法（</w:t>
+        <w:t>耶利米哀歌 2:20</w:t>
+      </w:r>
+      <w:r>
+        <w:rPr>
+          <w:lang w:val="zh_TW" w:bidi="zh_TW"/>
+        </w:rPr>
+      </w:r>
+    </w:p>
+    <w:p>
+      <w:pPr/>
+      <w:r>
+        <w:rPr>
+          <w:lang w:val="zh_TW" w:bidi="zh_TW"/>
+        </w:rPr>
+      </w:r>
+      <w:r>
+        <w:rPr>
+          <w:lang w:val="zh_TW" w:bidi="zh_TW"/>
+        </w:rPr>
+        <w:t>耶利米曾預言，在撒馬利亞圍城期間所發生的</w:t>
+      </w:r>
+      <w:r>
+        <w:rPr>
+          <w:lang w:val="zh_TW" w:bidi="zh_TW"/>
+        </w:rPr>
+        <w:t>自相殘殺的</w:t>
+      </w:r>
+      <w:r>
+        <w:rPr>
+          <w:lang w:val="zh_TW" w:bidi="zh_TW"/>
+        </w:rPr>
+        <w:t>事件（</w:t>
       </w:r>
       <w:hyperlink r:id="rId77">
         <w:r>
@@ -2786,14 +2887,14 @@
             <w:color w:val="0000EE"/>
             <w:u w:val="single"/>
           </w:rPr>
-          <w:t>申8章</w:t>
-        </w:r>
-      </w:hyperlink>
-      <w:r>
-        <w:rPr>
-          <w:lang w:val="zh_TW" w:bidi="zh_TW"/>
-        </w:rPr>
-        <w:t>）。如果他們不遵行，祂曾命定要毀滅他們（</w:t>
+          <w:t>王下6:28–29</w:t>
+        </w:r>
+      </w:hyperlink>
+      <w:r>
+        <w:rPr>
+          <w:lang w:val="zh_TW" w:bidi="zh_TW"/>
+        </w:rPr>
+        <w:t>），將會發生在耶路撒冷（</w:t>
       </w:r>
       <w:hyperlink r:id="rId78">
         <w:r>
@@ -2804,7 +2905,61 @@
             <w:color w:val="0000EE"/>
             <w:u w:val="single"/>
           </w:rPr>
-          <w:t>利26章</w:t>
+          <w:t>耶19:9</w:t>
+        </w:r>
+      </w:hyperlink>
+      <w:r>
+        <w:rPr>
+          <w:lang w:val="zh_TW" w:bidi="zh_TW"/>
+        </w:rPr>
+        <w:t>；另見</w:t>
+      </w:r>
+      <w:hyperlink r:id="rId79">
+        <w:r>
+          <w:rPr>
+            <w:lang w:val="zh_TW" w:bidi="zh_TW"/>
+          </w:rPr>
+          <w:rPr>
+            <w:color w:val="0000EE"/>
+            <w:u w:val="single"/>
+          </w:rPr>
+          <w:t>哀4:10</w:t>
+        </w:r>
+      </w:hyperlink>
+      <w:r>
+        <w:rPr>
+          <w:lang w:val="zh_TW" w:bidi="zh_TW"/>
+        </w:rPr>
+        <w:t>；</w:t>
+      </w:r>
+      <w:hyperlink r:id="rId80">
+        <w:r>
+          <w:rPr>
+            <w:lang w:val="zh_TW" w:bidi="zh_TW"/>
+          </w:rPr>
+          <w:rPr>
+            <w:color w:val="0000EE"/>
+            <w:u w:val="single"/>
+          </w:rPr>
+          <w:t>結5:10</w:t>
+        </w:r>
+      </w:hyperlink>
+      <w:r>
+        <w:rPr>
+          <w:lang w:val="zh_TW" w:bidi="zh_TW"/>
+        </w:rPr>
+        <w:t>；參</w:t>
+      </w:r>
+      <w:hyperlink r:id="rId81">
+        <w:r>
+          <w:rPr>
+            <w:lang w:val="zh_TW" w:bidi="zh_TW"/>
+          </w:rPr>
+          <w:rPr>
+            <w:color w:val="0000EE"/>
+            <w:u w:val="single"/>
+          </w:rPr>
+          <w:t>申28:53–57</w:t>
         </w:r>
       </w:hyperlink>
       <w:r>
@@ -2840,26 +2995,62 @@
         <w:rPr>
           <w:lang w:val="zh_TW" w:bidi="zh_TW"/>
         </w:rPr>
-        <w:t>耶利米哀歌 2:18–19</w:t>
-      </w:r>
-      <w:r>
-        <w:rPr>
-          <w:lang w:val="zh_TW" w:bidi="zh_TW"/>
-        </w:rPr>
-      </w:r>
-    </w:p>
-    <w:p>
-      <w:pPr/>
-      <w:r>
-        <w:rPr>
-          <w:lang w:val="zh_TW" w:bidi="zh_TW"/>
-        </w:rPr>
-      </w:r>
-      <w:r>
-        <w:rPr>
-          <w:lang w:val="zh_TW" w:bidi="zh_TW"/>
-        </w:rPr>
-        <w:t>面對神的審判之毀滅，悔改和禱告才是正確的回應。</w:t>
+        <w:t>耶利米哀歌 2:22</w:t>
+      </w:r>
+      <w:r>
+        <w:rPr>
+          <w:lang w:val="zh_TW" w:bidi="zh_TW"/>
+        </w:rPr>
+      </w:r>
+    </w:p>
+    <w:p>
+      <w:pPr/>
+      <w:r>
+        <w:rPr>
+          <w:lang w:val="zh_TW" w:bidi="zh_TW"/>
+        </w:rPr>
+      </w:r>
+      <w:r>
+        <w:rPr>
+          <w:lang w:val="zh_TW" w:bidi="zh_TW"/>
+        </w:rPr>
+        <w:t>像在大會的日子招聚人一樣：詩人將耶路撒冷的毀滅比喻為邀請人參加一場宴會，在這場宴會上，戰爭、饑荒、野生動物和疾病將在耶路撒冷吞噬惡人（</w:t>
+      </w:r>
+      <w:hyperlink r:id="rId82">
+        <w:r>
+          <w:rPr>
+            <w:lang w:val="zh_TW" w:bidi="zh_TW"/>
+          </w:rPr>
+          <w:rPr>
+            <w:color w:val="0000EE"/>
+            <w:u w:val="single"/>
+          </w:rPr>
+          <w:t>申28:15–68</w:t>
+        </w:r>
+      </w:hyperlink>
+      <w:r>
+        <w:rPr>
+          <w:lang w:val="zh_TW" w:bidi="zh_TW"/>
+        </w:rPr>
+        <w:t>；參</w:t>
+      </w:r>
+      <w:hyperlink r:id="rId83">
+        <w:r>
+          <w:rPr>
+            <w:lang w:val="zh_TW" w:bidi="zh_TW"/>
+          </w:rPr>
+          <w:rPr>
+            <w:color w:val="0000EE"/>
+            <w:u w:val="single"/>
+          </w:rPr>
+          <w:t>啟19:17–21</w:t>
+        </w:r>
+      </w:hyperlink>
+      <w:r>
+        <w:rPr>
+          <w:lang w:val="zh_TW" w:bidi="zh_TW"/>
+        </w:rPr>
+        <w:t>）。</w:t>
       </w:r>
       <w:r>
         <w:rPr>
@@ -2888,85 +3079,452 @@
         <w:rPr>
           <w:lang w:val="zh_TW" w:bidi="zh_TW"/>
         </w:rPr>
-        <w:t>耶利米哀歌 2:20</w:t>
-      </w:r>
-      <w:r>
-        <w:rPr>
-          <w:lang w:val="zh_TW" w:bidi="zh_TW"/>
-        </w:rPr>
-      </w:r>
-    </w:p>
-    <w:p>
-      <w:pPr/>
-      <w:r>
-        <w:rPr>
-          <w:lang w:val="zh_TW" w:bidi="zh_TW"/>
-        </w:rPr>
-      </w:r>
-      <w:r>
-        <w:rPr>
-          <w:lang w:val="zh_TW" w:bidi="zh_TW"/>
-        </w:rPr>
-        <w:t>耶利米曾預言，在撒馬利亞圍城期間所發生的</w:t>
-      </w:r>
-      <w:r>
-        <w:rPr>
-          <w:lang w:val="zh_TW" w:bidi="zh_TW"/>
-        </w:rPr>
-        <w:t>自相殘殺的</w:t>
-      </w:r>
-      <w:r>
-        <w:rPr>
-          <w:lang w:val="zh_TW" w:bidi="zh_TW"/>
-        </w:rPr>
-        <w:t>事件（</w:t>
-      </w:r>
-      <w:hyperlink r:id="rId79">
-        <w:r>
-          <w:rPr>
-            <w:lang w:val="zh_TW" w:bidi="zh_TW"/>
-          </w:rPr>
-          <w:rPr>
-            <w:color w:val="0000EE"/>
-            <w:u w:val="single"/>
-          </w:rPr>
-          <w:t>王下6:28–29</w:t>
-        </w:r>
-      </w:hyperlink>
-      <w:r>
-        <w:rPr>
-          <w:lang w:val="zh_TW" w:bidi="zh_TW"/>
-        </w:rPr>
-        <w:t>），將會發生在耶路撒冷（</w:t>
-      </w:r>
-      <w:hyperlink r:id="rId80">
-        <w:r>
-          <w:rPr>
-            <w:lang w:val="zh_TW" w:bidi="zh_TW"/>
-          </w:rPr>
-          <w:rPr>
-            <w:color w:val="0000EE"/>
-            <w:u w:val="single"/>
-          </w:rPr>
-          <w:t>耶19:9</w:t>
-        </w:r>
-      </w:hyperlink>
-      <w:r>
-        <w:rPr>
-          <w:lang w:val="zh_TW" w:bidi="zh_TW"/>
-        </w:rPr>
-        <w:t>；另見</w:t>
-      </w:r>
-      <w:hyperlink r:id="rId81">
-        <w:r>
-          <w:rPr>
-            <w:lang w:val="zh_TW" w:bidi="zh_TW"/>
-          </w:rPr>
-          <w:rPr>
-            <w:color w:val="0000EE"/>
-            <w:u w:val="single"/>
-          </w:rPr>
-          <w:t>哀4:10</w:t>
+        <w:t>耶利米哀歌 3:1–24</w:t>
+      </w:r>
+      <w:r>
+        <w:rPr>
+          <w:lang w:val="zh_TW" w:bidi="zh_TW"/>
+        </w:rPr>
+      </w:r>
+    </w:p>
+    <w:p>
+      <w:pPr/>
+      <w:r>
+        <w:rPr>
+          <w:lang w:val="zh_TW" w:bidi="zh_TW"/>
+        </w:rPr>
+      </w:r>
+      <w:r>
+        <w:rPr>
+          <w:lang w:val="zh_TW" w:bidi="zh_TW"/>
+        </w:rPr>
+        <w:t>作者說猶大和耶路撒冷的苦難就是他自身的苦難。</w:t>
+      </w:r>
+      <w:r>
+        <w:rPr>
+          <w:lang w:val="zh_TW" w:bidi="zh_TW"/>
+        </w:rPr>
+      </w:r>
+      <w:r>
+        <w:rPr>
+          <w:lang w:val="zh_TW" w:bidi="zh_TW"/>
+        </w:rPr>
+      </w:r>
+    </w:p>
+    <w:p>
+      <w:pPr/>
+      <w:r>
+        <w:rPr>
+          <w:lang w:val="zh_TW" w:bidi="zh_TW"/>
+        </w:rPr>
+      </w:r>
+    </w:p>
+    <w:p>
+      <w:pPr>
+        <w:pStyle w:val="Heading2"/>
+      </w:pPr>
+      <w:r>
+        <w:rPr>
+          <w:lang w:val="zh_TW" w:bidi="zh_TW"/>
+        </w:rPr>
+        <w:t>耶利米哀歌 3:1–66</w:t>
+      </w:r>
+      <w:r>
+        <w:rPr>
+          <w:lang w:val="zh_TW" w:bidi="zh_TW"/>
+        </w:rPr>
+      </w:r>
+    </w:p>
+    <w:p>
+      <w:pPr/>
+      <w:r>
+        <w:rPr>
+          <w:lang w:val="zh_TW" w:bidi="zh_TW"/>
+        </w:rPr>
+      </w:r>
+      <w:r>
+        <w:rPr>
+          <w:lang w:val="zh_TW" w:bidi="zh_TW"/>
+        </w:rPr>
+        <w:t>在本章中，作者為所發生的事哀悼（</w:t>
+      </w:r>
+      <w:hyperlink r:id="rId84">
+        <w:r>
+          <w:rPr>
+            <w:lang w:val="zh_TW" w:bidi="zh_TW"/>
+          </w:rPr>
+          <w:rPr>
+            <w:color w:val="0000EE"/>
+            <w:u w:val="single"/>
+          </w:rPr>
+          <w:t>3:1–20</w:t>
+        </w:r>
+      </w:hyperlink>
+      <w:r>
+        <w:rPr>
+          <w:lang w:val="zh_TW" w:bidi="zh_TW"/>
+        </w:rPr>
+        <w:t>、</w:t>
+      </w:r>
+      <w:hyperlink r:id="rId85">
+        <w:r>
+          <w:rPr>
+            <w:lang w:val="zh_TW" w:bidi="zh_TW"/>
+          </w:rPr>
+          <w:rPr>
+            <w:color w:val="0000EE"/>
+            <w:u w:val="single"/>
+          </w:rPr>
+          <w:t>48–54</w:t>
+        </w:r>
+      </w:hyperlink>
+      <w:r>
+        <w:rPr>
+          <w:lang w:val="zh_TW" w:bidi="zh_TW"/>
+        </w:rPr>
+        <w:t>）、紀念耶和華的信實與慈愛（</w:t>
+      </w:r>
+      <w:hyperlink r:id="rId86">
+        <w:r>
+          <w:rPr>
+            <w:lang w:val="zh_TW" w:bidi="zh_TW"/>
+          </w:rPr>
+          <w:rPr>
+            <w:color w:val="0000EE"/>
+            <w:u w:val="single"/>
+          </w:rPr>
+          <w:t>3:21–25</w:t>
+        </w:r>
+      </w:hyperlink>
+      <w:r>
+        <w:rPr>
+          <w:lang w:val="zh_TW" w:bidi="zh_TW"/>
+        </w:rPr>
+        <w:t>）、描述神的子民該如何回應（</w:t>
+      </w:r>
+      <w:hyperlink r:id="rId87">
+        <w:r>
+          <w:rPr>
+            <w:lang w:val="zh_TW" w:bidi="zh_TW"/>
+          </w:rPr>
+          <w:rPr>
+            <w:color w:val="0000EE"/>
+            <w:u w:val="single"/>
+          </w:rPr>
+          <w:t>3:26–47</w:t>
+        </w:r>
+      </w:hyperlink>
+      <w:r>
+        <w:rPr>
+          <w:lang w:val="zh_TW" w:bidi="zh_TW"/>
+        </w:rPr>
+        <w:t>），並在禱告中呼求耶和華（</w:t>
+      </w:r>
+      <w:hyperlink r:id="rId88">
+        <w:r>
+          <w:rPr>
+            <w:lang w:val="zh_TW" w:bidi="zh_TW"/>
+          </w:rPr>
+          <w:rPr>
+            <w:color w:val="0000EE"/>
+            <w:u w:val="single"/>
+          </w:rPr>
+          <w:t>3:55–66</w:t>
+        </w:r>
+      </w:hyperlink>
+      <w:r>
+        <w:rPr>
+          <w:lang w:val="zh_TW" w:bidi="zh_TW"/>
+        </w:rPr>
+        <w:t>）。</w:t>
+      </w:r>
+      <w:r>
+        <w:rPr>
+          <w:lang w:val="zh_TW" w:bidi="zh_TW"/>
+        </w:rPr>
+      </w:r>
+      <w:r>
+        <w:rPr>
+          <w:lang w:val="zh_TW" w:bidi="zh_TW"/>
+        </w:rPr>
+      </w:r>
+    </w:p>
+    <w:p>
+      <w:pPr/>
+      <w:r>
+        <w:rPr>
+          <w:lang w:val="zh_TW" w:bidi="zh_TW"/>
+        </w:rPr>
+      </w:r>
+    </w:p>
+    <w:p>
+      <w:pPr>
+        <w:pStyle w:val="Heading2"/>
+      </w:pPr>
+      <w:r>
+        <w:rPr>
+          <w:lang w:val="zh_TW" w:bidi="zh_TW"/>
+        </w:rPr>
+        <w:t>耶利米哀歌 3:6–9</w:t>
+      </w:r>
+      <w:r>
+        <w:rPr>
+          <w:lang w:val="zh_TW" w:bidi="zh_TW"/>
+        </w:rPr>
+      </w:r>
+    </w:p>
+    <w:p>
+      <w:pPr/>
+      <w:r>
+        <w:rPr>
+          <w:lang w:val="zh_TW" w:bidi="zh_TW"/>
+        </w:rPr>
+      </w:r>
+      <w:r>
+        <w:rPr>
+          <w:lang w:val="zh_TW" w:bidi="zh_TW"/>
+        </w:rPr>
+        <w:t>有些人將這段經文理解為對耶路撒冷被毀前，耶利米困於淤泥牢獄中之經歷的詩意描述（</w:t>
+      </w:r>
+      <w:hyperlink r:id="rId89">
+        <w:r>
+          <w:rPr>
+            <w:lang w:val="zh_TW" w:bidi="zh_TW"/>
+          </w:rPr>
+          <w:rPr>
+            <w:color w:val="0000EE"/>
+            <w:u w:val="single"/>
+          </w:rPr>
+          <w:t>耶38:6–13</w:t>
+        </w:r>
+      </w:hyperlink>
+      <w:r>
+        <w:rPr>
+          <w:lang w:val="zh_TW" w:bidi="zh_TW"/>
+        </w:rPr>
+        <w:t>）。</w:t>
+      </w:r>
+      <w:r>
+        <w:rPr>
+          <w:lang w:val="zh_TW" w:bidi="zh_TW"/>
+        </w:rPr>
+      </w:r>
+      <w:r>
+        <w:rPr>
+          <w:lang w:val="zh_TW" w:bidi="zh_TW"/>
+        </w:rPr>
+      </w:r>
+    </w:p>
+    <w:p>
+      <w:pPr/>
+      <w:r>
+        <w:rPr>
+          <w:lang w:val="zh_TW" w:bidi="zh_TW"/>
+        </w:rPr>
+      </w:r>
+    </w:p>
+    <w:p>
+      <w:pPr>
+        <w:pStyle w:val="Heading2"/>
+      </w:pPr>
+      <w:r>
+        <w:rPr>
+          <w:lang w:val="zh_TW" w:bidi="zh_TW"/>
+        </w:rPr>
+        <w:t>耶利米哀歌 3:9</w:t>
+      </w:r>
+      <w:r>
+        <w:rPr>
+          <w:lang w:val="zh_TW" w:bidi="zh_TW"/>
+        </w:rPr>
+      </w:r>
+    </w:p>
+    <w:p>
+      <w:pPr/>
+      <w:r>
+        <w:rPr>
+          <w:lang w:val="zh_TW" w:bidi="zh_TW"/>
+        </w:rPr>
+      </w:r>
+      <w:r>
+        <w:rPr>
+          <w:lang w:val="zh_TW" w:bidi="zh_TW"/>
+        </w:rPr>
+        <w:t>擋住我的道……使我的路彎曲：罪會造成混亂，並使一個人或群體與幸福的未來隔絕。清潔的人看到的未來是一條易於遵循的直路（</w:t>
+      </w:r>
+      <w:hyperlink r:id="rId90">
+        <w:r>
+          <w:rPr>
+            <w:lang w:val="zh_TW" w:bidi="zh_TW"/>
+          </w:rPr>
+          <w:rPr>
+            <w:color w:val="0000EE"/>
+            <w:u w:val="single"/>
+          </w:rPr>
+          <w:t>箴21:8</w:t>
+        </w:r>
+      </w:hyperlink>
+      <w:r>
+        <w:rPr>
+          <w:lang w:val="zh_TW" w:bidi="zh_TW"/>
+        </w:rPr>
+        <w:t>）。以賽亞將神的活動想像為一個在直路上前行的隊伍，而祂的敬拜者們會為祂遇備這條道路（</w:t>
+      </w:r>
+      <w:hyperlink r:id="rId91">
+        <w:r>
+          <w:rPr>
+            <w:lang w:val="zh_TW" w:bidi="zh_TW"/>
+          </w:rPr>
+          <w:rPr>
+            <w:color w:val="0000EE"/>
+            <w:u w:val="single"/>
+          </w:rPr>
+          <w:t>賽40:3</w:t>
+        </w:r>
+      </w:hyperlink>
+      <w:r>
+        <w:rPr>
+          <w:lang w:val="zh_TW" w:bidi="zh_TW"/>
+        </w:rPr>
+        <w:t>）。</w:t>
+      </w:r>
+      <w:r>
+        <w:rPr>
+          <w:lang w:val="zh_TW" w:bidi="zh_TW"/>
+        </w:rPr>
+      </w:r>
+      <w:r>
+        <w:rPr>
+          <w:lang w:val="zh_TW" w:bidi="zh_TW"/>
+        </w:rPr>
+      </w:r>
+    </w:p>
+    <w:p>
+      <w:pPr/>
+      <w:r>
+        <w:rPr>
+          <w:lang w:val="zh_TW" w:bidi="zh_TW"/>
+        </w:rPr>
+      </w:r>
+    </w:p>
+    <w:p>
+      <w:pPr>
+        <w:pStyle w:val="Heading2"/>
+      </w:pPr>
+      <w:r>
+        <w:rPr>
+          <w:lang w:val="zh_TW" w:bidi="zh_TW"/>
+        </w:rPr>
+        <w:t>耶利米哀歌 3:12</w:t>
+      </w:r>
+      <w:r>
+        <w:rPr>
+          <w:lang w:val="zh_TW" w:bidi="zh_TW"/>
+        </w:rPr>
+      </w:r>
+    </w:p>
+    <w:p>
+      <w:pPr/>
+      <w:r>
+        <w:rPr>
+          <w:lang w:val="zh_TW" w:bidi="zh_TW"/>
+        </w:rPr>
+      </w:r>
+      <w:r>
+        <w:rPr>
+          <w:lang w:val="zh_TW" w:bidi="zh_TW"/>
+        </w:rPr>
+        <w:t>參</w:t>
+      </w:r>
+      <w:hyperlink r:id="rId92">
+        <w:r>
+          <w:rPr>
+            <w:lang w:val="zh_TW" w:bidi="zh_TW"/>
+          </w:rPr>
+          <w:rPr>
+            <w:color w:val="0000EE"/>
+            <w:u w:val="single"/>
+          </w:rPr>
+          <w:t>約伯記六章4節</w:t>
+        </w:r>
+      </w:hyperlink>
+      <w:r>
+        <w:rPr>
+          <w:lang w:val="zh_TW" w:bidi="zh_TW"/>
+        </w:rPr>
+        <w:t>。</w:t>
+      </w:r>
+      <w:r>
+        <w:rPr>
+          <w:lang w:val="zh_TW" w:bidi="zh_TW"/>
+        </w:rPr>
+      </w:r>
+      <w:r>
+        <w:rPr>
+          <w:lang w:val="zh_TW" w:bidi="zh_TW"/>
+        </w:rPr>
+      </w:r>
+    </w:p>
+    <w:p>
+      <w:pPr/>
+      <w:r>
+        <w:rPr>
+          <w:lang w:val="zh_TW" w:bidi="zh_TW"/>
+        </w:rPr>
+      </w:r>
+    </w:p>
+    <w:p>
+      <w:pPr>
+        <w:pStyle w:val="Heading2"/>
+      </w:pPr>
+      <w:r>
+        <w:rPr>
+          <w:lang w:val="zh_TW" w:bidi="zh_TW"/>
+        </w:rPr>
+        <w:t>耶利米哀歌 3:19</w:t>
+      </w:r>
+      <w:r>
+        <w:rPr>
+          <w:lang w:val="zh_TW" w:bidi="zh_TW"/>
+        </w:rPr>
+      </w:r>
+    </w:p>
+    <w:p>
+      <w:pPr/>
+      <w:r>
+        <w:rPr>
+          <w:lang w:val="zh_TW" w:bidi="zh_TW"/>
+        </w:rPr>
+      </w:r>
+      <w:r>
+        <w:rPr>
+          <w:lang w:val="zh_TW" w:bidi="zh_TW"/>
+        </w:rPr>
+        <w:t>苦不堪言（或</w:t>
+      </w:r>
+      <w:r>
+        <w:rPr>
+          <w:i/>
+          <w:lang w:val="zh_TW" w:bidi="zh_TW"/>
+        </w:rPr>
+        <w:t>如同茵蔯和苦膽</w:t>
+      </w:r>
+      <w:r>
+        <w:rPr>
+          <w:lang w:val="zh_TW" w:bidi="zh_TW"/>
+        </w:rPr>
+        <w:t>；和合本譯為：如茵蔯和苦膽的困苦窘迫）：茵蔯是一種味道苦澀的植物，在這裡反應了內心的痛苦情感之烈（</w:t>
+      </w:r>
+      <w:hyperlink r:id="rId93">
+        <w:r>
+          <w:rPr>
+            <w:lang w:val="zh_TW" w:bidi="zh_TW"/>
+          </w:rPr>
+          <w:rPr>
+            <w:color w:val="0000EE"/>
+            <w:u w:val="single"/>
+          </w:rPr>
+          <w:t>箴5:4</w:t>
         </w:r>
       </w:hyperlink>
       <w:r>
@@ -2975,41 +3533,59 @@
         </w:rPr>
         <w:t>；</w:t>
       </w:r>
-      <w:hyperlink r:id="rId82">
-        <w:r>
-          <w:rPr>
-            <w:lang w:val="zh_TW" w:bidi="zh_TW"/>
-          </w:rPr>
-          <w:rPr>
-            <w:color w:val="0000EE"/>
-            <w:u w:val="single"/>
-          </w:rPr>
-          <w:t>結5:10</w:t>
-        </w:r>
-      </w:hyperlink>
-      <w:r>
-        <w:rPr>
-          <w:lang w:val="zh_TW" w:bidi="zh_TW"/>
-        </w:rPr>
-        <w:t>；參</w:t>
-      </w:r>
-      <w:hyperlink r:id="rId83">
-        <w:r>
-          <w:rPr>
-            <w:lang w:val="zh_TW" w:bidi="zh_TW"/>
-          </w:rPr>
-          <w:rPr>
-            <w:color w:val="0000EE"/>
-            <w:u w:val="single"/>
-          </w:rPr>
-          <w:t>申28:53–57</w:t>
-        </w:r>
-      </w:hyperlink>
-      <w:r>
-        <w:rPr>
-          <w:lang w:val="zh_TW" w:bidi="zh_TW"/>
-        </w:rPr>
-        <w:t>）。</w:t>
+      <w:hyperlink r:id="rId94">
+        <w:r>
+          <w:rPr>
+            <w:lang w:val="zh_TW" w:bidi="zh_TW"/>
+          </w:rPr>
+          <w:rPr>
+            <w:color w:val="0000EE"/>
+            <w:u w:val="single"/>
+          </w:rPr>
+          <w:t>啟8:11</w:t>
+        </w:r>
+      </w:hyperlink>
+      <w:r>
+        <w:rPr>
+          <w:lang w:val="zh_TW" w:bidi="zh_TW"/>
+        </w:rPr>
+        <w:t>）。苦膽是一種有毒植物，若食用會引起身體劇烈的疼痛，它強烈地象徵了極度重壓下的情緒（</w:t>
+      </w:r>
+      <w:hyperlink r:id="rId95">
+        <w:r>
+          <w:rPr>
+            <w:lang w:val="zh_TW" w:bidi="zh_TW"/>
+          </w:rPr>
+          <w:rPr>
+            <w:color w:val="0000EE"/>
+            <w:u w:val="single"/>
+          </w:rPr>
+          <w:t>申29:18</w:t>
+        </w:r>
+      </w:hyperlink>
+      <w:r>
+        <w:rPr>
+          <w:lang w:val="zh_TW" w:bidi="zh_TW"/>
+        </w:rPr>
+        <w:t>；</w:t>
+      </w:r>
+      <w:hyperlink r:id="rId96">
+        <w:r>
+          <w:rPr>
+            <w:lang w:val="zh_TW" w:bidi="zh_TW"/>
+          </w:rPr>
+          <w:rPr>
+            <w:color w:val="0000EE"/>
+            <w:u w:val="single"/>
+          </w:rPr>
+          <w:t>詩69:21</w:t>
+        </w:r>
+      </w:hyperlink>
+      <w:r>
+        <w:rPr>
+          <w:lang w:val="zh_TW" w:bidi="zh_TW"/>
+        </w:rPr>
+        <w:t>）。作者似乎陷入了一個無法逃脫的絕境。</w:t>
       </w:r>
       <w:r>
         <w:rPr>
@@ -3038,62 +3614,62 @@
         <w:rPr>
           <w:lang w:val="zh_TW" w:bidi="zh_TW"/>
         </w:rPr>
-        <w:t>耶利米哀歌 2:22</w:t>
-      </w:r>
-      <w:r>
-        <w:rPr>
-          <w:lang w:val="zh_TW" w:bidi="zh_TW"/>
-        </w:rPr>
-      </w:r>
-    </w:p>
-    <w:p>
-      <w:pPr/>
-      <w:r>
-        <w:rPr>
-          <w:lang w:val="zh_TW" w:bidi="zh_TW"/>
-        </w:rPr>
-      </w:r>
-      <w:r>
-        <w:rPr>
-          <w:lang w:val="zh_TW" w:bidi="zh_TW"/>
-        </w:rPr>
-        <w:t>像在大會的日子招聚人一樣：詩人將耶路撒冷的毀滅比喻為邀請人參加一場宴會，在這場宴會上，戰爭、饑荒、野生動物和疾病將在耶路撒冷吞噬惡人（</w:t>
-      </w:r>
-      <w:hyperlink r:id="rId84">
-        <w:r>
-          <w:rPr>
-            <w:lang w:val="zh_TW" w:bidi="zh_TW"/>
-          </w:rPr>
-          <w:rPr>
-            <w:color w:val="0000EE"/>
-            <w:u w:val="single"/>
-          </w:rPr>
-          <w:t>申28:15–68</w:t>
-        </w:r>
-      </w:hyperlink>
-      <w:r>
-        <w:rPr>
-          <w:lang w:val="zh_TW" w:bidi="zh_TW"/>
-        </w:rPr>
-        <w:t>；參</w:t>
-      </w:r>
-      <w:hyperlink r:id="rId85">
-        <w:r>
-          <w:rPr>
-            <w:lang w:val="zh_TW" w:bidi="zh_TW"/>
-          </w:rPr>
-          <w:rPr>
-            <w:color w:val="0000EE"/>
-            <w:u w:val="single"/>
-          </w:rPr>
-          <w:t>啟19:17–21</w:t>
-        </w:r>
-      </w:hyperlink>
-      <w:r>
-        <w:rPr>
-          <w:lang w:val="zh_TW" w:bidi="zh_TW"/>
-        </w:rPr>
-        <w:t>）。</w:t>
+        <w:t>耶利米哀歌 3:22</w:t>
+      </w:r>
+      <w:r>
+        <w:rPr>
+          <w:lang w:val="zh_TW" w:bidi="zh_TW"/>
+        </w:rPr>
+      </w:r>
+    </w:p>
+    <w:p>
+      <w:pPr/>
+      <w:r>
+        <w:rPr>
+          <w:lang w:val="zh_TW" w:bidi="zh_TW"/>
+        </w:rPr>
+      </w:r>
+      <w:r>
+        <w:rPr>
+          <w:lang w:val="zh_TW" w:bidi="zh_TW"/>
+        </w:rPr>
+        <w:t>耶和華信實的慈愛是詩人從深度憂鬱中得以恢復的基礎。就像耶利米在牢獄中（</w:t>
+      </w:r>
+      <w:hyperlink r:id="rId89">
+        <w:r>
+          <w:rPr>
+            <w:lang w:val="zh_TW" w:bidi="zh_TW"/>
+          </w:rPr>
+          <w:rPr>
+            <w:color w:val="0000EE"/>
+            <w:u w:val="single"/>
+          </w:rPr>
+          <w:t>耶38:6–13</w:t>
+        </w:r>
+      </w:hyperlink>
+      <w:r>
+        <w:rPr>
+          <w:lang w:val="zh_TW" w:bidi="zh_TW"/>
+        </w:rPr>
+        <w:t>）以及約拿在大魚腹中（</w:t>
+      </w:r>
+      <w:hyperlink r:id="rId97">
+        <w:r>
+          <w:rPr>
+            <w:lang w:val="zh_TW" w:bidi="zh_TW"/>
+          </w:rPr>
+          <w:rPr>
+            <w:color w:val="0000EE"/>
+            <w:u w:val="single"/>
+          </w:rPr>
+          <w:t>拿2:2–10</w:t>
+        </w:r>
+      </w:hyperlink>
+      <w:r>
+        <w:rPr>
+          <w:lang w:val="zh_TW" w:bidi="zh_TW"/>
+        </w:rPr>
+        <w:t>）時所經歷的一樣，耶和華從死亡中賜下拯救。</w:t>
       </w:r>
       <w:r>
         <w:rPr>
@@ -3122,26 +3698,26 @@
         <w:rPr>
           <w:lang w:val="zh_TW" w:bidi="zh_TW"/>
         </w:rPr>
-        <w:t>耶利米哀歌 3:1–24</w:t>
-      </w:r>
-      <w:r>
-        <w:rPr>
-          <w:lang w:val="zh_TW" w:bidi="zh_TW"/>
-        </w:rPr>
-      </w:r>
-    </w:p>
-    <w:p>
-      <w:pPr/>
-      <w:r>
-        <w:rPr>
-          <w:lang w:val="zh_TW" w:bidi="zh_TW"/>
-        </w:rPr>
-      </w:r>
-      <w:r>
-        <w:rPr>
-          <w:lang w:val="zh_TW" w:bidi="zh_TW"/>
-        </w:rPr>
-        <w:t>作者說猶大和耶路撒冷的苦難就是他自身的苦難。</w:t>
+        <w:t>耶利米哀歌 3:22–33</w:t>
+      </w:r>
+      <w:r>
+        <w:rPr>
+          <w:lang w:val="zh_TW" w:bidi="zh_TW"/>
+        </w:rPr>
+      </w:r>
+    </w:p>
+    <w:p>
+      <w:pPr/>
+      <w:r>
+        <w:rPr>
+          <w:lang w:val="zh_TW" w:bidi="zh_TW"/>
+        </w:rPr>
+      </w:r>
+      <w:r>
+        <w:rPr>
+          <w:lang w:val="zh_TW" w:bidi="zh_TW"/>
+        </w:rPr>
+        <w:t>神的慈愛和信實永不斷絕。正如神因耶路撒冷的罪而降下審判是信實的一樣，祂也會信實地醫治那些轉向祂的人。</w:t>
       </w:r>
       <w:r>
         <w:rPr>
@@ -3170,116 +3746,26 @@
         <w:rPr>
           <w:lang w:val="zh_TW" w:bidi="zh_TW"/>
         </w:rPr>
-        <w:t>耶利米哀歌 3:1–66</w:t>
-      </w:r>
-      <w:r>
-        <w:rPr>
-          <w:lang w:val="zh_TW" w:bidi="zh_TW"/>
-        </w:rPr>
-      </w:r>
-    </w:p>
-    <w:p>
-      <w:pPr/>
-      <w:r>
-        <w:rPr>
-          <w:lang w:val="zh_TW" w:bidi="zh_TW"/>
-        </w:rPr>
-      </w:r>
-      <w:r>
-        <w:rPr>
-          <w:lang w:val="zh_TW" w:bidi="zh_TW"/>
-        </w:rPr>
-        <w:t>在本章中，作者為所發生的事哀悼（</w:t>
-      </w:r>
-      <w:hyperlink r:id="rId86">
-        <w:r>
-          <w:rPr>
-            <w:lang w:val="zh_TW" w:bidi="zh_TW"/>
-          </w:rPr>
-          <w:rPr>
-            <w:color w:val="0000EE"/>
-            <w:u w:val="single"/>
-          </w:rPr>
-          <w:t>3:1–20</w:t>
-        </w:r>
-      </w:hyperlink>
-      <w:r>
-        <w:rPr>
-          <w:lang w:val="zh_TW" w:bidi="zh_TW"/>
-        </w:rPr>
-        <w:t>、</w:t>
-      </w:r>
-      <w:hyperlink r:id="rId87">
-        <w:r>
-          <w:rPr>
-            <w:lang w:val="zh_TW" w:bidi="zh_TW"/>
-          </w:rPr>
-          <w:rPr>
-            <w:color w:val="0000EE"/>
-            <w:u w:val="single"/>
-          </w:rPr>
-          <w:t>48–54</w:t>
-        </w:r>
-      </w:hyperlink>
-      <w:r>
-        <w:rPr>
-          <w:lang w:val="zh_TW" w:bidi="zh_TW"/>
-        </w:rPr>
-        <w:t>）、紀念耶和華的信實與慈愛（</w:t>
-      </w:r>
-      <w:hyperlink r:id="rId88">
-        <w:r>
-          <w:rPr>
-            <w:lang w:val="zh_TW" w:bidi="zh_TW"/>
-          </w:rPr>
-          <w:rPr>
-            <w:color w:val="0000EE"/>
-            <w:u w:val="single"/>
-          </w:rPr>
-          <w:t>3:21–25</w:t>
-        </w:r>
-      </w:hyperlink>
-      <w:r>
-        <w:rPr>
-          <w:lang w:val="zh_TW" w:bidi="zh_TW"/>
-        </w:rPr>
-        <w:t>）、描述神的子民該如何回應（</w:t>
-      </w:r>
-      <w:hyperlink r:id="rId89">
-        <w:r>
-          <w:rPr>
-            <w:lang w:val="zh_TW" w:bidi="zh_TW"/>
-          </w:rPr>
-          <w:rPr>
-            <w:color w:val="0000EE"/>
-            <w:u w:val="single"/>
-          </w:rPr>
-          <w:t>3:26–47</w:t>
-        </w:r>
-      </w:hyperlink>
-      <w:r>
-        <w:rPr>
-          <w:lang w:val="zh_TW" w:bidi="zh_TW"/>
-        </w:rPr>
-        <w:t>），並在禱告中呼求耶和華（</w:t>
-      </w:r>
-      <w:hyperlink r:id="rId90">
-        <w:r>
-          <w:rPr>
-            <w:lang w:val="zh_TW" w:bidi="zh_TW"/>
-          </w:rPr>
-          <w:rPr>
-            <w:color w:val="0000EE"/>
-            <w:u w:val="single"/>
-          </w:rPr>
-          <w:t>3:55–66</w:t>
-        </w:r>
-      </w:hyperlink>
-      <w:r>
-        <w:rPr>
-          <w:lang w:val="zh_TW" w:bidi="zh_TW"/>
-        </w:rPr>
-        <w:t>）。</w:t>
+        <w:t>耶利米哀歌 3:23</w:t>
+      </w:r>
+      <w:r>
+        <w:rPr>
+          <w:lang w:val="zh_TW" w:bidi="zh_TW"/>
+        </w:rPr>
+      </w:r>
+    </w:p>
+    <w:p>
+      <w:pPr/>
+      <w:r>
+        <w:rPr>
+          <w:lang w:val="zh_TW" w:bidi="zh_TW"/>
+        </w:rPr>
+      </w:r>
+      <w:r>
+        <w:rPr>
+          <w:lang w:val="zh_TW" w:bidi="zh_TW"/>
+        </w:rPr>
+        <w:t>神的信實顯示出祂絕對可靠，而這顯明在祂每日的憐憫中。祂持續地供應給我們一個適合居住的世界，使我們得以存活。</w:t>
       </w:r>
       <w:r>
         <w:rPr>
@@ -3308,266 +3794,37 @@
         <w:rPr>
           <w:lang w:val="zh_TW" w:bidi="zh_TW"/>
         </w:rPr>
-        <w:t>耶利米哀歌 3:6–9</w:t>
-      </w:r>
-      <w:r>
-        <w:rPr>
-          <w:lang w:val="zh_TW" w:bidi="zh_TW"/>
-        </w:rPr>
-      </w:r>
-    </w:p>
-    <w:p>
-      <w:pPr/>
-      <w:r>
-        <w:rPr>
-          <w:lang w:val="zh_TW" w:bidi="zh_TW"/>
-        </w:rPr>
-      </w:r>
-      <w:r>
-        <w:rPr>
-          <w:lang w:val="zh_TW" w:bidi="zh_TW"/>
-        </w:rPr>
-        <w:t>有些人將這段經文理解為對耶路撒冷被毀前，耶利米困於淤泥牢獄中之經歷的詩意描述（</w:t>
-      </w:r>
-      <w:hyperlink r:id="rId91">
-        <w:r>
-          <w:rPr>
-            <w:lang w:val="zh_TW" w:bidi="zh_TW"/>
-          </w:rPr>
-          <w:rPr>
-            <w:color w:val="0000EE"/>
-            <w:u w:val="single"/>
-          </w:rPr>
-          <w:t>耶38:6–13</w:t>
-        </w:r>
-      </w:hyperlink>
-      <w:r>
-        <w:rPr>
-          <w:lang w:val="zh_TW" w:bidi="zh_TW"/>
-        </w:rPr>
-        <w:t>）。</w:t>
-      </w:r>
-      <w:r>
-        <w:rPr>
-          <w:lang w:val="zh_TW" w:bidi="zh_TW"/>
-        </w:rPr>
-      </w:r>
-      <w:r>
-        <w:rPr>
-          <w:lang w:val="zh_TW" w:bidi="zh_TW"/>
-        </w:rPr>
-      </w:r>
-    </w:p>
-    <w:p>
-      <w:pPr/>
-      <w:r>
-        <w:rPr>
-          <w:lang w:val="zh_TW" w:bidi="zh_TW"/>
-        </w:rPr>
-      </w:r>
-    </w:p>
-    <w:p>
-      <w:pPr>
-        <w:pStyle w:val="Heading2"/>
-      </w:pPr>
-      <w:r>
-        <w:rPr>
-          <w:lang w:val="zh_TW" w:bidi="zh_TW"/>
-        </w:rPr>
-        <w:t>耶利米哀歌 3:9</w:t>
-      </w:r>
-      <w:r>
-        <w:rPr>
-          <w:lang w:val="zh_TW" w:bidi="zh_TW"/>
-        </w:rPr>
-      </w:r>
-    </w:p>
-    <w:p>
-      <w:pPr/>
-      <w:r>
-        <w:rPr>
-          <w:lang w:val="zh_TW" w:bidi="zh_TW"/>
-        </w:rPr>
-      </w:r>
-      <w:r>
-        <w:rPr>
-          <w:lang w:val="zh_TW" w:bidi="zh_TW"/>
-        </w:rPr>
-        <w:t>擋住我的道……使我的路彎曲：罪會造成混亂，並使一個人或群體與幸福的未來隔絕。清潔的人看到的未來是一條易於遵循的直路（</w:t>
-      </w:r>
-      <w:hyperlink r:id="rId92">
-        <w:r>
-          <w:rPr>
-            <w:lang w:val="zh_TW" w:bidi="zh_TW"/>
-          </w:rPr>
-          <w:rPr>
-            <w:color w:val="0000EE"/>
-            <w:u w:val="single"/>
-          </w:rPr>
-          <w:t>箴21:8</w:t>
-        </w:r>
-      </w:hyperlink>
-      <w:r>
-        <w:rPr>
-          <w:lang w:val="zh_TW" w:bidi="zh_TW"/>
-        </w:rPr>
-        <w:t>）。以賽亞將神的活動想像為一個在直路上前行的隊伍，而祂的敬拜者們會為祂遇備這條道路（</w:t>
-      </w:r>
-      <w:hyperlink r:id="rId93">
-        <w:r>
-          <w:rPr>
-            <w:lang w:val="zh_TW" w:bidi="zh_TW"/>
-          </w:rPr>
-          <w:rPr>
-            <w:color w:val="0000EE"/>
-            <w:u w:val="single"/>
-          </w:rPr>
-          <w:t>賽40:3</w:t>
-        </w:r>
-      </w:hyperlink>
-      <w:r>
-        <w:rPr>
-          <w:lang w:val="zh_TW" w:bidi="zh_TW"/>
-        </w:rPr>
-        <w:t>）。</w:t>
-      </w:r>
-      <w:r>
-        <w:rPr>
-          <w:lang w:val="zh_TW" w:bidi="zh_TW"/>
-        </w:rPr>
-      </w:r>
-      <w:r>
-        <w:rPr>
-          <w:lang w:val="zh_TW" w:bidi="zh_TW"/>
-        </w:rPr>
-      </w:r>
-    </w:p>
-    <w:p>
-      <w:pPr/>
-      <w:r>
-        <w:rPr>
-          <w:lang w:val="zh_TW" w:bidi="zh_TW"/>
-        </w:rPr>
-      </w:r>
-    </w:p>
-    <w:p>
-      <w:pPr>
-        <w:pStyle w:val="Heading2"/>
-      </w:pPr>
-      <w:r>
-        <w:rPr>
-          <w:lang w:val="zh_TW" w:bidi="zh_TW"/>
-        </w:rPr>
-        <w:t>耶利米哀歌 3:12</w:t>
-      </w:r>
-      <w:r>
-        <w:rPr>
-          <w:lang w:val="zh_TW" w:bidi="zh_TW"/>
-        </w:rPr>
-      </w:r>
-    </w:p>
-    <w:p>
-      <w:pPr/>
-      <w:r>
-        <w:rPr>
-          <w:lang w:val="zh_TW" w:bidi="zh_TW"/>
-        </w:rPr>
-      </w:r>
-      <w:r>
-        <w:rPr>
-          <w:lang w:val="zh_TW" w:bidi="zh_TW"/>
-        </w:rPr>
-        <w:t>參</w:t>
-      </w:r>
-      <w:hyperlink r:id="rId94">
-        <w:r>
-          <w:rPr>
-            <w:lang w:val="zh_TW" w:bidi="zh_TW"/>
-          </w:rPr>
-          <w:rPr>
-            <w:color w:val="0000EE"/>
-            <w:u w:val="single"/>
-          </w:rPr>
-          <w:t>約伯記六章4節</w:t>
-        </w:r>
-      </w:hyperlink>
-      <w:r>
-        <w:rPr>
-          <w:lang w:val="zh_TW" w:bidi="zh_TW"/>
-        </w:rPr>
-        <w:t>。</w:t>
-      </w:r>
-      <w:r>
-        <w:rPr>
-          <w:lang w:val="zh_TW" w:bidi="zh_TW"/>
-        </w:rPr>
-      </w:r>
-      <w:r>
-        <w:rPr>
-          <w:lang w:val="zh_TW" w:bidi="zh_TW"/>
-        </w:rPr>
-      </w:r>
-    </w:p>
-    <w:p>
-      <w:pPr/>
-      <w:r>
-        <w:rPr>
-          <w:lang w:val="zh_TW" w:bidi="zh_TW"/>
-        </w:rPr>
-      </w:r>
-    </w:p>
-    <w:p>
-      <w:pPr>
-        <w:pStyle w:val="Heading2"/>
-      </w:pPr>
-      <w:r>
-        <w:rPr>
-          <w:lang w:val="zh_TW" w:bidi="zh_TW"/>
-        </w:rPr>
-        <w:t>耶利米哀歌 3:19</w:t>
-      </w:r>
-      <w:r>
-        <w:rPr>
-          <w:lang w:val="zh_TW" w:bidi="zh_TW"/>
-        </w:rPr>
-      </w:r>
-    </w:p>
-    <w:p>
-      <w:pPr/>
-      <w:r>
-        <w:rPr>
-          <w:lang w:val="zh_TW" w:bidi="zh_TW"/>
-        </w:rPr>
-      </w:r>
-      <w:r>
-        <w:rPr>
-          <w:lang w:val="zh_TW" w:bidi="zh_TW"/>
-        </w:rPr>
-        <w:t>苦不堪言（或</w:t>
-      </w:r>
-      <w:r>
-        <w:rPr>
-          <w:i/>
-          <w:lang w:val="zh_TW" w:bidi="zh_TW"/>
-        </w:rPr>
-        <w:t>如同茵蔯和苦膽</w:t>
-      </w:r>
-      <w:r>
-        <w:rPr>
-          <w:lang w:val="zh_TW" w:bidi="zh_TW"/>
-        </w:rPr>
-        <w:t>；和合本譯為：如茵蔯和苦膽的困苦窘迫）：茵蔯是一種味道苦澀的植物，在這裡反應了內心的痛苦情感之烈（</w:t>
-      </w:r>
-      <w:hyperlink r:id="rId95">
-        <w:r>
-          <w:rPr>
-            <w:lang w:val="zh_TW" w:bidi="zh_TW"/>
-          </w:rPr>
-          <w:rPr>
-            <w:color w:val="0000EE"/>
-            <w:u w:val="single"/>
-          </w:rPr>
-          <w:t>箴5:4</w:t>
+        <w:t>耶利米哀歌 3:24</w:t>
+      </w:r>
+      <w:r>
+        <w:rPr>
+          <w:lang w:val="zh_TW" w:bidi="zh_TW"/>
+        </w:rPr>
+      </w:r>
+    </w:p>
+    <w:p>
+      <w:pPr/>
+      <w:r>
+        <w:rPr>
+          <w:lang w:val="zh_TW" w:bidi="zh_TW"/>
+        </w:rPr>
+      </w:r>
+      <w:r>
+        <w:rPr>
+          <w:lang w:val="zh_TW" w:bidi="zh_TW"/>
+        </w:rPr>
+        <w:t>耶和華是我的分：自摩西時代以來，迦南地一直被視為以色列的產業（</w:t>
+      </w:r>
+      <w:hyperlink r:id="rId98">
+        <w:r>
+          <w:rPr>
+            <w:lang w:val="zh_TW" w:bidi="zh_TW"/>
+          </w:rPr>
+          <w:rPr>
+            <w:color w:val="0000EE"/>
+            <w:u w:val="single"/>
+          </w:rPr>
+          <w:t>出15:17</w:t>
         </w:r>
       </w:hyperlink>
       <w:r>
@@ -3576,34 +3833,16 @@
         </w:rPr>
         <w:t>；</w:t>
       </w:r>
-      <w:hyperlink r:id="rId96">
-        <w:r>
-          <w:rPr>
-            <w:lang w:val="zh_TW" w:bidi="zh_TW"/>
-          </w:rPr>
-          <w:rPr>
-            <w:color w:val="0000EE"/>
-            <w:u w:val="single"/>
-          </w:rPr>
-          <w:t>啟8:11</w:t>
-        </w:r>
-      </w:hyperlink>
-      <w:r>
-        <w:rPr>
-          <w:lang w:val="zh_TW" w:bidi="zh_TW"/>
-        </w:rPr>
-        <w:t>）。苦膽是一種有毒植物，若食用會引起身體劇烈的疼痛，它強烈地象徵了極度重壓下的情緒（</w:t>
-      </w:r>
-      <w:hyperlink r:id="rId97">
-        <w:r>
-          <w:rPr>
-            <w:lang w:val="zh_TW" w:bidi="zh_TW"/>
-          </w:rPr>
-          <w:rPr>
-            <w:color w:val="0000EE"/>
-            <w:u w:val="single"/>
-          </w:rPr>
-          <w:t>申29:18</w:t>
+      <w:hyperlink r:id="rId99">
+        <w:r>
+          <w:rPr>
+            <w:lang w:val="zh_TW" w:bidi="zh_TW"/>
+          </w:rPr>
+          <w:rPr>
+            <w:color w:val="0000EE"/>
+            <w:u w:val="single"/>
+          </w:rPr>
+          <w:t>書21:19</w:t>
         </w:r>
       </w:hyperlink>
       <w:r>
@@ -3612,252 +3851,6 @@
         </w:rPr>
         <w:t>；</w:t>
       </w:r>
-      <w:hyperlink r:id="rId98">
-        <w:r>
-          <w:rPr>
-            <w:lang w:val="zh_TW" w:bidi="zh_TW"/>
-          </w:rPr>
-          <w:rPr>
-            <w:color w:val="0000EE"/>
-            <w:u w:val="single"/>
-          </w:rPr>
-          <w:t>詩69:21</w:t>
-        </w:r>
-      </w:hyperlink>
-      <w:r>
-        <w:rPr>
-          <w:lang w:val="zh_TW" w:bidi="zh_TW"/>
-        </w:rPr>
-        <w:t>）。作者似乎陷入了一個無法逃脫的絕境。</w:t>
-      </w:r>
-      <w:r>
-        <w:rPr>
-          <w:lang w:val="zh_TW" w:bidi="zh_TW"/>
-        </w:rPr>
-      </w:r>
-      <w:r>
-        <w:rPr>
-          <w:lang w:val="zh_TW" w:bidi="zh_TW"/>
-        </w:rPr>
-      </w:r>
-    </w:p>
-    <w:p>
-      <w:pPr/>
-      <w:r>
-        <w:rPr>
-          <w:lang w:val="zh_TW" w:bidi="zh_TW"/>
-        </w:rPr>
-      </w:r>
-    </w:p>
-    <w:p>
-      <w:pPr>
-        <w:pStyle w:val="Heading2"/>
-      </w:pPr>
-      <w:r>
-        <w:rPr>
-          <w:lang w:val="zh_TW" w:bidi="zh_TW"/>
-        </w:rPr>
-        <w:t>耶利米哀歌 3:22</w:t>
-      </w:r>
-      <w:r>
-        <w:rPr>
-          <w:lang w:val="zh_TW" w:bidi="zh_TW"/>
-        </w:rPr>
-      </w:r>
-    </w:p>
-    <w:p>
-      <w:pPr/>
-      <w:r>
-        <w:rPr>
-          <w:lang w:val="zh_TW" w:bidi="zh_TW"/>
-        </w:rPr>
-      </w:r>
-      <w:r>
-        <w:rPr>
-          <w:lang w:val="zh_TW" w:bidi="zh_TW"/>
-        </w:rPr>
-        <w:t>耶和華信實的慈愛是詩人從深度憂鬱中得以恢復的基礎。就像耶利米在牢獄中（</w:t>
-      </w:r>
-      <w:hyperlink r:id="rId91">
-        <w:r>
-          <w:rPr>
-            <w:lang w:val="zh_TW" w:bidi="zh_TW"/>
-          </w:rPr>
-          <w:rPr>
-            <w:color w:val="0000EE"/>
-            <w:u w:val="single"/>
-          </w:rPr>
-          <w:t>耶38:6–13</w:t>
-        </w:r>
-      </w:hyperlink>
-      <w:r>
-        <w:rPr>
-          <w:lang w:val="zh_TW" w:bidi="zh_TW"/>
-        </w:rPr>
-        <w:t>）以及約拿在大魚腹中（</w:t>
-      </w:r>
-      <w:hyperlink r:id="rId99">
-        <w:r>
-          <w:rPr>
-            <w:lang w:val="zh_TW" w:bidi="zh_TW"/>
-          </w:rPr>
-          <w:rPr>
-            <w:color w:val="0000EE"/>
-            <w:u w:val="single"/>
-          </w:rPr>
-          <w:t>拿2:2–10</w:t>
-        </w:r>
-      </w:hyperlink>
-      <w:r>
-        <w:rPr>
-          <w:lang w:val="zh_TW" w:bidi="zh_TW"/>
-        </w:rPr>
-        <w:t>）時所經歷的一樣，耶和華從死亡中賜下拯救。</w:t>
-      </w:r>
-      <w:r>
-        <w:rPr>
-          <w:lang w:val="zh_TW" w:bidi="zh_TW"/>
-        </w:rPr>
-      </w:r>
-      <w:r>
-        <w:rPr>
-          <w:lang w:val="zh_TW" w:bidi="zh_TW"/>
-        </w:rPr>
-      </w:r>
-    </w:p>
-    <w:p>
-      <w:pPr/>
-      <w:r>
-        <w:rPr>
-          <w:lang w:val="zh_TW" w:bidi="zh_TW"/>
-        </w:rPr>
-      </w:r>
-    </w:p>
-    <w:p>
-      <w:pPr>
-        <w:pStyle w:val="Heading2"/>
-      </w:pPr>
-      <w:r>
-        <w:rPr>
-          <w:lang w:val="zh_TW" w:bidi="zh_TW"/>
-        </w:rPr>
-        <w:t>耶利米哀歌 3:22–33</w:t>
-      </w:r>
-      <w:r>
-        <w:rPr>
-          <w:lang w:val="zh_TW" w:bidi="zh_TW"/>
-        </w:rPr>
-      </w:r>
-    </w:p>
-    <w:p>
-      <w:pPr/>
-      <w:r>
-        <w:rPr>
-          <w:lang w:val="zh_TW" w:bidi="zh_TW"/>
-        </w:rPr>
-      </w:r>
-      <w:r>
-        <w:rPr>
-          <w:lang w:val="zh_TW" w:bidi="zh_TW"/>
-        </w:rPr>
-        <w:t>神的慈愛和信實永不斷絕。正如神因耶路撒冷的罪而降下審判是信實的一樣，祂也會信實地醫治那些轉向祂的人。</w:t>
-      </w:r>
-      <w:r>
-        <w:rPr>
-          <w:lang w:val="zh_TW" w:bidi="zh_TW"/>
-        </w:rPr>
-      </w:r>
-      <w:r>
-        <w:rPr>
-          <w:lang w:val="zh_TW" w:bidi="zh_TW"/>
-        </w:rPr>
-      </w:r>
-    </w:p>
-    <w:p>
-      <w:pPr/>
-      <w:r>
-        <w:rPr>
-          <w:lang w:val="zh_TW" w:bidi="zh_TW"/>
-        </w:rPr>
-      </w:r>
-    </w:p>
-    <w:p>
-      <w:pPr>
-        <w:pStyle w:val="Heading2"/>
-      </w:pPr>
-      <w:r>
-        <w:rPr>
-          <w:lang w:val="zh_TW" w:bidi="zh_TW"/>
-        </w:rPr>
-        <w:t>耶利米哀歌 3:23</w:t>
-      </w:r>
-      <w:r>
-        <w:rPr>
-          <w:lang w:val="zh_TW" w:bidi="zh_TW"/>
-        </w:rPr>
-      </w:r>
-    </w:p>
-    <w:p>
-      <w:pPr/>
-      <w:r>
-        <w:rPr>
-          <w:lang w:val="zh_TW" w:bidi="zh_TW"/>
-        </w:rPr>
-      </w:r>
-      <w:r>
-        <w:rPr>
-          <w:lang w:val="zh_TW" w:bidi="zh_TW"/>
-        </w:rPr>
-        <w:t>神的信實顯示出祂絕對可靠，而這顯明在祂每日的憐憫中。祂持續地供應給我們一個適合居住的世界，使我們得以存活。</w:t>
-      </w:r>
-      <w:r>
-        <w:rPr>
-          <w:lang w:val="zh_TW" w:bidi="zh_TW"/>
-        </w:rPr>
-      </w:r>
-      <w:r>
-        <w:rPr>
-          <w:lang w:val="zh_TW" w:bidi="zh_TW"/>
-        </w:rPr>
-      </w:r>
-    </w:p>
-    <w:p>
-      <w:pPr/>
-      <w:r>
-        <w:rPr>
-          <w:lang w:val="zh_TW" w:bidi="zh_TW"/>
-        </w:rPr>
-      </w:r>
-    </w:p>
-    <w:p>
-      <w:pPr>
-        <w:pStyle w:val="Heading2"/>
-      </w:pPr>
-      <w:r>
-        <w:rPr>
-          <w:lang w:val="zh_TW" w:bidi="zh_TW"/>
-        </w:rPr>
-        <w:t>耶利米哀歌 3:24</w:t>
-      </w:r>
-      <w:r>
-        <w:rPr>
-          <w:lang w:val="zh_TW" w:bidi="zh_TW"/>
-        </w:rPr>
-      </w:r>
-    </w:p>
-    <w:p>
-      <w:pPr/>
-      <w:r>
-        <w:rPr>
-          <w:lang w:val="zh_TW" w:bidi="zh_TW"/>
-        </w:rPr>
-      </w:r>
-      <w:r>
-        <w:rPr>
-          <w:lang w:val="zh_TW" w:bidi="zh_TW"/>
-        </w:rPr>
-        <w:t>耶和華是我的分：自摩西時代以來，迦南地一直被視為以色列的產業（</w:t>
-      </w:r>
       <w:hyperlink r:id="rId100">
         <w:r>
           <w:rPr>
@@ -3867,7 +3860,7 @@
             <w:color w:val="0000EE"/>
             <w:u w:val="single"/>
           </w:rPr>
-          <w:t>出15:17</w:t>
+          <w:t>代上28:8</w:t>
         </w:r>
       </w:hyperlink>
       <w:r>
@@ -3885,7 +3878,25 @@
             <w:color w:val="0000EE"/>
             <w:u w:val="single"/>
           </w:rPr>
-          <w:t>書21:19</w:t>
+          <w:t>詩47:4</w:t>
+        </w:r>
+      </w:hyperlink>
+      <w:r>
+        <w:rPr>
+          <w:lang w:val="zh_TW" w:bidi="zh_TW"/>
+        </w:rPr>
+        <w:t>），但神子民真正的產業是神本身（參</w:t>
+      </w:r>
+      <w:hyperlink r:id="rId102">
+        <w:r>
+          <w:rPr>
+            <w:lang w:val="zh_TW" w:bidi="zh_TW"/>
+          </w:rPr>
+          <w:rPr>
+            <w:color w:val="0000EE"/>
+            <w:u w:val="single"/>
+          </w:rPr>
+          <w:t>詩16:5–6</w:t>
         </w:r>
       </w:hyperlink>
       <w:r>
@@ -3894,16 +3905,16 @@
         </w:rPr>
         <w:t>；</w:t>
       </w:r>
-      <w:hyperlink r:id="rId102">
-        <w:r>
-          <w:rPr>
-            <w:lang w:val="zh_TW" w:bidi="zh_TW"/>
-          </w:rPr>
-          <w:rPr>
-            <w:color w:val="0000EE"/>
-            <w:u w:val="single"/>
-          </w:rPr>
-          <w:t>代上28:8</w:t>
+      <w:hyperlink r:id="rId103">
+        <w:r>
+          <w:rPr>
+            <w:lang w:val="zh_TW" w:bidi="zh_TW"/>
+          </w:rPr>
+          <w:rPr>
+            <w:color w:val="0000EE"/>
+            <w:u w:val="single"/>
+          </w:rPr>
+          <w:t>弗1:11</w:t>
         </w:r>
       </w:hyperlink>
       <w:r>
@@ -3912,24 +3923,6 @@
         </w:rPr>
         <w:t>；</w:t>
       </w:r>
-      <w:hyperlink r:id="rId103">
-        <w:r>
-          <w:rPr>
-            <w:lang w:val="zh_TW" w:bidi="zh_TW"/>
-          </w:rPr>
-          <w:rPr>
-            <w:color w:val="0000EE"/>
-            <w:u w:val="single"/>
-          </w:rPr>
-          <w:t>詩47:4</w:t>
-        </w:r>
-      </w:hyperlink>
-      <w:r>
-        <w:rPr>
-          <w:lang w:val="zh_TW" w:bidi="zh_TW"/>
-        </w:rPr>
-        <w:t>），但神子民真正的產業是神本身（參</w:t>
-      </w:r>
       <w:hyperlink r:id="rId104">
         <w:r>
           <w:rPr>
@@ -3939,7 +3932,7 @@
             <w:color w:val="0000EE"/>
             <w:u w:val="single"/>
           </w:rPr>
-          <w:t>詩16:5–6</w:t>
+          <w:t>來9:15</w:t>
         </w:r>
       </w:hyperlink>
       <w:r>
@@ -3949,42 +3942,6 @@
         <w:t>；</w:t>
       </w:r>
       <w:hyperlink r:id="rId105">
-        <w:r>
-          <w:rPr>
-            <w:lang w:val="zh_TW" w:bidi="zh_TW"/>
-          </w:rPr>
-          <w:rPr>
-            <w:color w:val="0000EE"/>
-            <w:u w:val="single"/>
-          </w:rPr>
-          <w:t>弗1:11</w:t>
-        </w:r>
-      </w:hyperlink>
-      <w:r>
-        <w:rPr>
-          <w:lang w:val="zh_TW" w:bidi="zh_TW"/>
-        </w:rPr>
-        <w:t>；</w:t>
-      </w:r>
-      <w:hyperlink r:id="rId106">
-        <w:r>
-          <w:rPr>
-            <w:lang w:val="zh_TW" w:bidi="zh_TW"/>
-          </w:rPr>
-          <w:rPr>
-            <w:color w:val="0000EE"/>
-            <w:u w:val="single"/>
-          </w:rPr>
-          <w:t>來9:15</w:t>
-        </w:r>
-      </w:hyperlink>
-      <w:r>
-        <w:rPr>
-          <w:lang w:val="zh_TW" w:bidi="zh_TW"/>
-        </w:rPr>
-        <w:t>；</w:t>
-      </w:r>
-      <w:hyperlink r:id="rId107">
         <w:r>
           <w:rPr>
             <w:lang w:val="zh_TW" w:bidi="zh_TW"/>
@@ -4162,6 +4119,42 @@
         </w:rPr>
         <w:t>表示服從（</w:t>
       </w:r>
+      <w:hyperlink r:id="rId106">
+        <w:r>
+          <w:rPr>
+            <w:lang w:val="zh_TW" w:bidi="zh_TW"/>
+          </w:rPr>
+          <w:rPr>
+            <w:color w:val="0000EE"/>
+            <w:u w:val="single"/>
+          </w:rPr>
+          <w:t>創17:1–3</w:t>
+        </w:r>
+      </w:hyperlink>
+      <w:r>
+        <w:rPr>
+          <w:lang w:val="zh_TW" w:bidi="zh_TW"/>
+        </w:rPr>
+        <w:t>；</w:t>
+      </w:r>
+      <w:hyperlink r:id="rId107">
+        <w:r>
+          <w:rPr>
+            <w:lang w:val="zh_TW" w:bidi="zh_TW"/>
+          </w:rPr>
+          <w:rPr>
+            <w:color w:val="0000EE"/>
+            <w:u w:val="single"/>
+          </w:rPr>
+          <w:t>利9:24</w:t>
+        </w:r>
+      </w:hyperlink>
+      <w:r>
+        <w:rPr>
+          <w:lang w:val="zh_TW" w:bidi="zh_TW"/>
+        </w:rPr>
+        <w:t>；</w:t>
+      </w:r>
       <w:hyperlink r:id="rId108">
         <w:r>
           <w:rPr>
@@ -4171,7 +4164,7 @@
             <w:color w:val="0000EE"/>
             <w:u w:val="single"/>
           </w:rPr>
-          <w:t>創17:1–3</w:t>
+          <w:t>書7:6</w:t>
         </w:r>
       </w:hyperlink>
       <w:r>
@@ -4189,7 +4182,7 @@
             <w:color w:val="0000EE"/>
             <w:u w:val="single"/>
           </w:rPr>
-          <w:t>利9:24</w:t>
+          <w:t>撒上5:4</w:t>
         </w:r>
       </w:hyperlink>
       <w:r>
@@ -4207,7 +4200,7 @@
             <w:color w:val="0000EE"/>
             <w:u w:val="single"/>
           </w:rPr>
-          <w:t>書7:6</w:t>
+          <w:t>王上18:39</w:t>
         </w:r>
       </w:hyperlink>
       <w:r>
@@ -4225,7 +4218,7 @@
             <w:color w:val="0000EE"/>
             <w:u w:val="single"/>
           </w:rPr>
-          <w:t>撒上5:4</w:t>
+          <w:t>代上21:16</w:t>
         </w:r>
       </w:hyperlink>
       <w:r>
@@ -4235,42 +4228,6 @@
         <w:t>；</w:t>
       </w:r>
       <w:hyperlink r:id="rId112">
-        <w:r>
-          <w:rPr>
-            <w:lang w:val="zh_TW" w:bidi="zh_TW"/>
-          </w:rPr>
-          <w:rPr>
-            <w:color w:val="0000EE"/>
-            <w:u w:val="single"/>
-          </w:rPr>
-          <w:t>王上18:39</w:t>
-        </w:r>
-      </w:hyperlink>
-      <w:r>
-        <w:rPr>
-          <w:lang w:val="zh_TW" w:bidi="zh_TW"/>
-        </w:rPr>
-        <w:t>；</w:t>
-      </w:r>
-      <w:hyperlink r:id="rId113">
-        <w:r>
-          <w:rPr>
-            <w:lang w:val="zh_TW" w:bidi="zh_TW"/>
-          </w:rPr>
-          <w:rPr>
-            <w:color w:val="0000EE"/>
-            <w:u w:val="single"/>
-          </w:rPr>
-          <w:t>代上21:16</w:t>
-        </w:r>
-      </w:hyperlink>
-      <w:r>
-        <w:rPr>
-          <w:lang w:val="zh_TW" w:bidi="zh_TW"/>
-        </w:rPr>
-        <w:t>；</w:t>
-      </w:r>
-      <w:hyperlink r:id="rId114">
         <w:r>
           <w:rPr>
             <w:lang w:val="zh_TW" w:bidi="zh_TW"/>
@@ -4306,6 +4263,150 @@
         </w:rPr>
         <w:t>轉過另一邊臉頰（和合本譯為：由人打他的腮頰）也表示服從。當耶穌在教導門徒當忍受逼迫時（</w:t>
       </w:r>
+      <w:hyperlink r:id="rId113">
+        <w:r>
+          <w:rPr>
+            <w:lang w:val="zh_TW" w:bidi="zh_TW"/>
+          </w:rPr>
+          <w:rPr>
+            <w:color w:val="0000EE"/>
+            <w:u w:val="single"/>
+          </w:rPr>
+          <w:t>太5:39</w:t>
+        </w:r>
+      </w:hyperlink>
+      <w:r>
+        <w:rPr>
+          <w:lang w:val="zh_TW" w:bidi="zh_TW"/>
+        </w:rPr>
+        <w:t>），祂顯然想到了這節經文。這樣的回應承認了，</w:t>
+      </w:r>
+      <w:r>
+        <w:rPr>
+          <w:lang w:val="zh_TW" w:bidi="zh_TW"/>
+        </w:rPr>
+        <w:t>神甚至在我們的苦難中也是掌權者</w:t>
+      </w:r>
+      <w:r>
+        <w:rPr>
+          <w:lang w:val="zh_TW" w:bidi="zh_TW"/>
+        </w:rPr>
+        <w:t>。</w:t>
+      </w:r>
+      <w:r>
+        <w:rPr>
+          <w:lang w:val="zh_TW" w:bidi="zh_TW"/>
+        </w:rPr>
+      </w:r>
+      <w:r>
+        <w:rPr>
+          <w:lang w:val="zh_TW" w:bidi="zh_TW"/>
+        </w:rPr>
+      </w:r>
+    </w:p>
+    <w:p>
+      <w:pPr/>
+      <w:r>
+        <w:rPr>
+          <w:lang w:val="zh_TW" w:bidi="zh_TW"/>
+        </w:rPr>
+      </w:r>
+    </w:p>
+    <w:p>
+      <w:pPr>
+        <w:pStyle w:val="Heading2"/>
+      </w:pPr>
+      <w:r>
+        <w:rPr>
+          <w:lang w:val="zh_TW" w:bidi="zh_TW"/>
+        </w:rPr>
+        <w:t>耶利米哀歌 3:31</w:t>
+      </w:r>
+      <w:r>
+        <w:rPr>
+          <w:lang w:val="zh_TW" w:bidi="zh_TW"/>
+        </w:rPr>
+      </w:r>
+    </w:p>
+    <w:p>
+      <w:pPr/>
+      <w:r>
+        <w:rPr>
+          <w:lang w:val="zh_TW" w:bidi="zh_TW"/>
+        </w:rPr>
+      </w:r>
+      <w:r>
+        <w:rPr>
+          <w:lang w:val="zh_TW" w:bidi="zh_TW"/>
+        </w:rPr>
+        <w:t>參</w:t>
+      </w:r>
+      <w:hyperlink r:id="rId114">
+        <w:r>
+          <w:rPr>
+            <w:lang w:val="zh_TW" w:bidi="zh_TW"/>
+          </w:rPr>
+          <w:rPr>
+            <w:color w:val="0000EE"/>
+            <w:u w:val="single"/>
+          </w:rPr>
+          <w:t>詩篇一〇三篇8至11節</w:t>
+        </w:r>
+      </w:hyperlink>
+      <w:r>
+        <w:rPr>
+          <w:lang w:val="zh_TW" w:bidi="zh_TW"/>
+        </w:rPr>
+        <w:t>。</w:t>
+      </w:r>
+      <w:r>
+        <w:rPr>
+          <w:lang w:val="zh_TW" w:bidi="zh_TW"/>
+        </w:rPr>
+      </w:r>
+      <w:r>
+        <w:rPr>
+          <w:lang w:val="zh_TW" w:bidi="zh_TW"/>
+        </w:rPr>
+      </w:r>
+    </w:p>
+    <w:p>
+      <w:pPr/>
+      <w:r>
+        <w:rPr>
+          <w:lang w:val="zh_TW" w:bidi="zh_TW"/>
+        </w:rPr>
+      </w:r>
+    </w:p>
+    <w:p>
+      <w:pPr>
+        <w:pStyle w:val="Heading2"/>
+      </w:pPr>
+      <w:r>
+        <w:rPr>
+          <w:lang w:val="zh_TW" w:bidi="zh_TW"/>
+        </w:rPr>
+        <w:t>耶利米哀歌 3:34–36</w:t>
+      </w:r>
+      <w:r>
+        <w:rPr>
+          <w:lang w:val="zh_TW" w:bidi="zh_TW"/>
+        </w:rPr>
+      </w:r>
+    </w:p>
+    <w:p>
+      <w:pPr/>
+      <w:r>
+        <w:rPr>
+          <w:lang w:val="zh_TW" w:bidi="zh_TW"/>
+        </w:rPr>
+      </w:r>
+      <w:r>
+        <w:rPr>
+          <w:lang w:val="zh_TW" w:bidi="zh_TW"/>
+        </w:rPr>
+        <w:t>猶大人在耶路撒冷被毀前就行了這些事（見</w:t>
+      </w:r>
       <w:hyperlink r:id="rId115">
         <w:r>
           <w:rPr>
@@ -4315,21 +4416,621 @@
             <w:color w:val="0000EE"/>
             <w:u w:val="single"/>
           </w:rPr>
-          <w:t>太5:39</w:t>
-        </w:r>
-      </w:hyperlink>
-      <w:r>
-        <w:rPr>
-          <w:lang w:val="zh_TW" w:bidi="zh_TW"/>
-        </w:rPr>
-        <w:t>），祂顯然想到了這節經文。這樣的回應承認了，</w:t>
-      </w:r>
-      <w:r>
-        <w:rPr>
-          <w:lang w:val="zh_TW" w:bidi="zh_TW"/>
-        </w:rPr>
-        <w:t>神甚至在我們的苦難中也是掌權者</w:t>
-      </w:r>
+          <w:t>耶5:26–31</w:t>
+        </w:r>
+      </w:hyperlink>
+      <w:r>
+        <w:rPr>
+          <w:lang w:val="zh_TW" w:bidi="zh_TW"/>
+        </w:rPr>
+        <w:t>，</w:t>
+      </w:r>
+      <w:hyperlink r:id="rId116">
+        <w:r>
+          <w:rPr>
+            <w:lang w:val="zh_TW" w:bidi="zh_TW"/>
+          </w:rPr>
+          <w:rPr>
+            <w:color w:val="0000EE"/>
+            <w:u w:val="single"/>
+          </w:rPr>
+          <w:t>21:11–14</w:t>
+        </w:r>
+      </w:hyperlink>
+      <w:r>
+        <w:rPr>
+          <w:lang w:val="zh_TW" w:bidi="zh_TW"/>
+        </w:rPr>
+        <w:t>，</w:t>
+      </w:r>
+      <w:hyperlink r:id="rId117">
+        <w:r>
+          <w:rPr>
+            <w:lang w:val="zh_TW" w:bidi="zh_TW"/>
+          </w:rPr>
+          <w:rPr>
+            <w:color w:val="0000EE"/>
+            <w:u w:val="single"/>
+          </w:rPr>
+          <w:t>23:10–14</w:t>
+        </w:r>
+      </w:hyperlink>
+      <w:r>
+        <w:rPr>
+          <w:lang w:val="zh_TW" w:bidi="zh_TW"/>
+        </w:rPr>
+        <w:t>；</w:t>
+      </w:r>
+      <w:hyperlink r:id="rId118">
+        <w:r>
+          <w:rPr>
+            <w:lang w:val="zh_TW" w:bidi="zh_TW"/>
+          </w:rPr>
+          <w:rPr>
+            <w:color w:val="0000EE"/>
+            <w:u w:val="single"/>
+          </w:rPr>
+          <w:t>彌3章</w:t>
+        </w:r>
+      </w:hyperlink>
+      <w:r>
+        <w:rPr>
+          <w:lang w:val="zh_TW" w:bidi="zh_TW"/>
+        </w:rPr>
+        <w:t>）。</w:t>
+      </w:r>
+      <w:r>
+        <w:rPr>
+          <w:lang w:val="zh_TW" w:bidi="zh_TW"/>
+        </w:rPr>
+      </w:r>
+      <w:r>
+        <w:rPr>
+          <w:lang w:val="zh_TW" w:bidi="zh_TW"/>
+        </w:rPr>
+      </w:r>
+    </w:p>
+    <w:p>
+      <w:pPr/>
+      <w:r>
+        <w:rPr>
+          <w:lang w:val="zh_TW" w:bidi="zh_TW"/>
+        </w:rPr>
+      </w:r>
+    </w:p>
+    <w:p>
+      <w:pPr>
+        <w:pStyle w:val="Heading2"/>
+      </w:pPr>
+      <w:r>
+        <w:rPr>
+          <w:lang w:val="zh_TW" w:bidi="zh_TW"/>
+        </w:rPr>
+        <w:t>耶利米哀歌 3:37–39</w:t>
+      </w:r>
+      <w:r>
+        <w:rPr>
+          <w:lang w:val="zh_TW" w:bidi="zh_TW"/>
+        </w:rPr>
+      </w:r>
+    </w:p>
+    <w:p>
+      <w:pPr/>
+      <w:r>
+        <w:rPr>
+          <w:lang w:val="zh_TW" w:bidi="zh_TW"/>
+        </w:rPr>
+      </w:r>
+      <w:r>
+        <w:rPr>
+          <w:lang w:val="zh_TW" w:bidi="zh_TW"/>
+        </w:rPr>
+        <w:t>有些災難是自然原因造成的（</w:t>
+      </w:r>
+      <w:hyperlink r:id="rId119">
+        <w:r>
+          <w:rPr>
+            <w:lang w:val="zh_TW" w:bidi="zh_TW"/>
+          </w:rPr>
+          <w:rPr>
+            <w:color w:val="0000EE"/>
+            <w:u w:val="single"/>
+          </w:rPr>
+          <w:t>路13:1–5</w:t>
+        </w:r>
+      </w:hyperlink>
+      <w:r>
+        <w:rPr>
+          <w:lang w:val="zh_TW" w:bidi="zh_TW"/>
+        </w:rPr>
+        <w:t>），且壞事會同樣地發生在義人和惡人身上（</w:t>
+      </w:r>
+      <w:hyperlink r:id="rId120">
+        <w:r>
+          <w:rPr>
+            <w:lang w:val="zh_TW" w:bidi="zh_TW"/>
+          </w:rPr>
+          <w:rPr>
+            <w:color w:val="0000EE"/>
+            <w:u w:val="single"/>
+          </w:rPr>
+          <w:t>太5:45</w:t>
+        </w:r>
+      </w:hyperlink>
+      <w:r>
+        <w:rPr>
+          <w:lang w:val="zh_TW" w:bidi="zh_TW"/>
+        </w:rPr>
+        <w:t>）；但無論發生什麼事，我們都應該獻上感謝（</w:t>
+      </w:r>
+      <w:hyperlink r:id="rId121">
+        <w:r>
+          <w:rPr>
+            <w:lang w:val="zh_TW" w:bidi="zh_TW"/>
+          </w:rPr>
+          <w:rPr>
+            <w:color w:val="0000EE"/>
+            <w:u w:val="single"/>
+          </w:rPr>
+          <w:t>帖前5:18</w:t>
+        </w:r>
+      </w:hyperlink>
+      <w:r>
+        <w:rPr>
+          <w:lang w:val="zh_TW" w:bidi="zh_TW"/>
+        </w:rPr>
+        <w:t>）而非抱怨。</w:t>
+      </w:r>
+      <w:r>
+        <w:rPr>
+          <w:lang w:val="zh_TW" w:bidi="zh_TW"/>
+        </w:rPr>
+      </w:r>
+      <w:r>
+        <w:rPr>
+          <w:lang w:val="zh_TW" w:bidi="zh_TW"/>
+        </w:rPr>
+      </w:r>
+    </w:p>
+    <w:p>
+      <w:pPr/>
+      <w:r>
+        <w:rPr>
+          <w:lang w:val="zh_TW" w:bidi="zh_TW"/>
+        </w:rPr>
+      </w:r>
+    </w:p>
+    <w:p>
+      <w:pPr>
+        <w:pStyle w:val="Heading2"/>
+      </w:pPr>
+      <w:r>
+        <w:rPr>
+          <w:lang w:val="zh_TW" w:bidi="zh_TW"/>
+        </w:rPr>
+        <w:t>耶利米哀歌 3:40–42</w:t>
+      </w:r>
+      <w:r>
+        <w:rPr>
+          <w:lang w:val="zh_TW" w:bidi="zh_TW"/>
+        </w:rPr>
+      </w:r>
+    </w:p>
+    <w:p>
+      <w:pPr/>
+      <w:r>
+        <w:rPr>
+          <w:lang w:val="zh_TW" w:bidi="zh_TW"/>
+        </w:rPr>
+      </w:r>
+      <w:r>
+        <w:rPr>
+          <w:lang w:val="zh_TW" w:bidi="zh_TW"/>
+        </w:rPr>
+        <w:t>悔改是領受救恩的關鍵（</w:t>
+      </w:r>
+      <w:hyperlink r:id="rId122">
+        <w:r>
+          <w:rPr>
+            <w:lang w:val="zh_TW" w:bidi="zh_TW"/>
+          </w:rPr>
+          <w:rPr>
+            <w:color w:val="0000EE"/>
+            <w:u w:val="single"/>
+          </w:rPr>
+          <w:t>賽1:27</w:t>
+        </w:r>
+      </w:hyperlink>
+      <w:r>
+        <w:rPr>
+          <w:lang w:val="zh_TW" w:bidi="zh_TW"/>
+        </w:rPr>
+        <w:t>；</w:t>
+      </w:r>
+      <w:hyperlink r:id="rId123">
+        <w:r>
+          <w:rPr>
+            <w:lang w:val="zh_TW" w:bidi="zh_TW"/>
+          </w:rPr>
+          <w:rPr>
+            <w:color w:val="0000EE"/>
+            <w:u w:val="single"/>
+          </w:rPr>
+          <w:t>耶3:22</w:t>
+        </w:r>
+      </w:hyperlink>
+      <w:r>
+        <w:rPr>
+          <w:lang w:val="zh_TW" w:bidi="zh_TW"/>
+        </w:rPr>
+        <w:t>；</w:t>
+      </w:r>
+      <w:hyperlink r:id="rId124">
+        <w:r>
+          <w:rPr>
+            <w:lang w:val="zh_TW" w:bidi="zh_TW"/>
+          </w:rPr>
+          <w:rPr>
+            <w:color w:val="0000EE"/>
+            <w:u w:val="single"/>
+          </w:rPr>
+          <w:t>結3:21</w:t>
+        </w:r>
+      </w:hyperlink>
+      <w:r>
+        <w:rPr>
+          <w:lang w:val="zh_TW" w:bidi="zh_TW"/>
+        </w:rPr>
+        <w:t>）。</w:t>
+      </w:r>
+      <w:r>
+        <w:rPr>
+          <w:lang w:val="zh_TW" w:bidi="zh_TW"/>
+        </w:rPr>
+      </w:r>
+      <w:r>
+        <w:rPr>
+          <w:lang w:val="zh_TW" w:bidi="zh_TW"/>
+        </w:rPr>
+      </w:r>
+    </w:p>
+    <w:p>
+      <w:pPr/>
+      <w:r>
+        <w:rPr>
+          <w:lang w:val="zh_TW" w:bidi="zh_TW"/>
+        </w:rPr>
+      </w:r>
+    </w:p>
+    <w:p>
+      <w:pPr>
+        <w:pStyle w:val="Heading2"/>
+      </w:pPr>
+      <w:r>
+        <w:rPr>
+          <w:lang w:val="zh_TW" w:bidi="zh_TW"/>
+        </w:rPr>
+        <w:t>耶利米哀歌 3:48–66</w:t>
+      </w:r>
+      <w:r>
+        <w:rPr>
+          <w:lang w:val="zh_TW" w:bidi="zh_TW"/>
+        </w:rPr>
+      </w:r>
+    </w:p>
+    <w:p>
+      <w:pPr/>
+      <w:r>
+        <w:rPr>
+          <w:lang w:val="zh_TW" w:bidi="zh_TW"/>
+        </w:rPr>
+      </w:r>
+      <w:r>
+        <w:rPr>
+          <w:lang w:val="zh_TW" w:bidi="zh_TW"/>
+        </w:rPr>
+        <w:t>作者聚焦於仇敵的惡毒，向耶和華呼求幫助。</w:t>
+      </w:r>
+      <w:r>
+        <w:rPr>
+          <w:lang w:val="zh_TW" w:bidi="zh_TW"/>
+        </w:rPr>
+      </w:r>
+      <w:r>
+        <w:rPr>
+          <w:lang w:val="zh_TW" w:bidi="zh_TW"/>
+        </w:rPr>
+      </w:r>
+    </w:p>
+    <w:p>
+      <w:pPr/>
+      <w:r>
+        <w:rPr>
+          <w:lang w:val="zh_TW" w:bidi="zh_TW"/>
+        </w:rPr>
+      </w:r>
+    </w:p>
+    <w:p>
+      <w:pPr>
+        <w:pStyle w:val="Heading2"/>
+      </w:pPr>
+      <w:r>
+        <w:rPr>
+          <w:lang w:val="zh_TW" w:bidi="zh_TW"/>
+        </w:rPr>
+        <w:t>耶利米哀歌 3:52–57</w:t>
+      </w:r>
+      <w:r>
+        <w:rPr>
+          <w:lang w:val="zh_TW" w:bidi="zh_TW"/>
+        </w:rPr>
+      </w:r>
+    </w:p>
+    <w:p>
+      <w:pPr/>
+      <w:r>
+        <w:rPr>
+          <w:lang w:val="zh_TW" w:bidi="zh_TW"/>
+        </w:rPr>
+      </w:r>
+      <w:r>
+        <w:rPr>
+          <w:lang w:val="zh_TW" w:bidi="zh_TW"/>
+        </w:rPr>
+        <w:t>這段經文可能是指耶利米在獄中的經歷（</w:t>
+      </w:r>
+      <w:hyperlink r:id="rId125">
+        <w:r>
+          <w:rPr>
+            <w:lang w:val="zh_TW" w:bidi="zh_TW"/>
+          </w:rPr>
+          <w:rPr>
+            <w:color w:val="0000EE"/>
+            <w:u w:val="single"/>
+          </w:rPr>
+          <w:t>耶37:11–15</w:t>
+        </w:r>
+      </w:hyperlink>
+      <w:r>
+        <w:rPr>
+          <w:lang w:val="zh_TW" w:bidi="zh_TW"/>
+        </w:rPr>
+        <w:t>，</w:t>
+      </w:r>
+      <w:hyperlink r:id="rId126">
+        <w:r>
+          <w:rPr>
+            <w:lang w:val="zh_TW" w:bidi="zh_TW"/>
+          </w:rPr>
+          <w:rPr>
+            <w:color w:val="0000EE"/>
+            <w:u w:val="single"/>
+          </w:rPr>
+          <w:t>38:1–13</w:t>
+        </w:r>
+      </w:hyperlink>
+      <w:r>
+        <w:rPr>
+          <w:lang w:val="zh_TW" w:bidi="zh_TW"/>
+        </w:rPr>
+        <w:t>）。</w:t>
+      </w:r>
+      <w:r>
+        <w:rPr>
+          <w:lang w:val="zh_TW" w:bidi="zh_TW"/>
+        </w:rPr>
+      </w:r>
+      <w:r>
+        <w:rPr>
+          <w:lang w:val="zh_TW" w:bidi="zh_TW"/>
+        </w:rPr>
+      </w:r>
+    </w:p>
+    <w:p>
+      <w:pPr/>
+      <w:r>
+        <w:rPr>
+          <w:lang w:val="zh_TW" w:bidi="zh_TW"/>
+        </w:rPr>
+      </w:r>
+    </w:p>
+    <w:p>
+      <w:pPr>
+        <w:pStyle w:val="Heading2"/>
+      </w:pPr>
+      <w:r>
+        <w:rPr>
+          <w:lang w:val="zh_TW" w:bidi="zh_TW"/>
+        </w:rPr>
+        <w:t>耶利米哀歌 3:58–66</w:t>
+      </w:r>
+      <w:r>
+        <w:rPr>
+          <w:lang w:val="zh_TW" w:bidi="zh_TW"/>
+        </w:rPr>
+      </w:r>
+    </w:p>
+    <w:p>
+      <w:pPr/>
+      <w:r>
+        <w:rPr>
+          <w:lang w:val="zh_TW" w:bidi="zh_TW"/>
+        </w:rPr>
+      </w:r>
+      <w:r>
+        <w:rPr>
+          <w:lang w:val="zh_TW" w:bidi="zh_TW"/>
+        </w:rPr>
+        <w:t>耶路撒冷應受懲罰，但敵人卻以不該有的殘酷手段施行刑罰。作者呼籲神懲治他們。</w:t>
+      </w:r>
+      <w:r>
+        <w:rPr>
+          <w:lang w:val="zh_TW" w:bidi="zh_TW"/>
+        </w:rPr>
+      </w:r>
+      <w:r>
+        <w:rPr>
+          <w:lang w:val="zh_TW" w:bidi="zh_TW"/>
+        </w:rPr>
+      </w:r>
+    </w:p>
+    <w:p>
+      <w:pPr/>
+      <w:r>
+        <w:rPr>
+          <w:lang w:val="zh_TW" w:bidi="zh_TW"/>
+        </w:rPr>
+      </w:r>
+    </w:p>
+    <w:p>
+      <w:pPr>
+        <w:pStyle w:val="Heading2"/>
+      </w:pPr>
+      <w:r>
+        <w:rPr>
+          <w:lang w:val="zh_TW" w:bidi="zh_TW"/>
+        </w:rPr>
+        <w:t>耶利米哀歌 3:64–66</w:t>
+      </w:r>
+      <w:r>
+        <w:rPr>
+          <w:lang w:val="zh_TW" w:bidi="zh_TW"/>
+        </w:rPr>
+      </w:r>
+    </w:p>
+    <w:p>
+      <w:pPr/>
+      <w:r>
+        <w:rPr>
+          <w:lang w:val="zh_TW" w:bidi="zh_TW"/>
+        </w:rPr>
+      </w:r>
+      <w:r>
+        <w:rPr>
+          <w:lang w:val="zh_TW" w:bidi="zh_TW"/>
+        </w:rPr>
+        <w:t>這個報復的禱告與詩篇中的幾篇類似（見「</w:t>
+      </w:r>
+      <w:r>
+        <w:rPr>
+          <w:lang w:val="zh_TW" w:bidi="zh_TW"/>
+        </w:rPr>
+        <w:t>報復的禱告</w:t>
+      </w:r>
+      <w:r>
+        <w:rPr>
+          <w:lang w:val="zh_TW" w:bidi="zh_TW"/>
+        </w:rPr>
+        <w:t>」主題註釋）。</w:t>
+      </w:r>
+      <w:r>
+        <w:rPr>
+          <w:lang w:val="zh_TW" w:bidi="zh_TW"/>
+        </w:rPr>
+      </w:r>
+      <w:r>
+        <w:rPr>
+          <w:lang w:val="zh_TW" w:bidi="zh_TW"/>
+        </w:rPr>
+      </w:r>
+    </w:p>
+    <w:p>
+      <w:pPr/>
+      <w:r>
+        <w:rPr>
+          <w:lang w:val="zh_TW" w:bidi="zh_TW"/>
+        </w:rPr>
+      </w:r>
+    </w:p>
+    <w:p>
+      <w:pPr>
+        <w:pStyle w:val="Heading2"/>
+      </w:pPr>
+      <w:r>
+        <w:rPr>
+          <w:lang w:val="zh_TW" w:bidi="zh_TW"/>
+        </w:rPr>
+        <w:t>耶利米哀歌 4:1–22</w:t>
+      </w:r>
+      <w:r>
+        <w:rPr>
+          <w:lang w:val="zh_TW" w:bidi="zh_TW"/>
+        </w:rPr>
+      </w:r>
+    </w:p>
+    <w:p>
+      <w:pPr/>
+      <w:r>
+        <w:rPr>
+          <w:lang w:val="zh_TW" w:bidi="zh_TW"/>
+        </w:rPr>
+      </w:r>
+      <w:r>
+        <w:rPr>
+          <w:lang w:val="zh_TW" w:bidi="zh_TW"/>
+        </w:rPr>
+        <w:t>雖然神的子民仍在經歷祂的審判，但他們很快就會迎來復興。</w:t>
+      </w:r>
+      <w:r>
+        <w:rPr>
+          <w:lang w:val="zh_TW" w:bidi="zh_TW"/>
+        </w:rPr>
+      </w:r>
+      <w:r>
+        <w:rPr>
+          <w:lang w:val="zh_TW" w:bidi="zh_TW"/>
+        </w:rPr>
+      </w:r>
+    </w:p>
+    <w:p>
+      <w:pPr/>
+      <w:r>
+        <w:rPr>
+          <w:lang w:val="zh_TW" w:bidi="zh_TW"/>
+        </w:rPr>
+      </w:r>
+    </w:p>
+    <w:p>
+      <w:pPr>
+        <w:pStyle w:val="Heading2"/>
+      </w:pPr>
+      <w:r>
+        <w:rPr>
+          <w:lang w:val="zh_TW" w:bidi="zh_TW"/>
+        </w:rPr>
+        <w:t>耶利米哀歌 4:3</w:t>
+      </w:r>
+      <w:r>
+        <w:rPr>
+          <w:lang w:val="zh_TW" w:bidi="zh_TW"/>
+        </w:rPr>
+      </w:r>
+    </w:p>
+    <w:p>
+      <w:pPr/>
+      <w:r>
+        <w:rPr>
+          <w:lang w:val="zh_TW" w:bidi="zh_TW"/>
+        </w:rPr>
+      </w:r>
+      <w:r>
+        <w:rPr>
+          <w:lang w:val="zh_TW" w:bidi="zh_TW"/>
+        </w:rPr>
+        <w:t>好像……鴕鳥一般：另見</w:t>
+      </w:r>
+      <w:hyperlink r:id="rId127">
+        <w:r>
+          <w:rPr>
+            <w:lang w:val="zh_TW" w:bidi="zh_TW"/>
+          </w:rPr>
+          <w:rPr>
+            <w:color w:val="0000EE"/>
+            <w:u w:val="single"/>
+          </w:rPr>
+          <w:t>約伯記三十九章13至16節</w:t>
+        </w:r>
+      </w:hyperlink>
       <w:r>
         <w:rPr>
           <w:lang w:val="zh_TW" w:bidi="zh_TW"/>
@@ -4363,37 +5064,1040 @@
         <w:rPr>
           <w:lang w:val="zh_TW" w:bidi="zh_TW"/>
         </w:rPr>
-        <w:t>耶利米哀歌 3:31</w:t>
-      </w:r>
-      <w:r>
-        <w:rPr>
-          <w:lang w:val="zh_TW" w:bidi="zh_TW"/>
-        </w:rPr>
-      </w:r>
-    </w:p>
-    <w:p>
-      <w:pPr/>
-      <w:r>
-        <w:rPr>
-          <w:lang w:val="zh_TW" w:bidi="zh_TW"/>
-        </w:rPr>
-      </w:r>
-      <w:r>
-        <w:rPr>
-          <w:lang w:val="zh_TW" w:bidi="zh_TW"/>
-        </w:rPr>
-        <w:t>參</w:t>
-      </w:r>
-      <w:hyperlink r:id="rId116">
-        <w:r>
-          <w:rPr>
-            <w:lang w:val="zh_TW" w:bidi="zh_TW"/>
-          </w:rPr>
-          <w:rPr>
-            <w:color w:val="0000EE"/>
-            <w:u w:val="single"/>
-          </w:rPr>
-          <w:t>詩篇一〇三篇8至11節</w:t>
+        <w:t>耶利米哀歌 4:7</w:t>
+      </w:r>
+      <w:r>
+        <w:rPr>
+          <w:lang w:val="zh_TW" w:bidi="zh_TW"/>
+        </w:rPr>
+      </w:r>
+    </w:p>
+    <w:p>
+      <w:pPr/>
+      <w:r>
+        <w:rPr>
+          <w:lang w:val="zh_TW" w:bidi="zh_TW"/>
+        </w:rPr>
+      </w:r>
+      <w:r>
+        <w:rPr>
+          <w:lang w:val="zh_TW" w:bidi="zh_TW"/>
+        </w:rPr>
+        <w:t>像光潤的藍寶石一樣（字面意思是</w:t>
+      </w:r>
+      <w:r>
+        <w:rPr>
+          <w:i/>
+          <w:lang w:val="zh_TW" w:bidi="zh_TW"/>
+        </w:rPr>
+        <w:t>如同青金石）</w:t>
+      </w:r>
+      <w:r>
+        <w:rPr>
+          <w:lang w:val="zh_TW" w:bidi="zh_TW"/>
+        </w:rPr>
+        <w:t>：青金石是一種美麗的藍色石頭，質地柔軟、適合雕刻，常用於裝飾和鑲嵌藝術。</w:t>
+      </w:r>
+      <w:r>
+        <w:rPr>
+          <w:lang w:val="zh_TW" w:bidi="zh_TW"/>
+        </w:rPr>
+      </w:r>
+      <w:r>
+        <w:rPr>
+          <w:lang w:val="zh_TW" w:bidi="zh_TW"/>
+        </w:rPr>
+      </w:r>
+    </w:p>
+    <w:p>
+      <w:pPr/>
+      <w:r>
+        <w:rPr>
+          <w:lang w:val="zh_TW" w:bidi="zh_TW"/>
+        </w:rPr>
+      </w:r>
+    </w:p>
+    <w:p>
+      <w:pPr>
+        <w:pStyle w:val="Heading2"/>
+      </w:pPr>
+      <w:r>
+        <w:rPr>
+          <w:lang w:val="zh_TW" w:bidi="zh_TW"/>
+        </w:rPr>
+        <w:t>耶利米哀歌 4:8</w:t>
+      </w:r>
+      <w:r>
+        <w:rPr>
+          <w:lang w:val="zh_TW" w:bidi="zh_TW"/>
+        </w:rPr>
+      </w:r>
+    </w:p>
+    <w:p>
+      <w:pPr/>
+      <w:r>
+        <w:rPr>
+          <w:lang w:val="zh_TW" w:bidi="zh_TW"/>
+        </w:rPr>
+      </w:r>
+      <w:r>
+        <w:rPr>
+          <w:lang w:val="zh_TW" w:bidi="zh_TW"/>
+        </w:rPr>
+        <w:t>皮膚緊貼骨頭是餓死之前的症狀。</w:t>
+      </w:r>
+      <w:r>
+        <w:rPr>
+          <w:lang w:val="zh_TW" w:bidi="zh_TW"/>
+        </w:rPr>
+      </w:r>
+      <w:r>
+        <w:rPr>
+          <w:lang w:val="zh_TW" w:bidi="zh_TW"/>
+        </w:rPr>
+      </w:r>
+    </w:p>
+    <w:p>
+      <w:pPr/>
+      <w:r>
+        <w:rPr>
+          <w:lang w:val="zh_TW" w:bidi="zh_TW"/>
+        </w:rPr>
+      </w:r>
+    </w:p>
+    <w:p>
+      <w:pPr>
+        <w:pStyle w:val="Heading2"/>
+      </w:pPr>
+      <w:r>
+        <w:rPr>
+          <w:lang w:val="zh_TW" w:bidi="zh_TW"/>
+        </w:rPr>
+        <w:t>耶利米哀歌 4:9</w:t>
+      </w:r>
+      <w:r>
+        <w:rPr>
+          <w:lang w:val="zh_TW" w:bidi="zh_TW"/>
+        </w:rPr>
+      </w:r>
+    </w:p>
+    <w:p>
+      <w:pPr/>
+      <w:r>
+        <w:rPr>
+          <w:lang w:val="zh_TW" w:bidi="zh_TW"/>
+        </w:rPr>
+      </w:r>
+      <w:r>
+        <w:rPr>
+          <w:lang w:val="zh_TW" w:bidi="zh_TW"/>
+        </w:rPr>
+        <w:t>長期遭圍困導致嚴重的食物短缺。即便人們能到田地裡，他們也會發現作物已遭摧毀，或已被收割用於餵養士兵。</w:t>
+      </w:r>
+      <w:r>
+        <w:rPr>
+          <w:lang w:val="zh_TW" w:bidi="zh_TW"/>
+        </w:rPr>
+      </w:r>
+      <w:r>
+        <w:rPr>
+          <w:lang w:val="zh_TW" w:bidi="zh_TW"/>
+        </w:rPr>
+      </w:r>
+    </w:p>
+    <w:p>
+      <w:pPr/>
+      <w:r>
+        <w:rPr>
+          <w:lang w:val="zh_TW" w:bidi="zh_TW"/>
+        </w:rPr>
+      </w:r>
+    </w:p>
+    <w:p>
+      <w:pPr>
+        <w:pStyle w:val="Heading2"/>
+      </w:pPr>
+      <w:r>
+        <w:rPr>
+          <w:lang w:val="zh_TW" w:bidi="zh_TW"/>
+        </w:rPr>
+        <w:t>耶利米哀歌 4:12</w:t>
+      </w:r>
+      <w:r>
+        <w:rPr>
+          <w:lang w:val="zh_TW" w:bidi="zh_TW"/>
+        </w:rPr>
+      </w:r>
+    </w:p>
+    <w:p>
+      <w:pPr/>
+      <w:r>
+        <w:rPr>
+          <w:lang w:val="zh_TW" w:bidi="zh_TW"/>
+        </w:rPr>
+      </w:r>
+      <w:r>
+        <w:rPr>
+          <w:lang w:val="zh_TW" w:bidi="zh_TW"/>
+        </w:rPr>
+        <w:t>地上的君王……能進耶路撒冷的城門：因為神在一個多世紀前，從亞述的西拿基立手中拯救了耶路撒冷（</w:t>
+      </w:r>
+      <w:hyperlink r:id="rId128">
+        <w:r>
+          <w:rPr>
+            <w:lang w:val="zh_TW" w:bidi="zh_TW"/>
+          </w:rPr>
+          <w:rPr>
+            <w:color w:val="0000EE"/>
+            <w:u w:val="single"/>
+          </w:rPr>
+          <w:t>王下19:36–37</w:t>
+        </w:r>
+      </w:hyperlink>
+      <w:r>
+        <w:rPr>
+          <w:lang w:val="zh_TW" w:bidi="zh_TW"/>
+        </w:rPr>
+        <w:t>），因此猶大人堅信即便是巴比倫的尼布甲尼撒這位最強大的君王，也無法擊敗這座城。</w:t>
+      </w:r>
+      <w:r>
+        <w:rPr>
+          <w:lang w:val="zh_TW" w:bidi="zh_TW"/>
+        </w:rPr>
+      </w:r>
+      <w:r>
+        <w:rPr>
+          <w:lang w:val="zh_TW" w:bidi="zh_TW"/>
+        </w:rPr>
+      </w:r>
+    </w:p>
+    <w:p>
+      <w:pPr/>
+      <w:r>
+        <w:rPr>
+          <w:lang w:val="zh_TW" w:bidi="zh_TW"/>
+        </w:rPr>
+      </w:r>
+    </w:p>
+    <w:p>
+      <w:pPr>
+        <w:pStyle w:val="Heading2"/>
+      </w:pPr>
+      <w:r>
+        <w:rPr>
+          <w:lang w:val="zh_TW" w:bidi="zh_TW"/>
+        </w:rPr>
+        <w:t>耶利米哀歌 4:15</w:t>
+      </w:r>
+      <w:r>
+        <w:rPr>
+          <w:lang w:val="zh_TW" w:bidi="zh_TW"/>
+        </w:rPr>
+      </w:r>
+    </w:p>
+    <w:p>
+      <w:pPr/>
+      <w:r>
+        <w:rPr>
+          <w:lang w:val="zh_TW" w:bidi="zh_TW"/>
+        </w:rPr>
+      </w:r>
+      <w:r>
+        <w:rPr>
+          <w:lang w:val="zh_TW" w:bidi="zh_TW"/>
+        </w:rPr>
+        <w:t>這些領袖看起來是以難民的身分從耶路撒冷逃往其它地方。</w:t>
+      </w:r>
+      <w:r>
+        <w:rPr>
+          <w:lang w:val="zh_TW" w:bidi="zh_TW"/>
+        </w:rPr>
+      </w:r>
+      <w:r>
+        <w:rPr>
+          <w:lang w:val="zh_TW" w:bidi="zh_TW"/>
+        </w:rPr>
+      </w:r>
+    </w:p>
+    <w:p>
+      <w:pPr/>
+      <w:r>
+        <w:rPr>
+          <w:lang w:val="zh_TW" w:bidi="zh_TW"/>
+        </w:rPr>
+      </w:r>
+    </w:p>
+    <w:p>
+      <w:pPr>
+        <w:pStyle w:val="Heading2"/>
+      </w:pPr>
+      <w:r>
+        <w:rPr>
+          <w:lang w:val="zh_TW" w:bidi="zh_TW"/>
+        </w:rPr>
+        <w:t>耶利米哀歌 4:20</w:t>
+      </w:r>
+      <w:r>
+        <w:rPr>
+          <w:lang w:val="zh_TW" w:bidi="zh_TW"/>
+        </w:rPr>
+      </w:r>
+    </w:p>
+    <w:p>
+      <w:pPr/>
+      <w:r>
+        <w:rPr>
+          <w:lang w:val="zh_TW" w:bidi="zh_TW"/>
+        </w:rPr>
+      </w:r>
+      <w:r>
+        <w:rPr>
+          <w:lang w:val="zh_TW" w:bidi="zh_TW"/>
+        </w:rPr>
+        <w:t>我們的王（和合本譯為：耶和華的受膏者）……被捉住：這指的是西底家，他試圖逃跑但被捉住，且尼布甲尼撒殘忍地對待他（</w:t>
+      </w:r>
+      <w:hyperlink r:id="rId129">
+        <w:r>
+          <w:rPr>
+            <w:lang w:val="zh_TW" w:bidi="zh_TW"/>
+          </w:rPr>
+          <w:rPr>
+            <w:color w:val="0000EE"/>
+            <w:u w:val="single"/>
+          </w:rPr>
+          <w:t>王下25:4–7</w:t>
+        </w:r>
+      </w:hyperlink>
+      <w:r>
+        <w:rPr>
+          <w:lang w:val="zh_TW" w:bidi="zh_TW"/>
+        </w:rPr>
+        <w:t>；</w:t>
+      </w:r>
+      <w:hyperlink r:id="rId130">
+        <w:r>
+          <w:rPr>
+            <w:lang w:val="zh_TW" w:bidi="zh_TW"/>
+          </w:rPr>
+          <w:rPr>
+            <w:color w:val="0000EE"/>
+            <w:u w:val="single"/>
+          </w:rPr>
+          <w:t>耶39:4–7</w:t>
+        </w:r>
+      </w:hyperlink>
+      <w:r>
+        <w:rPr>
+          <w:lang w:val="zh_TW" w:bidi="zh_TW"/>
+        </w:rPr>
+        <w:t>，</w:t>
+      </w:r>
+      <w:hyperlink r:id="rId131">
+        <w:r>
+          <w:rPr>
+            <w:lang w:val="zh_TW" w:bidi="zh_TW"/>
+          </w:rPr>
+          <w:rPr>
+            <w:color w:val="0000EE"/>
+            <w:u w:val="single"/>
+          </w:rPr>
+          <w:t>52:9–11</w:t>
+        </w:r>
+      </w:hyperlink>
+      <w:r>
+        <w:rPr>
+          <w:lang w:val="zh_TW" w:bidi="zh_TW"/>
+        </w:rPr>
+        <w:t>）。</w:t>
+      </w:r>
+      <w:r>
+        <w:rPr>
+          <w:lang w:val="zh_TW" w:bidi="zh_TW"/>
+        </w:rPr>
+      </w:r>
+      <w:r>
+        <w:rPr>
+          <w:lang w:val="zh_TW" w:bidi="zh_TW"/>
+        </w:rPr>
+      </w:r>
+    </w:p>
+    <w:p>
+      <w:pPr/>
+      <w:r>
+        <w:rPr>
+          <w:lang w:val="zh_TW" w:bidi="zh_TW"/>
+        </w:rPr>
+      </w:r>
+    </w:p>
+    <w:p>
+      <w:pPr>
+        <w:pStyle w:val="Heading2"/>
+      </w:pPr>
+      <w:r>
+        <w:rPr>
+          <w:lang w:val="zh_TW" w:bidi="zh_TW"/>
+        </w:rPr>
+        <w:t>耶利米哀歌 4:21</w:t>
+      </w:r>
+      <w:r>
+        <w:rPr>
+          <w:lang w:val="zh_TW" w:bidi="zh_TW"/>
+        </w:rPr>
+      </w:r>
+    </w:p>
+    <w:p>
+      <w:pPr/>
+      <w:r>
+        <w:rPr>
+          <w:lang w:val="zh_TW" w:bidi="zh_TW"/>
+        </w:rPr>
+      </w:r>
+      <w:r>
+        <w:rPr>
+          <w:lang w:val="zh_TW" w:bidi="zh_TW"/>
+        </w:rPr>
+        <w:t>烏斯是約旦河東的一個地區，向南延伸到以東。這裡是約伯的家鄉（</w:t>
+      </w:r>
+      <w:hyperlink r:id="rId132">
+        <w:r>
+          <w:rPr>
+            <w:lang w:val="zh_TW" w:bidi="zh_TW"/>
+          </w:rPr>
+          <w:rPr>
+            <w:color w:val="0000EE"/>
+            <w:u w:val="single"/>
+          </w:rPr>
+          <w:t>伯1:1</w:t>
+        </w:r>
+      </w:hyperlink>
+      <w:r>
+        <w:rPr>
+          <w:lang w:val="zh_TW" w:bidi="zh_TW"/>
+        </w:rPr>
+        <w:t>）。</w:t>
+      </w:r>
+      <w:r>
+        <w:rPr>
+          <w:lang w:val="zh_TW" w:bidi="zh_TW"/>
+        </w:rPr>
+      </w:r>
+      <w:r>
+        <w:rPr>
+          <w:lang w:val="zh_TW" w:bidi="zh_TW"/>
+        </w:rPr>
+      </w:r>
+    </w:p>
+    <w:p>
+      <w:pPr/>
+      <w:r>
+        <w:rPr>
+          <w:lang w:val="zh_TW" w:bidi="zh_TW"/>
+        </w:rPr>
+      </w:r>
+    </w:p>
+    <w:p>
+      <w:pPr>
+        <w:pStyle w:val="Heading2"/>
+      </w:pPr>
+      <w:r>
+        <w:rPr>
+          <w:lang w:val="zh_TW" w:bidi="zh_TW"/>
+        </w:rPr>
+        <w:t>耶利米哀歌 4:21–22</w:t>
+      </w:r>
+      <w:r>
+        <w:rPr>
+          <w:lang w:val="zh_TW" w:bidi="zh_TW"/>
+        </w:rPr>
+      </w:r>
+    </w:p>
+    <w:p>
+      <w:pPr/>
+      <w:r>
+        <w:rPr>
+          <w:lang w:val="zh_TW" w:bidi="zh_TW"/>
+        </w:rPr>
+      </w:r>
+      <w:r>
+        <w:rPr>
+          <w:lang w:val="zh_TW" w:bidi="zh_TW"/>
+        </w:rPr>
+        <w:t>以東人覺得安全了，並為耶路撒冷所遭遇的不幸而幸災樂禍，但他們也將因自己的罪受刑罰（見</w:t>
+      </w:r>
+      <w:hyperlink r:id="rId133">
+        <w:r>
+          <w:rPr>
+            <w:lang w:val="zh_TW" w:bidi="zh_TW"/>
+          </w:rPr>
+          <w:rPr>
+            <w:color w:val="0000EE"/>
+            <w:u w:val="single"/>
+          </w:rPr>
+          <w:t>俄1章</w:t>
+        </w:r>
+      </w:hyperlink>
+      <w:r>
+        <w:rPr>
+          <w:lang w:val="zh_TW" w:bidi="zh_TW"/>
+        </w:rPr>
+        <w:t>；</w:t>
+      </w:r>
+      <w:hyperlink r:id="rId134">
+        <w:r>
+          <w:rPr>
+            <w:lang w:val="zh_TW" w:bidi="zh_TW"/>
+          </w:rPr>
+          <w:rPr>
+            <w:color w:val="0000EE"/>
+            <w:u w:val="single"/>
+          </w:rPr>
+          <w:t>耶49:7–22</w:t>
+        </w:r>
+      </w:hyperlink>
+      <w:r>
+        <w:rPr>
+          <w:lang w:val="zh_TW" w:bidi="zh_TW"/>
+        </w:rPr>
+        <w:t>）。</w:t>
+      </w:r>
+      <w:r>
+        <w:rPr>
+          <w:lang w:val="zh_TW" w:bidi="zh_TW"/>
+        </w:rPr>
+      </w:r>
+      <w:r>
+        <w:rPr>
+          <w:lang w:val="zh_TW" w:bidi="zh_TW"/>
+        </w:rPr>
+      </w:r>
+    </w:p>
+    <w:p>
+      <w:pPr/>
+      <w:r>
+        <w:rPr>
+          <w:lang w:val="zh_TW" w:bidi="zh_TW"/>
+        </w:rPr>
+      </w:r>
+    </w:p>
+    <w:p>
+      <w:pPr>
+        <w:pStyle w:val="Heading2"/>
+      </w:pPr>
+      <w:r>
+        <w:rPr>
+          <w:lang w:val="zh_TW" w:bidi="zh_TW"/>
+        </w:rPr>
+        <w:t>耶利米哀歌 4:22</w:t>
+      </w:r>
+      <w:r>
+        <w:rPr>
+          <w:lang w:val="zh_TW" w:bidi="zh_TW"/>
+        </w:rPr>
+      </w:r>
+    </w:p>
+    <w:p>
+      <w:pPr/>
+      <w:r>
+        <w:rPr>
+          <w:lang w:val="zh_TW" w:bidi="zh_TW"/>
+        </w:rPr>
+      </w:r>
+      <w:r>
+        <w:rPr>
+          <w:lang w:val="zh_TW" w:bidi="zh_TW"/>
+        </w:rPr>
+        <w:t>被擄後第一次歸回是在公元前538年，當時波斯的塞魯士擊敗了巴比倫（</w:t>
+      </w:r>
+      <w:hyperlink r:id="rId135">
+        <w:r>
+          <w:rPr>
+            <w:lang w:val="zh_TW" w:bidi="zh_TW"/>
+          </w:rPr>
+          <w:rPr>
+            <w:color w:val="0000EE"/>
+            <w:u w:val="single"/>
+          </w:rPr>
+          <w:t>代下36:22–23</w:t>
+        </w:r>
+      </w:hyperlink>
+      <w:r>
+        <w:rPr>
+          <w:lang w:val="zh_TW" w:bidi="zh_TW"/>
+        </w:rPr>
+        <w:t>；</w:t>
+      </w:r>
+      <w:hyperlink r:id="rId136">
+        <w:r>
+          <w:rPr>
+            <w:lang w:val="zh_TW" w:bidi="zh_TW"/>
+          </w:rPr>
+          <w:rPr>
+            <w:color w:val="0000EE"/>
+            <w:u w:val="single"/>
+          </w:rPr>
+          <w:t>拉1:1–4</w:t>
+        </w:r>
+      </w:hyperlink>
+      <w:r>
+        <w:rPr>
+          <w:lang w:val="zh_TW" w:bidi="zh_TW"/>
+        </w:rPr>
+        <w:t>）。</w:t>
+      </w:r>
+      <w:r>
+        <w:rPr>
+          <w:lang w:val="zh_TW" w:bidi="zh_TW"/>
+        </w:rPr>
+      </w:r>
+      <w:r>
+        <w:rPr>
+          <w:lang w:val="zh_TW" w:bidi="zh_TW"/>
+        </w:rPr>
+      </w:r>
+    </w:p>
+    <w:p>
+      <w:pPr/>
+      <w:r>
+        <w:rPr>
+          <w:lang w:val="zh_TW" w:bidi="zh_TW"/>
+        </w:rPr>
+      </w:r>
+    </w:p>
+    <w:p>
+      <w:pPr>
+        <w:pStyle w:val="Heading2"/>
+      </w:pPr>
+      <w:r>
+        <w:rPr>
+          <w:lang w:val="zh_TW" w:bidi="zh_TW"/>
+        </w:rPr>
+        <w:t>耶利米哀歌 5:1–22</w:t>
+      </w:r>
+      <w:r>
+        <w:rPr>
+          <w:lang w:val="zh_TW" w:bidi="zh_TW"/>
+        </w:rPr>
+      </w:r>
+    </w:p>
+    <w:p>
+      <w:pPr/>
+      <w:r>
+        <w:rPr>
+          <w:lang w:val="zh_TW" w:bidi="zh_TW"/>
+        </w:rPr>
+      </w:r>
+      <w:r>
+        <w:rPr>
+          <w:lang w:val="zh_TW" w:bidi="zh_TW"/>
+        </w:rPr>
+        <w:t>這一章是一個誠摯的祈求復興的禱告（參</w:t>
+      </w:r>
+      <w:hyperlink r:id="rId137">
+        <w:r>
+          <w:rPr>
+            <w:lang w:val="zh_TW" w:bidi="zh_TW"/>
+          </w:rPr>
+          <w:rPr>
+            <w:color w:val="0000EE"/>
+            <w:u w:val="single"/>
+          </w:rPr>
+          <w:t>但9:4–19</w:t>
+        </w:r>
+      </w:hyperlink>
+      <w:r>
+        <w:rPr>
+          <w:lang w:val="zh_TW" w:bidi="zh_TW"/>
+        </w:rPr>
+        <w:t>）。</w:t>
+      </w:r>
+      <w:r>
+        <w:rPr>
+          <w:lang w:val="zh_TW" w:bidi="zh_TW"/>
+        </w:rPr>
+      </w:r>
+      <w:r>
+        <w:rPr>
+          <w:lang w:val="zh_TW" w:bidi="zh_TW"/>
+        </w:rPr>
+      </w:r>
+    </w:p>
+    <w:p>
+      <w:pPr/>
+      <w:r>
+        <w:rPr>
+          <w:lang w:val="zh_TW" w:bidi="zh_TW"/>
+        </w:rPr>
+      </w:r>
+    </w:p>
+    <w:p>
+      <w:pPr>
+        <w:pStyle w:val="Heading2"/>
+      </w:pPr>
+      <w:r>
+        <w:rPr>
+          <w:lang w:val="zh_TW" w:bidi="zh_TW"/>
+        </w:rPr>
+        <w:t>耶利米哀歌 5:10</w:t>
+      </w:r>
+      <w:r>
+        <w:rPr>
+          <w:lang w:val="zh_TW" w:bidi="zh_TW"/>
+        </w:rPr>
+      </w:r>
+    </w:p>
+    <w:p>
+      <w:pPr/>
+      <w:r>
+        <w:rPr>
+          <w:lang w:val="zh_TW" w:bidi="zh_TW"/>
+        </w:rPr>
+      </w:r>
+      <w:r>
+        <w:rPr>
+          <w:lang w:val="zh_TW" w:bidi="zh_TW"/>
+        </w:rPr>
+        <w:t>在圍困期間，城內發生了飢荒（</w:t>
+      </w:r>
+      <w:hyperlink r:id="rId138">
+        <w:r>
+          <w:rPr>
+            <w:lang w:val="zh_TW" w:bidi="zh_TW"/>
+          </w:rPr>
+          <w:rPr>
+            <w:color w:val="0000EE"/>
+            <w:u w:val="single"/>
+          </w:rPr>
+          <w:t>王下25:3</w:t>
+        </w:r>
+      </w:hyperlink>
+      <w:r>
+        <w:rPr>
+          <w:lang w:val="zh_TW" w:bidi="zh_TW"/>
+        </w:rPr>
+        <w:t>；</w:t>
+      </w:r>
+      <w:hyperlink r:id="rId43">
+        <w:r>
+          <w:rPr>
+            <w:lang w:val="zh_TW" w:bidi="zh_TW"/>
+          </w:rPr>
+          <w:rPr>
+            <w:color w:val="0000EE"/>
+            <w:u w:val="single"/>
+          </w:rPr>
+          <w:t>耶37:21</w:t>
+        </w:r>
+      </w:hyperlink>
+      <w:r>
+        <w:rPr>
+          <w:lang w:val="zh_TW" w:bidi="zh_TW"/>
+        </w:rPr>
+        <w:t>，</w:t>
+      </w:r>
+      <w:hyperlink r:id="rId139">
+        <w:r>
+          <w:rPr>
+            <w:lang w:val="zh_TW" w:bidi="zh_TW"/>
+          </w:rPr>
+          <w:rPr>
+            <w:color w:val="0000EE"/>
+            <w:u w:val="single"/>
+          </w:rPr>
+          <w:t>38:9</w:t>
+        </w:r>
+      </w:hyperlink>
+      <w:r>
+        <w:rPr>
+          <w:lang w:val="zh_TW" w:bidi="zh_TW"/>
+        </w:rPr>
+        <w:t>，</w:t>
+      </w:r>
+      <w:hyperlink r:id="rId140">
+        <w:r>
+          <w:rPr>
+            <w:lang w:val="zh_TW" w:bidi="zh_TW"/>
+          </w:rPr>
+          <w:rPr>
+            <w:color w:val="0000EE"/>
+            <w:u w:val="single"/>
+          </w:rPr>
+          <w:t>52:6</w:t>
+        </w:r>
+      </w:hyperlink>
+      <w:r>
+        <w:rPr>
+          <w:lang w:val="zh_TW" w:bidi="zh_TW"/>
+        </w:rPr>
+        <w:t>）。</w:t>
+      </w:r>
+      <w:r>
+        <w:rPr>
+          <w:lang w:val="zh_TW" w:bidi="zh_TW"/>
+        </w:rPr>
+      </w:r>
+      <w:r>
+        <w:rPr>
+          <w:lang w:val="zh_TW" w:bidi="zh_TW"/>
+        </w:rPr>
+      </w:r>
+    </w:p>
+    <w:p>
+      <w:pPr/>
+      <w:r>
+        <w:rPr>
+          <w:lang w:val="zh_TW" w:bidi="zh_TW"/>
+        </w:rPr>
+      </w:r>
+    </w:p>
+    <w:p>
+      <w:pPr>
+        <w:pStyle w:val="Heading2"/>
+      </w:pPr>
+      <w:r>
+        <w:rPr>
+          <w:lang w:val="zh_TW" w:bidi="zh_TW"/>
+        </w:rPr>
+        <w:t>耶利米哀歌 5:12–17</w:t>
+      </w:r>
+      <w:r>
+        <w:rPr>
+          <w:lang w:val="zh_TW" w:bidi="zh_TW"/>
+        </w:rPr>
+      </w:r>
+    </w:p>
+    <w:p>
+      <w:pPr/>
+      <w:r>
+        <w:rPr>
+          <w:lang w:val="zh_TW" w:bidi="zh_TW"/>
+        </w:rPr>
+      </w:r>
+      <w:r>
+        <w:rPr>
+          <w:lang w:val="zh_TW" w:bidi="zh_TW"/>
+        </w:rPr>
+        <w:t>這些可怕的事之所以發生是因為百姓所犯的罪（見</w:t>
+      </w:r>
+      <w:hyperlink r:id="rId141">
+        <w:r>
+          <w:rPr>
+            <w:lang w:val="zh_TW" w:bidi="zh_TW"/>
+          </w:rPr>
+          <w:rPr>
+            <w:color w:val="0000EE"/>
+            <w:u w:val="single"/>
+          </w:rPr>
+          <w:t>賽24:7–12</w:t>
+        </w:r>
+      </w:hyperlink>
+      <w:r>
+        <w:rPr>
+          <w:lang w:val="zh_TW" w:bidi="zh_TW"/>
+        </w:rPr>
+        <w:t>；</w:t>
+      </w:r>
+      <w:hyperlink r:id="rId142">
+        <w:r>
+          <w:rPr>
+            <w:lang w:val="zh_TW" w:bidi="zh_TW"/>
+          </w:rPr>
+          <w:rPr>
+            <w:color w:val="0000EE"/>
+            <w:u w:val="single"/>
+          </w:rPr>
+          <w:t>耶7:24</w:t>
+        </w:r>
+      </w:hyperlink>
+      <w:r>
+        <w:rPr>
+          <w:lang w:val="zh_TW" w:bidi="zh_TW"/>
+        </w:rPr>
+        <w:t>，</w:t>
+      </w:r>
+      <w:hyperlink r:id="rId143">
+        <w:r>
+          <w:rPr>
+            <w:lang w:val="zh_TW" w:bidi="zh_TW"/>
+          </w:rPr>
+          <w:rPr>
+            <w:color w:val="0000EE"/>
+            <w:u w:val="single"/>
+          </w:rPr>
+          <w:t>13:18</w:t>
+        </w:r>
+      </w:hyperlink>
+      <w:r>
+        <w:rPr>
+          <w:lang w:val="zh_TW" w:bidi="zh_TW"/>
+        </w:rPr>
+        <w:t>，</w:t>
+      </w:r>
+      <w:hyperlink r:id="rId144">
+        <w:r>
+          <w:rPr>
+            <w:lang w:val="zh_TW" w:bidi="zh_TW"/>
+          </w:rPr>
+          <w:rPr>
+            <w:color w:val="0000EE"/>
+            <w:u w:val="single"/>
+          </w:rPr>
+          <w:t>25:10–11</w:t>
+        </w:r>
+      </w:hyperlink>
+      <w:r>
+        <w:rPr>
+          <w:lang w:val="zh_TW" w:bidi="zh_TW"/>
+        </w:rPr>
+        <w:t>；</w:t>
+      </w:r>
+      <w:hyperlink r:id="rId145">
+        <w:r>
+          <w:rPr>
+            <w:lang w:val="zh_TW" w:bidi="zh_TW"/>
+          </w:rPr>
+          <w:rPr>
+            <w:color w:val="0000EE"/>
+            <w:u w:val="single"/>
+          </w:rPr>
+          <w:t>摩8:10</w:t>
+        </w:r>
+      </w:hyperlink>
+      <w:r>
+        <w:rPr>
+          <w:lang w:val="zh_TW" w:bidi="zh_TW"/>
+        </w:rPr>
+        <w:t>）。</w:t>
+      </w:r>
+      <w:r>
+        <w:rPr>
+          <w:lang w:val="zh_TW" w:bidi="zh_TW"/>
+        </w:rPr>
+      </w:r>
+      <w:r>
+        <w:rPr>
+          <w:lang w:val="zh_TW" w:bidi="zh_TW"/>
+        </w:rPr>
+      </w:r>
+    </w:p>
+    <w:p>
+      <w:pPr/>
+      <w:r>
+        <w:rPr>
+          <w:lang w:val="zh_TW" w:bidi="zh_TW"/>
+        </w:rPr>
+      </w:r>
+    </w:p>
+    <w:p>
+      <w:pPr>
+        <w:pStyle w:val="Heading2"/>
+      </w:pPr>
+      <w:r>
+        <w:rPr>
+          <w:lang w:val="zh_TW" w:bidi="zh_TW"/>
+        </w:rPr>
+        <w:t>耶利米哀歌 5:18</w:t>
+      </w:r>
+      <w:r>
+        <w:rPr>
+          <w:lang w:val="zh_TW" w:bidi="zh_TW"/>
+        </w:rPr>
+      </w:r>
+    </w:p>
+    <w:p>
+      <w:pPr/>
+      <w:r>
+        <w:rPr>
+          <w:lang w:val="zh_TW" w:bidi="zh_TW"/>
+        </w:rPr>
+      </w:r>
+      <w:r>
+        <w:rPr>
+          <w:lang w:val="zh_TW" w:bidi="zh_TW"/>
+        </w:rPr>
+        <w:t>豺狼四處遊蕩（和合本譯為：野狗行在其上）：參</w:t>
+      </w:r>
+      <w:hyperlink r:id="rId146">
+        <w:r>
+          <w:rPr>
+            <w:lang w:val="zh_TW" w:bidi="zh_TW"/>
+          </w:rPr>
+          <w:rPr>
+            <w:color w:val="0000EE"/>
+            <w:u w:val="single"/>
+          </w:rPr>
+          <w:t>以賽亞書十三章22節</w:t>
+        </w:r>
+      </w:hyperlink>
+      <w:r>
+        <w:rPr>
+          <w:lang w:val="zh_TW" w:bidi="zh_TW"/>
+        </w:rPr>
+        <w:t>，</w:t>
+      </w:r>
+      <w:hyperlink r:id="rId147">
+        <w:r>
+          <w:rPr>
+            <w:lang w:val="zh_TW" w:bidi="zh_TW"/>
+          </w:rPr>
+          <w:rPr>
+            <w:color w:val="0000EE"/>
+            <w:u w:val="single"/>
+          </w:rPr>
+          <w:t>三十四章13節</w:t>
+        </w:r>
+      </w:hyperlink>
+      <w:r>
+        <w:rPr>
+          <w:lang w:val="zh_TW" w:bidi="zh_TW"/>
+        </w:rPr>
+        <w:t>；</w:t>
+      </w:r>
+      <w:hyperlink r:id="rId148">
+        <w:r>
+          <w:rPr>
+            <w:lang w:val="zh_TW" w:bidi="zh_TW"/>
+          </w:rPr>
+          <w:rPr>
+            <w:color w:val="0000EE"/>
+            <w:u w:val="single"/>
+          </w:rPr>
+          <w:t>耶利米書九章11節</w:t>
+        </w:r>
+      </w:hyperlink>
+      <w:r>
+        <w:rPr>
+          <w:lang w:val="zh_TW" w:bidi="zh_TW"/>
+        </w:rPr>
+        <w:t>，</w:t>
+      </w:r>
+      <w:hyperlink r:id="rId149">
+        <w:r>
+          <w:rPr>
+            <w:lang w:val="zh_TW" w:bidi="zh_TW"/>
+          </w:rPr>
+          <w:rPr>
+            <w:color w:val="0000EE"/>
+            <w:u w:val="single"/>
+          </w:rPr>
+          <w:t>十章22節</w:t>
+        </w:r>
+      </w:hyperlink>
+      <w:r>
+        <w:rPr>
+          <w:lang w:val="zh_TW" w:bidi="zh_TW"/>
+        </w:rPr>
+        <w:t>；</w:t>
+      </w:r>
+      <w:hyperlink r:id="rId150">
+        <w:r>
+          <w:rPr>
+            <w:lang w:val="zh_TW" w:bidi="zh_TW"/>
+          </w:rPr>
+          <w:rPr>
+            <w:color w:val="0000EE"/>
+            <w:u w:val="single"/>
+          </w:rPr>
+          <w:t>瑪拉基書一章3節</w:t>
         </w:r>
       </w:hyperlink>
       <w:r>
@@ -4429,37 +6133,37 @@
         <w:rPr>
           <w:lang w:val="zh_TW" w:bidi="zh_TW"/>
         </w:rPr>
-        <w:t>耶利米哀歌 3:34–36</w:t>
-      </w:r>
-      <w:r>
-        <w:rPr>
-          <w:lang w:val="zh_TW" w:bidi="zh_TW"/>
-        </w:rPr>
-      </w:r>
-    </w:p>
-    <w:p>
-      <w:pPr/>
-      <w:r>
-        <w:rPr>
-          <w:lang w:val="zh_TW" w:bidi="zh_TW"/>
-        </w:rPr>
-      </w:r>
-      <w:r>
-        <w:rPr>
-          <w:lang w:val="zh_TW" w:bidi="zh_TW"/>
-        </w:rPr>
-        <w:t>猶大人在耶路撒冷被毀前就行了這些事（見</w:t>
-      </w:r>
-      <w:hyperlink r:id="rId117">
-        <w:r>
-          <w:rPr>
-            <w:lang w:val="zh_TW" w:bidi="zh_TW"/>
-          </w:rPr>
-          <w:rPr>
-            <w:color w:val="0000EE"/>
-            <w:u w:val="single"/>
-          </w:rPr>
-          <w:t>耶5:26–31</w:t>
+        <w:t>耶利米哀歌 5:22</w:t>
+      </w:r>
+      <w:r>
+        <w:rPr>
+          <w:lang w:val="zh_TW" w:bidi="zh_TW"/>
+        </w:rPr>
+      </w:r>
+    </w:p>
+    <w:p>
+      <w:pPr/>
+      <w:r>
+        <w:rPr>
+          <w:lang w:val="zh_TW" w:bidi="zh_TW"/>
+        </w:rPr>
+      </w:r>
+      <w:r>
+        <w:rPr>
+          <w:lang w:val="zh_TW" w:bidi="zh_TW"/>
+        </w:rPr>
+        <w:t>你竟全然棄絕我們……？被擄的悲劇引發了神是否會赦罪並醫治祂的百姓的問題。神透過先知（</w:t>
+      </w:r>
+      <w:hyperlink r:id="rId151">
+        <w:r>
+          <w:rPr>
+            <w:lang w:val="zh_TW" w:bidi="zh_TW"/>
+          </w:rPr>
+          <w:rPr>
+            <w:color w:val="0000EE"/>
+            <w:u w:val="single"/>
+          </w:rPr>
+          <w:t>賽40:27–31</w:t>
         </w:r>
       </w:hyperlink>
       <w:r>
@@ -4468,16 +6172,34 @@
         </w:rPr>
         <w:t>，</w:t>
       </w:r>
-      <w:hyperlink r:id="rId118">
-        <w:r>
-          <w:rPr>
-            <w:lang w:val="zh_TW" w:bidi="zh_TW"/>
-          </w:rPr>
-          <w:rPr>
-            <w:color w:val="0000EE"/>
-            <w:u w:val="single"/>
-          </w:rPr>
-          <w:t>21:11–14</w:t>
+      <w:hyperlink r:id="rId152">
+        <w:r>
+          <w:rPr>
+            <w:lang w:val="zh_TW" w:bidi="zh_TW"/>
+          </w:rPr>
+          <w:rPr>
+            <w:color w:val="0000EE"/>
+            <w:u w:val="single"/>
+          </w:rPr>
+          <w:t>41:8–20</w:t>
+        </w:r>
+      </w:hyperlink>
+      <w:r>
+        <w:rPr>
+          <w:lang w:val="zh_TW" w:bidi="zh_TW"/>
+        </w:rPr>
+        <w:t>）和差遣基督（</w:t>
+      </w:r>
+      <w:hyperlink r:id="rId153">
+        <w:r>
+          <w:rPr>
+            <w:lang w:val="zh_TW" w:bidi="zh_TW"/>
+          </w:rPr>
+          <w:rPr>
+            <w:color w:val="0000EE"/>
+            <w:u w:val="single"/>
+          </w:rPr>
+          <w:t>太9:2–6</w:t>
         </w:r>
       </w:hyperlink>
       <w:r>
@@ -4486,16 +6208,16 @@
         </w:rPr>
         <w:t>，</w:t>
       </w:r>
-      <w:hyperlink r:id="rId119">
-        <w:r>
-          <w:rPr>
-            <w:lang w:val="zh_TW" w:bidi="zh_TW"/>
-          </w:rPr>
-          <w:rPr>
-            <w:color w:val="0000EE"/>
-            <w:u w:val="single"/>
-          </w:rPr>
-          <w:t>23:10–14</w:t>
+      <w:hyperlink r:id="rId154">
+        <w:r>
+          <w:rPr>
+            <w:lang w:val="zh_TW" w:bidi="zh_TW"/>
+          </w:rPr>
+          <w:rPr>
+            <w:color w:val="0000EE"/>
+            <w:u w:val="single"/>
+          </w:rPr>
+          <w:t>26:28</w:t>
         </w:r>
       </w:hyperlink>
       <w:r>
@@ -4504,1772 +6226,7 @@
         </w:rPr>
         <w:t>；</w:t>
       </w:r>
-      <w:hyperlink r:id="rId120">
-        <w:r>
-          <w:rPr>
-            <w:lang w:val="zh_TW" w:bidi="zh_TW"/>
-          </w:rPr>
-          <w:rPr>
-            <w:color w:val="0000EE"/>
-            <w:u w:val="single"/>
-          </w:rPr>
-          <w:t>彌3章</w:t>
-        </w:r>
-      </w:hyperlink>
-      <w:r>
-        <w:rPr>
-          <w:lang w:val="zh_TW" w:bidi="zh_TW"/>
-        </w:rPr>
-        <w:t>）。</w:t>
-      </w:r>
-      <w:r>
-        <w:rPr>
-          <w:lang w:val="zh_TW" w:bidi="zh_TW"/>
-        </w:rPr>
-      </w:r>
-      <w:r>
-        <w:rPr>
-          <w:lang w:val="zh_TW" w:bidi="zh_TW"/>
-        </w:rPr>
-      </w:r>
-    </w:p>
-    <w:p>
-      <w:pPr/>
-      <w:r>
-        <w:rPr>
-          <w:lang w:val="zh_TW" w:bidi="zh_TW"/>
-        </w:rPr>
-      </w:r>
-    </w:p>
-    <w:p>
-      <w:pPr>
-        <w:pStyle w:val="Heading2"/>
-      </w:pPr>
-      <w:r>
-        <w:rPr>
-          <w:lang w:val="zh_TW" w:bidi="zh_TW"/>
-        </w:rPr>
-        <w:t>耶利米哀歌 3:37–39</w:t>
-      </w:r>
-      <w:r>
-        <w:rPr>
-          <w:lang w:val="zh_TW" w:bidi="zh_TW"/>
-        </w:rPr>
-      </w:r>
-    </w:p>
-    <w:p>
-      <w:pPr/>
-      <w:r>
-        <w:rPr>
-          <w:lang w:val="zh_TW" w:bidi="zh_TW"/>
-        </w:rPr>
-      </w:r>
-      <w:r>
-        <w:rPr>
-          <w:lang w:val="zh_TW" w:bidi="zh_TW"/>
-        </w:rPr>
-        <w:t>有些災難是自然原因造成的（</w:t>
-      </w:r>
-      <w:hyperlink r:id="rId121">
-        <w:r>
-          <w:rPr>
-            <w:lang w:val="zh_TW" w:bidi="zh_TW"/>
-          </w:rPr>
-          <w:rPr>
-            <w:color w:val="0000EE"/>
-            <w:u w:val="single"/>
-          </w:rPr>
-          <w:t>路13:1–5</w:t>
-        </w:r>
-      </w:hyperlink>
-      <w:r>
-        <w:rPr>
-          <w:lang w:val="zh_TW" w:bidi="zh_TW"/>
-        </w:rPr>
-        <w:t>），且壞事會同樣地發生在義人和惡人身上（</w:t>
-      </w:r>
-      <w:hyperlink r:id="rId122">
-        <w:r>
-          <w:rPr>
-            <w:lang w:val="zh_TW" w:bidi="zh_TW"/>
-          </w:rPr>
-          <w:rPr>
-            <w:color w:val="0000EE"/>
-            <w:u w:val="single"/>
-          </w:rPr>
-          <w:t>太5:45</w:t>
-        </w:r>
-      </w:hyperlink>
-      <w:r>
-        <w:rPr>
-          <w:lang w:val="zh_TW" w:bidi="zh_TW"/>
-        </w:rPr>
-        <w:t>）；但無論發生什麼事，我們都應該獻上感謝（</w:t>
-      </w:r>
-      <w:hyperlink r:id="rId123">
-        <w:r>
-          <w:rPr>
-            <w:lang w:val="zh_TW" w:bidi="zh_TW"/>
-          </w:rPr>
-          <w:rPr>
-            <w:color w:val="0000EE"/>
-            <w:u w:val="single"/>
-          </w:rPr>
-          <w:t>帖前5:18</w:t>
-        </w:r>
-      </w:hyperlink>
-      <w:r>
-        <w:rPr>
-          <w:lang w:val="zh_TW" w:bidi="zh_TW"/>
-        </w:rPr>
-        <w:t>）而非抱怨。</w:t>
-      </w:r>
-      <w:r>
-        <w:rPr>
-          <w:lang w:val="zh_TW" w:bidi="zh_TW"/>
-        </w:rPr>
-      </w:r>
-      <w:r>
-        <w:rPr>
-          <w:lang w:val="zh_TW" w:bidi="zh_TW"/>
-        </w:rPr>
-      </w:r>
-    </w:p>
-    <w:p>
-      <w:pPr/>
-      <w:r>
-        <w:rPr>
-          <w:lang w:val="zh_TW" w:bidi="zh_TW"/>
-        </w:rPr>
-      </w:r>
-    </w:p>
-    <w:p>
-      <w:pPr>
-        <w:pStyle w:val="Heading2"/>
-      </w:pPr>
-      <w:r>
-        <w:rPr>
-          <w:lang w:val="zh_TW" w:bidi="zh_TW"/>
-        </w:rPr>
-        <w:t>耶利米哀歌 3:40–42</w:t>
-      </w:r>
-      <w:r>
-        <w:rPr>
-          <w:lang w:val="zh_TW" w:bidi="zh_TW"/>
-        </w:rPr>
-      </w:r>
-    </w:p>
-    <w:p>
-      <w:pPr/>
-      <w:r>
-        <w:rPr>
-          <w:lang w:val="zh_TW" w:bidi="zh_TW"/>
-        </w:rPr>
-      </w:r>
-      <w:r>
-        <w:rPr>
-          <w:lang w:val="zh_TW" w:bidi="zh_TW"/>
-        </w:rPr>
-        <w:t>悔改是領受救恩的關鍵（</w:t>
-      </w:r>
-      <w:hyperlink r:id="rId124">
-        <w:r>
-          <w:rPr>
-            <w:lang w:val="zh_TW" w:bidi="zh_TW"/>
-          </w:rPr>
-          <w:rPr>
-            <w:color w:val="0000EE"/>
-            <w:u w:val="single"/>
-          </w:rPr>
-          <w:t>賽1:27</w:t>
-        </w:r>
-      </w:hyperlink>
-      <w:r>
-        <w:rPr>
-          <w:lang w:val="zh_TW" w:bidi="zh_TW"/>
-        </w:rPr>
-        <w:t>；</w:t>
-      </w:r>
-      <w:hyperlink r:id="rId125">
-        <w:r>
-          <w:rPr>
-            <w:lang w:val="zh_TW" w:bidi="zh_TW"/>
-          </w:rPr>
-          <w:rPr>
-            <w:color w:val="0000EE"/>
-            <w:u w:val="single"/>
-          </w:rPr>
-          <w:t>耶3:22</w:t>
-        </w:r>
-      </w:hyperlink>
-      <w:r>
-        <w:rPr>
-          <w:lang w:val="zh_TW" w:bidi="zh_TW"/>
-        </w:rPr>
-        <w:t>；</w:t>
-      </w:r>
-      <w:hyperlink r:id="rId126">
-        <w:r>
-          <w:rPr>
-            <w:lang w:val="zh_TW" w:bidi="zh_TW"/>
-          </w:rPr>
-          <w:rPr>
-            <w:color w:val="0000EE"/>
-            <w:u w:val="single"/>
-          </w:rPr>
-          <w:t>結3:21</w:t>
-        </w:r>
-      </w:hyperlink>
-      <w:r>
-        <w:rPr>
-          <w:lang w:val="zh_TW" w:bidi="zh_TW"/>
-        </w:rPr>
-        <w:t>）。</w:t>
-      </w:r>
-      <w:r>
-        <w:rPr>
-          <w:lang w:val="zh_TW" w:bidi="zh_TW"/>
-        </w:rPr>
-      </w:r>
-      <w:r>
-        <w:rPr>
-          <w:lang w:val="zh_TW" w:bidi="zh_TW"/>
-        </w:rPr>
-      </w:r>
-    </w:p>
-    <w:p>
-      <w:pPr/>
-      <w:r>
-        <w:rPr>
-          <w:lang w:val="zh_TW" w:bidi="zh_TW"/>
-        </w:rPr>
-      </w:r>
-    </w:p>
-    <w:p>
-      <w:pPr>
-        <w:pStyle w:val="Heading2"/>
-      </w:pPr>
-      <w:r>
-        <w:rPr>
-          <w:lang w:val="zh_TW" w:bidi="zh_TW"/>
-        </w:rPr>
-        <w:t>耶利米哀歌 3:48–66</w:t>
-      </w:r>
-      <w:r>
-        <w:rPr>
-          <w:lang w:val="zh_TW" w:bidi="zh_TW"/>
-        </w:rPr>
-      </w:r>
-    </w:p>
-    <w:p>
-      <w:pPr/>
-      <w:r>
-        <w:rPr>
-          <w:lang w:val="zh_TW" w:bidi="zh_TW"/>
-        </w:rPr>
-      </w:r>
-      <w:r>
-        <w:rPr>
-          <w:lang w:val="zh_TW" w:bidi="zh_TW"/>
-        </w:rPr>
-        <w:t>作者聚焦於仇敵的惡毒，向耶和華呼求幫助。</w:t>
-      </w:r>
-      <w:r>
-        <w:rPr>
-          <w:lang w:val="zh_TW" w:bidi="zh_TW"/>
-        </w:rPr>
-      </w:r>
-      <w:r>
-        <w:rPr>
-          <w:lang w:val="zh_TW" w:bidi="zh_TW"/>
-        </w:rPr>
-      </w:r>
-    </w:p>
-    <w:p>
-      <w:pPr/>
-      <w:r>
-        <w:rPr>
-          <w:lang w:val="zh_TW" w:bidi="zh_TW"/>
-        </w:rPr>
-      </w:r>
-    </w:p>
-    <w:p>
-      <w:pPr>
-        <w:pStyle w:val="Heading2"/>
-      </w:pPr>
-      <w:r>
-        <w:rPr>
-          <w:lang w:val="zh_TW" w:bidi="zh_TW"/>
-        </w:rPr>
-        <w:t>耶利米哀歌 3:52–57</w:t>
-      </w:r>
-      <w:r>
-        <w:rPr>
-          <w:lang w:val="zh_TW" w:bidi="zh_TW"/>
-        </w:rPr>
-      </w:r>
-    </w:p>
-    <w:p>
-      <w:pPr/>
-      <w:r>
-        <w:rPr>
-          <w:lang w:val="zh_TW" w:bidi="zh_TW"/>
-        </w:rPr>
-      </w:r>
-      <w:r>
-        <w:rPr>
-          <w:lang w:val="zh_TW" w:bidi="zh_TW"/>
-        </w:rPr>
-        <w:t>這段經文可能是指耶利米在獄中的經歷（</w:t>
-      </w:r>
-      <w:hyperlink r:id="rId127">
-        <w:r>
-          <w:rPr>
-            <w:lang w:val="zh_TW" w:bidi="zh_TW"/>
-          </w:rPr>
-          <w:rPr>
-            <w:color w:val="0000EE"/>
-            <w:u w:val="single"/>
-          </w:rPr>
-          <w:t>耶37:11–15</w:t>
-        </w:r>
-      </w:hyperlink>
-      <w:r>
-        <w:rPr>
-          <w:lang w:val="zh_TW" w:bidi="zh_TW"/>
-        </w:rPr>
-        <w:t>，</w:t>
-      </w:r>
-      <w:hyperlink r:id="rId128">
-        <w:r>
-          <w:rPr>
-            <w:lang w:val="zh_TW" w:bidi="zh_TW"/>
-          </w:rPr>
-          <w:rPr>
-            <w:color w:val="0000EE"/>
-            <w:u w:val="single"/>
-          </w:rPr>
-          <w:t>38:1–13</w:t>
-        </w:r>
-      </w:hyperlink>
-      <w:r>
-        <w:rPr>
-          <w:lang w:val="zh_TW" w:bidi="zh_TW"/>
-        </w:rPr>
-        <w:t>）。</w:t>
-      </w:r>
-      <w:r>
-        <w:rPr>
-          <w:lang w:val="zh_TW" w:bidi="zh_TW"/>
-        </w:rPr>
-      </w:r>
-      <w:r>
-        <w:rPr>
-          <w:lang w:val="zh_TW" w:bidi="zh_TW"/>
-        </w:rPr>
-      </w:r>
-    </w:p>
-    <w:p>
-      <w:pPr/>
-      <w:r>
-        <w:rPr>
-          <w:lang w:val="zh_TW" w:bidi="zh_TW"/>
-        </w:rPr>
-      </w:r>
-    </w:p>
-    <w:p>
-      <w:pPr>
-        <w:pStyle w:val="Heading2"/>
-      </w:pPr>
-      <w:r>
-        <w:rPr>
-          <w:lang w:val="zh_TW" w:bidi="zh_TW"/>
-        </w:rPr>
-        <w:t>耶利米哀歌 3:58–66</w:t>
-      </w:r>
-      <w:r>
-        <w:rPr>
-          <w:lang w:val="zh_TW" w:bidi="zh_TW"/>
-        </w:rPr>
-      </w:r>
-    </w:p>
-    <w:p>
-      <w:pPr/>
-      <w:r>
-        <w:rPr>
-          <w:lang w:val="zh_TW" w:bidi="zh_TW"/>
-        </w:rPr>
-      </w:r>
-      <w:r>
-        <w:rPr>
-          <w:lang w:val="zh_TW" w:bidi="zh_TW"/>
-        </w:rPr>
-        <w:t>耶路撒冷應受懲罰，但敵人卻以不該有的殘酷手段施行刑罰。作者呼籲神懲治他們。</w:t>
-      </w:r>
-      <w:r>
-        <w:rPr>
-          <w:lang w:val="zh_TW" w:bidi="zh_TW"/>
-        </w:rPr>
-      </w:r>
-      <w:r>
-        <w:rPr>
-          <w:lang w:val="zh_TW" w:bidi="zh_TW"/>
-        </w:rPr>
-      </w:r>
-    </w:p>
-    <w:p>
-      <w:pPr/>
-      <w:r>
-        <w:rPr>
-          <w:lang w:val="zh_TW" w:bidi="zh_TW"/>
-        </w:rPr>
-      </w:r>
-    </w:p>
-    <w:p>
-      <w:pPr>
-        <w:pStyle w:val="Heading2"/>
-      </w:pPr>
-      <w:r>
-        <w:rPr>
-          <w:lang w:val="zh_TW" w:bidi="zh_TW"/>
-        </w:rPr>
-        <w:t>耶利米哀歌 3:64–66</w:t>
-      </w:r>
-      <w:r>
-        <w:rPr>
-          <w:lang w:val="zh_TW" w:bidi="zh_TW"/>
-        </w:rPr>
-      </w:r>
-    </w:p>
-    <w:p>
-      <w:pPr/>
-      <w:r>
-        <w:rPr>
-          <w:lang w:val="zh_TW" w:bidi="zh_TW"/>
-        </w:rPr>
-      </w:r>
-      <w:r>
-        <w:rPr>
-          <w:lang w:val="zh_TW" w:bidi="zh_TW"/>
-        </w:rPr>
-        <w:t>這個報復的禱告與詩篇中的幾篇類似（見「</w:t>
-      </w:r>
-      <w:r>
-        <w:rPr>
-          <w:lang w:val="zh_TW" w:bidi="zh_TW"/>
-        </w:rPr>
-        <w:t>報復的禱告</w:t>
-      </w:r>
-      <w:r>
-        <w:rPr>
-          <w:lang w:val="zh_TW" w:bidi="zh_TW"/>
-        </w:rPr>
-        <w:t>」主題註釋）。</w:t>
-      </w:r>
-      <w:r>
-        <w:rPr>
-          <w:lang w:val="zh_TW" w:bidi="zh_TW"/>
-        </w:rPr>
-      </w:r>
-      <w:r>
-        <w:rPr>
-          <w:lang w:val="zh_TW" w:bidi="zh_TW"/>
-        </w:rPr>
-      </w:r>
-    </w:p>
-    <w:p>
-      <w:pPr/>
-      <w:r>
-        <w:rPr>
-          <w:lang w:val="zh_TW" w:bidi="zh_TW"/>
-        </w:rPr>
-      </w:r>
-    </w:p>
-    <w:p>
-      <w:pPr>
-        <w:pStyle w:val="Heading2"/>
-      </w:pPr>
-      <w:r>
-        <w:rPr>
-          <w:lang w:val="zh_TW" w:bidi="zh_TW"/>
-        </w:rPr>
-        <w:t>耶利米哀歌 4:1–22</w:t>
-      </w:r>
-      <w:r>
-        <w:rPr>
-          <w:lang w:val="zh_TW" w:bidi="zh_TW"/>
-        </w:rPr>
-      </w:r>
-    </w:p>
-    <w:p>
-      <w:pPr/>
-      <w:r>
-        <w:rPr>
-          <w:lang w:val="zh_TW" w:bidi="zh_TW"/>
-        </w:rPr>
-      </w:r>
-      <w:r>
-        <w:rPr>
-          <w:lang w:val="zh_TW" w:bidi="zh_TW"/>
-        </w:rPr>
-        <w:t>雖然神的子民仍在經歷祂的審判，但他們很快就會迎來復興。</w:t>
-      </w:r>
-      <w:r>
-        <w:rPr>
-          <w:lang w:val="zh_TW" w:bidi="zh_TW"/>
-        </w:rPr>
-      </w:r>
-      <w:r>
-        <w:rPr>
-          <w:lang w:val="zh_TW" w:bidi="zh_TW"/>
-        </w:rPr>
-      </w:r>
-    </w:p>
-    <w:p>
-      <w:pPr/>
-      <w:r>
-        <w:rPr>
-          <w:lang w:val="zh_TW" w:bidi="zh_TW"/>
-        </w:rPr>
-      </w:r>
-    </w:p>
-    <w:p>
-      <w:pPr>
-        <w:pStyle w:val="Heading2"/>
-      </w:pPr>
-      <w:r>
-        <w:rPr>
-          <w:lang w:val="zh_TW" w:bidi="zh_TW"/>
-        </w:rPr>
-        <w:t>耶利米哀歌 4:3</w:t>
-      </w:r>
-      <w:r>
-        <w:rPr>
-          <w:lang w:val="zh_TW" w:bidi="zh_TW"/>
-        </w:rPr>
-      </w:r>
-    </w:p>
-    <w:p>
-      <w:pPr/>
-      <w:r>
-        <w:rPr>
-          <w:lang w:val="zh_TW" w:bidi="zh_TW"/>
-        </w:rPr>
-      </w:r>
-      <w:r>
-        <w:rPr>
-          <w:lang w:val="zh_TW" w:bidi="zh_TW"/>
-        </w:rPr>
-        <w:t>好像……鴕鳥一般：另見</w:t>
-      </w:r>
-      <w:hyperlink r:id="rId129">
-        <w:r>
-          <w:rPr>
-            <w:lang w:val="zh_TW" w:bidi="zh_TW"/>
-          </w:rPr>
-          <w:rPr>
-            <w:color w:val="0000EE"/>
-            <w:u w:val="single"/>
-          </w:rPr>
-          <w:t>約伯記三十九章13至16節</w:t>
-        </w:r>
-      </w:hyperlink>
-      <w:r>
-        <w:rPr>
-          <w:lang w:val="zh_TW" w:bidi="zh_TW"/>
-        </w:rPr>
-        <w:t>。</w:t>
-      </w:r>
-      <w:r>
-        <w:rPr>
-          <w:lang w:val="zh_TW" w:bidi="zh_TW"/>
-        </w:rPr>
-      </w:r>
-      <w:r>
-        <w:rPr>
-          <w:lang w:val="zh_TW" w:bidi="zh_TW"/>
-        </w:rPr>
-      </w:r>
-    </w:p>
-    <w:p>
-      <w:pPr/>
-      <w:r>
-        <w:rPr>
-          <w:lang w:val="zh_TW" w:bidi="zh_TW"/>
-        </w:rPr>
-      </w:r>
-    </w:p>
-    <w:p>
-      <w:pPr>
-        <w:pStyle w:val="Heading2"/>
-      </w:pPr>
-      <w:r>
-        <w:rPr>
-          <w:lang w:val="zh_TW" w:bidi="zh_TW"/>
-        </w:rPr>
-        <w:t>耶利米哀歌 4:7</w:t>
-      </w:r>
-      <w:r>
-        <w:rPr>
-          <w:lang w:val="zh_TW" w:bidi="zh_TW"/>
-        </w:rPr>
-      </w:r>
-    </w:p>
-    <w:p>
-      <w:pPr/>
-      <w:r>
-        <w:rPr>
-          <w:lang w:val="zh_TW" w:bidi="zh_TW"/>
-        </w:rPr>
-      </w:r>
-      <w:r>
-        <w:rPr>
-          <w:lang w:val="zh_TW" w:bidi="zh_TW"/>
-        </w:rPr>
-        <w:t>像光潤的藍寶石一樣（字面意思是</w:t>
-      </w:r>
-      <w:r>
-        <w:rPr>
-          <w:i/>
-          <w:lang w:val="zh_TW" w:bidi="zh_TW"/>
-        </w:rPr>
-        <w:t>如同青金石）</w:t>
-      </w:r>
-      <w:r>
-        <w:rPr>
-          <w:lang w:val="zh_TW" w:bidi="zh_TW"/>
-        </w:rPr>
-        <w:t>：青金石是一種美麗的藍色石頭，質地柔軟、適合雕刻，常用於裝飾和鑲嵌藝術。</w:t>
-      </w:r>
-      <w:r>
-        <w:rPr>
-          <w:lang w:val="zh_TW" w:bidi="zh_TW"/>
-        </w:rPr>
-      </w:r>
-      <w:r>
-        <w:rPr>
-          <w:lang w:val="zh_TW" w:bidi="zh_TW"/>
-        </w:rPr>
-      </w:r>
-    </w:p>
-    <w:p>
-      <w:pPr/>
-      <w:r>
-        <w:rPr>
-          <w:lang w:val="zh_TW" w:bidi="zh_TW"/>
-        </w:rPr>
-      </w:r>
-    </w:p>
-    <w:p>
-      <w:pPr>
-        <w:pStyle w:val="Heading2"/>
-      </w:pPr>
-      <w:r>
-        <w:rPr>
-          <w:lang w:val="zh_TW" w:bidi="zh_TW"/>
-        </w:rPr>
-        <w:t>耶利米哀歌 4:8</w:t>
-      </w:r>
-      <w:r>
-        <w:rPr>
-          <w:lang w:val="zh_TW" w:bidi="zh_TW"/>
-        </w:rPr>
-      </w:r>
-    </w:p>
-    <w:p>
-      <w:pPr/>
-      <w:r>
-        <w:rPr>
-          <w:lang w:val="zh_TW" w:bidi="zh_TW"/>
-        </w:rPr>
-      </w:r>
-      <w:r>
-        <w:rPr>
-          <w:lang w:val="zh_TW" w:bidi="zh_TW"/>
-        </w:rPr>
-        <w:t>皮膚緊貼骨頭是餓死之前的症狀。</w:t>
-      </w:r>
-      <w:r>
-        <w:rPr>
-          <w:lang w:val="zh_TW" w:bidi="zh_TW"/>
-        </w:rPr>
-      </w:r>
-      <w:r>
-        <w:rPr>
-          <w:lang w:val="zh_TW" w:bidi="zh_TW"/>
-        </w:rPr>
-      </w:r>
-    </w:p>
-    <w:p>
-      <w:pPr/>
-      <w:r>
-        <w:rPr>
-          <w:lang w:val="zh_TW" w:bidi="zh_TW"/>
-        </w:rPr>
-      </w:r>
-    </w:p>
-    <w:p>
-      <w:pPr>
-        <w:pStyle w:val="Heading2"/>
-      </w:pPr>
-      <w:r>
-        <w:rPr>
-          <w:lang w:val="zh_TW" w:bidi="zh_TW"/>
-        </w:rPr>
-        <w:t>耶利米哀歌 4:9</w:t>
-      </w:r>
-      <w:r>
-        <w:rPr>
-          <w:lang w:val="zh_TW" w:bidi="zh_TW"/>
-        </w:rPr>
-      </w:r>
-    </w:p>
-    <w:p>
-      <w:pPr/>
-      <w:r>
-        <w:rPr>
-          <w:lang w:val="zh_TW" w:bidi="zh_TW"/>
-        </w:rPr>
-      </w:r>
-      <w:r>
-        <w:rPr>
-          <w:lang w:val="zh_TW" w:bidi="zh_TW"/>
-        </w:rPr>
-        <w:t>長期遭圍困導致嚴重的食物短缺。即便人們能到田地裡，他們也會發現作物已遭摧毀，或已被收割用於餵養士兵。</w:t>
-      </w:r>
-      <w:r>
-        <w:rPr>
-          <w:lang w:val="zh_TW" w:bidi="zh_TW"/>
-        </w:rPr>
-      </w:r>
-      <w:r>
-        <w:rPr>
-          <w:lang w:val="zh_TW" w:bidi="zh_TW"/>
-        </w:rPr>
-      </w:r>
-    </w:p>
-    <w:p>
-      <w:pPr/>
-      <w:r>
-        <w:rPr>
-          <w:lang w:val="zh_TW" w:bidi="zh_TW"/>
-        </w:rPr>
-      </w:r>
-    </w:p>
-    <w:p>
-      <w:pPr>
-        <w:pStyle w:val="Heading2"/>
-      </w:pPr>
-      <w:r>
-        <w:rPr>
-          <w:lang w:val="zh_TW" w:bidi="zh_TW"/>
-        </w:rPr>
-        <w:t>耶利米哀歌 4:12</w:t>
-      </w:r>
-      <w:r>
-        <w:rPr>
-          <w:lang w:val="zh_TW" w:bidi="zh_TW"/>
-        </w:rPr>
-      </w:r>
-    </w:p>
-    <w:p>
-      <w:pPr/>
-      <w:r>
-        <w:rPr>
-          <w:lang w:val="zh_TW" w:bidi="zh_TW"/>
-        </w:rPr>
-      </w:r>
-      <w:r>
-        <w:rPr>
-          <w:lang w:val="zh_TW" w:bidi="zh_TW"/>
-        </w:rPr>
-        <w:t>地上的君王……能進耶路撒冷的城門：因為神在一個多世紀前，從亞述的西拿基立手中拯救了耶路撒冷（</w:t>
-      </w:r>
-      <w:hyperlink r:id="rId130">
-        <w:r>
-          <w:rPr>
-            <w:lang w:val="zh_TW" w:bidi="zh_TW"/>
-          </w:rPr>
-          <w:rPr>
-            <w:color w:val="0000EE"/>
-            <w:u w:val="single"/>
-          </w:rPr>
-          <w:t>王下19:36–37</w:t>
-        </w:r>
-      </w:hyperlink>
-      <w:r>
-        <w:rPr>
-          <w:lang w:val="zh_TW" w:bidi="zh_TW"/>
-        </w:rPr>
-        <w:t>），因此猶大人堅信即便是巴比倫的尼布甲尼撒這位最強大的君王，也無法擊敗這座城。</w:t>
-      </w:r>
-      <w:r>
-        <w:rPr>
-          <w:lang w:val="zh_TW" w:bidi="zh_TW"/>
-        </w:rPr>
-      </w:r>
-      <w:r>
-        <w:rPr>
-          <w:lang w:val="zh_TW" w:bidi="zh_TW"/>
-        </w:rPr>
-      </w:r>
-    </w:p>
-    <w:p>
-      <w:pPr/>
-      <w:r>
-        <w:rPr>
-          <w:lang w:val="zh_TW" w:bidi="zh_TW"/>
-        </w:rPr>
-      </w:r>
-    </w:p>
-    <w:p>
-      <w:pPr>
-        <w:pStyle w:val="Heading2"/>
-      </w:pPr>
-      <w:r>
-        <w:rPr>
-          <w:lang w:val="zh_TW" w:bidi="zh_TW"/>
-        </w:rPr>
-        <w:t>耶利米哀歌 4:15</w:t>
-      </w:r>
-      <w:r>
-        <w:rPr>
-          <w:lang w:val="zh_TW" w:bidi="zh_TW"/>
-        </w:rPr>
-      </w:r>
-    </w:p>
-    <w:p>
-      <w:pPr/>
-      <w:r>
-        <w:rPr>
-          <w:lang w:val="zh_TW" w:bidi="zh_TW"/>
-        </w:rPr>
-      </w:r>
-      <w:r>
-        <w:rPr>
-          <w:lang w:val="zh_TW" w:bidi="zh_TW"/>
-        </w:rPr>
-        <w:t>這些領袖看起來是以難民的身分從耶路撒冷逃往其它地方。</w:t>
-      </w:r>
-      <w:r>
-        <w:rPr>
-          <w:lang w:val="zh_TW" w:bidi="zh_TW"/>
-        </w:rPr>
-      </w:r>
-      <w:r>
-        <w:rPr>
-          <w:lang w:val="zh_TW" w:bidi="zh_TW"/>
-        </w:rPr>
-      </w:r>
-    </w:p>
-    <w:p>
-      <w:pPr/>
-      <w:r>
-        <w:rPr>
-          <w:lang w:val="zh_TW" w:bidi="zh_TW"/>
-        </w:rPr>
-      </w:r>
-    </w:p>
-    <w:p>
-      <w:pPr>
-        <w:pStyle w:val="Heading2"/>
-      </w:pPr>
-      <w:r>
-        <w:rPr>
-          <w:lang w:val="zh_TW" w:bidi="zh_TW"/>
-        </w:rPr>
-        <w:t>耶利米哀歌 4:20</w:t>
-      </w:r>
-      <w:r>
-        <w:rPr>
-          <w:lang w:val="zh_TW" w:bidi="zh_TW"/>
-        </w:rPr>
-      </w:r>
-    </w:p>
-    <w:p>
-      <w:pPr/>
-      <w:r>
-        <w:rPr>
-          <w:lang w:val="zh_TW" w:bidi="zh_TW"/>
-        </w:rPr>
-      </w:r>
-      <w:r>
-        <w:rPr>
-          <w:lang w:val="zh_TW" w:bidi="zh_TW"/>
-        </w:rPr>
-        <w:t>我們的王（和合本譯為：耶和華的受膏者）……被捉住：這指的是西底家，他試圖逃跑但被捉住，且尼布甲尼撒殘忍地對待他（</w:t>
-      </w:r>
-      <w:hyperlink r:id="rId131">
-        <w:r>
-          <w:rPr>
-            <w:lang w:val="zh_TW" w:bidi="zh_TW"/>
-          </w:rPr>
-          <w:rPr>
-            <w:color w:val="0000EE"/>
-            <w:u w:val="single"/>
-          </w:rPr>
-          <w:t>王下25:4–7</w:t>
-        </w:r>
-      </w:hyperlink>
-      <w:r>
-        <w:rPr>
-          <w:lang w:val="zh_TW" w:bidi="zh_TW"/>
-        </w:rPr>
-        <w:t>；</w:t>
-      </w:r>
-      <w:hyperlink r:id="rId132">
-        <w:r>
-          <w:rPr>
-            <w:lang w:val="zh_TW" w:bidi="zh_TW"/>
-          </w:rPr>
-          <w:rPr>
-            <w:color w:val="0000EE"/>
-            <w:u w:val="single"/>
-          </w:rPr>
-          <w:t>耶39:4–7</w:t>
-        </w:r>
-      </w:hyperlink>
-      <w:r>
-        <w:rPr>
-          <w:lang w:val="zh_TW" w:bidi="zh_TW"/>
-        </w:rPr>
-        <w:t>，</w:t>
-      </w:r>
-      <w:hyperlink r:id="rId133">
-        <w:r>
-          <w:rPr>
-            <w:lang w:val="zh_TW" w:bidi="zh_TW"/>
-          </w:rPr>
-          <w:rPr>
-            <w:color w:val="0000EE"/>
-            <w:u w:val="single"/>
-          </w:rPr>
-          <w:t>52:9–11</w:t>
-        </w:r>
-      </w:hyperlink>
-      <w:r>
-        <w:rPr>
-          <w:lang w:val="zh_TW" w:bidi="zh_TW"/>
-        </w:rPr>
-        <w:t>）。</w:t>
-      </w:r>
-      <w:r>
-        <w:rPr>
-          <w:lang w:val="zh_TW" w:bidi="zh_TW"/>
-        </w:rPr>
-      </w:r>
-      <w:r>
-        <w:rPr>
-          <w:lang w:val="zh_TW" w:bidi="zh_TW"/>
-        </w:rPr>
-      </w:r>
-    </w:p>
-    <w:p>
-      <w:pPr/>
-      <w:r>
-        <w:rPr>
-          <w:lang w:val="zh_TW" w:bidi="zh_TW"/>
-        </w:rPr>
-      </w:r>
-    </w:p>
-    <w:p>
-      <w:pPr>
-        <w:pStyle w:val="Heading2"/>
-      </w:pPr>
-      <w:r>
-        <w:rPr>
-          <w:lang w:val="zh_TW" w:bidi="zh_TW"/>
-        </w:rPr>
-        <w:t>耶利米哀歌 4:21</w:t>
-      </w:r>
-      <w:r>
-        <w:rPr>
-          <w:lang w:val="zh_TW" w:bidi="zh_TW"/>
-        </w:rPr>
-      </w:r>
-    </w:p>
-    <w:p>
-      <w:pPr/>
-      <w:r>
-        <w:rPr>
-          <w:lang w:val="zh_TW" w:bidi="zh_TW"/>
-        </w:rPr>
-      </w:r>
-      <w:r>
-        <w:rPr>
-          <w:lang w:val="zh_TW" w:bidi="zh_TW"/>
-        </w:rPr>
-        <w:t>烏斯是約旦河東的一個地區，向南延伸到以東。這裡是約伯的家鄉（</w:t>
-      </w:r>
-      <w:hyperlink r:id="rId134">
-        <w:r>
-          <w:rPr>
-            <w:lang w:val="zh_TW" w:bidi="zh_TW"/>
-          </w:rPr>
-          <w:rPr>
-            <w:color w:val="0000EE"/>
-            <w:u w:val="single"/>
-          </w:rPr>
-          <w:t>伯1:1</w:t>
-        </w:r>
-      </w:hyperlink>
-      <w:r>
-        <w:rPr>
-          <w:lang w:val="zh_TW" w:bidi="zh_TW"/>
-        </w:rPr>
-        <w:t>）。</w:t>
-      </w:r>
-      <w:r>
-        <w:rPr>
-          <w:lang w:val="zh_TW" w:bidi="zh_TW"/>
-        </w:rPr>
-      </w:r>
-      <w:r>
-        <w:rPr>
-          <w:lang w:val="zh_TW" w:bidi="zh_TW"/>
-        </w:rPr>
-      </w:r>
-    </w:p>
-    <w:p>
-      <w:pPr/>
-      <w:r>
-        <w:rPr>
-          <w:lang w:val="zh_TW" w:bidi="zh_TW"/>
-        </w:rPr>
-      </w:r>
-    </w:p>
-    <w:p>
-      <w:pPr>
-        <w:pStyle w:val="Heading2"/>
-      </w:pPr>
-      <w:r>
-        <w:rPr>
-          <w:lang w:val="zh_TW" w:bidi="zh_TW"/>
-        </w:rPr>
-        <w:t>耶利米哀歌 4:21–22</w:t>
-      </w:r>
-      <w:r>
-        <w:rPr>
-          <w:lang w:val="zh_TW" w:bidi="zh_TW"/>
-        </w:rPr>
-      </w:r>
-    </w:p>
-    <w:p>
-      <w:pPr/>
-      <w:r>
-        <w:rPr>
-          <w:lang w:val="zh_TW" w:bidi="zh_TW"/>
-        </w:rPr>
-      </w:r>
-      <w:r>
-        <w:rPr>
-          <w:lang w:val="zh_TW" w:bidi="zh_TW"/>
-        </w:rPr>
-        <w:t>以東人覺得安全了，並為耶路撒冷所遭遇的不幸而幸災樂禍，但他們也將因自己的罪受刑罰（見</w:t>
-      </w:r>
-      <w:hyperlink r:id="rId135">
-        <w:r>
-          <w:rPr>
-            <w:lang w:val="zh_TW" w:bidi="zh_TW"/>
-          </w:rPr>
-          <w:rPr>
-            <w:color w:val="0000EE"/>
-            <w:u w:val="single"/>
-          </w:rPr>
-          <w:t>俄1章</w:t>
-        </w:r>
-      </w:hyperlink>
-      <w:r>
-        <w:rPr>
-          <w:lang w:val="zh_TW" w:bidi="zh_TW"/>
-        </w:rPr>
-        <w:t>；</w:t>
-      </w:r>
-      <w:hyperlink r:id="rId136">
-        <w:r>
-          <w:rPr>
-            <w:lang w:val="zh_TW" w:bidi="zh_TW"/>
-          </w:rPr>
-          <w:rPr>
-            <w:color w:val="0000EE"/>
-            <w:u w:val="single"/>
-          </w:rPr>
-          <w:t>耶49:7–22</w:t>
-        </w:r>
-      </w:hyperlink>
-      <w:r>
-        <w:rPr>
-          <w:lang w:val="zh_TW" w:bidi="zh_TW"/>
-        </w:rPr>
-        <w:t>）。</w:t>
-      </w:r>
-      <w:r>
-        <w:rPr>
-          <w:lang w:val="zh_TW" w:bidi="zh_TW"/>
-        </w:rPr>
-      </w:r>
-      <w:r>
-        <w:rPr>
-          <w:lang w:val="zh_TW" w:bidi="zh_TW"/>
-        </w:rPr>
-      </w:r>
-    </w:p>
-    <w:p>
-      <w:pPr/>
-      <w:r>
-        <w:rPr>
-          <w:lang w:val="zh_TW" w:bidi="zh_TW"/>
-        </w:rPr>
-      </w:r>
-    </w:p>
-    <w:p>
-      <w:pPr>
-        <w:pStyle w:val="Heading2"/>
-      </w:pPr>
-      <w:r>
-        <w:rPr>
-          <w:lang w:val="zh_TW" w:bidi="zh_TW"/>
-        </w:rPr>
-        <w:t>耶利米哀歌 4:22</w:t>
-      </w:r>
-      <w:r>
-        <w:rPr>
-          <w:lang w:val="zh_TW" w:bidi="zh_TW"/>
-        </w:rPr>
-      </w:r>
-    </w:p>
-    <w:p>
-      <w:pPr/>
-      <w:r>
-        <w:rPr>
-          <w:lang w:val="zh_TW" w:bidi="zh_TW"/>
-        </w:rPr>
-      </w:r>
-      <w:r>
-        <w:rPr>
-          <w:lang w:val="zh_TW" w:bidi="zh_TW"/>
-        </w:rPr>
-        <w:t>被擄後第一次歸回是在公元前538年，當時波斯的塞魯士擊敗了巴比倫（</w:t>
-      </w:r>
-      <w:hyperlink r:id="rId137">
-        <w:r>
-          <w:rPr>
-            <w:lang w:val="zh_TW" w:bidi="zh_TW"/>
-          </w:rPr>
-          <w:rPr>
-            <w:color w:val="0000EE"/>
-            <w:u w:val="single"/>
-          </w:rPr>
-          <w:t>代下36:22–23</w:t>
-        </w:r>
-      </w:hyperlink>
-      <w:r>
-        <w:rPr>
-          <w:lang w:val="zh_TW" w:bidi="zh_TW"/>
-        </w:rPr>
-        <w:t>；</w:t>
-      </w:r>
-      <w:hyperlink r:id="rId138">
-        <w:r>
-          <w:rPr>
-            <w:lang w:val="zh_TW" w:bidi="zh_TW"/>
-          </w:rPr>
-          <w:rPr>
-            <w:color w:val="0000EE"/>
-            <w:u w:val="single"/>
-          </w:rPr>
-          <w:t>拉1:1–4</w:t>
-        </w:r>
-      </w:hyperlink>
-      <w:r>
-        <w:rPr>
-          <w:lang w:val="zh_TW" w:bidi="zh_TW"/>
-        </w:rPr>
-        <w:t>）。</w:t>
-      </w:r>
-      <w:r>
-        <w:rPr>
-          <w:lang w:val="zh_TW" w:bidi="zh_TW"/>
-        </w:rPr>
-      </w:r>
-      <w:r>
-        <w:rPr>
-          <w:lang w:val="zh_TW" w:bidi="zh_TW"/>
-        </w:rPr>
-      </w:r>
-    </w:p>
-    <w:p>
-      <w:pPr/>
-      <w:r>
-        <w:rPr>
-          <w:lang w:val="zh_TW" w:bidi="zh_TW"/>
-        </w:rPr>
-      </w:r>
-    </w:p>
-    <w:p>
-      <w:pPr>
-        <w:pStyle w:val="Heading2"/>
-      </w:pPr>
-      <w:r>
-        <w:rPr>
-          <w:lang w:val="zh_TW" w:bidi="zh_TW"/>
-        </w:rPr>
-        <w:t>耶利米哀歌 5:1–22</w:t>
-      </w:r>
-      <w:r>
-        <w:rPr>
-          <w:lang w:val="zh_TW" w:bidi="zh_TW"/>
-        </w:rPr>
-      </w:r>
-    </w:p>
-    <w:p>
-      <w:pPr/>
-      <w:r>
-        <w:rPr>
-          <w:lang w:val="zh_TW" w:bidi="zh_TW"/>
-        </w:rPr>
-      </w:r>
-      <w:r>
-        <w:rPr>
-          <w:lang w:val="zh_TW" w:bidi="zh_TW"/>
-        </w:rPr>
-        <w:t>這一章是一個誠摯的祈求復興的禱告（參</w:t>
-      </w:r>
-      <w:hyperlink r:id="rId139">
-        <w:r>
-          <w:rPr>
-            <w:lang w:val="zh_TW" w:bidi="zh_TW"/>
-          </w:rPr>
-          <w:rPr>
-            <w:color w:val="0000EE"/>
-            <w:u w:val="single"/>
-          </w:rPr>
-          <w:t>但9:4–19</w:t>
-        </w:r>
-      </w:hyperlink>
-      <w:r>
-        <w:rPr>
-          <w:lang w:val="zh_TW" w:bidi="zh_TW"/>
-        </w:rPr>
-        <w:t>）。</w:t>
-      </w:r>
-      <w:r>
-        <w:rPr>
-          <w:lang w:val="zh_TW" w:bidi="zh_TW"/>
-        </w:rPr>
-      </w:r>
-      <w:r>
-        <w:rPr>
-          <w:lang w:val="zh_TW" w:bidi="zh_TW"/>
-        </w:rPr>
-      </w:r>
-    </w:p>
-    <w:p>
-      <w:pPr/>
-      <w:r>
-        <w:rPr>
-          <w:lang w:val="zh_TW" w:bidi="zh_TW"/>
-        </w:rPr>
-      </w:r>
-    </w:p>
-    <w:p>
-      <w:pPr>
-        <w:pStyle w:val="Heading2"/>
-      </w:pPr>
-      <w:r>
-        <w:rPr>
-          <w:lang w:val="zh_TW" w:bidi="zh_TW"/>
-        </w:rPr>
-        <w:t>耶利米哀歌 5:10</w:t>
-      </w:r>
-      <w:r>
-        <w:rPr>
-          <w:lang w:val="zh_TW" w:bidi="zh_TW"/>
-        </w:rPr>
-      </w:r>
-    </w:p>
-    <w:p>
-      <w:pPr/>
-      <w:r>
-        <w:rPr>
-          <w:lang w:val="zh_TW" w:bidi="zh_TW"/>
-        </w:rPr>
-      </w:r>
-      <w:r>
-        <w:rPr>
-          <w:lang w:val="zh_TW" w:bidi="zh_TW"/>
-        </w:rPr>
-        <w:t>在圍困期間，城內發生了飢荒（</w:t>
-      </w:r>
-      <w:hyperlink r:id="rId140">
-        <w:r>
-          <w:rPr>
-            <w:lang w:val="zh_TW" w:bidi="zh_TW"/>
-          </w:rPr>
-          <w:rPr>
-            <w:color w:val="0000EE"/>
-            <w:u w:val="single"/>
-          </w:rPr>
-          <w:t>王下25:3</w:t>
-        </w:r>
-      </w:hyperlink>
-      <w:r>
-        <w:rPr>
-          <w:lang w:val="zh_TW" w:bidi="zh_TW"/>
-        </w:rPr>
-        <w:t>；</w:t>
-      </w:r>
-      <w:hyperlink r:id="rId45">
-        <w:r>
-          <w:rPr>
-            <w:lang w:val="zh_TW" w:bidi="zh_TW"/>
-          </w:rPr>
-          <w:rPr>
-            <w:color w:val="0000EE"/>
-            <w:u w:val="single"/>
-          </w:rPr>
-          <w:t>耶37:21</w:t>
-        </w:r>
-      </w:hyperlink>
-      <w:r>
-        <w:rPr>
-          <w:lang w:val="zh_TW" w:bidi="zh_TW"/>
-        </w:rPr>
-        <w:t>，</w:t>
-      </w:r>
-      <w:hyperlink r:id="rId141">
-        <w:r>
-          <w:rPr>
-            <w:lang w:val="zh_TW" w:bidi="zh_TW"/>
-          </w:rPr>
-          <w:rPr>
-            <w:color w:val="0000EE"/>
-            <w:u w:val="single"/>
-          </w:rPr>
-          <w:t>38:9</w:t>
-        </w:r>
-      </w:hyperlink>
-      <w:r>
-        <w:rPr>
-          <w:lang w:val="zh_TW" w:bidi="zh_TW"/>
-        </w:rPr>
-        <w:t>，</w:t>
-      </w:r>
-      <w:hyperlink r:id="rId142">
-        <w:r>
-          <w:rPr>
-            <w:lang w:val="zh_TW" w:bidi="zh_TW"/>
-          </w:rPr>
-          <w:rPr>
-            <w:color w:val="0000EE"/>
-            <w:u w:val="single"/>
-          </w:rPr>
-          <w:t>52:6</w:t>
-        </w:r>
-      </w:hyperlink>
-      <w:r>
-        <w:rPr>
-          <w:lang w:val="zh_TW" w:bidi="zh_TW"/>
-        </w:rPr>
-        <w:t>）。</w:t>
-      </w:r>
-      <w:r>
-        <w:rPr>
-          <w:lang w:val="zh_TW" w:bidi="zh_TW"/>
-        </w:rPr>
-      </w:r>
-      <w:r>
-        <w:rPr>
-          <w:lang w:val="zh_TW" w:bidi="zh_TW"/>
-        </w:rPr>
-      </w:r>
-    </w:p>
-    <w:p>
-      <w:pPr/>
-      <w:r>
-        <w:rPr>
-          <w:lang w:val="zh_TW" w:bidi="zh_TW"/>
-        </w:rPr>
-      </w:r>
-    </w:p>
-    <w:p>
-      <w:pPr>
-        <w:pStyle w:val="Heading2"/>
-      </w:pPr>
-      <w:r>
-        <w:rPr>
-          <w:lang w:val="zh_TW" w:bidi="zh_TW"/>
-        </w:rPr>
-        <w:t>耶利米哀歌 5:12–17</w:t>
-      </w:r>
-      <w:r>
-        <w:rPr>
-          <w:lang w:val="zh_TW" w:bidi="zh_TW"/>
-        </w:rPr>
-      </w:r>
-    </w:p>
-    <w:p>
-      <w:pPr/>
-      <w:r>
-        <w:rPr>
-          <w:lang w:val="zh_TW" w:bidi="zh_TW"/>
-        </w:rPr>
-      </w:r>
-      <w:r>
-        <w:rPr>
-          <w:lang w:val="zh_TW" w:bidi="zh_TW"/>
-        </w:rPr>
-        <w:t>這些可怕的事之所以發生是因為百姓所犯的罪（見</w:t>
-      </w:r>
-      <w:hyperlink r:id="rId143">
-        <w:r>
-          <w:rPr>
-            <w:lang w:val="zh_TW" w:bidi="zh_TW"/>
-          </w:rPr>
-          <w:rPr>
-            <w:color w:val="0000EE"/>
-            <w:u w:val="single"/>
-          </w:rPr>
-          <w:t>賽24:7–12</w:t>
-        </w:r>
-      </w:hyperlink>
-      <w:r>
-        <w:rPr>
-          <w:lang w:val="zh_TW" w:bidi="zh_TW"/>
-        </w:rPr>
-        <w:t>；</w:t>
-      </w:r>
-      <w:hyperlink r:id="rId144">
-        <w:r>
-          <w:rPr>
-            <w:lang w:val="zh_TW" w:bidi="zh_TW"/>
-          </w:rPr>
-          <w:rPr>
-            <w:color w:val="0000EE"/>
-            <w:u w:val="single"/>
-          </w:rPr>
-          <w:t>耶7:24</w:t>
-        </w:r>
-      </w:hyperlink>
-      <w:r>
-        <w:rPr>
-          <w:lang w:val="zh_TW" w:bidi="zh_TW"/>
-        </w:rPr>
-        <w:t>，</w:t>
-      </w:r>
-      <w:hyperlink r:id="rId145">
-        <w:r>
-          <w:rPr>
-            <w:lang w:val="zh_TW" w:bidi="zh_TW"/>
-          </w:rPr>
-          <w:rPr>
-            <w:color w:val="0000EE"/>
-            <w:u w:val="single"/>
-          </w:rPr>
-          <w:t>13:18</w:t>
-        </w:r>
-      </w:hyperlink>
-      <w:r>
-        <w:rPr>
-          <w:lang w:val="zh_TW" w:bidi="zh_TW"/>
-        </w:rPr>
-        <w:t>，</w:t>
-      </w:r>
-      <w:hyperlink r:id="rId146">
-        <w:r>
-          <w:rPr>
-            <w:lang w:val="zh_TW" w:bidi="zh_TW"/>
-          </w:rPr>
-          <w:rPr>
-            <w:color w:val="0000EE"/>
-            <w:u w:val="single"/>
-          </w:rPr>
-          <w:t>25:10–11</w:t>
-        </w:r>
-      </w:hyperlink>
-      <w:r>
-        <w:rPr>
-          <w:lang w:val="zh_TW" w:bidi="zh_TW"/>
-        </w:rPr>
-        <w:t>；</w:t>
-      </w:r>
-      <w:hyperlink r:id="rId147">
-        <w:r>
-          <w:rPr>
-            <w:lang w:val="zh_TW" w:bidi="zh_TW"/>
-          </w:rPr>
-          <w:rPr>
-            <w:color w:val="0000EE"/>
-            <w:u w:val="single"/>
-          </w:rPr>
-          <w:t>摩8:10</w:t>
-        </w:r>
-      </w:hyperlink>
-      <w:r>
-        <w:rPr>
-          <w:lang w:val="zh_TW" w:bidi="zh_TW"/>
-        </w:rPr>
-        <w:t>）。</w:t>
-      </w:r>
-      <w:r>
-        <w:rPr>
-          <w:lang w:val="zh_TW" w:bidi="zh_TW"/>
-        </w:rPr>
-      </w:r>
-      <w:r>
-        <w:rPr>
-          <w:lang w:val="zh_TW" w:bidi="zh_TW"/>
-        </w:rPr>
-      </w:r>
-    </w:p>
-    <w:p>
-      <w:pPr/>
-      <w:r>
-        <w:rPr>
-          <w:lang w:val="zh_TW" w:bidi="zh_TW"/>
-        </w:rPr>
-      </w:r>
-    </w:p>
-    <w:p>
-      <w:pPr>
-        <w:pStyle w:val="Heading2"/>
-      </w:pPr>
-      <w:r>
-        <w:rPr>
-          <w:lang w:val="zh_TW" w:bidi="zh_TW"/>
-        </w:rPr>
-        <w:t>耶利米哀歌 5:18</w:t>
-      </w:r>
-      <w:r>
-        <w:rPr>
-          <w:lang w:val="zh_TW" w:bidi="zh_TW"/>
-        </w:rPr>
-      </w:r>
-    </w:p>
-    <w:p>
-      <w:pPr/>
-      <w:r>
-        <w:rPr>
-          <w:lang w:val="zh_TW" w:bidi="zh_TW"/>
-        </w:rPr>
-      </w:r>
-      <w:r>
-        <w:rPr>
-          <w:lang w:val="zh_TW" w:bidi="zh_TW"/>
-        </w:rPr>
-        <w:t>豺狼四處遊蕩（和合本譯為：野狗行在其上）：參</w:t>
-      </w:r>
-      <w:hyperlink r:id="rId148">
-        <w:r>
-          <w:rPr>
-            <w:lang w:val="zh_TW" w:bidi="zh_TW"/>
-          </w:rPr>
-          <w:rPr>
-            <w:color w:val="0000EE"/>
-            <w:u w:val="single"/>
-          </w:rPr>
-          <w:t>以賽亞書十三章22節</w:t>
-        </w:r>
-      </w:hyperlink>
-      <w:r>
-        <w:rPr>
-          <w:lang w:val="zh_TW" w:bidi="zh_TW"/>
-        </w:rPr>
-        <w:t>，</w:t>
-      </w:r>
-      <w:hyperlink r:id="rId149">
-        <w:r>
-          <w:rPr>
-            <w:lang w:val="zh_TW" w:bidi="zh_TW"/>
-          </w:rPr>
-          <w:rPr>
-            <w:color w:val="0000EE"/>
-            <w:u w:val="single"/>
-          </w:rPr>
-          <w:t>三十四章13節</w:t>
-        </w:r>
-      </w:hyperlink>
-      <w:r>
-        <w:rPr>
-          <w:lang w:val="zh_TW" w:bidi="zh_TW"/>
-        </w:rPr>
-        <w:t>；</w:t>
-      </w:r>
-      <w:hyperlink r:id="rId150">
-        <w:r>
-          <w:rPr>
-            <w:lang w:val="zh_TW" w:bidi="zh_TW"/>
-          </w:rPr>
-          <w:rPr>
-            <w:color w:val="0000EE"/>
-            <w:u w:val="single"/>
-          </w:rPr>
-          <w:t>耶利米書九章11節</w:t>
-        </w:r>
-      </w:hyperlink>
-      <w:r>
-        <w:rPr>
-          <w:lang w:val="zh_TW" w:bidi="zh_TW"/>
-        </w:rPr>
-        <w:t>，</w:t>
-      </w:r>
-      <w:hyperlink r:id="rId151">
-        <w:r>
-          <w:rPr>
-            <w:lang w:val="zh_TW" w:bidi="zh_TW"/>
-          </w:rPr>
-          <w:rPr>
-            <w:color w:val="0000EE"/>
-            <w:u w:val="single"/>
-          </w:rPr>
-          <w:t>十章22節</w:t>
-        </w:r>
-      </w:hyperlink>
-      <w:r>
-        <w:rPr>
-          <w:lang w:val="zh_TW" w:bidi="zh_TW"/>
-        </w:rPr>
-        <w:t>；</w:t>
-      </w:r>
-      <w:hyperlink r:id="rId152">
-        <w:r>
-          <w:rPr>
-            <w:lang w:val="zh_TW" w:bidi="zh_TW"/>
-          </w:rPr>
-          <w:rPr>
-            <w:color w:val="0000EE"/>
-            <w:u w:val="single"/>
-          </w:rPr>
-          <w:t>瑪拉基書一章3節</w:t>
-        </w:r>
-      </w:hyperlink>
-      <w:r>
-        <w:rPr>
-          <w:lang w:val="zh_TW" w:bidi="zh_TW"/>
-        </w:rPr>
-        <w:t>。</w:t>
-      </w:r>
-      <w:r>
-        <w:rPr>
-          <w:lang w:val="zh_TW" w:bidi="zh_TW"/>
-        </w:rPr>
-      </w:r>
-      <w:r>
-        <w:rPr>
-          <w:lang w:val="zh_TW" w:bidi="zh_TW"/>
-        </w:rPr>
-      </w:r>
-    </w:p>
-    <w:p>
-      <w:pPr/>
-      <w:r>
-        <w:rPr>
-          <w:lang w:val="zh_TW" w:bidi="zh_TW"/>
-        </w:rPr>
-      </w:r>
-    </w:p>
-    <w:p>
-      <w:pPr>
-        <w:pStyle w:val="Heading2"/>
-      </w:pPr>
-      <w:r>
-        <w:rPr>
-          <w:lang w:val="zh_TW" w:bidi="zh_TW"/>
-        </w:rPr>
-        <w:t>耶利米哀歌 5:22</w:t>
-      </w:r>
-      <w:r>
-        <w:rPr>
-          <w:lang w:val="zh_TW" w:bidi="zh_TW"/>
-        </w:rPr>
-      </w:r>
-    </w:p>
-    <w:p>
-      <w:pPr/>
-      <w:r>
-        <w:rPr>
-          <w:lang w:val="zh_TW" w:bidi="zh_TW"/>
-        </w:rPr>
-      </w:r>
-      <w:r>
-        <w:rPr>
-          <w:lang w:val="zh_TW" w:bidi="zh_TW"/>
-        </w:rPr>
-        <w:t>你竟全然棄絕我們……？被擄的悲劇引發了神是否會赦罪並醫治祂的百姓的問題。神透過先知（</w:t>
-      </w:r>
-      <w:hyperlink r:id="rId153">
-        <w:r>
-          <w:rPr>
-            <w:lang w:val="zh_TW" w:bidi="zh_TW"/>
-          </w:rPr>
-          <w:rPr>
-            <w:color w:val="0000EE"/>
-            <w:u w:val="single"/>
-          </w:rPr>
-          <w:t>賽40:27–31</w:t>
-        </w:r>
-      </w:hyperlink>
-      <w:r>
-        <w:rPr>
-          <w:lang w:val="zh_TW" w:bidi="zh_TW"/>
-        </w:rPr>
-        <w:t>，</w:t>
-      </w:r>
-      <w:hyperlink r:id="rId154">
-        <w:r>
-          <w:rPr>
-            <w:lang w:val="zh_TW" w:bidi="zh_TW"/>
-          </w:rPr>
-          <w:rPr>
-            <w:color w:val="0000EE"/>
-            <w:u w:val="single"/>
-          </w:rPr>
-          <w:t>41:8–20</w:t>
-        </w:r>
-      </w:hyperlink>
-      <w:r>
-        <w:rPr>
-          <w:lang w:val="zh_TW" w:bidi="zh_TW"/>
-        </w:rPr>
-        <w:t>）和差遣基督（</w:t>
-      </w:r>
       <w:hyperlink r:id="rId155">
-        <w:r>
-          <w:rPr>
-            <w:lang w:val="zh_TW" w:bidi="zh_TW"/>
-          </w:rPr>
-          <w:rPr>
-            <w:color w:val="0000EE"/>
-            <w:u w:val="single"/>
-          </w:rPr>
-          <w:t>太9:2–6</w:t>
-        </w:r>
-      </w:hyperlink>
-      <w:r>
-        <w:rPr>
-          <w:lang w:val="zh_TW" w:bidi="zh_TW"/>
-        </w:rPr>
-        <w:t>，</w:t>
-      </w:r>
-      <w:hyperlink r:id="rId156">
-        <w:r>
-          <w:rPr>
-            <w:lang w:val="zh_TW" w:bidi="zh_TW"/>
-          </w:rPr>
-          <w:rPr>
-            <w:color w:val="0000EE"/>
-            <w:u w:val="single"/>
-          </w:rPr>
-          <w:t>26:28</w:t>
-        </w:r>
-      </w:hyperlink>
-      <w:r>
-        <w:rPr>
-          <w:lang w:val="zh_TW" w:bidi="zh_TW"/>
-        </w:rPr>
-        <w:t>；</w:t>
-      </w:r>
-      <w:hyperlink r:id="rId157">
         <w:r>
           <w:rPr>
             <w:lang w:val="zh_TW" w:bidi="zh_TW"/>

--- a/zht/docx/25.content.docx
+++ b/zht/docx/25.content.docx
@@ -163,13 +163,6 @@
         <w:rPr>
           <w:lang w:val="zh_TW" w:bidi="zh_TW"/>
         </w:rPr>
-      </w:r>
-      <w:r>
-        <w:rPr>
-          <w:i/>
-          <w:lang w:val="zh_TW" w:bidi="zh_TW"/>
-        </w:rPr>
-        <w:t>耶利米哀歌 1:1–22, 耶利米哀歌 1:2, 耶利米哀歌 1:3, 耶利米哀歌 1:4, 耶利米哀歌 1:5, 耶利米哀歌 1:7, 耶利米哀歌 1:8–9, 耶利米哀歌 1:10, 耶利米哀歌 1:13, 耶利米哀歌 1:14, 耶利米哀歌 1:15, 耶利米哀歌 1:19, 耶利米哀歌 1:20, 耶利米哀歌 1:21, 耶利米哀歌 2:1, 耶利米哀歌 2:1–22, 耶利米哀歌 2:3–4, 耶利米哀歌 2:6, 耶利米哀歌 2:7, 耶利米哀歌 2:8, 耶利米哀歌 2:9, 耶利米哀歌 2:10, 耶利米哀歌 2:13, 耶利米哀歌 2:16, 耶利米哀歌 2:17, 耶利米哀歌 2:18–19, 耶利米哀歌 2:20, 耶利米哀歌 2:22, 耶利米哀歌 3:1–24, 耶利米哀歌 3:1–66, 耶利米哀歌 3:6–9, 耶利米哀歌 3:9, 耶利米哀歌 3:12, 耶利米哀歌 3:19, 耶利米哀歌 3:22, 耶利米哀歌 3:22–33, 耶利米哀歌 3:23, 耶利米哀歌 3:24, 耶利米哀歌 3:26, 耶利米哀歌 3:28, 耶利米哀歌 3:29–30, 耶利米哀歌 3:31, 耶利米哀歌 3:34–36, 耶利米哀歌 3:37–39, 耶利米哀歌 3:40–42, 耶利米哀歌 3:48–66, 耶利米哀歌 3:52–57, 耶利米哀歌 3:58–66, 耶利米哀歌 3:64–66, 耶利米哀歌 4:1–22, 耶利米哀歌 4:3, 耶利米哀歌 4:7, 耶利米哀歌 4:8, 耶利米哀歌 4:9, 耶利米哀歌 4:12, 耶利米哀歌 4:15, 耶利米哀歌 4:20, 耶利米哀歌 4:21, 耶利米哀歌 4:21–22, 耶利米哀歌 4:22, 耶利米哀歌 5:1–22, 耶利米哀歌 5:10, 耶利米哀歌 5:12–17, 耶利米哀歌 5:18, 耶利米哀歌 5:22</w:t>
       </w:r>
       <w:r>
         <w:rPr>

--- a/zht/docx/25.content.docx
+++ b/zht/docx/25.content.docx
@@ -150,19 +150,6 @@
           <w:lang w:val="zh_TW" w:bidi="zh_TW"/>
         </w:rPr>
         <w:t>LAM</w:t>
-      </w:r>
-      <w:r>
-        <w:rPr>
-          <w:lang w:val="zh_TW" w:bidi="zh_TW"/>
-        </w:rPr>
-      </w:r>
-    </w:p>
-    <w:p>
-      <w:pPr/>
-      <w:r>
-        <w:rPr>
-          <w:lang w:val="zh_TW" w:bidi="zh_TW"/>
-        </w:rPr>
       </w:r>
       <w:r>
         <w:rPr>

--- a/zht/docx/25.content.docx
+++ b/zht/docx/25.content.docx
@@ -19,7 +19,7 @@
         <w:rPr>
           <w:lang w:val="zh_TW" w:bidi="zh_TW"/>
         </w:rPr>
-        <w:t>Resource: 研讀筆記 (Tyndale)</w:t>
+        <w:t>Resource: Tyndale Open Study Notes</w:t>
       </w:r>
       <w:r>
         <w:rPr>
@@ -112,7 +112,7 @@
         <w:rPr>
           <w:lang w:val="zh_TW" w:bidi="zh_TW"/>
         </w:rPr>
-        <w:t>研讀筆記 (Tyndale)</w:t>
+        <w:t>Tyndale Open Study Notes</w:t>
       </w:r>
     </w:p>
     <w:p>

--- a/zht/docx/25.content.docx
+++ b/zht/docx/25.content.docx
@@ -19,7 +19,7 @@
         <w:rPr>
           <w:lang w:val="zh_TW" w:bidi="zh_TW"/>
         </w:rPr>
-        <w:t>Resource: Tyndale Open Study Notes</w:t>
+        <w:t>Resource: Aquifer Open Study Notes</w:t>
       </w:r>
       <w:r>
         <w:rPr>
@@ -112,7 +112,7 @@
         <w:rPr>
           <w:lang w:val="zh_TW" w:bidi="zh_TW"/>
         </w:rPr>
-        <w:t>Tyndale Open Study Notes</w:t>
+        <w:t>Aquifer Open Study Notes</w:t>
       </w:r>
     </w:p>
     <w:p>

--- a/zht/docx/25.content.docx
+++ b/zht/docx/25.content.docx
@@ -281,18 +281,12 @@
         </w:rPr>
         <w:t>一切所親愛的是指那些掌管生育的神祇——巴力和亞舍拉，多數猶大人都崇拜它們。她的朋友是指她的軍事盟友，尤其是指埃及，但其不是巴比倫的對手（</w:t>
       </w:r>
-      <w:hyperlink r:id="rId13">
-        <w:r>
-          <w:rPr>
-            <w:lang w:val="zh_TW" w:bidi="zh_TW"/>
-          </w:rPr>
-          <w:rPr>
-            <w:color w:val="0000EE"/>
-            <w:u w:val="single"/>
-          </w:rPr>
-          <w:t>耶37:5–11</w:t>
-        </w:r>
-      </w:hyperlink>
+      <w:r>
+        <w:rPr>
+          <w:lang w:val="zh_TW" w:bidi="zh_TW"/>
+        </w:rPr>
+        <w:t>耶37:5–11</w:t>
+      </w:r>
       <w:r>
         <w:rPr>
           <w:lang w:val="zh_TW" w:bidi="zh_TW"/>
@@ -345,18 +339,12 @@
           <w:lang w:val="zh_TW" w:bidi="zh_TW"/>
         </w:rPr>
       </w:r>
-      <w:hyperlink r:id="rId14">
-        <w:r>
-          <w:rPr>
-            <w:lang w:val="zh_TW" w:bidi="zh_TW"/>
-          </w:rPr>
-          <w:rPr>
-            <w:color w:val="0000EE"/>
-            <w:u w:val="single"/>
-          </w:rPr>
-          <w:t>一章1節</w:t>
-        </w:r>
-      </w:hyperlink>
+      <w:r>
+        <w:rPr>
+          <w:lang w:val="zh_TW" w:bidi="zh_TW"/>
+        </w:rPr>
+        <w:t>一章1節</w:t>
+      </w:r>
       <w:r>
         <w:rPr>
           <w:lang w:val="zh_TW" w:bidi="zh_TW"/>
@@ -381,162 +369,108 @@
         </w:rPr>
         <w:t>被擄走（和合本譯為：因遭遇苦難……就遷到外邦）：這事發生了四次：公元前605年（</w:t>
       </w:r>
-      <w:hyperlink r:id="rId15">
-        <w:r>
-          <w:rPr>
-            <w:lang w:val="zh_TW" w:bidi="zh_TW"/>
-          </w:rPr>
-          <w:rPr>
-            <w:color w:val="0000EE"/>
-            <w:u w:val="single"/>
-          </w:rPr>
-          <w:t>但1:3–4</w:t>
-        </w:r>
-      </w:hyperlink>
+      <w:r>
+        <w:rPr>
+          <w:lang w:val="zh_TW" w:bidi="zh_TW"/>
+        </w:rPr>
+        <w:t>但1:3–4</w:t>
+      </w:r>
       <w:r>
         <w:rPr>
           <w:lang w:val="zh_TW" w:bidi="zh_TW"/>
         </w:rPr>
         <w:t>）；公元前597年（</w:t>
       </w:r>
-      <w:hyperlink r:id="rId16">
-        <w:r>
-          <w:rPr>
-            <w:lang w:val="zh_TW" w:bidi="zh_TW"/>
-          </w:rPr>
-          <w:rPr>
-            <w:color w:val="0000EE"/>
-            <w:u w:val="single"/>
-          </w:rPr>
-          <w:t>王下24:12–16</w:t>
-        </w:r>
-      </w:hyperlink>
+      <w:r>
+        <w:rPr>
+          <w:lang w:val="zh_TW" w:bidi="zh_TW"/>
+        </w:rPr>
+        <w:t>王下24:12–16</w:t>
+      </w:r>
       <w:r>
         <w:rPr>
           <w:lang w:val="zh_TW" w:bidi="zh_TW"/>
         </w:rPr>
         <w:t>；</w:t>
       </w:r>
-      <w:hyperlink r:id="rId17">
-        <w:r>
-          <w:rPr>
-            <w:lang w:val="zh_TW" w:bidi="zh_TW"/>
-          </w:rPr>
-          <w:rPr>
-            <w:color w:val="0000EE"/>
-            <w:u w:val="single"/>
-          </w:rPr>
-          <w:t>耶52:28</w:t>
-        </w:r>
-      </w:hyperlink>
+      <w:r>
+        <w:rPr>
+          <w:lang w:val="zh_TW" w:bidi="zh_TW"/>
+        </w:rPr>
+        <w:t>耶52:28</w:t>
+      </w:r>
       <w:r>
         <w:rPr>
           <w:lang w:val="zh_TW" w:bidi="zh_TW"/>
         </w:rPr>
         <w:t>；</w:t>
       </w:r>
-      <w:hyperlink r:id="rId18">
-        <w:r>
-          <w:rPr>
-            <w:lang w:val="zh_TW" w:bidi="zh_TW"/>
-          </w:rPr>
-          <w:rPr>
-            <w:color w:val="0000EE"/>
-            <w:u w:val="single"/>
-          </w:rPr>
-          <w:t>結1:2–3</w:t>
-        </w:r>
-      </w:hyperlink>
+      <w:r>
+        <w:rPr>
+          <w:lang w:val="zh_TW" w:bidi="zh_TW"/>
+        </w:rPr>
+        <w:t>結1:2–3</w:t>
+      </w:r>
       <w:r>
         <w:rPr>
           <w:lang w:val="zh_TW" w:bidi="zh_TW"/>
         </w:rPr>
         <w:t>）；公元前586年（</w:t>
       </w:r>
-      <w:hyperlink r:id="rId19">
-        <w:r>
-          <w:rPr>
-            <w:lang w:val="zh_TW" w:bidi="zh_TW"/>
-          </w:rPr>
-          <w:rPr>
-            <w:color w:val="0000EE"/>
-            <w:u w:val="single"/>
-          </w:rPr>
-          <w:t>王下25:5–7</w:t>
-        </w:r>
-      </w:hyperlink>
+      <w:r>
+        <w:rPr>
+          <w:lang w:val="zh_TW" w:bidi="zh_TW"/>
+        </w:rPr>
+        <w:t>王下25:5–7</w:t>
+      </w:r>
       <w:r>
         <w:rPr>
           <w:lang w:val="zh_TW" w:bidi="zh_TW"/>
         </w:rPr>
         <w:t>、</w:t>
       </w:r>
-      <w:hyperlink r:id="rId20">
-        <w:r>
-          <w:rPr>
-            <w:lang w:val="zh_TW" w:bidi="zh_TW"/>
-          </w:rPr>
-          <w:rPr>
-            <w:color w:val="0000EE"/>
-            <w:u w:val="single"/>
-          </w:rPr>
-          <w:t>18–21</w:t>
-        </w:r>
-      </w:hyperlink>
+      <w:r>
+        <w:rPr>
+          <w:lang w:val="zh_TW" w:bidi="zh_TW"/>
+        </w:rPr>
+        <w:t>18–21</w:t>
+      </w:r>
       <w:r>
         <w:rPr>
           <w:lang w:val="zh_TW" w:bidi="zh_TW"/>
         </w:rPr>
         <w:t>；</w:t>
       </w:r>
-      <w:hyperlink r:id="rId21">
-        <w:r>
-          <w:rPr>
-            <w:lang w:val="zh_TW" w:bidi="zh_TW"/>
-          </w:rPr>
-          <w:rPr>
-            <w:color w:val="0000EE"/>
-            <w:u w:val="single"/>
-          </w:rPr>
-          <w:t>耶39:5–10</w:t>
-        </w:r>
-      </w:hyperlink>
+      <w:r>
+        <w:rPr>
+          <w:lang w:val="zh_TW" w:bidi="zh_TW"/>
+        </w:rPr>
+        <w:t>耶39:5–10</w:t>
+      </w:r>
       <w:r>
         <w:rPr>
           <w:lang w:val="zh_TW" w:bidi="zh_TW"/>
         </w:rPr>
         <w:t>，</w:t>
       </w:r>
-      <w:hyperlink r:id="rId22">
-        <w:r>
-          <w:rPr>
-            <w:lang w:val="zh_TW" w:bidi="zh_TW"/>
-          </w:rPr>
-          <w:rPr>
-            <w:color w:val="0000EE"/>
-            <w:u w:val="single"/>
-          </w:rPr>
-          <w:t>52:29</w:t>
-        </w:r>
-      </w:hyperlink>
+      <w:r>
+        <w:rPr>
+          <w:lang w:val="zh_TW" w:bidi="zh_TW"/>
+        </w:rPr>
+        <w:t>52:29</w:t>
+      </w:r>
       <w:r>
         <w:rPr>
           <w:lang w:val="zh_TW" w:bidi="zh_TW"/>
         </w:rPr>
         <w:t>）；以及公元前581年（</w:t>
       </w:r>
-      <w:hyperlink r:id="rId23">
-        <w:r>
-          <w:rPr>
-            <w:lang w:val="zh_TW" w:bidi="zh_TW"/>
-          </w:rPr>
-          <w:rPr>
-            <w:color w:val="0000EE"/>
-            <w:u w:val="single"/>
-          </w:rPr>
-          <w:t>耶52:30</w:t>
-        </w:r>
-      </w:hyperlink>
+      <w:r>
+        <w:rPr>
+          <w:lang w:val="zh_TW" w:bidi="zh_TW"/>
+        </w:rPr>
+        <w:t>耶52:30</w:t>
+      </w:r>
       <w:r>
         <w:rPr>
           <w:lang w:val="zh_TW" w:bidi="zh_TW"/>
@@ -608,36 +542,24 @@
         </w:rPr>
         <w:t>）：在詩篇和先知書中，錫安代表耶路撒冷城。在耶利米哀歌中，錫安是這座城詩意的名字，即便它如今在一片廢墟中。</w:t>
       </w:r>
-      <w:hyperlink r:id="rId24">
-        <w:r>
-          <w:rPr>
-            <w:lang w:val="zh_TW" w:bidi="zh_TW"/>
-          </w:rPr>
-          <w:rPr>
-            <w:color w:val="0000EE"/>
-            <w:u w:val="single"/>
-          </w:rPr>
-          <w:t>希伯來書十二章22至24節</w:t>
-        </w:r>
-      </w:hyperlink>
+      <w:r>
+        <w:rPr>
+          <w:lang w:val="zh_TW" w:bidi="zh_TW"/>
+        </w:rPr>
+        <w:t>希伯來書十二章22至24節</w:t>
+      </w:r>
       <w:r>
         <w:rPr>
           <w:lang w:val="zh_TW" w:bidi="zh_TW"/>
         </w:rPr>
         <w:t>談到了天上的錫安山（另見</w:t>
       </w:r>
-      <w:hyperlink r:id="rId25">
-        <w:r>
-          <w:rPr>
-            <w:lang w:val="zh_TW" w:bidi="zh_TW"/>
-          </w:rPr>
-          <w:rPr>
-            <w:color w:val="0000EE"/>
-            <w:u w:val="single"/>
-          </w:rPr>
-          <w:t>啟14:1–5</w:t>
-        </w:r>
-      </w:hyperlink>
+      <w:r>
+        <w:rPr>
+          <w:lang w:val="zh_TW" w:bidi="zh_TW"/>
+        </w:rPr>
+        <w:t>啟14:1–5</w:t>
+      </w:r>
       <w:r>
         <w:rPr>
           <w:lang w:val="zh_TW" w:bidi="zh_TW"/>
@@ -728,126 +650,84 @@
         </w:rPr>
         <w:t>她許多的罪過：巴比倫入侵之前，猶大的罪行被紀錄在</w:t>
       </w:r>
-      <w:hyperlink r:id="rId26">
-        <w:r>
-          <w:rPr>
-            <w:lang w:val="zh_TW" w:bidi="zh_TW"/>
-          </w:rPr>
-          <w:rPr>
-            <w:color w:val="0000EE"/>
-            <w:u w:val="single"/>
-          </w:rPr>
-          <w:t>列王紀下二十一章1至9節</w:t>
-        </w:r>
-      </w:hyperlink>
+      <w:r>
+        <w:rPr>
+          <w:lang w:val="zh_TW" w:bidi="zh_TW"/>
+        </w:rPr>
+        <w:t>列王紀下二十一章1至9節</w:t>
+      </w:r>
       <w:r>
         <w:rPr>
           <w:lang w:val="zh_TW" w:bidi="zh_TW"/>
         </w:rPr>
         <w:t>、</w:t>
       </w:r>
-      <w:hyperlink r:id="rId27">
-        <w:r>
-          <w:rPr>
-            <w:lang w:val="zh_TW" w:bidi="zh_TW"/>
-          </w:rPr>
-          <w:rPr>
-            <w:color w:val="0000EE"/>
-            <w:u w:val="single"/>
-          </w:rPr>
-          <w:t>16節</w:t>
-        </w:r>
-      </w:hyperlink>
+      <w:r>
+        <w:rPr>
+          <w:lang w:val="zh_TW" w:bidi="zh_TW"/>
+        </w:rPr>
+        <w:t>16節</w:t>
+      </w:r>
       <w:r>
         <w:rPr>
           <w:lang w:val="zh_TW" w:bidi="zh_TW"/>
         </w:rPr>
         <w:t>，</w:t>
       </w:r>
-      <w:hyperlink r:id="rId28">
-        <w:r>
-          <w:rPr>
-            <w:lang w:val="zh_TW" w:bidi="zh_TW"/>
-          </w:rPr>
-          <w:rPr>
-            <w:color w:val="0000EE"/>
-            <w:u w:val="single"/>
-          </w:rPr>
-          <w:t>二十四章3至4節</w:t>
-        </w:r>
-      </w:hyperlink>
+      <w:r>
+        <w:rPr>
+          <w:lang w:val="zh_TW" w:bidi="zh_TW"/>
+        </w:rPr>
+        <w:t>二十四章3至4節</w:t>
+      </w:r>
       <w:r>
         <w:rPr>
           <w:lang w:val="zh_TW" w:bidi="zh_TW"/>
         </w:rPr>
         <w:t>（參</w:t>
       </w:r>
-      <w:hyperlink r:id="rId29">
-        <w:r>
-          <w:rPr>
-            <w:lang w:val="zh_TW" w:bidi="zh_TW"/>
-          </w:rPr>
-          <w:rPr>
-            <w:color w:val="0000EE"/>
-            <w:u w:val="single"/>
-          </w:rPr>
-          <w:t>代下33:1–10</w:t>
-        </w:r>
-      </w:hyperlink>
+      <w:r>
+        <w:rPr>
+          <w:lang w:val="zh_TW" w:bidi="zh_TW"/>
+        </w:rPr>
+        <w:t>代下33:1–10</w:t>
+      </w:r>
       <w:r>
         <w:rPr>
           <w:lang w:val="zh_TW" w:bidi="zh_TW"/>
         </w:rPr>
         <w:t>、</w:t>
       </w:r>
-      <w:hyperlink r:id="rId30">
-        <w:r>
-          <w:rPr>
-            <w:lang w:val="zh_TW" w:bidi="zh_TW"/>
-          </w:rPr>
-          <w:rPr>
-            <w:color w:val="0000EE"/>
-            <w:u w:val="single"/>
-          </w:rPr>
-          <w:t>22–23</w:t>
-        </w:r>
-      </w:hyperlink>
+      <w:r>
+        <w:rPr>
+          <w:lang w:val="zh_TW" w:bidi="zh_TW"/>
+        </w:rPr>
+        <w:t>22–23</w:t>
+      </w:r>
       <w:r>
         <w:rPr>
           <w:lang w:val="zh_TW" w:bidi="zh_TW"/>
         </w:rPr>
         <w:t>和</w:t>
       </w:r>
-      <w:hyperlink r:id="rId31">
-        <w:r>
-          <w:rPr>
-            <w:lang w:val="zh_TW" w:bidi="zh_TW"/>
-          </w:rPr>
-          <w:rPr>
-            <w:color w:val="0000EE"/>
-            <w:u w:val="single"/>
-          </w:rPr>
-          <w:t>代下36:11–16</w:t>
-        </w:r>
-      </w:hyperlink>
+      <w:r>
+        <w:rPr>
+          <w:lang w:val="zh_TW" w:bidi="zh_TW"/>
+        </w:rPr>
+        <w:t>代下36:11–16</w:t>
+      </w:r>
       <w:r>
         <w:rPr>
           <w:lang w:val="zh_TW" w:bidi="zh_TW"/>
         </w:rPr>
         <w:t>）。同樣地，亞述摧毀以色列之前，其罪行紀錄可在</w:t>
       </w:r>
-      <w:hyperlink r:id="rId32">
-        <w:r>
-          <w:rPr>
-            <w:lang w:val="zh_TW" w:bidi="zh_TW"/>
-          </w:rPr>
-          <w:rPr>
-            <w:color w:val="0000EE"/>
-            <w:u w:val="single"/>
-          </w:rPr>
-          <w:t>列王紀下十七章14至23節</w:t>
-        </w:r>
-      </w:hyperlink>
+      <w:r>
+        <w:rPr>
+          <w:lang w:val="zh_TW" w:bidi="zh_TW"/>
+        </w:rPr>
+        <w:t>列王紀下十七章14至23節</w:t>
+      </w:r>
       <w:r>
         <w:rPr>
           <w:lang w:val="zh_TW" w:bidi="zh_TW"/>
@@ -902,54 +782,36 @@
         </w:rPr>
         <w:t>因她跌倒嗤笑（和合本譯為：因她的荒涼嗤笑）：另見</w:t>
       </w:r>
-      <w:hyperlink r:id="rId33">
-        <w:r>
-          <w:rPr>
-            <w:lang w:val="zh_TW" w:bidi="zh_TW"/>
-          </w:rPr>
-          <w:rPr>
-            <w:color w:val="0000EE"/>
-            <w:u w:val="single"/>
-          </w:rPr>
-          <w:t>耶利米書二十四章9節</w:t>
-        </w:r>
-      </w:hyperlink>
+      <w:r>
+        <w:rPr>
+          <w:lang w:val="zh_TW" w:bidi="zh_TW"/>
+        </w:rPr>
+        <w:t>耶利米書二十四章9節</w:t>
+      </w:r>
       <w:r>
         <w:rPr>
           <w:lang w:val="zh_TW" w:bidi="zh_TW"/>
         </w:rPr>
         <w:t>；</w:t>
       </w:r>
-      <w:hyperlink r:id="rId34">
-        <w:r>
-          <w:rPr>
-            <w:lang w:val="zh_TW" w:bidi="zh_TW"/>
-          </w:rPr>
-          <w:rPr>
-            <w:color w:val="0000EE"/>
-            <w:u w:val="single"/>
-          </w:rPr>
-          <w:t>以西結書二十二章5節</w:t>
-        </w:r>
-      </w:hyperlink>
+      <w:r>
+        <w:rPr>
+          <w:lang w:val="zh_TW" w:bidi="zh_TW"/>
+        </w:rPr>
+        <w:t>以西結書二十二章5節</w:t>
+      </w:r>
       <w:r>
         <w:rPr>
           <w:lang w:val="zh_TW" w:bidi="zh_TW"/>
         </w:rPr>
         <w:t>，</w:t>
       </w:r>
-      <w:hyperlink r:id="rId35">
-        <w:r>
-          <w:rPr>
-            <w:lang w:val="zh_TW" w:bidi="zh_TW"/>
-          </w:rPr>
-          <w:rPr>
-            <w:color w:val="0000EE"/>
-            <w:u w:val="single"/>
-          </w:rPr>
-          <w:t>三十六章4節</w:t>
-        </w:r>
-      </w:hyperlink>
+      <w:r>
+        <w:rPr>
+          <w:lang w:val="zh_TW" w:bidi="zh_TW"/>
+        </w:rPr>
+        <w:t>三十六章4節</w:t>
+      </w:r>
       <w:r>
         <w:rPr>
           <w:lang w:val="zh_TW" w:bidi="zh_TW"/>
@@ -1052,54 +914,36 @@
         </w:rPr>
         <w:t>有關這些事的歷史記載，見</w:t>
       </w:r>
-      <w:hyperlink r:id="rId36">
-        <w:r>
-          <w:rPr>
-            <w:lang w:val="zh_TW" w:bidi="zh_TW"/>
-          </w:rPr>
-          <w:rPr>
-            <w:color w:val="0000EE"/>
-            <w:u w:val="single"/>
-          </w:rPr>
-          <w:t>列王紀下二十五章8至17節</w:t>
-        </w:r>
-      </w:hyperlink>
+      <w:r>
+        <w:rPr>
+          <w:lang w:val="zh_TW" w:bidi="zh_TW"/>
+        </w:rPr>
+        <w:t>列王紀下二十五章8至17節</w:t>
+      </w:r>
       <w:r>
         <w:rPr>
           <w:lang w:val="zh_TW" w:bidi="zh_TW"/>
         </w:rPr>
         <w:t>；</w:t>
       </w:r>
-      <w:hyperlink r:id="rId37">
-        <w:r>
-          <w:rPr>
-            <w:lang w:val="zh_TW" w:bidi="zh_TW"/>
-          </w:rPr>
-          <w:rPr>
-            <w:color w:val="0000EE"/>
-            <w:u w:val="single"/>
-          </w:rPr>
-          <w:t>歷代志下三十六章13至21</w:t>
-        </w:r>
-      </w:hyperlink>
+      <w:r>
+        <w:rPr>
+          <w:lang w:val="zh_TW" w:bidi="zh_TW"/>
+        </w:rPr>
+        <w:t>歷代志下三十六章13至21</w:t>
+      </w:r>
       <w:r>
         <w:rPr>
           <w:lang w:val="zh_TW" w:bidi="zh_TW"/>
         </w:rPr>
         <w:t>；</w:t>
       </w:r>
-      <w:hyperlink r:id="rId38">
-        <w:r>
-          <w:rPr>
-            <w:lang w:val="zh_TW" w:bidi="zh_TW"/>
-          </w:rPr>
-          <w:rPr>
-            <w:color w:val="0000EE"/>
-            <w:u w:val="single"/>
-          </w:rPr>
-          <w:t>耶利米書五十二章4至30節</w:t>
-        </w:r>
-      </w:hyperlink>
+      <w:r>
+        <w:rPr>
+          <w:lang w:val="zh_TW" w:bidi="zh_TW"/>
+        </w:rPr>
+        <w:t>耶利米書五十二章4至30節</w:t>
+      </w:r>
       <w:r>
         <w:rPr>
           <w:lang w:val="zh_TW" w:bidi="zh_TW"/>
@@ -1272,54 +1116,36 @@
         </w:rPr>
         <w:t>像在酒醡中一樣：這種常見的榨葡萄汁的過程在</w:t>
       </w:r>
-      <w:hyperlink r:id="rId39">
-        <w:r>
-          <w:rPr>
-            <w:lang w:val="zh_TW" w:bidi="zh_TW"/>
-          </w:rPr>
-          <w:rPr>
-            <w:color w:val="0000EE"/>
-            <w:u w:val="single"/>
-          </w:rPr>
-          <w:t>以賽亞書六十三章3節</w:t>
-        </w:r>
-      </w:hyperlink>
+      <w:r>
+        <w:rPr>
+          <w:lang w:val="zh_TW" w:bidi="zh_TW"/>
+        </w:rPr>
+        <w:t>以賽亞書六十三章3節</w:t>
+      </w:r>
       <w:r>
         <w:rPr>
           <w:lang w:val="zh_TW" w:bidi="zh_TW"/>
         </w:rPr>
         <w:t>中是用來生動地顯示刑罰之恐怖。在</w:t>
       </w:r>
-      <w:hyperlink r:id="rId40">
-        <w:r>
-          <w:rPr>
-            <w:lang w:val="zh_TW" w:bidi="zh_TW"/>
-          </w:rPr>
-          <w:rPr>
-            <w:color w:val="0000EE"/>
-            <w:u w:val="single"/>
-          </w:rPr>
-          <w:t>啟示錄十四章18至20節</w:t>
-        </w:r>
-      </w:hyperlink>
+      <w:r>
+        <w:rPr>
+          <w:lang w:val="zh_TW" w:bidi="zh_TW"/>
+        </w:rPr>
+        <w:t>啟示錄十四章18至20節</w:t>
+      </w:r>
       <w:r>
         <w:rPr>
           <w:lang w:val="zh_TW" w:bidi="zh_TW"/>
         </w:rPr>
         <w:t>，</w:t>
       </w:r>
-      <w:hyperlink r:id="rId41">
-        <w:r>
-          <w:rPr>
-            <w:lang w:val="zh_TW" w:bidi="zh_TW"/>
-          </w:rPr>
-          <w:rPr>
-            <w:color w:val="0000EE"/>
-            <w:u w:val="single"/>
-          </w:rPr>
-          <w:t>十九章15節</w:t>
-        </w:r>
-      </w:hyperlink>
+      <w:r>
+        <w:rPr>
+          <w:lang w:val="zh_TW" w:bidi="zh_TW"/>
+        </w:rPr>
+        <w:t>十九章15節</w:t>
+      </w:r>
       <w:r>
         <w:rPr>
           <w:lang w:val="zh_TW" w:bidi="zh_TW"/>
@@ -1378,18 +1204,12 @@
         </w:rPr>
         <w:t>我懇求我的盟友（和合本譯為：我招呼我所親愛的）：埃及很在意猶大，因為猶大控制著通往北方的唯一一條好路。然而，當巴比倫攻擊耶路撒冷時，埃及卻背棄了猶大（</w:t>
       </w:r>
-      <w:hyperlink r:id="rId13">
-        <w:r>
-          <w:rPr>
-            <w:lang w:val="zh_TW" w:bidi="zh_TW"/>
-          </w:rPr>
-          <w:rPr>
-            <w:color w:val="0000EE"/>
-            <w:u w:val="single"/>
-          </w:rPr>
-          <w:t>耶37:5–11</w:t>
-        </w:r>
-      </w:hyperlink>
+      <w:r>
+        <w:rPr>
+          <w:lang w:val="zh_TW" w:bidi="zh_TW"/>
+        </w:rPr>
+        <w:t>耶37:5–11</w:t>
+      </w:r>
       <w:r>
         <w:rPr>
           <w:lang w:val="zh_TW" w:bidi="zh_TW"/>
@@ -1414,36 +1234,24 @@
         </w:rPr>
         <w:t>當巴勒斯坦的秋季和春季雨水稀少時，無雨的夏季就可能會毀壞農作物並導致糧食短缺。在城遭長期圍困的情況下，糧食供應也會消耗殆盡（公元前588年1月–586年7月），許多人因飢荒而死（</w:t>
       </w:r>
-      <w:hyperlink r:id="rId42">
-        <w:r>
-          <w:rPr>
-            <w:lang w:val="zh_TW" w:bidi="zh_TW"/>
-          </w:rPr>
-          <w:rPr>
-            <w:color w:val="0000EE"/>
-            <w:u w:val="single"/>
-          </w:rPr>
-          <w:t>王下25:2–3</w:t>
-        </w:r>
-      </w:hyperlink>
+      <w:r>
+        <w:rPr>
+          <w:lang w:val="zh_TW" w:bidi="zh_TW"/>
+        </w:rPr>
+        <w:t>王下25:2–3</w:t>
+      </w:r>
       <w:r>
         <w:rPr>
           <w:lang w:val="zh_TW" w:bidi="zh_TW"/>
         </w:rPr>
         <w:t>；參</w:t>
       </w:r>
-      <w:hyperlink r:id="rId43">
-        <w:r>
-          <w:rPr>
-            <w:lang w:val="zh_TW" w:bidi="zh_TW"/>
-          </w:rPr>
-          <w:rPr>
-            <w:color w:val="0000EE"/>
-            <w:u w:val="single"/>
-          </w:rPr>
-          <w:t>耶37:21</w:t>
-        </w:r>
-      </w:hyperlink>
+      <w:r>
+        <w:rPr>
+          <w:lang w:val="zh_TW" w:bidi="zh_TW"/>
+        </w:rPr>
+        <w:t>耶37:21</w:t>
+      </w:r>
       <w:r>
         <w:rPr>
           <w:lang w:val="zh_TW" w:bidi="zh_TW"/>
@@ -1498,108 +1306,72 @@
         </w:rPr>
         <w:t>猶大的領袖和百姓悖逆（</w:t>
       </w:r>
-      <w:hyperlink r:id="rId44">
-        <w:r>
-          <w:rPr>
-            <w:lang w:val="zh_TW" w:bidi="zh_TW"/>
-          </w:rPr>
-          <w:rPr>
-            <w:color w:val="0000EE"/>
-            <w:u w:val="single"/>
-          </w:rPr>
-          <w:t>耶2:17</w:t>
-        </w:r>
-      </w:hyperlink>
+      <w:r>
+        <w:rPr>
+          <w:lang w:val="zh_TW" w:bidi="zh_TW"/>
+        </w:rPr>
+        <w:t>耶2:17</w:t>
+      </w:r>
       <w:r>
         <w:rPr>
           <w:lang w:val="zh_TW" w:bidi="zh_TW"/>
         </w:rPr>
         <w:t>，</w:t>
       </w:r>
-      <w:hyperlink r:id="rId45">
-        <w:r>
-          <w:rPr>
-            <w:lang w:val="zh_TW" w:bidi="zh_TW"/>
-          </w:rPr>
-          <w:rPr>
-            <w:color w:val="0000EE"/>
-            <w:u w:val="single"/>
-          </w:rPr>
-          <w:t>5:6</w:t>
-        </w:r>
-      </w:hyperlink>
+      <w:r>
+        <w:rPr>
+          <w:lang w:val="zh_TW" w:bidi="zh_TW"/>
+        </w:rPr>
+        <w:t>5:6</w:t>
+      </w:r>
       <w:r>
         <w:rPr>
           <w:lang w:val="zh_TW" w:bidi="zh_TW"/>
         </w:rPr>
         <w:t>、</w:t>
       </w:r>
-      <w:hyperlink r:id="rId46">
-        <w:r>
-          <w:rPr>
-            <w:lang w:val="zh_TW" w:bidi="zh_TW"/>
-          </w:rPr>
-          <w:rPr>
-            <w:color w:val="0000EE"/>
-            <w:u w:val="single"/>
-          </w:rPr>
-          <w:t>23</w:t>
-        </w:r>
-      </w:hyperlink>
+      <w:r>
+        <w:rPr>
+          <w:lang w:val="zh_TW" w:bidi="zh_TW"/>
+        </w:rPr>
+        <w:t>23</w:t>
+      </w:r>
       <w:r>
         <w:rPr>
           <w:lang w:val="zh_TW" w:bidi="zh_TW"/>
         </w:rPr>
         <w:t>），因他們拒絕了唯一的真神以及祂的誡命，並且背叛了神所派遣的入侵者（</w:t>
       </w:r>
-      <w:hyperlink r:id="rId47">
-        <w:r>
-          <w:rPr>
-            <w:lang w:val="zh_TW" w:bidi="zh_TW"/>
-          </w:rPr>
-          <w:rPr>
-            <w:color w:val="0000EE"/>
-            <w:u w:val="single"/>
-          </w:rPr>
-          <w:t>王下24:1</w:t>
-        </w:r>
-      </w:hyperlink>
+      <w:r>
+        <w:rPr>
+          <w:lang w:val="zh_TW" w:bidi="zh_TW"/>
+        </w:rPr>
+        <w:t>王下24:1</w:t>
+      </w:r>
       <w:r>
         <w:rPr>
           <w:lang w:val="zh_TW" w:bidi="zh_TW"/>
         </w:rPr>
         <w:t>、</w:t>
       </w:r>
-      <w:hyperlink r:id="rId48">
-        <w:r>
-          <w:rPr>
-            <w:lang w:val="zh_TW" w:bidi="zh_TW"/>
-          </w:rPr>
-          <w:rPr>
-            <w:color w:val="0000EE"/>
-            <w:u w:val="single"/>
-          </w:rPr>
-          <w:t>20</w:t>
-        </w:r>
-      </w:hyperlink>
+      <w:r>
+        <w:rPr>
+          <w:lang w:val="zh_TW" w:bidi="zh_TW"/>
+        </w:rPr>
+        <w:t>20</w:t>
+      </w:r>
       <w:r>
         <w:rPr>
           <w:lang w:val="zh_TW" w:bidi="zh_TW"/>
         </w:rPr>
         <w:t>；</w:t>
       </w:r>
-      <w:hyperlink r:id="rId49">
-        <w:r>
-          <w:rPr>
-            <w:lang w:val="zh_TW" w:bidi="zh_TW"/>
-          </w:rPr>
-          <w:rPr>
-            <w:color w:val="0000EE"/>
-            <w:u w:val="single"/>
-          </w:rPr>
-          <w:t>代下36:13</w:t>
-        </w:r>
-      </w:hyperlink>
+      <w:r>
+        <w:rPr>
+          <w:lang w:val="zh_TW" w:bidi="zh_TW"/>
+        </w:rPr>
+        <w:t>代下36:13</w:t>
+      </w:r>
       <w:r>
         <w:rPr>
           <w:lang w:val="zh_TW" w:bidi="zh_TW"/>
@@ -1654,144 +1426,96 @@
         </w:rPr>
         <w:t>你所應許的那日（和合本譯為：你報告的日子）：詩人相信神會設立一個日子，到那日，所有人——壓迫者和受迫害者——都能得到公正的審判，他因此感到振奮（見</w:t>
       </w:r>
-      <w:hyperlink r:id="rId50">
-        <w:r>
-          <w:rPr>
-            <w:lang w:val="zh_TW" w:bidi="zh_TW"/>
-          </w:rPr>
-          <w:rPr>
-            <w:color w:val="0000EE"/>
-            <w:u w:val="single"/>
-          </w:rPr>
-          <w:t>賽13:6</w:t>
-        </w:r>
-      </w:hyperlink>
+      <w:r>
+        <w:rPr>
+          <w:lang w:val="zh_TW" w:bidi="zh_TW"/>
+        </w:rPr>
+        <w:t>賽13:6</w:t>
+      </w:r>
       <w:r>
         <w:rPr>
           <w:lang w:val="zh_TW" w:bidi="zh_TW"/>
         </w:rPr>
         <w:t>、</w:t>
       </w:r>
-      <w:hyperlink r:id="rId51">
-        <w:r>
-          <w:rPr>
-            <w:lang w:val="zh_TW" w:bidi="zh_TW"/>
-          </w:rPr>
-          <w:rPr>
-            <w:color w:val="0000EE"/>
-            <w:u w:val="single"/>
-          </w:rPr>
-          <w:t>9</w:t>
-        </w:r>
-      </w:hyperlink>
+      <w:r>
+        <w:rPr>
+          <w:lang w:val="zh_TW" w:bidi="zh_TW"/>
+        </w:rPr>
+        <w:t>9</w:t>
+      </w:r>
       <w:r>
         <w:rPr>
           <w:lang w:val="zh_TW" w:bidi="zh_TW"/>
         </w:rPr>
         <w:t>；</w:t>
       </w:r>
-      <w:hyperlink r:id="rId52">
-        <w:r>
-          <w:rPr>
-            <w:lang w:val="zh_TW" w:bidi="zh_TW"/>
-          </w:rPr>
-          <w:rPr>
-            <w:color w:val="0000EE"/>
-            <w:u w:val="single"/>
-          </w:rPr>
-          <w:t>耶46:10–12</w:t>
-        </w:r>
-      </w:hyperlink>
+      <w:r>
+        <w:rPr>
+          <w:lang w:val="zh_TW" w:bidi="zh_TW"/>
+        </w:rPr>
+        <w:t>耶46:10–12</w:t>
+      </w:r>
       <w:r>
         <w:rPr>
           <w:lang w:val="zh_TW" w:bidi="zh_TW"/>
         </w:rPr>
         <w:t>、</w:t>
       </w:r>
-      <w:hyperlink r:id="rId53">
-        <w:r>
-          <w:rPr>
-            <w:lang w:val="zh_TW" w:bidi="zh_TW"/>
-          </w:rPr>
-          <w:rPr>
-            <w:color w:val="0000EE"/>
-            <w:u w:val="single"/>
-          </w:rPr>
-          <w:t>27–28</w:t>
-        </w:r>
-      </w:hyperlink>
+      <w:r>
+        <w:rPr>
+          <w:lang w:val="zh_TW" w:bidi="zh_TW"/>
+        </w:rPr>
+        <w:t>27–28</w:t>
+      </w:r>
       <w:r>
         <w:rPr>
           <w:lang w:val="zh_TW" w:bidi="zh_TW"/>
         </w:rPr>
         <w:t>；</w:t>
       </w:r>
-      <w:hyperlink r:id="rId54">
-        <w:r>
-          <w:rPr>
-            <w:lang w:val="zh_TW" w:bidi="zh_TW"/>
-          </w:rPr>
-          <w:rPr>
-            <w:color w:val="0000EE"/>
-            <w:u w:val="single"/>
-          </w:rPr>
-          <w:t>摩5:18–20</w:t>
-        </w:r>
-      </w:hyperlink>
+      <w:r>
+        <w:rPr>
+          <w:lang w:val="zh_TW" w:bidi="zh_TW"/>
+        </w:rPr>
+        <w:t>摩5:18–20</w:t>
+      </w:r>
       <w:r>
         <w:rPr>
           <w:lang w:val="zh_TW" w:bidi="zh_TW"/>
         </w:rPr>
         <w:t>；</w:t>
       </w:r>
-      <w:hyperlink r:id="rId55">
-        <w:r>
-          <w:rPr>
-            <w:lang w:val="zh_TW" w:bidi="zh_TW"/>
-          </w:rPr>
-          <w:rPr>
-            <w:color w:val="0000EE"/>
-            <w:u w:val="single"/>
-          </w:rPr>
-          <w:t>俄1:15</w:t>
-        </w:r>
-      </w:hyperlink>
+      <w:r>
+        <w:rPr>
+          <w:lang w:val="zh_TW" w:bidi="zh_TW"/>
+        </w:rPr>
+        <w:t>俄1:15</w:t>
+      </w:r>
       <w:r>
         <w:rPr>
           <w:lang w:val="zh_TW" w:bidi="zh_TW"/>
         </w:rPr>
         <w:t>；</w:t>
       </w:r>
-      <w:hyperlink r:id="rId56">
-        <w:r>
-          <w:rPr>
-            <w:lang w:val="zh_TW" w:bidi="zh_TW"/>
-          </w:rPr>
-          <w:rPr>
-            <w:color w:val="0000EE"/>
-            <w:u w:val="single"/>
-          </w:rPr>
-          <w:t>前帖前5:2–3</w:t>
-        </w:r>
-      </w:hyperlink>
+      <w:r>
+        <w:rPr>
+          <w:lang w:val="zh_TW" w:bidi="zh_TW"/>
+        </w:rPr>
+        <w:t>前帖前5:2–3</w:t>
+      </w:r>
       <w:r>
         <w:rPr>
           <w:lang w:val="zh_TW" w:bidi="zh_TW"/>
         </w:rPr>
         <w:t>；</w:t>
       </w:r>
-      <w:hyperlink r:id="rId57">
-        <w:r>
-          <w:rPr>
-            <w:lang w:val="zh_TW" w:bidi="zh_TW"/>
-          </w:rPr>
-          <w:rPr>
-            <w:color w:val="0000EE"/>
-            <w:u w:val="single"/>
-          </w:rPr>
-          <w:t>帖後2:2</w:t>
-        </w:r>
-      </w:hyperlink>
+      <w:r>
+        <w:rPr>
+          <w:lang w:val="zh_TW" w:bidi="zh_TW"/>
+        </w:rPr>
+        <w:t>帖後2:2</w:t>
+      </w:r>
       <w:r>
         <w:rPr>
           <w:lang w:val="zh_TW" w:bidi="zh_TW"/>
@@ -1881,54 +1605,36 @@
         </w:rPr>
         <w:t>）：參</w:t>
       </w:r>
-      <w:hyperlink r:id="rId58">
-        <w:r>
-          <w:rPr>
-            <w:lang w:val="zh_TW" w:bidi="zh_TW"/>
-          </w:rPr>
-          <w:rPr>
-            <w:color w:val="0000EE"/>
-            <w:u w:val="single"/>
-          </w:rPr>
-          <w:t>歷代志上二十八章2節</w:t>
-        </w:r>
-      </w:hyperlink>
+      <w:r>
+        <w:rPr>
+          <w:lang w:val="zh_TW" w:bidi="zh_TW"/>
+        </w:rPr>
+        <w:t>歷代志上二十八章2節</w:t>
+      </w:r>
       <w:r>
         <w:rPr>
           <w:lang w:val="zh_TW" w:bidi="zh_TW"/>
         </w:rPr>
         <w:t>；</w:t>
       </w:r>
-      <w:hyperlink r:id="rId59">
-        <w:r>
-          <w:rPr>
-            <w:lang w:val="zh_TW" w:bidi="zh_TW"/>
-          </w:rPr>
-          <w:rPr>
-            <w:color w:val="0000EE"/>
-            <w:u w:val="single"/>
-          </w:rPr>
-          <w:t>詩篇九十九篇5節</w:t>
-        </w:r>
-      </w:hyperlink>
+      <w:r>
+        <w:rPr>
+          <w:lang w:val="zh_TW" w:bidi="zh_TW"/>
+        </w:rPr>
+        <w:t>詩篇九十九篇5節</w:t>
+      </w:r>
       <w:r>
         <w:rPr>
           <w:lang w:val="zh_TW" w:bidi="zh_TW"/>
         </w:rPr>
         <w:t>，</w:t>
       </w:r>
-      <w:hyperlink r:id="rId60">
-        <w:r>
-          <w:rPr>
-            <w:lang w:val="zh_TW" w:bidi="zh_TW"/>
-          </w:rPr>
-          <w:rPr>
-            <w:color w:val="0000EE"/>
-            <w:u w:val="single"/>
-          </w:rPr>
-          <w:t>一三二篇7節</w:t>
-        </w:r>
-      </w:hyperlink>
+      <w:r>
+        <w:rPr>
+          <w:lang w:val="zh_TW" w:bidi="zh_TW"/>
+        </w:rPr>
+        <w:t>一三二篇7節</w:t>
+      </w:r>
       <w:r>
         <w:rPr>
           <w:lang w:val="zh_TW" w:bidi="zh_TW"/>
@@ -2031,108 +1737,72 @@
         </w:rPr>
         <w:t>張弓：過去，耶和華曾是以色列大能的戰士（見</w:t>
       </w:r>
-      <w:hyperlink r:id="rId61">
-        <w:r>
-          <w:rPr>
-            <w:lang w:val="zh_TW" w:bidi="zh_TW"/>
-          </w:rPr>
-          <w:rPr>
-            <w:color w:val="0000EE"/>
-            <w:u w:val="single"/>
-          </w:rPr>
-          <w:t>出14:13–15:21</w:t>
-        </w:r>
-      </w:hyperlink>
+      <w:r>
+        <w:rPr>
+          <w:lang w:val="zh_TW" w:bidi="zh_TW"/>
+        </w:rPr>
+        <w:t>出14:13–15:21</w:t>
+      </w:r>
       <w:r>
         <w:rPr>
           <w:lang w:val="zh_TW" w:bidi="zh_TW"/>
         </w:rPr>
         <w:t>；</w:t>
       </w:r>
-      <w:hyperlink r:id="rId62">
-        <w:r>
-          <w:rPr>
-            <w:lang w:val="zh_TW" w:bidi="zh_TW"/>
-          </w:rPr>
-          <w:rPr>
-            <w:color w:val="0000EE"/>
-            <w:u w:val="single"/>
-          </w:rPr>
-          <w:t>書23:9–11</w:t>
-        </w:r>
-      </w:hyperlink>
+      <w:r>
+        <w:rPr>
+          <w:lang w:val="zh_TW" w:bidi="zh_TW"/>
+        </w:rPr>
+        <w:t>書23:9–11</w:t>
+      </w:r>
       <w:r>
         <w:rPr>
           <w:lang w:val="zh_TW" w:bidi="zh_TW"/>
         </w:rPr>
         <w:t>；</w:t>
       </w:r>
-      <w:hyperlink r:id="rId63">
-        <w:r>
-          <w:rPr>
-            <w:lang w:val="zh_TW" w:bidi="zh_TW"/>
-          </w:rPr>
-          <w:rPr>
-            <w:color w:val="0000EE"/>
-            <w:u w:val="single"/>
-          </w:rPr>
-          <w:t>士7章</w:t>
-        </w:r>
-      </w:hyperlink>
+      <w:r>
+        <w:rPr>
+          <w:lang w:val="zh_TW" w:bidi="zh_TW"/>
+        </w:rPr>
+        <w:t>士7章</w:t>
+      </w:r>
       <w:r>
         <w:rPr>
           <w:lang w:val="zh_TW" w:bidi="zh_TW"/>
         </w:rPr>
         <w:t>；</w:t>
       </w:r>
-      <w:hyperlink r:id="rId64">
-        <w:r>
-          <w:rPr>
-            <w:lang w:val="zh_TW" w:bidi="zh_TW"/>
-          </w:rPr>
-          <w:rPr>
-            <w:color w:val="0000EE"/>
-            <w:u w:val="single"/>
-          </w:rPr>
-          <w:t>王下19:32–35</w:t>
-        </w:r>
-      </w:hyperlink>
+      <w:r>
+        <w:rPr>
+          <w:lang w:val="zh_TW" w:bidi="zh_TW"/>
+        </w:rPr>
+        <w:t>王下19:32–35</w:t>
+      </w:r>
       <w:r>
         <w:rPr>
           <w:lang w:val="zh_TW" w:bidi="zh_TW"/>
         </w:rPr>
         <w:t>）；現在祂向耶路撒冷發動戰爭（見</w:t>
       </w:r>
-      <w:hyperlink r:id="rId65">
-        <w:r>
-          <w:rPr>
-            <w:lang w:val="zh_TW" w:bidi="zh_TW"/>
-          </w:rPr>
-          <w:rPr>
-            <w:color w:val="0000EE"/>
-            <w:u w:val="single"/>
-          </w:rPr>
-          <w:t>賽63:10</w:t>
-        </w:r>
-      </w:hyperlink>
+      <w:r>
+        <w:rPr>
+          <w:lang w:val="zh_TW" w:bidi="zh_TW"/>
+        </w:rPr>
+        <w:t>賽63:10</w:t>
+      </w:r>
       <w:r>
         <w:rPr>
           <w:lang w:val="zh_TW" w:bidi="zh_TW"/>
         </w:rPr>
         <w:t>；</w:t>
       </w:r>
-      <w:hyperlink r:id="rId66">
-        <w:r>
-          <w:rPr>
-            <w:lang w:val="zh_TW" w:bidi="zh_TW"/>
-          </w:rPr>
-          <w:rPr>
-            <w:color w:val="0000EE"/>
-            <w:u w:val="single"/>
-          </w:rPr>
-          <w:t>結24:25</w:t>
-        </w:r>
-      </w:hyperlink>
+      <w:r>
+        <w:rPr>
+          <w:lang w:val="zh_TW" w:bidi="zh_TW"/>
+        </w:rPr>
+        <w:t>結24:25</w:t>
+      </w:r>
       <w:r>
         <w:rPr>
           <w:lang w:val="zh_TW" w:bidi="zh_TW"/>
@@ -2187,18 +1857,12 @@
         </w:rPr>
         <w:t>園中的窩棚是一個臨時的搭建物，收割者搭建它以供遮蔭。神曾應許要永遠照看祂的聖殿（</w:t>
       </w:r>
-      <w:hyperlink r:id="rId67">
-        <w:r>
-          <w:rPr>
-            <w:lang w:val="zh_TW" w:bidi="zh_TW"/>
-          </w:rPr>
-          <w:rPr>
-            <w:color w:val="0000EE"/>
-            <w:u w:val="single"/>
-          </w:rPr>
-          <w:t>王上9:3</w:t>
-        </w:r>
-      </w:hyperlink>
+      <w:r>
+        <w:rPr>
+          <w:lang w:val="zh_TW" w:bidi="zh_TW"/>
+        </w:rPr>
+        <w:t>王上9:3</w:t>
+      </w:r>
       <w:r>
         <w:rPr>
           <w:lang w:val="zh_TW" w:bidi="zh_TW"/>
@@ -2253,72 +1917,48 @@
         </w:rPr>
         <w:t>聖殿被毀是因祭司和百姓在其牆垣內所犯之罪，玷污了其聖潔（參</w:t>
       </w:r>
-      <w:hyperlink r:id="rId68">
-        <w:r>
-          <w:rPr>
-            <w:lang w:val="zh_TW" w:bidi="zh_TW"/>
-          </w:rPr>
-          <w:rPr>
-            <w:color w:val="0000EE"/>
-            <w:u w:val="single"/>
-          </w:rPr>
-          <w:t>耶7:3–15</w:t>
-        </w:r>
-      </w:hyperlink>
+      <w:r>
+        <w:rPr>
+          <w:lang w:val="zh_TW" w:bidi="zh_TW"/>
+        </w:rPr>
+        <w:t>耶7:3–15</w:t>
+      </w:r>
       <w:r>
         <w:rPr>
           <w:lang w:val="zh_TW" w:bidi="zh_TW"/>
         </w:rPr>
         <w:t>，</w:t>
       </w:r>
-      <w:hyperlink r:id="rId69">
-        <w:r>
-          <w:rPr>
-            <w:lang w:val="zh_TW" w:bidi="zh_TW"/>
-          </w:rPr>
-          <w:rPr>
-            <w:color w:val="0000EE"/>
-            <w:u w:val="single"/>
-          </w:rPr>
-          <w:t>26:3–6</w:t>
-        </w:r>
-      </w:hyperlink>
+      <w:r>
+        <w:rPr>
+          <w:lang w:val="zh_TW" w:bidi="zh_TW"/>
+        </w:rPr>
+        <w:t>26:3–6</w:t>
+      </w:r>
       <w:r>
         <w:rPr>
           <w:lang w:val="zh_TW" w:bidi="zh_TW"/>
         </w:rPr>
         <w:t>、</w:t>
       </w:r>
-      <w:hyperlink r:id="rId70">
-        <w:r>
-          <w:rPr>
-            <w:lang w:val="zh_TW" w:bidi="zh_TW"/>
-          </w:rPr>
-          <w:rPr>
-            <w:color w:val="0000EE"/>
-            <w:u w:val="single"/>
-          </w:rPr>
-          <w:t>12–13</w:t>
-        </w:r>
-      </w:hyperlink>
+      <w:r>
+        <w:rPr>
+          <w:lang w:val="zh_TW" w:bidi="zh_TW"/>
+        </w:rPr>
+        <w:t>12–13</w:t>
+      </w:r>
       <w:r>
         <w:rPr>
           <w:lang w:val="zh_TW" w:bidi="zh_TW"/>
         </w:rPr>
         <w:t>；</w:t>
       </w:r>
-      <w:hyperlink r:id="rId71">
-        <w:r>
-          <w:rPr>
-            <w:lang w:val="zh_TW" w:bidi="zh_TW"/>
-          </w:rPr>
-          <w:rPr>
-            <w:color w:val="0000EE"/>
-            <w:u w:val="single"/>
-          </w:rPr>
-          <w:t>結24:21</w:t>
-        </w:r>
-      </w:hyperlink>
+      <w:r>
+        <w:rPr>
+          <w:lang w:val="zh_TW" w:bidi="zh_TW"/>
+        </w:rPr>
+        <w:t>結24:21</w:t>
+      </w:r>
       <w:r>
         <w:rPr>
           <w:lang w:val="zh_TW" w:bidi="zh_TW"/>
@@ -2421,36 +2061,24 @@
         </w:rPr>
         <w:t>不得見……異象：但以理和以西結是耶和華的先知，他們生活在遠離猶大地的被擄者中時曾得見異象（</w:t>
       </w:r>
-      <w:hyperlink r:id="rId72">
-        <w:r>
-          <w:rPr>
-            <w:lang w:val="zh_TW" w:bidi="zh_TW"/>
-          </w:rPr>
-          <w:rPr>
-            <w:color w:val="0000EE"/>
-            <w:u w:val="single"/>
-          </w:rPr>
-          <w:t>結1:1</w:t>
-        </w:r>
-      </w:hyperlink>
+      <w:r>
+        <w:rPr>
+          <w:lang w:val="zh_TW" w:bidi="zh_TW"/>
+        </w:rPr>
+        <w:t>結1:1</w:t>
+      </w:r>
       <w:r>
         <w:rPr>
           <w:lang w:val="zh_TW" w:bidi="zh_TW"/>
         </w:rPr>
         <w:t>；</w:t>
       </w:r>
-      <w:hyperlink r:id="rId73">
-        <w:r>
-          <w:rPr>
-            <w:lang w:val="zh_TW" w:bidi="zh_TW"/>
-          </w:rPr>
-          <w:rPr>
-            <w:color w:val="0000EE"/>
-            <w:u w:val="single"/>
-          </w:rPr>
-          <w:t>但7:1</w:t>
-        </w:r>
-      </w:hyperlink>
+      <w:r>
+        <w:rPr>
+          <w:lang w:val="zh_TW" w:bidi="zh_TW"/>
+        </w:rPr>
+        <w:t>但7:1</w:t>
+      </w:r>
       <w:r>
         <w:rPr>
           <w:lang w:val="zh_TW" w:bidi="zh_TW"/>
@@ -2600,18 +2228,12 @@
         </w:rPr>
         <w:t>者（</w:t>
       </w:r>
-      <w:hyperlink r:id="rId74">
-        <w:r>
-          <w:rPr>
-            <w:lang w:val="zh_TW" w:bidi="zh_TW"/>
-          </w:rPr>
-          <w:rPr>
-            <w:color w:val="0000EE"/>
-            <w:u w:val="single"/>
-          </w:rPr>
-          <w:t>耶6:13–14</w:t>
-        </w:r>
-      </w:hyperlink>
+      <w:r>
+        <w:rPr>
+          <w:lang w:val="zh_TW" w:bidi="zh_TW"/>
+        </w:rPr>
+        <w:t>耶6:13–14</w:t>
+      </w:r>
       <w:r>
         <w:rPr>
           <w:lang w:val="zh_TW" w:bidi="zh_TW"/>
@@ -2714,36 +2336,24 @@
         </w:rPr>
         <w:t>他所定的……他古時所命定的：神的祝福應許永遠取決於以色列是否遵行律法（</w:t>
       </w:r>
-      <w:hyperlink r:id="rId75">
-        <w:r>
-          <w:rPr>
-            <w:lang w:val="zh_TW" w:bidi="zh_TW"/>
-          </w:rPr>
-          <w:rPr>
-            <w:color w:val="0000EE"/>
-            <w:u w:val="single"/>
-          </w:rPr>
-          <w:t>申8章</w:t>
-        </w:r>
-      </w:hyperlink>
+      <w:r>
+        <w:rPr>
+          <w:lang w:val="zh_TW" w:bidi="zh_TW"/>
+        </w:rPr>
+        <w:t>申8章</w:t>
+      </w:r>
       <w:r>
         <w:rPr>
           <w:lang w:val="zh_TW" w:bidi="zh_TW"/>
         </w:rPr>
         <w:t>）。如果他們不遵行，祂曾命定要毀滅他們（</w:t>
       </w:r>
-      <w:hyperlink r:id="rId76">
-        <w:r>
-          <w:rPr>
-            <w:lang w:val="zh_TW" w:bidi="zh_TW"/>
-          </w:rPr>
-          <w:rPr>
-            <w:color w:val="0000EE"/>
-            <w:u w:val="single"/>
-          </w:rPr>
-          <w:t>利26章</w:t>
-        </w:r>
-      </w:hyperlink>
+      <w:r>
+        <w:rPr>
+          <w:lang w:val="zh_TW" w:bidi="zh_TW"/>
+        </w:rPr>
+        <w:t>利26章</w:t>
+      </w:r>
       <w:r>
         <w:rPr>
           <w:lang w:val="zh_TW" w:bidi="zh_TW"/>
@@ -2858,90 +2468,60 @@
         </w:rPr>
         <w:t>事件（</w:t>
       </w:r>
-      <w:hyperlink r:id="rId77">
-        <w:r>
-          <w:rPr>
-            <w:lang w:val="zh_TW" w:bidi="zh_TW"/>
-          </w:rPr>
-          <w:rPr>
-            <w:color w:val="0000EE"/>
-            <w:u w:val="single"/>
-          </w:rPr>
-          <w:t>王下6:28–29</w:t>
-        </w:r>
-      </w:hyperlink>
+      <w:r>
+        <w:rPr>
+          <w:lang w:val="zh_TW" w:bidi="zh_TW"/>
+        </w:rPr>
+        <w:t>王下6:28–29</w:t>
+      </w:r>
       <w:r>
         <w:rPr>
           <w:lang w:val="zh_TW" w:bidi="zh_TW"/>
         </w:rPr>
         <w:t>），將會發生在耶路撒冷（</w:t>
       </w:r>
-      <w:hyperlink r:id="rId78">
-        <w:r>
-          <w:rPr>
-            <w:lang w:val="zh_TW" w:bidi="zh_TW"/>
-          </w:rPr>
-          <w:rPr>
-            <w:color w:val="0000EE"/>
-            <w:u w:val="single"/>
-          </w:rPr>
-          <w:t>耶19:9</w:t>
-        </w:r>
-      </w:hyperlink>
+      <w:r>
+        <w:rPr>
+          <w:lang w:val="zh_TW" w:bidi="zh_TW"/>
+        </w:rPr>
+        <w:t>耶19:9</w:t>
+      </w:r>
       <w:r>
         <w:rPr>
           <w:lang w:val="zh_TW" w:bidi="zh_TW"/>
         </w:rPr>
         <w:t>；另見</w:t>
       </w:r>
-      <w:hyperlink r:id="rId79">
-        <w:r>
-          <w:rPr>
-            <w:lang w:val="zh_TW" w:bidi="zh_TW"/>
-          </w:rPr>
-          <w:rPr>
-            <w:color w:val="0000EE"/>
-            <w:u w:val="single"/>
-          </w:rPr>
-          <w:t>哀4:10</w:t>
-        </w:r>
-      </w:hyperlink>
+      <w:r>
+        <w:rPr>
+          <w:lang w:val="zh_TW" w:bidi="zh_TW"/>
+        </w:rPr>
+        <w:t>哀4:10</w:t>
+      </w:r>
       <w:r>
         <w:rPr>
           <w:lang w:val="zh_TW" w:bidi="zh_TW"/>
         </w:rPr>
         <w:t>；</w:t>
       </w:r>
-      <w:hyperlink r:id="rId80">
-        <w:r>
-          <w:rPr>
-            <w:lang w:val="zh_TW" w:bidi="zh_TW"/>
-          </w:rPr>
-          <w:rPr>
-            <w:color w:val="0000EE"/>
-            <w:u w:val="single"/>
-          </w:rPr>
-          <w:t>結5:10</w:t>
-        </w:r>
-      </w:hyperlink>
+      <w:r>
+        <w:rPr>
+          <w:lang w:val="zh_TW" w:bidi="zh_TW"/>
+        </w:rPr>
+        <w:t>結5:10</w:t>
+      </w:r>
       <w:r>
         <w:rPr>
           <w:lang w:val="zh_TW" w:bidi="zh_TW"/>
         </w:rPr>
         <w:t>；參</w:t>
       </w:r>
-      <w:hyperlink r:id="rId81">
-        <w:r>
-          <w:rPr>
-            <w:lang w:val="zh_TW" w:bidi="zh_TW"/>
-          </w:rPr>
-          <w:rPr>
-            <w:color w:val="0000EE"/>
-            <w:u w:val="single"/>
-          </w:rPr>
-          <w:t>申28:53–57</w:t>
-        </w:r>
-      </w:hyperlink>
+      <w:r>
+        <w:rPr>
+          <w:lang w:val="zh_TW" w:bidi="zh_TW"/>
+        </w:rPr>
+        <w:t>申28:53–57</w:t>
+      </w:r>
       <w:r>
         <w:rPr>
           <w:lang w:val="zh_TW" w:bidi="zh_TW"/>
@@ -2996,36 +2576,24 @@
         </w:rPr>
         <w:t>像在大會的日子招聚人一樣：詩人將耶路撒冷的毀滅比喻為邀請人參加一場宴會，在這場宴會上，戰爭、饑荒、野生動物和疾病將在耶路撒冷吞噬惡人（</w:t>
       </w:r>
-      <w:hyperlink r:id="rId82">
-        <w:r>
-          <w:rPr>
-            <w:lang w:val="zh_TW" w:bidi="zh_TW"/>
-          </w:rPr>
-          <w:rPr>
-            <w:color w:val="0000EE"/>
-            <w:u w:val="single"/>
-          </w:rPr>
-          <w:t>申28:15–68</w:t>
-        </w:r>
-      </w:hyperlink>
+      <w:r>
+        <w:rPr>
+          <w:lang w:val="zh_TW" w:bidi="zh_TW"/>
+        </w:rPr>
+        <w:t>申28:15–68</w:t>
+      </w:r>
       <w:r>
         <w:rPr>
           <w:lang w:val="zh_TW" w:bidi="zh_TW"/>
         </w:rPr>
         <w:t>；參</w:t>
       </w:r>
-      <w:hyperlink r:id="rId83">
-        <w:r>
-          <w:rPr>
-            <w:lang w:val="zh_TW" w:bidi="zh_TW"/>
-          </w:rPr>
-          <w:rPr>
-            <w:color w:val="0000EE"/>
-            <w:u w:val="single"/>
-          </w:rPr>
-          <w:t>啟19:17–21</w:t>
-        </w:r>
-      </w:hyperlink>
+      <w:r>
+        <w:rPr>
+          <w:lang w:val="zh_TW" w:bidi="zh_TW"/>
+        </w:rPr>
+        <w:t>啟19:17–21</w:t>
+      </w:r>
       <w:r>
         <w:rPr>
           <w:lang w:val="zh_TW" w:bidi="zh_TW"/>
@@ -3128,90 +2696,60 @@
         </w:rPr>
         <w:t>在本章中，作者為所發生的事哀悼（</w:t>
       </w:r>
-      <w:hyperlink r:id="rId84">
-        <w:r>
-          <w:rPr>
-            <w:lang w:val="zh_TW" w:bidi="zh_TW"/>
-          </w:rPr>
-          <w:rPr>
-            <w:color w:val="0000EE"/>
-            <w:u w:val="single"/>
-          </w:rPr>
-          <w:t>3:1–20</w:t>
-        </w:r>
-      </w:hyperlink>
+      <w:r>
+        <w:rPr>
+          <w:lang w:val="zh_TW" w:bidi="zh_TW"/>
+        </w:rPr>
+        <w:t>3:1–20</w:t>
+      </w:r>
       <w:r>
         <w:rPr>
           <w:lang w:val="zh_TW" w:bidi="zh_TW"/>
         </w:rPr>
         <w:t>、</w:t>
       </w:r>
-      <w:hyperlink r:id="rId85">
-        <w:r>
-          <w:rPr>
-            <w:lang w:val="zh_TW" w:bidi="zh_TW"/>
-          </w:rPr>
-          <w:rPr>
-            <w:color w:val="0000EE"/>
-            <w:u w:val="single"/>
-          </w:rPr>
-          <w:t>48–54</w:t>
-        </w:r>
-      </w:hyperlink>
+      <w:r>
+        <w:rPr>
+          <w:lang w:val="zh_TW" w:bidi="zh_TW"/>
+        </w:rPr>
+        <w:t>48–54</w:t>
+      </w:r>
       <w:r>
         <w:rPr>
           <w:lang w:val="zh_TW" w:bidi="zh_TW"/>
         </w:rPr>
         <w:t>）、紀念耶和華的信實與慈愛（</w:t>
       </w:r>
-      <w:hyperlink r:id="rId86">
-        <w:r>
-          <w:rPr>
-            <w:lang w:val="zh_TW" w:bidi="zh_TW"/>
-          </w:rPr>
-          <w:rPr>
-            <w:color w:val="0000EE"/>
-            <w:u w:val="single"/>
-          </w:rPr>
-          <w:t>3:21–25</w:t>
-        </w:r>
-      </w:hyperlink>
+      <w:r>
+        <w:rPr>
+          <w:lang w:val="zh_TW" w:bidi="zh_TW"/>
+        </w:rPr>
+        <w:t>3:21–25</w:t>
+      </w:r>
       <w:r>
         <w:rPr>
           <w:lang w:val="zh_TW" w:bidi="zh_TW"/>
         </w:rPr>
         <w:t>）、描述神的子民該如何回應（</w:t>
       </w:r>
-      <w:hyperlink r:id="rId87">
-        <w:r>
-          <w:rPr>
-            <w:lang w:val="zh_TW" w:bidi="zh_TW"/>
-          </w:rPr>
-          <w:rPr>
-            <w:color w:val="0000EE"/>
-            <w:u w:val="single"/>
-          </w:rPr>
-          <w:t>3:26–47</w:t>
-        </w:r>
-      </w:hyperlink>
+      <w:r>
+        <w:rPr>
+          <w:lang w:val="zh_TW" w:bidi="zh_TW"/>
+        </w:rPr>
+        <w:t>3:26–47</w:t>
+      </w:r>
       <w:r>
         <w:rPr>
           <w:lang w:val="zh_TW" w:bidi="zh_TW"/>
         </w:rPr>
         <w:t>），並在禱告中呼求耶和華（</w:t>
       </w:r>
-      <w:hyperlink r:id="rId88">
-        <w:r>
-          <w:rPr>
-            <w:lang w:val="zh_TW" w:bidi="zh_TW"/>
-          </w:rPr>
-          <w:rPr>
-            <w:color w:val="0000EE"/>
-            <w:u w:val="single"/>
-          </w:rPr>
-          <w:t>3:55–66</w:t>
-        </w:r>
-      </w:hyperlink>
+      <w:r>
+        <w:rPr>
+          <w:lang w:val="zh_TW" w:bidi="zh_TW"/>
+        </w:rPr>
+        <w:t>3:55–66</w:t>
+      </w:r>
       <w:r>
         <w:rPr>
           <w:lang w:val="zh_TW" w:bidi="zh_TW"/>
@@ -3266,18 +2804,12 @@
         </w:rPr>
         <w:t>有些人將這段經文理解為對耶路撒冷被毀前，耶利米困於淤泥牢獄中之經歷的詩意描述（</w:t>
       </w:r>
-      <w:hyperlink r:id="rId89">
-        <w:r>
-          <w:rPr>
-            <w:lang w:val="zh_TW" w:bidi="zh_TW"/>
-          </w:rPr>
-          <w:rPr>
-            <w:color w:val="0000EE"/>
-            <w:u w:val="single"/>
-          </w:rPr>
-          <w:t>耶38:6–13</w:t>
-        </w:r>
-      </w:hyperlink>
+      <w:r>
+        <w:rPr>
+          <w:lang w:val="zh_TW" w:bidi="zh_TW"/>
+        </w:rPr>
+        <w:t>耶38:6–13</w:t>
+      </w:r>
       <w:r>
         <w:rPr>
           <w:lang w:val="zh_TW" w:bidi="zh_TW"/>
@@ -3332,36 +2864,24 @@
         </w:rPr>
         <w:t>擋住我的道……使我的路彎曲：罪會造成混亂，並使一個人或群體與幸福的未來隔絕。清潔的人看到的未來是一條易於遵循的直路（</w:t>
       </w:r>
-      <w:hyperlink r:id="rId90">
-        <w:r>
-          <w:rPr>
-            <w:lang w:val="zh_TW" w:bidi="zh_TW"/>
-          </w:rPr>
-          <w:rPr>
-            <w:color w:val="0000EE"/>
-            <w:u w:val="single"/>
-          </w:rPr>
-          <w:t>箴21:8</w:t>
-        </w:r>
-      </w:hyperlink>
+      <w:r>
+        <w:rPr>
+          <w:lang w:val="zh_TW" w:bidi="zh_TW"/>
+        </w:rPr>
+        <w:t>箴21:8</w:t>
+      </w:r>
       <w:r>
         <w:rPr>
           <w:lang w:val="zh_TW" w:bidi="zh_TW"/>
         </w:rPr>
         <w:t>）。以賽亞將神的活動想像為一個在直路上前行的隊伍，而祂的敬拜者們會為祂遇備這條道路（</w:t>
       </w:r>
-      <w:hyperlink r:id="rId91">
-        <w:r>
-          <w:rPr>
-            <w:lang w:val="zh_TW" w:bidi="zh_TW"/>
-          </w:rPr>
-          <w:rPr>
-            <w:color w:val="0000EE"/>
-            <w:u w:val="single"/>
-          </w:rPr>
-          <w:t>賽40:3</w:t>
-        </w:r>
-      </w:hyperlink>
+      <w:r>
+        <w:rPr>
+          <w:lang w:val="zh_TW" w:bidi="zh_TW"/>
+        </w:rPr>
+        <w:t>賽40:3</w:t>
+      </w:r>
       <w:r>
         <w:rPr>
           <w:lang w:val="zh_TW" w:bidi="zh_TW"/>
@@ -3416,18 +2936,12 @@
         </w:rPr>
         <w:t>參</w:t>
       </w:r>
-      <w:hyperlink r:id="rId92">
-        <w:r>
-          <w:rPr>
-            <w:lang w:val="zh_TW" w:bidi="zh_TW"/>
-          </w:rPr>
-          <w:rPr>
-            <w:color w:val="0000EE"/>
-            <w:u w:val="single"/>
-          </w:rPr>
-          <w:t>約伯記六章4節</w:t>
-        </w:r>
-      </w:hyperlink>
+      <w:r>
+        <w:rPr>
+          <w:lang w:val="zh_TW" w:bidi="zh_TW"/>
+        </w:rPr>
+        <w:t>約伯記六章4節</w:t>
+      </w:r>
       <w:r>
         <w:rPr>
           <w:lang w:val="zh_TW" w:bidi="zh_TW"/>
@@ -3495,72 +3009,48 @@
         </w:rPr>
         <w:t>；和合本譯為：如茵蔯和苦膽的困苦窘迫）：茵蔯是一種味道苦澀的植物，在這裡反應了內心的痛苦情感之烈（</w:t>
       </w:r>
-      <w:hyperlink r:id="rId93">
-        <w:r>
-          <w:rPr>
-            <w:lang w:val="zh_TW" w:bidi="zh_TW"/>
-          </w:rPr>
-          <w:rPr>
-            <w:color w:val="0000EE"/>
-            <w:u w:val="single"/>
-          </w:rPr>
-          <w:t>箴5:4</w:t>
-        </w:r>
-      </w:hyperlink>
+      <w:r>
+        <w:rPr>
+          <w:lang w:val="zh_TW" w:bidi="zh_TW"/>
+        </w:rPr>
+        <w:t>箴5:4</w:t>
+      </w:r>
       <w:r>
         <w:rPr>
           <w:lang w:val="zh_TW" w:bidi="zh_TW"/>
         </w:rPr>
         <w:t>；</w:t>
       </w:r>
-      <w:hyperlink r:id="rId94">
-        <w:r>
-          <w:rPr>
-            <w:lang w:val="zh_TW" w:bidi="zh_TW"/>
-          </w:rPr>
-          <w:rPr>
-            <w:color w:val="0000EE"/>
-            <w:u w:val="single"/>
-          </w:rPr>
-          <w:t>啟8:11</w:t>
-        </w:r>
-      </w:hyperlink>
+      <w:r>
+        <w:rPr>
+          <w:lang w:val="zh_TW" w:bidi="zh_TW"/>
+        </w:rPr>
+        <w:t>啟8:11</w:t>
+      </w:r>
       <w:r>
         <w:rPr>
           <w:lang w:val="zh_TW" w:bidi="zh_TW"/>
         </w:rPr>
         <w:t>）。苦膽是一種有毒植物，若食用會引起身體劇烈的疼痛，它強烈地象徵了極度重壓下的情緒（</w:t>
       </w:r>
-      <w:hyperlink r:id="rId95">
-        <w:r>
-          <w:rPr>
-            <w:lang w:val="zh_TW" w:bidi="zh_TW"/>
-          </w:rPr>
-          <w:rPr>
-            <w:color w:val="0000EE"/>
-            <w:u w:val="single"/>
-          </w:rPr>
-          <w:t>申29:18</w:t>
-        </w:r>
-      </w:hyperlink>
+      <w:r>
+        <w:rPr>
+          <w:lang w:val="zh_TW" w:bidi="zh_TW"/>
+        </w:rPr>
+        <w:t>申29:18</w:t>
+      </w:r>
       <w:r>
         <w:rPr>
           <w:lang w:val="zh_TW" w:bidi="zh_TW"/>
         </w:rPr>
         <w:t>；</w:t>
       </w:r>
-      <w:hyperlink r:id="rId96">
-        <w:r>
-          <w:rPr>
-            <w:lang w:val="zh_TW" w:bidi="zh_TW"/>
-          </w:rPr>
-          <w:rPr>
-            <w:color w:val="0000EE"/>
-            <w:u w:val="single"/>
-          </w:rPr>
-          <w:t>詩69:21</w:t>
-        </w:r>
-      </w:hyperlink>
+      <w:r>
+        <w:rPr>
+          <w:lang w:val="zh_TW" w:bidi="zh_TW"/>
+        </w:rPr>
+        <w:t>詩69:21</w:t>
+      </w:r>
       <w:r>
         <w:rPr>
           <w:lang w:val="zh_TW" w:bidi="zh_TW"/>
@@ -3615,36 +3105,24 @@
         </w:rPr>
         <w:t>耶和華信實的慈愛是詩人從深度憂鬱中得以恢復的基礎。就像耶利米在牢獄中（</w:t>
       </w:r>
-      <w:hyperlink r:id="rId89">
-        <w:r>
-          <w:rPr>
-            <w:lang w:val="zh_TW" w:bidi="zh_TW"/>
-          </w:rPr>
-          <w:rPr>
-            <w:color w:val="0000EE"/>
-            <w:u w:val="single"/>
-          </w:rPr>
-          <w:t>耶38:6–13</w:t>
-        </w:r>
-      </w:hyperlink>
+      <w:r>
+        <w:rPr>
+          <w:lang w:val="zh_TW" w:bidi="zh_TW"/>
+        </w:rPr>
+        <w:t>耶38:6–13</w:t>
+      </w:r>
       <w:r>
         <w:rPr>
           <w:lang w:val="zh_TW" w:bidi="zh_TW"/>
         </w:rPr>
         <w:t>）以及約拿在大魚腹中（</w:t>
       </w:r>
-      <w:hyperlink r:id="rId97">
-        <w:r>
-          <w:rPr>
-            <w:lang w:val="zh_TW" w:bidi="zh_TW"/>
-          </w:rPr>
-          <w:rPr>
-            <w:color w:val="0000EE"/>
-            <w:u w:val="single"/>
-          </w:rPr>
-          <w:t>拿2:2–10</w:t>
-        </w:r>
-      </w:hyperlink>
+      <w:r>
+        <w:rPr>
+          <w:lang w:val="zh_TW" w:bidi="zh_TW"/>
+        </w:rPr>
+        <w:t>拿2:2–10</w:t>
+      </w:r>
       <w:r>
         <w:rPr>
           <w:lang w:val="zh_TW" w:bidi="zh_TW"/>
@@ -3795,144 +3273,96 @@
         </w:rPr>
         <w:t>耶和華是我的分：自摩西時代以來，迦南地一直被視為以色列的產業（</w:t>
       </w:r>
-      <w:hyperlink r:id="rId98">
-        <w:r>
-          <w:rPr>
-            <w:lang w:val="zh_TW" w:bidi="zh_TW"/>
-          </w:rPr>
-          <w:rPr>
-            <w:color w:val="0000EE"/>
-            <w:u w:val="single"/>
-          </w:rPr>
-          <w:t>出15:17</w:t>
-        </w:r>
-      </w:hyperlink>
+      <w:r>
+        <w:rPr>
+          <w:lang w:val="zh_TW" w:bidi="zh_TW"/>
+        </w:rPr>
+        <w:t>出15:17</w:t>
+      </w:r>
       <w:r>
         <w:rPr>
           <w:lang w:val="zh_TW" w:bidi="zh_TW"/>
         </w:rPr>
         <w:t>；</w:t>
       </w:r>
-      <w:hyperlink r:id="rId99">
-        <w:r>
-          <w:rPr>
-            <w:lang w:val="zh_TW" w:bidi="zh_TW"/>
-          </w:rPr>
-          <w:rPr>
-            <w:color w:val="0000EE"/>
-            <w:u w:val="single"/>
-          </w:rPr>
-          <w:t>書21:19</w:t>
-        </w:r>
-      </w:hyperlink>
+      <w:r>
+        <w:rPr>
+          <w:lang w:val="zh_TW" w:bidi="zh_TW"/>
+        </w:rPr>
+        <w:t>書21:19</w:t>
+      </w:r>
       <w:r>
         <w:rPr>
           <w:lang w:val="zh_TW" w:bidi="zh_TW"/>
         </w:rPr>
         <w:t>；</w:t>
       </w:r>
-      <w:hyperlink r:id="rId100">
-        <w:r>
-          <w:rPr>
-            <w:lang w:val="zh_TW" w:bidi="zh_TW"/>
-          </w:rPr>
-          <w:rPr>
-            <w:color w:val="0000EE"/>
-            <w:u w:val="single"/>
-          </w:rPr>
-          <w:t>代上28:8</w:t>
-        </w:r>
-      </w:hyperlink>
+      <w:r>
+        <w:rPr>
+          <w:lang w:val="zh_TW" w:bidi="zh_TW"/>
+        </w:rPr>
+        <w:t>代上28:8</w:t>
+      </w:r>
       <w:r>
         <w:rPr>
           <w:lang w:val="zh_TW" w:bidi="zh_TW"/>
         </w:rPr>
         <w:t>；</w:t>
       </w:r>
-      <w:hyperlink r:id="rId101">
-        <w:r>
-          <w:rPr>
-            <w:lang w:val="zh_TW" w:bidi="zh_TW"/>
-          </w:rPr>
-          <w:rPr>
-            <w:color w:val="0000EE"/>
-            <w:u w:val="single"/>
-          </w:rPr>
-          <w:t>詩47:4</w:t>
-        </w:r>
-      </w:hyperlink>
+      <w:r>
+        <w:rPr>
+          <w:lang w:val="zh_TW" w:bidi="zh_TW"/>
+        </w:rPr>
+        <w:t>詩47:4</w:t>
+      </w:r>
       <w:r>
         <w:rPr>
           <w:lang w:val="zh_TW" w:bidi="zh_TW"/>
         </w:rPr>
         <w:t>），但神子民真正的產業是神本身（參</w:t>
       </w:r>
-      <w:hyperlink r:id="rId102">
-        <w:r>
-          <w:rPr>
-            <w:lang w:val="zh_TW" w:bidi="zh_TW"/>
-          </w:rPr>
-          <w:rPr>
-            <w:color w:val="0000EE"/>
-            <w:u w:val="single"/>
-          </w:rPr>
-          <w:t>詩16:5–6</w:t>
-        </w:r>
-      </w:hyperlink>
+      <w:r>
+        <w:rPr>
+          <w:lang w:val="zh_TW" w:bidi="zh_TW"/>
+        </w:rPr>
+        <w:t>詩16:5–6</w:t>
+      </w:r>
       <w:r>
         <w:rPr>
           <w:lang w:val="zh_TW" w:bidi="zh_TW"/>
         </w:rPr>
         <w:t>；</w:t>
       </w:r>
-      <w:hyperlink r:id="rId103">
-        <w:r>
-          <w:rPr>
-            <w:lang w:val="zh_TW" w:bidi="zh_TW"/>
-          </w:rPr>
-          <w:rPr>
-            <w:color w:val="0000EE"/>
-            <w:u w:val="single"/>
-          </w:rPr>
-          <w:t>弗1:11</w:t>
-        </w:r>
-      </w:hyperlink>
+      <w:r>
+        <w:rPr>
+          <w:lang w:val="zh_TW" w:bidi="zh_TW"/>
+        </w:rPr>
+        <w:t>弗1:11</w:t>
+      </w:r>
       <w:r>
         <w:rPr>
           <w:lang w:val="zh_TW" w:bidi="zh_TW"/>
         </w:rPr>
         <w:t>；</w:t>
       </w:r>
-      <w:hyperlink r:id="rId104">
-        <w:r>
-          <w:rPr>
-            <w:lang w:val="zh_TW" w:bidi="zh_TW"/>
-          </w:rPr>
-          <w:rPr>
-            <w:color w:val="0000EE"/>
-            <w:u w:val="single"/>
-          </w:rPr>
-          <w:t>來9:15</w:t>
-        </w:r>
-      </w:hyperlink>
+      <w:r>
+        <w:rPr>
+          <w:lang w:val="zh_TW" w:bidi="zh_TW"/>
+        </w:rPr>
+        <w:t>來9:15</w:t>
+      </w:r>
       <w:r>
         <w:rPr>
           <w:lang w:val="zh_TW" w:bidi="zh_TW"/>
         </w:rPr>
         <w:t>；</w:t>
       </w:r>
-      <w:hyperlink r:id="rId105">
-        <w:r>
-          <w:rPr>
-            <w:lang w:val="zh_TW" w:bidi="zh_TW"/>
-          </w:rPr>
-          <w:rPr>
-            <w:color w:val="0000EE"/>
-            <w:u w:val="single"/>
-          </w:rPr>
-          <w:t>彼前1:3–4</w:t>
-        </w:r>
-      </w:hyperlink>
+      <w:r>
+        <w:rPr>
+          <w:lang w:val="zh_TW" w:bidi="zh_TW"/>
+        </w:rPr>
+        <w:t>彼前1:3–4</w:t>
+      </w:r>
       <w:r>
         <w:rPr>
           <w:lang w:val="zh_TW" w:bidi="zh_TW"/>
@@ -4099,126 +3529,84 @@
         </w:rPr>
         <w:t>表示服從（</w:t>
       </w:r>
-      <w:hyperlink r:id="rId106">
-        <w:r>
-          <w:rPr>
-            <w:lang w:val="zh_TW" w:bidi="zh_TW"/>
-          </w:rPr>
-          <w:rPr>
-            <w:color w:val="0000EE"/>
-            <w:u w:val="single"/>
-          </w:rPr>
-          <w:t>創17:1–3</w:t>
-        </w:r>
-      </w:hyperlink>
+      <w:r>
+        <w:rPr>
+          <w:lang w:val="zh_TW" w:bidi="zh_TW"/>
+        </w:rPr>
+        <w:t>創17:1–3</w:t>
+      </w:r>
       <w:r>
         <w:rPr>
           <w:lang w:val="zh_TW" w:bidi="zh_TW"/>
         </w:rPr>
         <w:t>；</w:t>
       </w:r>
-      <w:hyperlink r:id="rId107">
-        <w:r>
-          <w:rPr>
-            <w:lang w:val="zh_TW" w:bidi="zh_TW"/>
-          </w:rPr>
-          <w:rPr>
-            <w:color w:val="0000EE"/>
-            <w:u w:val="single"/>
-          </w:rPr>
-          <w:t>利9:24</w:t>
-        </w:r>
-      </w:hyperlink>
+      <w:r>
+        <w:rPr>
+          <w:lang w:val="zh_TW" w:bidi="zh_TW"/>
+        </w:rPr>
+        <w:t>利9:24</w:t>
+      </w:r>
       <w:r>
         <w:rPr>
           <w:lang w:val="zh_TW" w:bidi="zh_TW"/>
         </w:rPr>
         <w:t>；</w:t>
       </w:r>
-      <w:hyperlink r:id="rId108">
-        <w:r>
-          <w:rPr>
-            <w:lang w:val="zh_TW" w:bidi="zh_TW"/>
-          </w:rPr>
-          <w:rPr>
-            <w:color w:val="0000EE"/>
-            <w:u w:val="single"/>
-          </w:rPr>
-          <w:t>書7:6</w:t>
-        </w:r>
-      </w:hyperlink>
+      <w:r>
+        <w:rPr>
+          <w:lang w:val="zh_TW" w:bidi="zh_TW"/>
+        </w:rPr>
+        <w:t>書7:6</w:t>
+      </w:r>
       <w:r>
         <w:rPr>
           <w:lang w:val="zh_TW" w:bidi="zh_TW"/>
         </w:rPr>
         <w:t>；</w:t>
       </w:r>
-      <w:hyperlink r:id="rId109">
-        <w:r>
-          <w:rPr>
-            <w:lang w:val="zh_TW" w:bidi="zh_TW"/>
-          </w:rPr>
-          <w:rPr>
-            <w:color w:val="0000EE"/>
-            <w:u w:val="single"/>
-          </w:rPr>
-          <w:t>撒上5:4</w:t>
-        </w:r>
-      </w:hyperlink>
+      <w:r>
+        <w:rPr>
+          <w:lang w:val="zh_TW" w:bidi="zh_TW"/>
+        </w:rPr>
+        <w:t>撒上5:4</w:t>
+      </w:r>
       <w:r>
         <w:rPr>
           <w:lang w:val="zh_TW" w:bidi="zh_TW"/>
         </w:rPr>
         <w:t>；</w:t>
       </w:r>
-      <w:hyperlink r:id="rId110">
-        <w:r>
-          <w:rPr>
-            <w:lang w:val="zh_TW" w:bidi="zh_TW"/>
-          </w:rPr>
-          <w:rPr>
-            <w:color w:val="0000EE"/>
-            <w:u w:val="single"/>
-          </w:rPr>
-          <w:t>王上18:39</w:t>
-        </w:r>
-      </w:hyperlink>
+      <w:r>
+        <w:rPr>
+          <w:lang w:val="zh_TW" w:bidi="zh_TW"/>
+        </w:rPr>
+        <w:t>王上18:39</w:t>
+      </w:r>
       <w:r>
         <w:rPr>
           <w:lang w:val="zh_TW" w:bidi="zh_TW"/>
         </w:rPr>
         <w:t>；</w:t>
       </w:r>
-      <w:hyperlink r:id="rId111">
-        <w:r>
-          <w:rPr>
-            <w:lang w:val="zh_TW" w:bidi="zh_TW"/>
-          </w:rPr>
-          <w:rPr>
-            <w:color w:val="0000EE"/>
-            <w:u w:val="single"/>
-          </w:rPr>
-          <w:t>代上21:16</w:t>
-        </w:r>
-      </w:hyperlink>
+      <w:r>
+        <w:rPr>
+          <w:lang w:val="zh_TW" w:bidi="zh_TW"/>
+        </w:rPr>
+        <w:t>代上21:16</w:t>
+      </w:r>
       <w:r>
         <w:rPr>
           <w:lang w:val="zh_TW" w:bidi="zh_TW"/>
         </w:rPr>
         <w:t>；</w:t>
       </w:r>
-      <w:hyperlink r:id="rId112">
-        <w:r>
-          <w:rPr>
-            <w:lang w:val="zh_TW" w:bidi="zh_TW"/>
-          </w:rPr>
-          <w:rPr>
-            <w:color w:val="0000EE"/>
-            <w:u w:val="single"/>
-          </w:rPr>
-          <w:t>太17:5–6</w:t>
-        </w:r>
-      </w:hyperlink>
+      <w:r>
+        <w:rPr>
+          <w:lang w:val="zh_TW" w:bidi="zh_TW"/>
+        </w:rPr>
+        <w:t>太17:5–6</w:t>
+      </w:r>
       <w:r>
         <w:rPr>
           <w:lang w:val="zh_TW" w:bidi="zh_TW"/>
@@ -4243,18 +3631,12 @@
         </w:rPr>
         <w:t>轉過另一邊臉頰（和合本譯為：由人打他的腮頰）也表示服從。當耶穌在教導門徒當忍受逼迫時（</w:t>
       </w:r>
-      <w:hyperlink r:id="rId113">
-        <w:r>
-          <w:rPr>
-            <w:lang w:val="zh_TW" w:bidi="zh_TW"/>
-          </w:rPr>
-          <w:rPr>
-            <w:color w:val="0000EE"/>
-            <w:u w:val="single"/>
-          </w:rPr>
-          <w:t>太5:39</w:t>
-        </w:r>
-      </w:hyperlink>
+      <w:r>
+        <w:rPr>
+          <w:lang w:val="zh_TW" w:bidi="zh_TW"/>
+        </w:rPr>
+        <w:t>太5:39</w:t>
+      </w:r>
       <w:r>
         <w:rPr>
           <w:lang w:val="zh_TW" w:bidi="zh_TW"/>
@@ -4321,18 +3703,12 @@
         </w:rPr>
         <w:t>參</w:t>
       </w:r>
-      <w:hyperlink r:id="rId114">
-        <w:r>
-          <w:rPr>
-            <w:lang w:val="zh_TW" w:bidi="zh_TW"/>
-          </w:rPr>
-          <w:rPr>
-            <w:color w:val="0000EE"/>
-            <w:u w:val="single"/>
-          </w:rPr>
-          <w:t>詩篇一〇三篇8至11節</w:t>
-        </w:r>
-      </w:hyperlink>
+      <w:r>
+        <w:rPr>
+          <w:lang w:val="zh_TW" w:bidi="zh_TW"/>
+        </w:rPr>
+        <w:t>詩篇一〇三篇8至11節</w:t>
+      </w:r>
       <w:r>
         <w:rPr>
           <w:lang w:val="zh_TW" w:bidi="zh_TW"/>
@@ -4387,72 +3763,48 @@
         </w:rPr>
         <w:t>猶大人在耶路撒冷被毀前就行了這些事（見</w:t>
       </w:r>
-      <w:hyperlink r:id="rId115">
-        <w:r>
-          <w:rPr>
-            <w:lang w:val="zh_TW" w:bidi="zh_TW"/>
-          </w:rPr>
-          <w:rPr>
-            <w:color w:val="0000EE"/>
-            <w:u w:val="single"/>
-          </w:rPr>
-          <w:t>耶5:26–31</w:t>
-        </w:r>
-      </w:hyperlink>
+      <w:r>
+        <w:rPr>
+          <w:lang w:val="zh_TW" w:bidi="zh_TW"/>
+        </w:rPr>
+        <w:t>耶5:26–31</w:t>
+      </w:r>
       <w:r>
         <w:rPr>
           <w:lang w:val="zh_TW" w:bidi="zh_TW"/>
         </w:rPr>
         <w:t>，</w:t>
       </w:r>
-      <w:hyperlink r:id="rId116">
-        <w:r>
-          <w:rPr>
-            <w:lang w:val="zh_TW" w:bidi="zh_TW"/>
-          </w:rPr>
-          <w:rPr>
-            <w:color w:val="0000EE"/>
-            <w:u w:val="single"/>
-          </w:rPr>
-          <w:t>21:11–14</w:t>
-        </w:r>
-      </w:hyperlink>
+      <w:r>
+        <w:rPr>
+          <w:lang w:val="zh_TW" w:bidi="zh_TW"/>
+        </w:rPr>
+        <w:t>21:11–14</w:t>
+      </w:r>
       <w:r>
         <w:rPr>
           <w:lang w:val="zh_TW" w:bidi="zh_TW"/>
         </w:rPr>
         <w:t>，</w:t>
       </w:r>
-      <w:hyperlink r:id="rId117">
-        <w:r>
-          <w:rPr>
-            <w:lang w:val="zh_TW" w:bidi="zh_TW"/>
-          </w:rPr>
-          <w:rPr>
-            <w:color w:val="0000EE"/>
-            <w:u w:val="single"/>
-          </w:rPr>
-          <w:t>23:10–14</w:t>
-        </w:r>
-      </w:hyperlink>
+      <w:r>
+        <w:rPr>
+          <w:lang w:val="zh_TW" w:bidi="zh_TW"/>
+        </w:rPr>
+        <w:t>23:10–14</w:t>
+      </w:r>
       <w:r>
         <w:rPr>
           <w:lang w:val="zh_TW" w:bidi="zh_TW"/>
         </w:rPr>
         <w:t>；</w:t>
       </w:r>
-      <w:hyperlink r:id="rId118">
-        <w:r>
-          <w:rPr>
-            <w:lang w:val="zh_TW" w:bidi="zh_TW"/>
-          </w:rPr>
-          <w:rPr>
-            <w:color w:val="0000EE"/>
-            <w:u w:val="single"/>
-          </w:rPr>
-          <w:t>彌3章</w:t>
-        </w:r>
-      </w:hyperlink>
+      <w:r>
+        <w:rPr>
+          <w:lang w:val="zh_TW" w:bidi="zh_TW"/>
+        </w:rPr>
+        <w:t>彌3章</w:t>
+      </w:r>
       <w:r>
         <w:rPr>
           <w:lang w:val="zh_TW" w:bidi="zh_TW"/>
@@ -4507,54 +3859,36 @@
         </w:rPr>
         <w:t>有些災難是自然原因造成的（</w:t>
       </w:r>
-      <w:hyperlink r:id="rId119">
-        <w:r>
-          <w:rPr>
-            <w:lang w:val="zh_TW" w:bidi="zh_TW"/>
-          </w:rPr>
-          <w:rPr>
-            <w:color w:val="0000EE"/>
-            <w:u w:val="single"/>
-          </w:rPr>
-          <w:t>路13:1–5</w:t>
-        </w:r>
-      </w:hyperlink>
+      <w:r>
+        <w:rPr>
+          <w:lang w:val="zh_TW" w:bidi="zh_TW"/>
+        </w:rPr>
+        <w:t>路13:1–5</w:t>
+      </w:r>
       <w:r>
         <w:rPr>
           <w:lang w:val="zh_TW" w:bidi="zh_TW"/>
         </w:rPr>
         <w:t>），且壞事會同樣地發生在義人和惡人身上（</w:t>
       </w:r>
-      <w:hyperlink r:id="rId120">
-        <w:r>
-          <w:rPr>
-            <w:lang w:val="zh_TW" w:bidi="zh_TW"/>
-          </w:rPr>
-          <w:rPr>
-            <w:color w:val="0000EE"/>
-            <w:u w:val="single"/>
-          </w:rPr>
-          <w:t>太5:45</w:t>
-        </w:r>
-      </w:hyperlink>
+      <w:r>
+        <w:rPr>
+          <w:lang w:val="zh_TW" w:bidi="zh_TW"/>
+        </w:rPr>
+        <w:t>太5:45</w:t>
+      </w:r>
       <w:r>
         <w:rPr>
           <w:lang w:val="zh_TW" w:bidi="zh_TW"/>
         </w:rPr>
         <w:t>）；但無論發生什麼事，我們都應該獻上感謝（</w:t>
       </w:r>
-      <w:hyperlink r:id="rId121">
-        <w:r>
-          <w:rPr>
-            <w:lang w:val="zh_TW" w:bidi="zh_TW"/>
-          </w:rPr>
-          <w:rPr>
-            <w:color w:val="0000EE"/>
-            <w:u w:val="single"/>
-          </w:rPr>
-          <w:t>帖前5:18</w:t>
-        </w:r>
-      </w:hyperlink>
+      <w:r>
+        <w:rPr>
+          <w:lang w:val="zh_TW" w:bidi="zh_TW"/>
+        </w:rPr>
+        <w:t>帖前5:18</w:t>
+      </w:r>
       <w:r>
         <w:rPr>
           <w:lang w:val="zh_TW" w:bidi="zh_TW"/>
@@ -4609,54 +3943,36 @@
         </w:rPr>
         <w:t>悔改是領受救恩的關鍵（</w:t>
       </w:r>
-      <w:hyperlink r:id="rId122">
-        <w:r>
-          <w:rPr>
-            <w:lang w:val="zh_TW" w:bidi="zh_TW"/>
-          </w:rPr>
-          <w:rPr>
-            <w:color w:val="0000EE"/>
-            <w:u w:val="single"/>
-          </w:rPr>
-          <w:t>賽1:27</w:t>
-        </w:r>
-      </w:hyperlink>
+      <w:r>
+        <w:rPr>
+          <w:lang w:val="zh_TW" w:bidi="zh_TW"/>
+        </w:rPr>
+        <w:t>賽1:27</w:t>
+      </w:r>
       <w:r>
         <w:rPr>
           <w:lang w:val="zh_TW" w:bidi="zh_TW"/>
         </w:rPr>
         <w:t>；</w:t>
       </w:r>
-      <w:hyperlink r:id="rId123">
-        <w:r>
-          <w:rPr>
-            <w:lang w:val="zh_TW" w:bidi="zh_TW"/>
-          </w:rPr>
-          <w:rPr>
-            <w:color w:val="0000EE"/>
-            <w:u w:val="single"/>
-          </w:rPr>
-          <w:t>耶3:22</w:t>
-        </w:r>
-      </w:hyperlink>
+      <w:r>
+        <w:rPr>
+          <w:lang w:val="zh_TW" w:bidi="zh_TW"/>
+        </w:rPr>
+        <w:t>耶3:22</w:t>
+      </w:r>
       <w:r>
         <w:rPr>
           <w:lang w:val="zh_TW" w:bidi="zh_TW"/>
         </w:rPr>
         <w:t>；</w:t>
       </w:r>
-      <w:hyperlink r:id="rId124">
-        <w:r>
-          <w:rPr>
-            <w:lang w:val="zh_TW" w:bidi="zh_TW"/>
-          </w:rPr>
-          <w:rPr>
-            <w:color w:val="0000EE"/>
-            <w:u w:val="single"/>
-          </w:rPr>
-          <w:t>結3:21</w:t>
-        </w:r>
-      </w:hyperlink>
+      <w:r>
+        <w:rPr>
+          <w:lang w:val="zh_TW" w:bidi="zh_TW"/>
+        </w:rPr>
+        <w:t>結3:21</w:t>
+      </w:r>
       <w:r>
         <w:rPr>
           <w:lang w:val="zh_TW" w:bidi="zh_TW"/>
@@ -4759,36 +4075,24 @@
         </w:rPr>
         <w:t>這段經文可能是指耶利米在獄中的經歷（</w:t>
       </w:r>
-      <w:hyperlink r:id="rId125">
-        <w:r>
-          <w:rPr>
-            <w:lang w:val="zh_TW" w:bidi="zh_TW"/>
-          </w:rPr>
-          <w:rPr>
-            <w:color w:val="0000EE"/>
-            <w:u w:val="single"/>
-          </w:rPr>
-          <w:t>耶37:11–15</w:t>
-        </w:r>
-      </w:hyperlink>
+      <w:r>
+        <w:rPr>
+          <w:lang w:val="zh_TW" w:bidi="zh_TW"/>
+        </w:rPr>
+        <w:t>耶37:11–15</w:t>
+      </w:r>
       <w:r>
         <w:rPr>
           <w:lang w:val="zh_TW" w:bidi="zh_TW"/>
         </w:rPr>
         <w:t>，</w:t>
       </w:r>
-      <w:hyperlink r:id="rId126">
-        <w:r>
-          <w:rPr>
-            <w:lang w:val="zh_TW" w:bidi="zh_TW"/>
-          </w:rPr>
-          <w:rPr>
-            <w:color w:val="0000EE"/>
-            <w:u w:val="single"/>
-          </w:rPr>
-          <w:t>38:1–13</w:t>
-        </w:r>
-      </w:hyperlink>
+      <w:r>
+        <w:rPr>
+          <w:lang w:val="zh_TW" w:bidi="zh_TW"/>
+        </w:rPr>
+        <w:t>38:1–13</w:t>
+      </w:r>
       <w:r>
         <w:rPr>
           <w:lang w:val="zh_TW" w:bidi="zh_TW"/>
@@ -4999,18 +4303,12 @@
         </w:rPr>
         <w:t>好像……鴕鳥一般：另見</w:t>
       </w:r>
-      <w:hyperlink r:id="rId127">
-        <w:r>
-          <w:rPr>
-            <w:lang w:val="zh_TW" w:bidi="zh_TW"/>
-          </w:rPr>
-          <w:rPr>
-            <w:color w:val="0000EE"/>
-            <w:u w:val="single"/>
-          </w:rPr>
-          <w:t>約伯記三十九章13至16節</w:t>
-        </w:r>
-      </w:hyperlink>
+      <w:r>
+        <w:rPr>
+          <w:lang w:val="zh_TW" w:bidi="zh_TW"/>
+        </w:rPr>
+        <w:t>約伯記三十九章13至16節</w:t>
+      </w:r>
       <w:r>
         <w:rPr>
           <w:lang w:val="zh_TW" w:bidi="zh_TW"/>
@@ -5222,18 +4520,12 @@
         </w:rPr>
         <w:t>地上的君王……能進耶路撒冷的城門：因為神在一個多世紀前，從亞述的西拿基立手中拯救了耶路撒冷（</w:t>
       </w:r>
-      <w:hyperlink r:id="rId128">
-        <w:r>
-          <w:rPr>
-            <w:lang w:val="zh_TW" w:bidi="zh_TW"/>
-          </w:rPr>
-          <w:rPr>
-            <w:color w:val="0000EE"/>
-            <w:u w:val="single"/>
-          </w:rPr>
-          <w:t>王下19:36–37</w:t>
-        </w:r>
-      </w:hyperlink>
+      <w:r>
+        <w:rPr>
+          <w:lang w:val="zh_TW" w:bidi="zh_TW"/>
+        </w:rPr>
+        <w:t>王下19:36–37</w:t>
+      </w:r>
       <w:r>
         <w:rPr>
           <w:lang w:val="zh_TW" w:bidi="zh_TW"/>
@@ -5336,54 +4628,36 @@
         </w:rPr>
         <w:t>我們的王（和合本譯為：耶和華的受膏者）……被捉住：這指的是西底家，他試圖逃跑但被捉住，且尼布甲尼撒殘忍地對待他（</w:t>
       </w:r>
-      <w:hyperlink r:id="rId129">
-        <w:r>
-          <w:rPr>
-            <w:lang w:val="zh_TW" w:bidi="zh_TW"/>
-          </w:rPr>
-          <w:rPr>
-            <w:color w:val="0000EE"/>
-            <w:u w:val="single"/>
-          </w:rPr>
-          <w:t>王下25:4–7</w:t>
-        </w:r>
-      </w:hyperlink>
+      <w:r>
+        <w:rPr>
+          <w:lang w:val="zh_TW" w:bidi="zh_TW"/>
+        </w:rPr>
+        <w:t>王下25:4–7</w:t>
+      </w:r>
       <w:r>
         <w:rPr>
           <w:lang w:val="zh_TW" w:bidi="zh_TW"/>
         </w:rPr>
         <w:t>；</w:t>
       </w:r>
-      <w:hyperlink r:id="rId130">
-        <w:r>
-          <w:rPr>
-            <w:lang w:val="zh_TW" w:bidi="zh_TW"/>
-          </w:rPr>
-          <w:rPr>
-            <w:color w:val="0000EE"/>
-            <w:u w:val="single"/>
-          </w:rPr>
-          <w:t>耶39:4–7</w:t>
-        </w:r>
-      </w:hyperlink>
+      <w:r>
+        <w:rPr>
+          <w:lang w:val="zh_TW" w:bidi="zh_TW"/>
+        </w:rPr>
+        <w:t>耶39:4–7</w:t>
+      </w:r>
       <w:r>
         <w:rPr>
           <w:lang w:val="zh_TW" w:bidi="zh_TW"/>
         </w:rPr>
         <w:t>，</w:t>
       </w:r>
-      <w:hyperlink r:id="rId131">
-        <w:r>
-          <w:rPr>
-            <w:lang w:val="zh_TW" w:bidi="zh_TW"/>
-          </w:rPr>
-          <w:rPr>
-            <w:color w:val="0000EE"/>
-            <w:u w:val="single"/>
-          </w:rPr>
-          <w:t>52:9–11</w:t>
-        </w:r>
-      </w:hyperlink>
+      <w:r>
+        <w:rPr>
+          <w:lang w:val="zh_TW" w:bidi="zh_TW"/>
+        </w:rPr>
+        <w:t>52:9–11</w:t>
+      </w:r>
       <w:r>
         <w:rPr>
           <w:lang w:val="zh_TW" w:bidi="zh_TW"/>
@@ -5438,18 +4712,12 @@
         </w:rPr>
         <w:t>烏斯是約旦河東的一個地區，向南延伸到以東。這裡是約伯的家鄉（</w:t>
       </w:r>
-      <w:hyperlink r:id="rId132">
-        <w:r>
-          <w:rPr>
-            <w:lang w:val="zh_TW" w:bidi="zh_TW"/>
-          </w:rPr>
-          <w:rPr>
-            <w:color w:val="0000EE"/>
-            <w:u w:val="single"/>
-          </w:rPr>
-          <w:t>伯1:1</w:t>
-        </w:r>
-      </w:hyperlink>
+      <w:r>
+        <w:rPr>
+          <w:lang w:val="zh_TW" w:bidi="zh_TW"/>
+        </w:rPr>
+        <w:t>伯1:1</w:t>
+      </w:r>
       <w:r>
         <w:rPr>
           <w:lang w:val="zh_TW" w:bidi="zh_TW"/>
@@ -5504,36 +4772,24 @@
         </w:rPr>
         <w:t>以東人覺得安全了，並為耶路撒冷所遭遇的不幸而幸災樂禍，但他們也將因自己的罪受刑罰（見</w:t>
       </w:r>
-      <w:hyperlink r:id="rId133">
-        <w:r>
-          <w:rPr>
-            <w:lang w:val="zh_TW" w:bidi="zh_TW"/>
-          </w:rPr>
-          <w:rPr>
-            <w:color w:val="0000EE"/>
-            <w:u w:val="single"/>
-          </w:rPr>
-          <w:t>俄1章</w:t>
-        </w:r>
-      </w:hyperlink>
+      <w:r>
+        <w:rPr>
+          <w:lang w:val="zh_TW" w:bidi="zh_TW"/>
+        </w:rPr>
+        <w:t>俄1章</w:t>
+      </w:r>
       <w:r>
         <w:rPr>
           <w:lang w:val="zh_TW" w:bidi="zh_TW"/>
         </w:rPr>
         <w:t>；</w:t>
       </w:r>
-      <w:hyperlink r:id="rId134">
-        <w:r>
-          <w:rPr>
-            <w:lang w:val="zh_TW" w:bidi="zh_TW"/>
-          </w:rPr>
-          <w:rPr>
-            <w:color w:val="0000EE"/>
-            <w:u w:val="single"/>
-          </w:rPr>
-          <w:t>耶49:7–22</w:t>
-        </w:r>
-      </w:hyperlink>
+      <w:r>
+        <w:rPr>
+          <w:lang w:val="zh_TW" w:bidi="zh_TW"/>
+        </w:rPr>
+        <w:t>耶49:7–22</w:t>
+      </w:r>
       <w:r>
         <w:rPr>
           <w:lang w:val="zh_TW" w:bidi="zh_TW"/>
@@ -5588,36 +4844,24 @@
         </w:rPr>
         <w:t>被擄後第一次歸回是在公元前538年，當時波斯的塞魯士擊敗了巴比倫（</w:t>
       </w:r>
-      <w:hyperlink r:id="rId135">
-        <w:r>
-          <w:rPr>
-            <w:lang w:val="zh_TW" w:bidi="zh_TW"/>
-          </w:rPr>
-          <w:rPr>
-            <w:color w:val="0000EE"/>
-            <w:u w:val="single"/>
-          </w:rPr>
-          <w:t>代下36:22–23</w:t>
-        </w:r>
-      </w:hyperlink>
+      <w:r>
+        <w:rPr>
+          <w:lang w:val="zh_TW" w:bidi="zh_TW"/>
+        </w:rPr>
+        <w:t>代下36:22–23</w:t>
+      </w:r>
       <w:r>
         <w:rPr>
           <w:lang w:val="zh_TW" w:bidi="zh_TW"/>
         </w:rPr>
         <w:t>；</w:t>
       </w:r>
-      <w:hyperlink r:id="rId136">
-        <w:r>
-          <w:rPr>
-            <w:lang w:val="zh_TW" w:bidi="zh_TW"/>
-          </w:rPr>
-          <w:rPr>
-            <w:color w:val="0000EE"/>
-            <w:u w:val="single"/>
-          </w:rPr>
-          <w:t>拉1:1–4</w:t>
-        </w:r>
-      </w:hyperlink>
+      <w:r>
+        <w:rPr>
+          <w:lang w:val="zh_TW" w:bidi="zh_TW"/>
+        </w:rPr>
+        <w:t>拉1:1–4</w:t>
+      </w:r>
       <w:r>
         <w:rPr>
           <w:lang w:val="zh_TW" w:bidi="zh_TW"/>
@@ -5672,18 +4916,12 @@
         </w:rPr>
         <w:t>這一章是一個誠摯的祈求復興的禱告（參</w:t>
       </w:r>
-      <w:hyperlink r:id="rId137">
-        <w:r>
-          <w:rPr>
-            <w:lang w:val="zh_TW" w:bidi="zh_TW"/>
-          </w:rPr>
-          <w:rPr>
-            <w:color w:val="0000EE"/>
-            <w:u w:val="single"/>
-          </w:rPr>
-          <w:t>但9:4–19</w:t>
-        </w:r>
-      </w:hyperlink>
+      <w:r>
+        <w:rPr>
+          <w:lang w:val="zh_TW" w:bidi="zh_TW"/>
+        </w:rPr>
+        <w:t>但9:4–19</w:t>
+      </w:r>
       <w:r>
         <w:rPr>
           <w:lang w:val="zh_TW" w:bidi="zh_TW"/>
@@ -5738,72 +4976,48 @@
         </w:rPr>
         <w:t>在圍困期間，城內發生了飢荒（</w:t>
       </w:r>
-      <w:hyperlink r:id="rId138">
-        <w:r>
-          <w:rPr>
-            <w:lang w:val="zh_TW" w:bidi="zh_TW"/>
-          </w:rPr>
-          <w:rPr>
-            <w:color w:val="0000EE"/>
-            <w:u w:val="single"/>
-          </w:rPr>
-          <w:t>王下25:3</w:t>
-        </w:r>
-      </w:hyperlink>
+      <w:r>
+        <w:rPr>
+          <w:lang w:val="zh_TW" w:bidi="zh_TW"/>
+        </w:rPr>
+        <w:t>王下25:3</w:t>
+      </w:r>
       <w:r>
         <w:rPr>
           <w:lang w:val="zh_TW" w:bidi="zh_TW"/>
         </w:rPr>
         <w:t>；</w:t>
       </w:r>
-      <w:hyperlink r:id="rId43">
-        <w:r>
-          <w:rPr>
-            <w:lang w:val="zh_TW" w:bidi="zh_TW"/>
-          </w:rPr>
-          <w:rPr>
-            <w:color w:val="0000EE"/>
-            <w:u w:val="single"/>
-          </w:rPr>
-          <w:t>耶37:21</w:t>
-        </w:r>
-      </w:hyperlink>
+      <w:r>
+        <w:rPr>
+          <w:lang w:val="zh_TW" w:bidi="zh_TW"/>
+        </w:rPr>
+        <w:t>耶37:21</w:t>
+      </w:r>
       <w:r>
         <w:rPr>
           <w:lang w:val="zh_TW" w:bidi="zh_TW"/>
         </w:rPr>
         <w:t>，</w:t>
       </w:r>
-      <w:hyperlink r:id="rId139">
-        <w:r>
-          <w:rPr>
-            <w:lang w:val="zh_TW" w:bidi="zh_TW"/>
-          </w:rPr>
-          <w:rPr>
-            <w:color w:val="0000EE"/>
-            <w:u w:val="single"/>
-          </w:rPr>
-          <w:t>38:9</w:t>
-        </w:r>
-      </w:hyperlink>
+      <w:r>
+        <w:rPr>
+          <w:lang w:val="zh_TW" w:bidi="zh_TW"/>
+        </w:rPr>
+        <w:t>38:9</w:t>
+      </w:r>
       <w:r>
         <w:rPr>
           <w:lang w:val="zh_TW" w:bidi="zh_TW"/>
         </w:rPr>
         <w:t>，</w:t>
       </w:r>
-      <w:hyperlink r:id="rId140">
-        <w:r>
-          <w:rPr>
-            <w:lang w:val="zh_TW" w:bidi="zh_TW"/>
-          </w:rPr>
-          <w:rPr>
-            <w:color w:val="0000EE"/>
-            <w:u w:val="single"/>
-          </w:rPr>
-          <w:t>52:6</w:t>
-        </w:r>
-      </w:hyperlink>
+      <w:r>
+        <w:rPr>
+          <w:lang w:val="zh_TW" w:bidi="zh_TW"/>
+        </w:rPr>
+        <w:t>52:6</w:t>
+      </w:r>
       <w:r>
         <w:rPr>
           <w:lang w:val="zh_TW" w:bidi="zh_TW"/>
@@ -5858,90 +5072,60 @@
         </w:rPr>
         <w:t>這些可怕的事之所以發生是因為百姓所犯的罪（見</w:t>
       </w:r>
-      <w:hyperlink r:id="rId141">
-        <w:r>
-          <w:rPr>
-            <w:lang w:val="zh_TW" w:bidi="zh_TW"/>
-          </w:rPr>
-          <w:rPr>
-            <w:color w:val="0000EE"/>
-            <w:u w:val="single"/>
-          </w:rPr>
-          <w:t>賽24:7–12</w:t>
-        </w:r>
-      </w:hyperlink>
+      <w:r>
+        <w:rPr>
+          <w:lang w:val="zh_TW" w:bidi="zh_TW"/>
+        </w:rPr>
+        <w:t>賽24:7–12</w:t>
+      </w:r>
       <w:r>
         <w:rPr>
           <w:lang w:val="zh_TW" w:bidi="zh_TW"/>
         </w:rPr>
         <w:t>；</w:t>
       </w:r>
-      <w:hyperlink r:id="rId142">
-        <w:r>
-          <w:rPr>
-            <w:lang w:val="zh_TW" w:bidi="zh_TW"/>
-          </w:rPr>
-          <w:rPr>
-            <w:color w:val="0000EE"/>
-            <w:u w:val="single"/>
-          </w:rPr>
-          <w:t>耶7:24</w:t>
-        </w:r>
-      </w:hyperlink>
+      <w:r>
+        <w:rPr>
+          <w:lang w:val="zh_TW" w:bidi="zh_TW"/>
+        </w:rPr>
+        <w:t>耶7:24</w:t>
+      </w:r>
       <w:r>
         <w:rPr>
           <w:lang w:val="zh_TW" w:bidi="zh_TW"/>
         </w:rPr>
         <w:t>，</w:t>
       </w:r>
-      <w:hyperlink r:id="rId143">
-        <w:r>
-          <w:rPr>
-            <w:lang w:val="zh_TW" w:bidi="zh_TW"/>
-          </w:rPr>
-          <w:rPr>
-            <w:color w:val="0000EE"/>
-            <w:u w:val="single"/>
-          </w:rPr>
-          <w:t>13:18</w:t>
-        </w:r>
-      </w:hyperlink>
+      <w:r>
+        <w:rPr>
+          <w:lang w:val="zh_TW" w:bidi="zh_TW"/>
+        </w:rPr>
+        <w:t>13:18</w:t>
+      </w:r>
       <w:r>
         <w:rPr>
           <w:lang w:val="zh_TW" w:bidi="zh_TW"/>
         </w:rPr>
         <w:t>，</w:t>
       </w:r>
-      <w:hyperlink r:id="rId144">
-        <w:r>
-          <w:rPr>
-            <w:lang w:val="zh_TW" w:bidi="zh_TW"/>
-          </w:rPr>
-          <w:rPr>
-            <w:color w:val="0000EE"/>
-            <w:u w:val="single"/>
-          </w:rPr>
-          <w:t>25:10–11</w:t>
-        </w:r>
-      </w:hyperlink>
+      <w:r>
+        <w:rPr>
+          <w:lang w:val="zh_TW" w:bidi="zh_TW"/>
+        </w:rPr>
+        <w:t>25:10–11</w:t>
+      </w:r>
       <w:r>
         <w:rPr>
           <w:lang w:val="zh_TW" w:bidi="zh_TW"/>
         </w:rPr>
         <w:t>；</w:t>
       </w:r>
-      <w:hyperlink r:id="rId145">
-        <w:r>
-          <w:rPr>
-            <w:lang w:val="zh_TW" w:bidi="zh_TW"/>
-          </w:rPr>
-          <w:rPr>
-            <w:color w:val="0000EE"/>
-            <w:u w:val="single"/>
-          </w:rPr>
-          <w:t>摩8:10</w:t>
-        </w:r>
-      </w:hyperlink>
+      <w:r>
+        <w:rPr>
+          <w:lang w:val="zh_TW" w:bidi="zh_TW"/>
+        </w:rPr>
+        <w:t>摩8:10</w:t>
+      </w:r>
       <w:r>
         <w:rPr>
           <w:lang w:val="zh_TW" w:bidi="zh_TW"/>
@@ -5996,90 +5180,60 @@
         </w:rPr>
         <w:t>豺狼四處遊蕩（和合本譯為：野狗行在其上）：參</w:t>
       </w:r>
-      <w:hyperlink r:id="rId146">
-        <w:r>
-          <w:rPr>
-            <w:lang w:val="zh_TW" w:bidi="zh_TW"/>
-          </w:rPr>
-          <w:rPr>
-            <w:color w:val="0000EE"/>
-            <w:u w:val="single"/>
-          </w:rPr>
-          <w:t>以賽亞書十三章22節</w:t>
-        </w:r>
-      </w:hyperlink>
+      <w:r>
+        <w:rPr>
+          <w:lang w:val="zh_TW" w:bidi="zh_TW"/>
+        </w:rPr>
+        <w:t>以賽亞書十三章22節</w:t>
+      </w:r>
       <w:r>
         <w:rPr>
           <w:lang w:val="zh_TW" w:bidi="zh_TW"/>
         </w:rPr>
         <w:t>，</w:t>
       </w:r>
-      <w:hyperlink r:id="rId147">
-        <w:r>
-          <w:rPr>
-            <w:lang w:val="zh_TW" w:bidi="zh_TW"/>
-          </w:rPr>
-          <w:rPr>
-            <w:color w:val="0000EE"/>
-            <w:u w:val="single"/>
-          </w:rPr>
-          <w:t>三十四章13節</w:t>
-        </w:r>
-      </w:hyperlink>
+      <w:r>
+        <w:rPr>
+          <w:lang w:val="zh_TW" w:bidi="zh_TW"/>
+        </w:rPr>
+        <w:t>三十四章13節</w:t>
+      </w:r>
       <w:r>
         <w:rPr>
           <w:lang w:val="zh_TW" w:bidi="zh_TW"/>
         </w:rPr>
         <w:t>；</w:t>
       </w:r>
-      <w:hyperlink r:id="rId148">
-        <w:r>
-          <w:rPr>
-            <w:lang w:val="zh_TW" w:bidi="zh_TW"/>
-          </w:rPr>
-          <w:rPr>
-            <w:color w:val="0000EE"/>
-            <w:u w:val="single"/>
-          </w:rPr>
-          <w:t>耶利米書九章11節</w:t>
-        </w:r>
-      </w:hyperlink>
+      <w:r>
+        <w:rPr>
+          <w:lang w:val="zh_TW" w:bidi="zh_TW"/>
+        </w:rPr>
+        <w:t>耶利米書九章11節</w:t>
+      </w:r>
       <w:r>
         <w:rPr>
           <w:lang w:val="zh_TW" w:bidi="zh_TW"/>
         </w:rPr>
         <w:t>，</w:t>
       </w:r>
-      <w:hyperlink r:id="rId149">
-        <w:r>
-          <w:rPr>
-            <w:lang w:val="zh_TW" w:bidi="zh_TW"/>
-          </w:rPr>
-          <w:rPr>
-            <w:color w:val="0000EE"/>
-            <w:u w:val="single"/>
-          </w:rPr>
-          <w:t>十章22節</w:t>
-        </w:r>
-      </w:hyperlink>
+      <w:r>
+        <w:rPr>
+          <w:lang w:val="zh_TW" w:bidi="zh_TW"/>
+        </w:rPr>
+        <w:t>十章22節</w:t>
+      </w:r>
       <w:r>
         <w:rPr>
           <w:lang w:val="zh_TW" w:bidi="zh_TW"/>
         </w:rPr>
         <w:t>；</w:t>
       </w:r>
-      <w:hyperlink r:id="rId150">
-        <w:r>
-          <w:rPr>
-            <w:lang w:val="zh_TW" w:bidi="zh_TW"/>
-          </w:rPr>
-          <w:rPr>
-            <w:color w:val="0000EE"/>
-            <w:u w:val="single"/>
-          </w:rPr>
-          <w:t>瑪拉基書一章3節</w:t>
-        </w:r>
-      </w:hyperlink>
+      <w:r>
+        <w:rPr>
+          <w:lang w:val="zh_TW" w:bidi="zh_TW"/>
+        </w:rPr>
+        <w:t>瑪拉基書一章3節</w:t>
+      </w:r>
       <w:r>
         <w:rPr>
           <w:lang w:val="zh_TW" w:bidi="zh_TW"/>
@@ -6134,90 +5288,60 @@
         </w:rPr>
         <w:t>你竟全然棄絕我們……？被擄的悲劇引發了神是否會赦罪並醫治祂的百姓的問題。神透過先知（</w:t>
       </w:r>
-      <w:hyperlink r:id="rId151">
-        <w:r>
-          <w:rPr>
-            <w:lang w:val="zh_TW" w:bidi="zh_TW"/>
-          </w:rPr>
-          <w:rPr>
-            <w:color w:val="0000EE"/>
-            <w:u w:val="single"/>
-          </w:rPr>
-          <w:t>賽40:27–31</w:t>
-        </w:r>
-      </w:hyperlink>
+      <w:r>
+        <w:rPr>
+          <w:lang w:val="zh_TW" w:bidi="zh_TW"/>
+        </w:rPr>
+        <w:t>賽40:27–31</w:t>
+      </w:r>
       <w:r>
         <w:rPr>
           <w:lang w:val="zh_TW" w:bidi="zh_TW"/>
         </w:rPr>
         <w:t>，</w:t>
       </w:r>
-      <w:hyperlink r:id="rId152">
-        <w:r>
-          <w:rPr>
-            <w:lang w:val="zh_TW" w:bidi="zh_TW"/>
-          </w:rPr>
-          <w:rPr>
-            <w:color w:val="0000EE"/>
-            <w:u w:val="single"/>
-          </w:rPr>
-          <w:t>41:8–20</w:t>
-        </w:r>
-      </w:hyperlink>
+      <w:r>
+        <w:rPr>
+          <w:lang w:val="zh_TW" w:bidi="zh_TW"/>
+        </w:rPr>
+        <w:t>41:8–20</w:t>
+      </w:r>
       <w:r>
         <w:rPr>
           <w:lang w:val="zh_TW" w:bidi="zh_TW"/>
         </w:rPr>
         <w:t>）和差遣基督（</w:t>
       </w:r>
-      <w:hyperlink r:id="rId153">
-        <w:r>
-          <w:rPr>
-            <w:lang w:val="zh_TW" w:bidi="zh_TW"/>
-          </w:rPr>
-          <w:rPr>
-            <w:color w:val="0000EE"/>
-            <w:u w:val="single"/>
-          </w:rPr>
-          <w:t>太9:2–6</w:t>
-        </w:r>
-      </w:hyperlink>
+      <w:r>
+        <w:rPr>
+          <w:lang w:val="zh_TW" w:bidi="zh_TW"/>
+        </w:rPr>
+        <w:t>太9:2–6</w:t>
+      </w:r>
       <w:r>
         <w:rPr>
           <w:lang w:val="zh_TW" w:bidi="zh_TW"/>
         </w:rPr>
         <w:t>，</w:t>
       </w:r>
-      <w:hyperlink r:id="rId154">
-        <w:r>
-          <w:rPr>
-            <w:lang w:val="zh_TW" w:bidi="zh_TW"/>
-          </w:rPr>
-          <w:rPr>
-            <w:color w:val="0000EE"/>
-            <w:u w:val="single"/>
-          </w:rPr>
-          <w:t>26:28</w:t>
-        </w:r>
-      </w:hyperlink>
+      <w:r>
+        <w:rPr>
+          <w:lang w:val="zh_TW" w:bidi="zh_TW"/>
+        </w:rPr>
+        <w:t>26:28</w:t>
+      </w:r>
       <w:r>
         <w:rPr>
           <w:lang w:val="zh_TW" w:bidi="zh_TW"/>
         </w:rPr>
         <w:t>；</w:t>
       </w:r>
-      <w:hyperlink r:id="rId155">
-        <w:r>
-          <w:rPr>
-            <w:lang w:val="zh_TW" w:bidi="zh_TW"/>
-          </w:rPr>
-          <w:rPr>
-            <w:color w:val="0000EE"/>
-            <w:u w:val="single"/>
-          </w:rPr>
-          <w:t>路24:47</w:t>
-        </w:r>
-      </w:hyperlink>
+      <w:r>
+        <w:rPr>
+          <w:lang w:val="zh_TW" w:bidi="zh_TW"/>
+        </w:rPr>
+        <w:t>路24:47</w:t>
+      </w:r>
       <w:r>
         <w:rPr>
           <w:lang w:val="zh_TW" w:bidi="zh_TW"/>
